--- a/summery.docx
+++ b/summery.docx
@@ -4,10 +4,13 @@
   <w:body>
     <w:p>
       <w:r>
+        <w:rPr>
+          <w:noProof/>
+        </w:rPr>
         <w:drawing>
-          <wp:inline distT="0" distB="0" distL="0" distR="0" wp14:anchorId="66B82540" wp14:editId="3528ECAB">
-            <wp:extent cx="5612130" cy="4271645"/>
-            <wp:effectExtent l="0" t="0" r="7620" b="0"/>
+          <wp:inline distT="0" distB="0" distL="0" distR="0" wp14:anchorId="66B82540" wp14:editId="45F98FAE">
+            <wp:extent cx="5347667" cy="4070350"/>
+            <wp:effectExtent l="0" t="0" r="5715" b="6350"/>
             <wp:docPr id="1" name="Imagen 1"/>
             <wp:cNvGraphicFramePr>
               <a:graphicFrameLocks xmlns:a="http://schemas.openxmlformats.org/drawingml/2006/main" noChangeAspect="1"/>
@@ -28,7 +31,7 @@
                   <pic:spPr>
                     <a:xfrm>
                       <a:off x="0" y="0"/>
-                      <a:ext cx="5612130" cy="4271645"/>
+                      <a:ext cx="5348902" cy="4071290"/>
                     </a:xfrm>
                     <a:prstGeom prst="rect">
                       <a:avLst/>
@@ -43,11 +46,13 @@
     </w:p>
     <w:p>
       <w:r>
-        <w:lastRenderedPageBreak/>
+        <w:rPr>
+          <w:noProof/>
+        </w:rPr>
         <w:drawing>
-          <wp:inline distT="0" distB="0" distL="0" distR="0" wp14:anchorId="50F0D3FE" wp14:editId="51BB28FB">
-            <wp:extent cx="5612130" cy="4067175"/>
-            <wp:effectExtent l="0" t="0" r="7620" b="9525"/>
+          <wp:inline distT="0" distB="0" distL="0" distR="0" wp14:anchorId="50F0D3FE" wp14:editId="61BE6749">
+            <wp:extent cx="4889256" cy="3543300"/>
+            <wp:effectExtent l="0" t="0" r="6985" b="0"/>
             <wp:docPr id="2" name="Imagen 2"/>
             <wp:cNvGraphicFramePr>
               <a:graphicFrameLocks xmlns:a="http://schemas.openxmlformats.org/drawingml/2006/main" noChangeAspect="1"/>
@@ -68,7 +73,126 @@
                   <pic:spPr>
                     <a:xfrm>
                       <a:off x="0" y="0"/>
-                      <a:ext cx="5612130" cy="4067175"/>
+                      <a:ext cx="4890165" cy="3543959"/>
+                    </a:xfrm>
+                    <a:prstGeom prst="rect">
+                      <a:avLst/>
+                    </a:prstGeom>
+                  </pic:spPr>
+                </pic:pic>
+              </a:graphicData>
+            </a:graphic>
+          </wp:inline>
+        </w:drawing>
+      </w:r>
+    </w:p>
+    <w:p>
+      <w:r>
+        <w:lastRenderedPageBreak/>
+        <w:drawing>
+          <wp:inline distT="0" distB="0" distL="0" distR="0" wp14:anchorId="24DF32F9" wp14:editId="0C85A5C1">
+            <wp:extent cx="5220586" cy="3708400"/>
+            <wp:effectExtent l="0" t="0" r="0" b="6350"/>
+            <wp:docPr id="3" name="Imagen 3"/>
+            <wp:cNvGraphicFramePr>
+              <a:graphicFrameLocks xmlns:a="http://schemas.openxmlformats.org/drawingml/2006/main" noChangeAspect="1"/>
+            </wp:cNvGraphicFramePr>
+            <a:graphic xmlns:a="http://schemas.openxmlformats.org/drawingml/2006/main">
+              <a:graphicData uri="http://schemas.openxmlformats.org/drawingml/2006/picture">
+                <pic:pic xmlns:pic="http://schemas.openxmlformats.org/drawingml/2006/picture">
+                  <pic:nvPicPr>
+                    <pic:cNvPr id="1" name=""/>
+                    <pic:cNvPicPr/>
+                  </pic:nvPicPr>
+                  <pic:blipFill>
+                    <a:blip r:embed="rId6"/>
+                    <a:stretch>
+                      <a:fillRect/>
+                    </a:stretch>
+                  </pic:blipFill>
+                  <pic:spPr>
+                    <a:xfrm>
+                      <a:off x="0" y="0"/>
+                      <a:ext cx="5222330" cy="3709639"/>
+                    </a:xfrm>
+                    <a:prstGeom prst="rect">
+                      <a:avLst/>
+                    </a:prstGeom>
+                  </pic:spPr>
+                </pic:pic>
+              </a:graphicData>
+            </a:graphic>
+          </wp:inline>
+        </w:drawing>
+      </w:r>
+    </w:p>
+    <w:p>
+      <w:r>
+        <w:drawing>
+          <wp:inline distT="0" distB="0" distL="0" distR="0" wp14:anchorId="68AB7E5B" wp14:editId="48DB6E00">
+            <wp:extent cx="5612130" cy="3027045"/>
+            <wp:effectExtent l="0" t="0" r="7620" b="1905"/>
+            <wp:docPr id="4" name="Imagen 4"/>
+            <wp:cNvGraphicFramePr>
+              <a:graphicFrameLocks xmlns:a="http://schemas.openxmlformats.org/drawingml/2006/main" noChangeAspect="1"/>
+            </wp:cNvGraphicFramePr>
+            <a:graphic xmlns:a="http://schemas.openxmlformats.org/drawingml/2006/main">
+              <a:graphicData uri="http://schemas.openxmlformats.org/drawingml/2006/picture">
+                <pic:pic xmlns:pic="http://schemas.openxmlformats.org/drawingml/2006/picture">
+                  <pic:nvPicPr>
+                    <pic:cNvPr id="1" name=""/>
+                    <pic:cNvPicPr/>
+                  </pic:nvPicPr>
+                  <pic:blipFill>
+                    <a:blip r:embed="rId7"/>
+                    <a:stretch>
+                      <a:fillRect/>
+                    </a:stretch>
+                  </pic:blipFill>
+                  <pic:spPr>
+                    <a:xfrm>
+                      <a:off x="0" y="0"/>
+                      <a:ext cx="5612130" cy="3027045"/>
+                    </a:xfrm>
+                    <a:prstGeom prst="rect">
+                      <a:avLst/>
+                    </a:prstGeom>
+                  </pic:spPr>
+                </pic:pic>
+              </a:graphicData>
+            </a:graphic>
+          </wp:inline>
+        </w:drawing>
+      </w:r>
+    </w:p>
+    <w:p>
+      <w:r>
+        <w:lastRenderedPageBreak/>
+        <w:drawing>
+          <wp:inline distT="0" distB="0" distL="0" distR="0" wp14:anchorId="76C8BC27" wp14:editId="178A2D31">
+            <wp:extent cx="5612130" cy="2580005"/>
+            <wp:effectExtent l="0" t="0" r="7620" b="0"/>
+            <wp:docPr id="5" name="Imagen 5"/>
+            <wp:cNvGraphicFramePr>
+              <a:graphicFrameLocks xmlns:a="http://schemas.openxmlformats.org/drawingml/2006/main" noChangeAspect="1"/>
+            </wp:cNvGraphicFramePr>
+            <a:graphic xmlns:a="http://schemas.openxmlformats.org/drawingml/2006/main">
+              <a:graphicData uri="http://schemas.openxmlformats.org/drawingml/2006/picture">
+                <pic:pic xmlns:pic="http://schemas.openxmlformats.org/drawingml/2006/picture">
+                  <pic:nvPicPr>
+                    <pic:cNvPr id="1" name=""/>
+                    <pic:cNvPicPr/>
+                  </pic:nvPicPr>
+                  <pic:blipFill>
+                    <a:blip r:embed="rId8"/>
+                    <a:stretch>
+                      <a:fillRect/>
+                    </a:stretch>
+                  </pic:blipFill>
+                  <pic:spPr>
+                    <a:xfrm>
+                      <a:off x="0" y="0"/>
+                      <a:ext cx="5612130" cy="2580005"/>
                     </a:xfrm>
                     <a:prstGeom prst="rect">
                       <a:avLst/>

--- a/summery.docx
+++ b/summery.docx
@@ -3,57 +3,113 @@
 <w:document xmlns:wpc="http://schemas.microsoft.com/office/word/2010/wordprocessingCanvas" xmlns:cx="http://schemas.microsoft.com/office/drawing/2014/chartex" xmlns:cx1="http://schemas.microsoft.com/office/drawing/2015/9/8/chartex" xmlns:cx2="http://schemas.microsoft.com/office/drawing/2015/10/21/chartex" xmlns:cx3="http://schemas.microsoft.com/office/drawing/2016/5/9/chartex" xmlns:cx4="http://schemas.microsoft.com/office/drawing/2016/5/10/chartex" xmlns:cx5="http://schemas.microsoft.com/office/drawing/2016/5/11/chartex" xmlns:cx6="http://schemas.microsoft.com/office/drawing/2016/5/12/chartex" xmlns:cx7="http://schemas.microsoft.com/office/drawing/2016/5/13/chartex" xmlns:cx8="http://schemas.microsoft.com/office/drawing/2016/5/14/chartex" xmlns:mc="http://schemas.openxmlformats.org/markup-compatibility/2006" xmlns:aink="http://schemas.microsoft.com/office/drawing/2016/ink" xmlns:am3d="http://schemas.microsoft.com/office/drawing/2017/model3d" xmlns:o="urn:schemas-microsoft-com:office:office" xmlns:oel="http://schemas.microsoft.com/office/2019/extlst" xmlns:r="http://schemas.openxmlformats.org/officeDocument/2006/relationships" xmlns:m="http://schemas.openxmlformats.org/officeDocument/2006/math" xmlns:v="urn:schemas-microsoft-com:vml" xmlns:wp14="http://schemas.microsoft.com/office/word/2010/wordprocessingDrawing" xmlns:wp="http://schemas.openxmlformats.org/drawingml/2006/wordprocessingDrawing" xmlns:w10="urn:schemas-microsoft-com:office:word" xmlns:w="http://schemas.openxmlformats.org/wordprocessingml/2006/main" xmlns:w14="http://schemas.microsoft.com/office/word/2010/wordml" xmlns:w15="http://schemas.microsoft.com/office/word/2012/wordml" xmlns:w16cex="http://schemas.microsoft.com/office/word/2018/wordml/cex" xmlns:w16cid="http://schemas.microsoft.com/office/word/2016/wordml/cid" xmlns:w16="http://schemas.microsoft.com/office/word/2018/wordml" xmlns:w16sdtdh="http://schemas.microsoft.com/office/word/2020/wordml/sdtdatahash" xmlns:w16se="http://schemas.microsoft.com/office/word/2015/wordml/symex" xmlns:wpg="http://schemas.microsoft.com/office/word/2010/wordprocessingGroup" xmlns:wpi="http://schemas.microsoft.com/office/word/2010/wordprocessingInk" xmlns:wne="http://schemas.microsoft.com/office/word/2006/wordml" xmlns:wps="http://schemas.microsoft.com/office/word/2010/wordprocessingShape" mc:Ignorable="w14 w15 w16se w16cid w16 w16cex w16sdtdh wp14">
   <w:body>
     <w:p>
-      <w:r>
-        <w:rPr>
-          <w:noProof/>
-        </w:rPr>
+      <w:pPr>
+        <w:ind w:left="720" w:hanging="360"/>
+        <w:jc w:val="center"/>
+        <w:rPr>
+          <w:b/>
+          <w:bCs/>
+          <w:sz w:val="28"/>
+          <w:szCs w:val="28"/>
+          <w:u w:val="single"/>
+          <w:lang w:val="en-US"/>
+        </w:rPr>
+      </w:pPr>
+      <w:r>
+        <w:rPr>
+          <w:b/>
+          <w:bCs/>
+          <w:sz w:val="28"/>
+          <w:szCs w:val="28"/>
+          <w:u w:val="single"/>
+          <w:lang w:val="en-US"/>
+        </w:rPr>
+        <w:t>Dataset overview and Descriptive analysis</w:t>
+      </w:r>
+    </w:p>
+    <w:p>
+      <w:pPr>
+        <w:rPr>
+          <w:lang w:val="en-US"/>
+        </w:rPr>
+      </w:pPr>
+    </w:p>
+    <w:p>
+      <w:pPr>
+        <w:pStyle w:val="Prrafodelista"/>
+        <w:numPr>
+          <w:ilvl w:val="0"/>
+          <w:numId w:val="2"/>
+        </w:numPr>
+      </w:pPr>
+      <w:r>
+        <w:t xml:space="preserve">Load </w:t>
+      </w:r>
+      <w:proofErr w:type="spellStart"/>
+      <w:r>
+        <w:t>the</w:t>
+      </w:r>
+      <w:proofErr w:type="spellEnd"/>
+      <w:r>
+        <w:t xml:space="preserve"> </w:t>
+      </w:r>
+      <w:proofErr w:type="spellStart"/>
+      <w:r>
+        <w:t>dataset</w:t>
+      </w:r>
+      <w:proofErr w:type="spellEnd"/>
+      <w:r>
+        <w:t xml:space="preserve"> and </w:t>
+      </w:r>
+      <w:proofErr w:type="spellStart"/>
+      <w:r>
+        <w:t>initial</w:t>
+      </w:r>
+      <w:proofErr w:type="spellEnd"/>
+      <w:r>
+        <w:t xml:space="preserve"> </w:t>
+      </w:r>
+      <w:proofErr w:type="spellStart"/>
+      <w:r>
+        <w:t>inspection</w:t>
+      </w:r>
+      <w:proofErr w:type="spellEnd"/>
+      <w:r>
+        <w:t>:</w:t>
+      </w:r>
+      <w:r>
+        <w:br/>
+      </w:r>
+      <w:r>
+        <w:br/>
+      </w:r>
+      <w:r>
+        <w:t xml:space="preserve">Como primer paso para el analizar </w:t>
+      </w:r>
+      <w:proofErr w:type="gramStart"/>
+      <w:r>
+        <w:t xml:space="preserve">el  </w:t>
+      </w:r>
+      <w:proofErr w:type="spellStart"/>
+      <w:r>
+        <w:t>dataset</w:t>
+      </w:r>
+      <w:proofErr w:type="spellEnd"/>
+      <w:proofErr w:type="gramEnd"/>
+      <w:r>
+        <w:t xml:space="preserve">, </w:t>
+      </w:r>
+      <w:r>
+        <w:t xml:space="preserve">cargar mi data y analizar las columnas identificando como estaban distribuidas tanto las columnas como las filas. </w:t>
+      </w:r>
+    </w:p>
+    <w:p>
+      <w:r>
         <w:drawing>
-          <wp:inline distT="0" distB="0" distL="0" distR="0" wp14:anchorId="66B82540" wp14:editId="45F98FAE">
-            <wp:extent cx="5347667" cy="4070350"/>
-            <wp:effectExtent l="0" t="0" r="5715" b="6350"/>
+          <wp:inline distT="0" distB="0" distL="0" distR="0" wp14:anchorId="7F11A534" wp14:editId="6B8B57AC">
+            <wp:extent cx="5612130" cy="1766570"/>
+            <wp:effectExtent l="0" t="0" r="7620" b="5080"/>
             <wp:docPr id="1" name="Imagen 1"/>
-            <wp:cNvGraphicFramePr>
-              <a:graphicFrameLocks xmlns:a="http://schemas.openxmlformats.org/drawingml/2006/main" noChangeAspect="1"/>
-            </wp:cNvGraphicFramePr>
-            <a:graphic xmlns:a="http://schemas.openxmlformats.org/drawingml/2006/main">
-              <a:graphicData uri="http://schemas.openxmlformats.org/drawingml/2006/picture">
-                <pic:pic xmlns:pic="http://schemas.openxmlformats.org/drawingml/2006/picture">
-                  <pic:nvPicPr>
-                    <pic:cNvPr id="1" name=""/>
-                    <pic:cNvPicPr/>
-                  </pic:nvPicPr>
-                  <pic:blipFill>
-                    <a:blip r:embed="rId4"/>
-                    <a:stretch>
-                      <a:fillRect/>
-                    </a:stretch>
-                  </pic:blipFill>
-                  <pic:spPr>
-                    <a:xfrm>
-                      <a:off x="0" y="0"/>
-                      <a:ext cx="5348902" cy="4071290"/>
-                    </a:xfrm>
-                    <a:prstGeom prst="rect">
-                      <a:avLst/>
-                    </a:prstGeom>
-                  </pic:spPr>
-                </pic:pic>
-              </a:graphicData>
-            </a:graphic>
-          </wp:inline>
-        </w:drawing>
-      </w:r>
-    </w:p>
-    <w:p>
-      <w:r>
-        <w:rPr>
-          <w:noProof/>
-        </w:rPr>
-        <w:drawing>
-          <wp:inline distT="0" distB="0" distL="0" distR="0" wp14:anchorId="50F0D3FE" wp14:editId="61BE6749">
-            <wp:extent cx="4889256" cy="3543300"/>
-            <wp:effectExtent l="0" t="0" r="6985" b="0"/>
-            <wp:docPr id="2" name="Imagen 2"/>
             <wp:cNvGraphicFramePr>
               <a:graphicFrameLocks xmlns:a="http://schemas.openxmlformats.org/drawingml/2006/main" noChangeAspect="1"/>
             </wp:cNvGraphicFramePr>
@@ -73,7 +129,7 @@
                   <pic:spPr>
                     <a:xfrm>
                       <a:off x="0" y="0"/>
-                      <a:ext cx="4890165" cy="3543959"/>
+                      <a:ext cx="5612130" cy="1766570"/>
                     </a:xfrm>
                     <a:prstGeom prst="rect">
                       <a:avLst/>
@@ -87,13 +143,110 @@
       </w:r>
     </w:p>
     <w:p>
-      <w:r>
-        <w:lastRenderedPageBreak/>
+      <w:pPr>
+        <w:pStyle w:val="Prrafodelista"/>
+        <w:numPr>
+          <w:ilvl w:val="0"/>
+          <w:numId w:val="2"/>
+        </w:numPr>
+      </w:pPr>
+      <w:proofErr w:type="spellStart"/>
+      <w:r>
+        <w:t>Dataset</w:t>
+      </w:r>
+      <w:proofErr w:type="spellEnd"/>
+      <w:r>
+        <w:t xml:space="preserve"> </w:t>
+      </w:r>
+      <w:proofErr w:type="spellStart"/>
+      <w:r>
+        <w:t>structure</w:t>
+      </w:r>
+      <w:proofErr w:type="spellEnd"/>
+      <w:r>
+        <w:t xml:space="preserve"> and data </w:t>
+      </w:r>
+      <w:proofErr w:type="spellStart"/>
+      <w:r>
+        <w:t>Quality</w:t>
+      </w:r>
+      <w:proofErr w:type="spellEnd"/>
+      <w:r>
+        <w:t xml:space="preserve"> </w:t>
+      </w:r>
+      <w:proofErr w:type="spellStart"/>
+      <w:r>
+        <w:t>check</w:t>
+      </w:r>
+      <w:proofErr w:type="spellEnd"/>
+      <w:r>
+        <w:t xml:space="preserve"> </w:t>
+      </w:r>
+      <w:r>
+        <w:br/>
+      </w:r>
+      <w:r>
+        <w:br/>
+        <w:t xml:space="preserve">analizo </w:t>
+      </w:r>
+      <w:proofErr w:type="spellStart"/>
+      <w:r>
+        <w:t>info</w:t>
+      </w:r>
+      <w:proofErr w:type="spellEnd"/>
+      <w:r>
+        <w:t xml:space="preserve"> para </w:t>
+      </w:r>
+      <w:r>
+        <w:t>verificar</w:t>
+      </w:r>
+      <w:r>
+        <w:t xml:space="preserve"> si existen </w:t>
+      </w:r>
+      <w:proofErr w:type="spellStart"/>
+      <w:r>
+        <w:t>missing</w:t>
+      </w:r>
+      <w:proofErr w:type="spellEnd"/>
+      <w:r>
+        <w:t xml:space="preserve"> data</w:t>
+      </w:r>
+      <w:r>
+        <w:t>,</w:t>
+      </w:r>
+      <w:r>
+        <w:t xml:space="preserve"> examinar el tipo de cada columna (int64 – float64)</w:t>
+      </w:r>
+      <w:r>
+        <w:t xml:space="preserve">, por medio de </w:t>
+      </w:r>
+      <w:proofErr w:type="spellStart"/>
+      <w:r>
+        <w:t>shape</w:t>
+      </w:r>
+      <w:proofErr w:type="spellEnd"/>
+      <w:r>
+        <w:t xml:space="preserve"> veo cuantas filas y columnas contempla mi </w:t>
+      </w:r>
+      <w:proofErr w:type="spellStart"/>
+      <w:r>
+        <w:t>dataset</w:t>
+      </w:r>
+      <w:proofErr w:type="spellEnd"/>
+      <w:r>
+        <w:t xml:space="preserve"> (17379 – 12) y luego confirmo que no hayan duplicados en mi data.</w:t>
+      </w:r>
+    </w:p>
+    <w:p>
+      <w:r>
+        <w:br/>
+      </w:r>
+      <w:r>
         <w:drawing>
-          <wp:inline distT="0" distB="0" distL="0" distR="0" wp14:anchorId="24DF32F9" wp14:editId="0C85A5C1">
-            <wp:extent cx="5220586" cy="3708400"/>
-            <wp:effectExtent l="0" t="0" r="0" b="6350"/>
-            <wp:docPr id="3" name="Imagen 3"/>
+          <wp:inline distT="0" distB="0" distL="0" distR="0" wp14:anchorId="6D8F5F2F" wp14:editId="7D073C99">
+            <wp:extent cx="5669280" cy="3087788"/>
+            <wp:effectExtent l="0" t="0" r="7620" b="0"/>
+            <wp:docPr id="6" name="Imagen 6"/>
             <wp:cNvGraphicFramePr>
               <a:graphicFrameLocks xmlns:a="http://schemas.openxmlformats.org/drawingml/2006/main" noChangeAspect="1"/>
             </wp:cNvGraphicFramePr>
@@ -113,7 +266,7 @@
                   <pic:spPr>
                     <a:xfrm>
                       <a:off x="0" y="0"/>
-                      <a:ext cx="5222330" cy="3709639"/>
+                      <a:ext cx="5682375" cy="3094920"/>
                     </a:xfrm>
                     <a:prstGeom prst="rect">
                       <a:avLst/>
@@ -126,13 +279,29 @@
         </w:drawing>
       </w:r>
     </w:p>
+    <w:p/>
+    <w:p/>
+    <w:p>
+      <w:r>
+        <w:lastRenderedPageBreak/>
+        <w:t xml:space="preserve">Describe me ayuda a resumir las variables numéricas examinar sus tendencias central y dispersión e identificar valores que requerían una revisión </w:t>
+      </w:r>
+      <w:proofErr w:type="spellStart"/>
+      <w:r>
+        <w:t>mas</w:t>
+      </w:r>
+      <w:proofErr w:type="spellEnd"/>
+      <w:r>
+        <w:t xml:space="preserve"> detallada.</w:t>
+      </w:r>
+    </w:p>
     <w:p>
       <w:r>
         <w:drawing>
-          <wp:inline distT="0" distB="0" distL="0" distR="0" wp14:anchorId="68AB7E5B" wp14:editId="48DB6E00">
-            <wp:extent cx="5612130" cy="3027045"/>
-            <wp:effectExtent l="0" t="0" r="7620" b="1905"/>
-            <wp:docPr id="4" name="Imagen 4"/>
+          <wp:inline distT="0" distB="0" distL="0" distR="0" wp14:anchorId="43569B16" wp14:editId="3430EA1A">
+            <wp:extent cx="5612130" cy="1716405"/>
+            <wp:effectExtent l="0" t="0" r="7620" b="0"/>
+            <wp:docPr id="7" name="Imagen 7"/>
             <wp:cNvGraphicFramePr>
               <a:graphicFrameLocks xmlns:a="http://schemas.openxmlformats.org/drawingml/2006/main" noChangeAspect="1"/>
             </wp:cNvGraphicFramePr>
@@ -152,7 +321,7 @@
                   <pic:spPr>
                     <a:xfrm>
                       <a:off x="0" y="0"/>
-                      <a:ext cx="5612130" cy="3027045"/>
+                      <a:ext cx="5612130" cy="1716405"/>
                     </a:xfrm>
                     <a:prstGeom prst="rect">
                       <a:avLst/>
@@ -164,15 +333,15 @@
           </wp:inline>
         </w:drawing>
       </w:r>
-    </w:p>
-    <w:p>
-      <w:r>
-        <w:lastRenderedPageBreak/>
+      <w:r>
+        <w:br/>
+      </w:r>
+      <w:r>
         <w:drawing>
-          <wp:inline distT="0" distB="0" distL="0" distR="0" wp14:anchorId="76C8BC27" wp14:editId="178A2D31">
-            <wp:extent cx="5612130" cy="2580005"/>
-            <wp:effectExtent l="0" t="0" r="7620" b="0"/>
-            <wp:docPr id="5" name="Imagen 5"/>
+          <wp:inline distT="0" distB="0" distL="0" distR="0" wp14:anchorId="1245FBFD" wp14:editId="6E119405">
+            <wp:extent cx="5612130" cy="1710055"/>
+            <wp:effectExtent l="0" t="0" r="7620" b="4445"/>
+            <wp:docPr id="8" name="Imagen 8"/>
             <wp:cNvGraphicFramePr>
               <a:graphicFrameLocks xmlns:a="http://schemas.openxmlformats.org/drawingml/2006/main" noChangeAspect="1"/>
             </wp:cNvGraphicFramePr>
@@ -192,7 +361,7 @@
                   <pic:spPr>
                     <a:xfrm>
                       <a:off x="0" y="0"/>
-                      <a:ext cx="5612130" cy="2580005"/>
+                      <a:ext cx="5612130" cy="1710055"/>
                     </a:xfrm>
                     <a:prstGeom prst="rect">
                       <a:avLst/>
@@ -205,6 +374,3936 @@
         </w:drawing>
       </w:r>
     </w:p>
+    <w:p>
+      <w:pPr>
+        <w:pStyle w:val="Prrafodelista"/>
+        <w:numPr>
+          <w:ilvl w:val="0"/>
+          <w:numId w:val="2"/>
+        </w:numPr>
+        <w:rPr>
+          <w:lang w:val="en-US"/>
+        </w:rPr>
+      </w:pPr>
+      <w:r>
+        <w:rPr>
+          <w:lang w:val="en-US"/>
+        </w:rPr>
+        <w:t xml:space="preserve">Descriptive </w:t>
+      </w:r>
+      <w:proofErr w:type="spellStart"/>
+      <w:r>
+        <w:rPr>
+          <w:lang w:val="en-US"/>
+        </w:rPr>
+        <w:t>estatistics</w:t>
+      </w:r>
+      <w:proofErr w:type="spellEnd"/>
+      <w:r>
+        <w:rPr>
+          <w:lang w:val="en-US"/>
+        </w:rPr>
+        <w:t xml:space="preserve"> of Hourly Rent</w:t>
+      </w:r>
+      <w:r>
+        <w:rPr>
+          <w:lang w:val="en-US"/>
+        </w:rPr>
+        <w:t>als</w:t>
+      </w:r>
+      <w:r>
+        <w:rPr>
+          <w:lang w:val="en-US"/>
+        </w:rPr>
+        <w:t>:</w:t>
+      </w:r>
+    </w:p>
+    <w:p>
+      <w:pPr>
+        <w:ind w:left="360"/>
+      </w:pPr>
+      <w:proofErr w:type="spellStart"/>
+      <w:r>
+        <w:t>Decidi</w:t>
+      </w:r>
+      <w:proofErr w:type="spellEnd"/>
+      <w:r>
+        <w:t xml:space="preserve"> trabajar con </w:t>
+      </w:r>
+      <w:r>
+        <w:t>“</w:t>
+      </w:r>
+      <w:proofErr w:type="spellStart"/>
+      <w:r>
+        <w:t>cnt</w:t>
+      </w:r>
+      <w:proofErr w:type="spellEnd"/>
+      <w:r>
+        <w:t>”</w:t>
+      </w:r>
+      <w:r>
+        <w:t xml:space="preserve"> y</w:t>
+      </w:r>
+      <w:r>
+        <w:t>a que mi idea es describir la cantidad de alquileres por hora</w:t>
+      </w:r>
+      <w:r>
+        <w:t>.</w:t>
+      </w:r>
+      <w:r>
+        <w:br/>
+      </w:r>
+      <w:r>
+        <w:t xml:space="preserve">Existen 17379 registros la media es de 186,46 frente a una mediana de 42 esto indica que </w:t>
+      </w:r>
+      <w:proofErr w:type="spellStart"/>
+      <w:r>
+        <w:t>exister</w:t>
+      </w:r>
+      <w:proofErr w:type="spellEnd"/>
+      <w:r>
+        <w:t xml:space="preserve"> asimetría hacia valores altos. Tenemos una desviación estándar de 181,37</w:t>
+      </w:r>
+      <w:r>
+        <w:t xml:space="preserve"> </w:t>
+      </w:r>
+      <w:r>
+        <w:t xml:space="preserve">que refleja una variación considerable el 50% central de los registros esta entre 40 y 281 alquileres y el min </w:t>
+      </w:r>
+      <w:r>
+        <w:t xml:space="preserve">1 </w:t>
+      </w:r>
+      <w:r>
+        <w:t xml:space="preserve">y </w:t>
+      </w:r>
+      <w:proofErr w:type="spellStart"/>
+      <w:r>
+        <w:t>max</w:t>
+      </w:r>
+      <w:proofErr w:type="spellEnd"/>
+      <w:r>
+        <w:t xml:space="preserve"> 997</w:t>
+      </w:r>
+    </w:p>
+    <w:p>
+      <w:r>
+        <w:br/>
+      </w:r>
+      <w:r>
+        <w:drawing>
+          <wp:inline distT="0" distB="0" distL="0" distR="0" wp14:anchorId="0CD89F3C" wp14:editId="78C1E3CD">
+            <wp:extent cx="5612130" cy="1054100"/>
+            <wp:effectExtent l="0" t="0" r="7620" b="0"/>
+            <wp:docPr id="9" name="Imagen 9"/>
+            <wp:cNvGraphicFramePr>
+              <a:graphicFrameLocks xmlns:a="http://schemas.openxmlformats.org/drawingml/2006/main" noChangeAspect="1"/>
+            </wp:cNvGraphicFramePr>
+            <a:graphic xmlns:a="http://schemas.openxmlformats.org/drawingml/2006/main">
+              <a:graphicData uri="http://schemas.openxmlformats.org/drawingml/2006/picture">
+                <pic:pic xmlns:pic="http://schemas.openxmlformats.org/drawingml/2006/picture">
+                  <pic:nvPicPr>
+                    <pic:cNvPr id="1" name=""/>
+                    <pic:cNvPicPr/>
+                  </pic:nvPicPr>
+                  <pic:blipFill>
+                    <a:blip r:embed="rId9"/>
+                    <a:stretch>
+                      <a:fillRect/>
+                    </a:stretch>
+                  </pic:blipFill>
+                  <pic:spPr>
+                    <a:xfrm>
+                      <a:off x="0" y="0"/>
+                      <a:ext cx="5612130" cy="1054100"/>
+                    </a:xfrm>
+                    <a:prstGeom prst="rect">
+                      <a:avLst/>
+                    </a:prstGeom>
+                  </pic:spPr>
+                </pic:pic>
+              </a:graphicData>
+            </a:graphic>
+          </wp:inline>
+        </w:drawing>
+      </w:r>
+    </w:p>
+    <w:p/>
+    <w:p/>
+    <w:p/>
+    <w:p/>
+    <w:p/>
+    <w:p>
+      <w:pPr>
+        <w:pStyle w:val="Prrafodelista"/>
+        <w:numPr>
+          <w:ilvl w:val="0"/>
+          <w:numId w:val="2"/>
+        </w:numPr>
+        <w:rPr>
+          <w:lang w:val="en-US"/>
+        </w:rPr>
+      </w:pPr>
+      <w:r>
+        <w:rPr>
+          <w:lang w:val="en-US"/>
+        </w:rPr>
+        <w:lastRenderedPageBreak/>
+        <w:t xml:space="preserve">Interquartile </w:t>
+      </w:r>
+      <w:proofErr w:type="spellStart"/>
+      <w:r>
+        <w:rPr>
+          <w:lang w:val="en-US"/>
+        </w:rPr>
+        <w:t>Tanger</w:t>
+      </w:r>
+      <w:proofErr w:type="spellEnd"/>
+      <w:r>
+        <w:rPr>
+          <w:lang w:val="en-US"/>
+        </w:rPr>
+        <w:t xml:space="preserve"> and potential outlier:</w:t>
+      </w:r>
+    </w:p>
+    <w:p>
+      <w:r>
+        <w:t>El IQR es de 241 alquileres y representa la a</w:t>
+      </w:r>
+      <w:r>
+        <w:t>m</w:t>
+      </w:r>
+      <w:r>
+        <w:t>plitud de la ca</w:t>
+      </w:r>
+      <w:r>
+        <w:t>j</w:t>
+      </w:r>
+      <w:r>
+        <w:t>a, desde Q1 = 40 y Q3 = 281</w:t>
+      </w:r>
+      <w:r>
+        <w:t xml:space="preserve"> </w:t>
+      </w:r>
+      <w:r>
+        <w:br/>
+      </w:r>
+      <w:r>
+        <w:br/>
+      </w:r>
+      <w:r>
+        <w:drawing>
+          <wp:inline distT="0" distB="0" distL="0" distR="0" wp14:anchorId="2BC9C29A" wp14:editId="2BA66A1D">
+            <wp:extent cx="4681855" cy="797261"/>
+            <wp:effectExtent l="0" t="0" r="4445" b="3175"/>
+            <wp:docPr id="14" name="Imagen 14"/>
+            <wp:cNvGraphicFramePr>
+              <a:graphicFrameLocks xmlns:a="http://schemas.openxmlformats.org/drawingml/2006/main" noChangeAspect="1"/>
+            </wp:cNvGraphicFramePr>
+            <a:graphic xmlns:a="http://schemas.openxmlformats.org/drawingml/2006/main">
+              <a:graphicData uri="http://schemas.openxmlformats.org/drawingml/2006/picture">
+                <pic:pic xmlns:pic="http://schemas.openxmlformats.org/drawingml/2006/picture">
+                  <pic:nvPicPr>
+                    <pic:cNvPr id="1" name=""/>
+                    <pic:cNvPicPr/>
+                  </pic:nvPicPr>
+                  <pic:blipFill>
+                    <a:blip r:embed="rId10"/>
+                    <a:stretch>
+                      <a:fillRect/>
+                    </a:stretch>
+                  </pic:blipFill>
+                  <pic:spPr>
+                    <a:xfrm>
+                      <a:off x="0" y="0"/>
+                      <a:ext cx="4705977" cy="801369"/>
+                    </a:xfrm>
+                    <a:prstGeom prst="rect">
+                      <a:avLst/>
+                    </a:prstGeom>
+                  </pic:spPr>
+                </pic:pic>
+              </a:graphicData>
+            </a:graphic>
+          </wp:inline>
+        </w:drawing>
+      </w:r>
+      <w:r>
+        <w:br/>
+      </w:r>
+    </w:p>
+    <w:p>
+      <w:r>
+        <w:t xml:space="preserve">Identifique </w:t>
+      </w:r>
+      <w:proofErr w:type="gramStart"/>
+      <w:r>
+        <w:t>posible valores atípicos</w:t>
+      </w:r>
+      <w:proofErr w:type="gramEnd"/>
+      <w:r>
+        <w:t>, obtuve un limite inferior de -321,5 y uno superior de 642,5</w:t>
+      </w:r>
+      <w:r>
+        <w:br/>
+        <w:t xml:space="preserve">como los alquileres son recuentos positivos lo posibles valores atípicos </w:t>
+      </w:r>
+      <w:proofErr w:type="spellStart"/>
+      <w:r>
+        <w:t>corresopnden</w:t>
+      </w:r>
+      <w:proofErr w:type="spellEnd"/>
+      <w:r>
+        <w:t xml:space="preserve"> a registros con 643 alquileres o </w:t>
+      </w:r>
+      <w:proofErr w:type="spellStart"/>
+      <w:r>
+        <w:t>mas</w:t>
+      </w:r>
+      <w:proofErr w:type="spellEnd"/>
+      <w:r>
+        <w:t>.</w:t>
+      </w:r>
+    </w:p>
+    <w:p>
+      <w:r>
+        <w:drawing>
+          <wp:inline distT="0" distB="0" distL="0" distR="0" wp14:anchorId="198BB103" wp14:editId="29CA4777">
+            <wp:extent cx="4682065" cy="803124"/>
+            <wp:effectExtent l="0" t="0" r="4445" b="0"/>
+            <wp:docPr id="15" name="Imagen 15"/>
+            <wp:cNvGraphicFramePr>
+              <a:graphicFrameLocks xmlns:a="http://schemas.openxmlformats.org/drawingml/2006/main" noChangeAspect="1"/>
+            </wp:cNvGraphicFramePr>
+            <a:graphic xmlns:a="http://schemas.openxmlformats.org/drawingml/2006/main">
+              <a:graphicData uri="http://schemas.openxmlformats.org/drawingml/2006/picture">
+                <pic:pic xmlns:pic="http://schemas.openxmlformats.org/drawingml/2006/picture">
+                  <pic:nvPicPr>
+                    <pic:cNvPr id="1" name=""/>
+                    <pic:cNvPicPr/>
+                  </pic:nvPicPr>
+                  <pic:blipFill>
+                    <a:blip r:embed="rId11"/>
+                    <a:stretch>
+                      <a:fillRect/>
+                    </a:stretch>
+                  </pic:blipFill>
+                  <pic:spPr>
+                    <a:xfrm>
+                      <a:off x="0" y="0"/>
+                      <a:ext cx="4738263" cy="812764"/>
+                    </a:xfrm>
+                    <a:prstGeom prst="rect">
+                      <a:avLst/>
+                    </a:prstGeom>
+                  </pic:spPr>
+                </pic:pic>
+              </a:graphicData>
+            </a:graphic>
+          </wp:inline>
+        </w:drawing>
+      </w:r>
+    </w:p>
+    <w:p/>
+    <w:p>
+      <w:r>
+        <w:t xml:space="preserve">Identifique 505 registro que superan el </w:t>
+      </w:r>
+      <w:proofErr w:type="spellStart"/>
+      <w:r>
+        <w:t>limite</w:t>
+      </w:r>
+      <w:proofErr w:type="spellEnd"/>
+      <w:r>
+        <w:t xml:space="preserve"> superior esto representa horas con cantidad de alquileres </w:t>
+      </w:r>
+      <w:proofErr w:type="gramStart"/>
+      <w:r>
+        <w:t>elevadas.(</w:t>
+      </w:r>
+      <w:proofErr w:type="gramEnd"/>
+      <w:r>
+        <w:t xml:space="preserve">no se eliminan ya que no significa que sean errores) </w:t>
+      </w:r>
+    </w:p>
+    <w:p>
+      <w:r>
+        <w:drawing>
+          <wp:inline distT="0" distB="0" distL="0" distR="0" wp14:anchorId="1C375E77" wp14:editId="73DA0036">
+            <wp:extent cx="4755848" cy="540804"/>
+            <wp:effectExtent l="0" t="0" r="0" b="0"/>
+            <wp:docPr id="16" name="Imagen 16"/>
+            <wp:cNvGraphicFramePr>
+              <a:graphicFrameLocks xmlns:a="http://schemas.openxmlformats.org/drawingml/2006/main" noChangeAspect="1"/>
+            </wp:cNvGraphicFramePr>
+            <a:graphic xmlns:a="http://schemas.openxmlformats.org/drawingml/2006/main">
+              <a:graphicData uri="http://schemas.openxmlformats.org/drawingml/2006/picture">
+                <pic:pic xmlns:pic="http://schemas.openxmlformats.org/drawingml/2006/picture">
+                  <pic:nvPicPr>
+                    <pic:cNvPr id="1" name=""/>
+                    <pic:cNvPicPr/>
+                  </pic:nvPicPr>
+                  <pic:blipFill>
+                    <a:blip r:embed="rId12"/>
+                    <a:stretch>
+                      <a:fillRect/>
+                    </a:stretch>
+                  </pic:blipFill>
+                  <pic:spPr>
+                    <a:xfrm>
+                      <a:off x="0" y="0"/>
+                      <a:ext cx="4904151" cy="557668"/>
+                    </a:xfrm>
+                    <a:prstGeom prst="rect">
+                      <a:avLst/>
+                    </a:prstGeom>
+                  </pic:spPr>
+                </pic:pic>
+              </a:graphicData>
+            </a:graphic>
+          </wp:inline>
+        </w:drawing>
+      </w:r>
+    </w:p>
+    <w:p>
+      <w:r>
+        <w:t xml:space="preserve">Examine el registro con el mayor numero de alquileres 977 registrado el 12 de septiembre 2012 a las 18:00 un </w:t>
+      </w:r>
+      <w:proofErr w:type="spellStart"/>
+      <w:r>
+        <w:t>dia</w:t>
+      </w:r>
+      <w:proofErr w:type="spellEnd"/>
+      <w:r>
+        <w:t xml:space="preserve"> laboral, esto corresponde a 91 alquileres de usuarios ocasionales y 886 de usuarios registrados, este registro aporta contexto al sobre el máximo observado, aunque por si solo no me da una referencia de porque la demanda fue tan alta.</w:t>
+      </w:r>
+    </w:p>
+    <w:p>
+      <w:r>
+        <w:drawing>
+          <wp:inline distT="0" distB="0" distL="0" distR="0" wp14:anchorId="49DCC0AF" wp14:editId="3838A223">
+            <wp:extent cx="4780038" cy="843727"/>
+            <wp:effectExtent l="0" t="0" r="1905" b="0"/>
+            <wp:docPr id="17" name="Imagen 17"/>
+            <wp:cNvGraphicFramePr>
+              <a:graphicFrameLocks xmlns:a="http://schemas.openxmlformats.org/drawingml/2006/main" noChangeAspect="1"/>
+            </wp:cNvGraphicFramePr>
+            <a:graphic xmlns:a="http://schemas.openxmlformats.org/drawingml/2006/main">
+              <a:graphicData uri="http://schemas.openxmlformats.org/drawingml/2006/picture">
+                <pic:pic xmlns:pic="http://schemas.openxmlformats.org/drawingml/2006/picture">
+                  <pic:nvPicPr>
+                    <pic:cNvPr id="1" name=""/>
+                    <pic:cNvPicPr/>
+                  </pic:nvPicPr>
+                  <pic:blipFill>
+                    <a:blip r:embed="rId13"/>
+                    <a:stretch>
+                      <a:fillRect/>
+                    </a:stretch>
+                  </pic:blipFill>
+                  <pic:spPr>
+                    <a:xfrm>
+                      <a:off x="0" y="0"/>
+                      <a:ext cx="4790791" cy="845625"/>
+                    </a:xfrm>
+                    <a:prstGeom prst="rect">
+                      <a:avLst/>
+                    </a:prstGeom>
+                  </pic:spPr>
+                </pic:pic>
+              </a:graphicData>
+            </a:graphic>
+          </wp:inline>
+        </w:drawing>
+      </w:r>
+    </w:p>
+    <w:p/>
+    <w:p/>
+    <w:p/>
+    <w:p/>
+    <w:p/>
+    <w:p/>
+    <w:p>
+      <w:pPr>
+        <w:rPr>
+          <w:lang w:val="en-US"/>
+        </w:rPr>
+      </w:pPr>
+      <w:r>
+        <w:lastRenderedPageBreak/>
+        <w:t xml:space="preserve">Analizando el </w:t>
+      </w:r>
+      <w:proofErr w:type="spellStart"/>
+      <w:r>
+        <w:t>boxplot</w:t>
+      </w:r>
+      <w:proofErr w:type="spellEnd"/>
+      <w:r>
+        <w:t xml:space="preserve"> me representa el 50% de los registros entre 40 y 281 </w:t>
+      </w:r>
+      <w:proofErr w:type="spellStart"/>
+      <w:r>
+        <w:t>alquilere</w:t>
+      </w:r>
+      <w:proofErr w:type="spellEnd"/>
+      <w:r>
+        <w:t xml:space="preserve">. </w:t>
+      </w:r>
+      <w:r>
+        <w:t xml:space="preserve"> </w:t>
+      </w:r>
+      <w:r>
+        <w:rPr>
+          <w:lang w:val="en-US"/>
+        </w:rPr>
+        <w:t>The boxplot suggests positive skewness, as the upper whisker is longer and outliers appear above it. I will create a histogram to examine the distribution of hourly bike rentals and identify the most frequent rental ranges.</w:t>
+      </w:r>
+      <w:r>
+        <w:rPr>
+          <w:lang w:val="en-US"/>
+        </w:rPr>
+        <w:t xml:space="preserve"> </w:t>
+      </w:r>
+      <w:r>
+        <w:rPr>
+          <w:lang w:val="en-US"/>
+        </w:rPr>
+        <w:drawing>
+          <wp:inline distT="0" distB="0" distL="0" distR="0" wp14:anchorId="694E5989" wp14:editId="3DAE0744">
+            <wp:extent cx="4663718" cy="3159276"/>
+            <wp:effectExtent l="0" t="0" r="3810" b="3175"/>
+            <wp:docPr id="11" name="Imagen 11"/>
+            <wp:cNvGraphicFramePr>
+              <a:graphicFrameLocks xmlns:a="http://schemas.openxmlformats.org/drawingml/2006/main" noChangeAspect="1"/>
+            </wp:cNvGraphicFramePr>
+            <a:graphic xmlns:a="http://schemas.openxmlformats.org/drawingml/2006/main">
+              <a:graphicData uri="http://schemas.openxmlformats.org/drawingml/2006/picture">
+                <pic:pic xmlns:pic="http://schemas.openxmlformats.org/drawingml/2006/picture">
+                  <pic:nvPicPr>
+                    <pic:cNvPr id="1" name=""/>
+                    <pic:cNvPicPr/>
+                  </pic:nvPicPr>
+                  <pic:blipFill>
+                    <a:blip r:embed="rId14"/>
+                    <a:stretch>
+                      <a:fillRect/>
+                    </a:stretch>
+                  </pic:blipFill>
+                  <pic:spPr>
+                    <a:xfrm>
+                      <a:off x="0" y="0"/>
+                      <a:ext cx="4677377" cy="3168529"/>
+                    </a:xfrm>
+                    <a:prstGeom prst="rect">
+                      <a:avLst/>
+                    </a:prstGeom>
+                  </pic:spPr>
+                </pic:pic>
+              </a:graphicData>
+            </a:graphic>
+          </wp:inline>
+        </w:drawing>
+      </w:r>
+    </w:p>
+    <w:p>
+      <w:pPr>
+        <w:pStyle w:val="Prrafodelista"/>
+        <w:numPr>
+          <w:ilvl w:val="0"/>
+          <w:numId w:val="2"/>
+        </w:numPr>
+        <w:rPr>
+          <w:lang w:val="en-US"/>
+        </w:rPr>
+      </w:pPr>
+      <w:r>
+        <w:rPr>
+          <w:b/>
+          <w:bCs/>
+          <w:lang w:val="en-US"/>
+        </w:rPr>
+        <w:t>Distribution of Hourly Rentals</w:t>
+      </w:r>
+      <w:r>
+        <w:rPr>
+          <w:b/>
+          <w:bCs/>
+          <w:lang w:val="en-US"/>
+        </w:rPr>
+        <w:t>:</w:t>
+      </w:r>
+      <w:r>
+        <w:rPr>
+          <w:b/>
+          <w:bCs/>
+          <w:lang w:val="en-US"/>
+        </w:rPr>
+        <w:br/>
+      </w:r>
+      <w:r>
+        <w:rPr>
+          <w:b/>
+          <w:bCs/>
+          <w:lang w:val="en-US"/>
+        </w:rPr>
+        <w:br/>
+      </w:r>
+      <w:r>
+        <w:rPr>
+          <w:lang w:val="en-US"/>
+        </w:rPr>
+        <w:t xml:space="preserve">Of the 17,379 hourly records, approximately 4,800 </w:t>
+      </w:r>
+      <w:proofErr w:type="gramStart"/>
+      <w:r>
+        <w:rPr>
+          <w:lang w:val="en-US"/>
+        </w:rPr>
+        <w:t>show</w:t>
+      </w:r>
+      <w:proofErr w:type="gramEnd"/>
+      <w:r>
+        <w:rPr>
+          <w:lang w:val="en-US"/>
+        </w:rPr>
+        <w:t xml:space="preserve"> between 1 and 50 rentals per hour, based on a visual estimate from the histogram. Hours with fewer rentals are more frequent than hours with higher rental counts. This is consistent with what the boxplot suggested: the distribution has a tail extending towards higher values and is therefore positively skewed.</w:t>
+      </w:r>
+    </w:p>
+    <w:p>
+      <w:pPr>
+        <w:pStyle w:val="Prrafodelista"/>
+      </w:pPr>
+      <w:r>
+        <w:drawing>
+          <wp:inline distT="0" distB="0" distL="0" distR="0" wp14:anchorId="6BD5BBA7" wp14:editId="5226CD7D">
+            <wp:extent cx="3761544" cy="2583029"/>
+            <wp:effectExtent l="0" t="0" r="0" b="8255"/>
+            <wp:docPr id="18" name="Imagen 18"/>
+            <wp:cNvGraphicFramePr>
+              <a:graphicFrameLocks xmlns:a="http://schemas.openxmlformats.org/drawingml/2006/main" noChangeAspect="1"/>
+            </wp:cNvGraphicFramePr>
+            <a:graphic xmlns:a="http://schemas.openxmlformats.org/drawingml/2006/main">
+              <a:graphicData uri="http://schemas.openxmlformats.org/drawingml/2006/picture">
+                <pic:pic xmlns:pic="http://schemas.openxmlformats.org/drawingml/2006/picture">
+                  <pic:nvPicPr>
+                    <pic:cNvPr id="1" name=""/>
+                    <pic:cNvPicPr/>
+                  </pic:nvPicPr>
+                  <pic:blipFill>
+                    <a:blip r:embed="rId15"/>
+                    <a:stretch>
+                      <a:fillRect/>
+                    </a:stretch>
+                  </pic:blipFill>
+                  <pic:spPr>
+                    <a:xfrm>
+                      <a:off x="0" y="0"/>
+                      <a:ext cx="3773610" cy="2591315"/>
+                    </a:xfrm>
+                    <a:prstGeom prst="rect">
+                      <a:avLst/>
+                    </a:prstGeom>
+                  </pic:spPr>
+                </pic:pic>
+              </a:graphicData>
+            </a:graphic>
+          </wp:inline>
+        </w:drawing>
+      </w:r>
+    </w:p>
+    <w:p>
+      <w:pPr>
+        <w:pStyle w:val="Prrafodelista"/>
+        <w:rPr>
+          <w:b/>
+          <w:bCs/>
+        </w:rPr>
+      </w:pPr>
+    </w:p>
+    <w:p>
+      <w:pPr>
+        <w:pStyle w:val="Prrafodelista"/>
+        <w:numPr>
+          <w:ilvl w:val="0"/>
+          <w:numId w:val="2"/>
+        </w:numPr>
+        <w:rPr>
+          <w:b/>
+          <w:bCs/>
+          <w:lang w:val="en-US"/>
+        </w:rPr>
+      </w:pPr>
+      <w:r>
+        <w:rPr>
+          <w:b/>
+          <w:bCs/>
+          <w:lang w:val="en-US"/>
+        </w:rPr>
+        <w:lastRenderedPageBreak/>
+        <w:t>Average Rentals by Hour of the Day</w:t>
+      </w:r>
+    </w:p>
+    <w:p>
+      <w:pPr>
+        <w:pStyle w:val="Prrafodelista"/>
+        <w:rPr>
+          <w:b/>
+          <w:bCs/>
+        </w:rPr>
+      </w:pPr>
+      <w:r>
+        <w:rPr>
+          <w:b/>
+          <w:bCs/>
+        </w:rPr>
+        <w:t xml:space="preserve">Para analizas como varia la demanda a lo largo del </w:t>
+      </w:r>
+      <w:proofErr w:type="spellStart"/>
+      <w:r>
+        <w:rPr>
+          <w:b/>
+          <w:bCs/>
+        </w:rPr>
+        <w:t>dia</w:t>
+      </w:r>
+      <w:proofErr w:type="spellEnd"/>
+      <w:r>
+        <w:rPr>
+          <w:b/>
+          <w:bCs/>
+        </w:rPr>
+        <w:t xml:space="preserve"> agrupe los registros por hora (</w:t>
+      </w:r>
+      <w:proofErr w:type="spellStart"/>
+      <w:r>
+        <w:rPr>
+          <w:b/>
+          <w:bCs/>
+        </w:rPr>
+        <w:t>hr</w:t>
+      </w:r>
+      <w:proofErr w:type="spellEnd"/>
+      <w:r>
+        <w:rPr>
+          <w:b/>
+          <w:bCs/>
+        </w:rPr>
+        <w:t>) y calcule el promedio de alquileres (</w:t>
+      </w:r>
+      <w:proofErr w:type="spellStart"/>
+      <w:r>
+        <w:rPr>
+          <w:b/>
+          <w:bCs/>
+        </w:rPr>
+        <w:t>cnt</w:t>
+      </w:r>
+      <w:proofErr w:type="spellEnd"/>
+      <w:r>
+        <w:rPr>
+          <w:b/>
+          <w:bCs/>
+        </w:rPr>
+        <w:t xml:space="preserve">) de cada grupo. El resultado muestra que a las 17:00 presenta el mayor promedio, con aproximadamente 461,45 alquileres. Visualizare estos promedios en un </w:t>
+      </w:r>
+      <w:proofErr w:type="spellStart"/>
+      <w:r>
+        <w:rPr>
+          <w:b/>
+          <w:bCs/>
+        </w:rPr>
+        <w:t>grafico</w:t>
+      </w:r>
+      <w:proofErr w:type="spellEnd"/>
+      <w:r>
+        <w:rPr>
+          <w:b/>
+          <w:bCs/>
+        </w:rPr>
+        <w:t xml:space="preserve"> de línea para visualizar el </w:t>
+      </w:r>
+      <w:proofErr w:type="spellStart"/>
+      <w:r>
+        <w:rPr>
+          <w:b/>
+          <w:bCs/>
+        </w:rPr>
+        <w:t>patron</w:t>
+      </w:r>
+      <w:proofErr w:type="spellEnd"/>
+      <w:r>
+        <w:rPr>
+          <w:b/>
+          <w:bCs/>
+        </w:rPr>
+        <w:t xml:space="preserve"> diario </w:t>
+      </w:r>
+      <w:r>
+        <w:rPr>
+          <w:b/>
+          <w:bCs/>
+        </w:rPr>
+        <w:drawing>
+          <wp:inline distT="0" distB="0" distL="0" distR="0" wp14:anchorId="05C82D6F" wp14:editId="2D733072">
+            <wp:extent cx="5612130" cy="3334385"/>
+            <wp:effectExtent l="0" t="0" r="7620" b="0"/>
+            <wp:docPr id="19" name="Imagen 19"/>
+            <wp:cNvGraphicFramePr>
+              <a:graphicFrameLocks xmlns:a="http://schemas.openxmlformats.org/drawingml/2006/main" noChangeAspect="1"/>
+            </wp:cNvGraphicFramePr>
+            <a:graphic xmlns:a="http://schemas.openxmlformats.org/drawingml/2006/main">
+              <a:graphicData uri="http://schemas.openxmlformats.org/drawingml/2006/picture">
+                <pic:pic xmlns:pic="http://schemas.openxmlformats.org/drawingml/2006/picture">
+                  <pic:nvPicPr>
+                    <pic:cNvPr id="1" name=""/>
+                    <pic:cNvPicPr/>
+                  </pic:nvPicPr>
+                  <pic:blipFill>
+                    <a:blip r:embed="rId16"/>
+                    <a:stretch>
+                      <a:fillRect/>
+                    </a:stretch>
+                  </pic:blipFill>
+                  <pic:spPr>
+                    <a:xfrm>
+                      <a:off x="0" y="0"/>
+                      <a:ext cx="5612130" cy="3334385"/>
+                    </a:xfrm>
+                    <a:prstGeom prst="rect">
+                      <a:avLst/>
+                    </a:prstGeom>
+                  </pic:spPr>
+                </pic:pic>
+              </a:graphicData>
+            </a:graphic>
+          </wp:inline>
+        </w:drawing>
+      </w:r>
+    </w:p>
+    <w:p>
+      <w:pPr>
+        <w:pStyle w:val="Prrafodelista"/>
+        <w:rPr>
+          <w:b/>
+          <w:bCs/>
+        </w:rPr>
+      </w:pPr>
+      <w:r>
+        <w:rPr>
+          <w:b/>
+          <w:bCs/>
+        </w:rPr>
+        <w:br/>
+      </w:r>
+      <w:proofErr w:type="spellStart"/>
+      <w:r>
+        <w:rPr>
+          <w:b/>
+          <w:bCs/>
+        </w:rPr>
+        <w:t>como</w:t>
+      </w:r>
+      <w:proofErr w:type="spellEnd"/>
+      <w:r>
+        <w:rPr>
+          <w:b/>
+          <w:bCs/>
+        </w:rPr>
+        <w:t xml:space="preserve"> se puede observar el grafico nos muestra a </w:t>
+      </w:r>
+      <w:proofErr w:type="spellStart"/>
+      <w:r>
+        <w:rPr>
+          <w:b/>
+          <w:bCs/>
+        </w:rPr>
+        <w:t>que</w:t>
+      </w:r>
+      <w:proofErr w:type="spellEnd"/>
+      <w:r>
+        <w:rPr>
+          <w:b/>
+          <w:bCs/>
+        </w:rPr>
+        <w:t xml:space="preserve"> hora del </w:t>
+      </w:r>
+      <w:proofErr w:type="spellStart"/>
+      <w:r>
+        <w:rPr>
+          <w:b/>
+          <w:bCs/>
+        </w:rPr>
+        <w:t>dia</w:t>
+      </w:r>
+      <w:proofErr w:type="spellEnd"/>
+      <w:r>
+        <w:rPr>
+          <w:b/>
+          <w:bCs/>
+        </w:rPr>
+        <w:t xml:space="preserve"> se muestra una renta mayor de bicicletas, podría interpretar que </w:t>
+      </w:r>
+      <w:proofErr w:type="gramStart"/>
+      <w:r>
+        <w:rPr>
+          <w:b/>
+          <w:bCs/>
+        </w:rPr>
+        <w:t>el modelos</w:t>
+      </w:r>
+      <w:proofErr w:type="gramEnd"/>
+      <w:r>
+        <w:rPr>
+          <w:b/>
+          <w:bCs/>
+        </w:rPr>
+        <w:t xml:space="preserve"> comienza a partir de las 5:00 y alcanza su pico matutino a las 8:00 esto puede deberse al desplazamiento hacia el trabajo o escuela, sin embargo nuestro promedio mayor aparece a las 17:00 lo que puede deberse al desplazamiento de regreso. </w:t>
+      </w:r>
+    </w:p>
+    <w:p>
+      <w:pPr>
+        <w:pStyle w:val="Prrafodelista"/>
+        <w:rPr>
+          <w:b/>
+          <w:bCs/>
+        </w:rPr>
+      </w:pPr>
+      <w:r>
+        <w:rPr>
+          <w:b/>
+          <w:bCs/>
+        </w:rPr>
+        <w:drawing>
+          <wp:inline distT="0" distB="0" distL="0" distR="0" wp14:anchorId="44519506" wp14:editId="4187CABC">
+            <wp:extent cx="3836610" cy="2533864"/>
+            <wp:effectExtent l="0" t="0" r="0" b="0"/>
+            <wp:docPr id="20" name="Imagen 20"/>
+            <wp:cNvGraphicFramePr>
+              <a:graphicFrameLocks xmlns:a="http://schemas.openxmlformats.org/drawingml/2006/main" noChangeAspect="1"/>
+            </wp:cNvGraphicFramePr>
+            <a:graphic xmlns:a="http://schemas.openxmlformats.org/drawingml/2006/main">
+              <a:graphicData uri="http://schemas.openxmlformats.org/drawingml/2006/picture">
+                <pic:pic xmlns:pic="http://schemas.openxmlformats.org/drawingml/2006/picture">
+                  <pic:nvPicPr>
+                    <pic:cNvPr id="1" name=""/>
+                    <pic:cNvPicPr/>
+                  </pic:nvPicPr>
+                  <pic:blipFill>
+                    <a:blip r:embed="rId17"/>
+                    <a:stretch>
+                      <a:fillRect/>
+                    </a:stretch>
+                  </pic:blipFill>
+                  <pic:spPr>
+                    <a:xfrm>
+                      <a:off x="0" y="0"/>
+                      <a:ext cx="3842212" cy="2537564"/>
+                    </a:xfrm>
+                    <a:prstGeom prst="rect">
+                      <a:avLst/>
+                    </a:prstGeom>
+                  </pic:spPr>
+                </pic:pic>
+              </a:graphicData>
+            </a:graphic>
+          </wp:inline>
+        </w:drawing>
+      </w:r>
+    </w:p>
+    <w:p>
+      <w:pPr>
+        <w:pStyle w:val="Prrafodelista"/>
+        <w:numPr>
+          <w:ilvl w:val="0"/>
+          <w:numId w:val="2"/>
+        </w:numPr>
+        <w:rPr>
+          <w:b/>
+          <w:bCs/>
+          <w:sz w:val="28"/>
+          <w:szCs w:val="28"/>
+        </w:rPr>
+      </w:pPr>
+      <w:r>
+        <w:rPr>
+          <w:b/>
+          <w:bCs/>
+        </w:rPr>
+        <w:lastRenderedPageBreak/>
+        <w:t xml:space="preserve">Binomial </w:t>
+      </w:r>
+      <w:proofErr w:type="spellStart"/>
+      <w:r>
+        <w:rPr>
+          <w:b/>
+          <w:bCs/>
+        </w:rPr>
+        <w:t>Question</w:t>
+      </w:r>
+      <w:proofErr w:type="spellEnd"/>
+      <w:r>
+        <w:rPr>
+          <w:b/>
+          <w:bCs/>
+        </w:rPr>
+        <w:t xml:space="preserve"> and </w:t>
+      </w:r>
+      <w:proofErr w:type="spellStart"/>
+      <w:r>
+        <w:rPr>
+          <w:b/>
+          <w:bCs/>
+        </w:rPr>
+        <w:t>Definition</w:t>
+      </w:r>
+      <w:proofErr w:type="spellEnd"/>
+      <w:r>
+        <w:rPr>
+          <w:b/>
+          <w:bCs/>
+        </w:rPr>
+        <w:t xml:space="preserve"> </w:t>
+      </w:r>
+      <w:proofErr w:type="spellStart"/>
+      <w:r>
+        <w:rPr>
+          <w:b/>
+          <w:bCs/>
+        </w:rPr>
+        <w:t>of</w:t>
+      </w:r>
+      <w:proofErr w:type="spellEnd"/>
+      <w:r>
+        <w:rPr>
+          <w:b/>
+          <w:bCs/>
+        </w:rPr>
+        <w:t xml:space="preserve"> </w:t>
+      </w:r>
+      <w:proofErr w:type="spellStart"/>
+      <w:r>
+        <w:rPr>
+          <w:b/>
+          <w:bCs/>
+        </w:rPr>
+        <w:t>Success</w:t>
+      </w:r>
+      <w:proofErr w:type="spellEnd"/>
+      <w:r>
+        <w:rPr>
+          <w:b/>
+          <w:bCs/>
+        </w:rPr>
+        <w:t>:</w:t>
+      </w:r>
+      <w:r>
+        <w:rPr>
+          <w:b/>
+          <w:bCs/>
+        </w:rPr>
+        <w:br/>
+      </w:r>
+      <w:r>
+        <w:t>para comenzar con el trabajo de binomial me planteo la siguiente pregunta:</w:t>
+      </w:r>
+      <w:r>
+        <w:rPr>
+          <w:b/>
+          <w:bCs/>
+        </w:rPr>
+        <w:br/>
+      </w:r>
+      <w:r>
+        <w:rPr>
+          <w:b/>
+          <w:bCs/>
+        </w:rPr>
+        <w:br/>
+      </w:r>
+      <w:r>
+        <w:rPr>
+          <w:b/>
+          <w:bCs/>
+          <w:sz w:val="28"/>
+          <w:szCs w:val="28"/>
+        </w:rPr>
+        <w:t>“en 20 días laborales ¿Cuál es la probabilidad que al menos 12 superen el promedio de alquileres a las 17:00?</w:t>
+      </w:r>
+      <w:r>
+        <w:rPr>
+          <w:b/>
+          <w:bCs/>
+          <w:sz w:val="28"/>
+          <w:szCs w:val="28"/>
+        </w:rPr>
+        <w:br/>
+      </w:r>
+      <w:r>
+        <w:rPr>
+          <w:b/>
+          <w:bCs/>
+          <w:sz w:val="28"/>
+          <w:szCs w:val="28"/>
+        </w:rPr>
+        <w:br/>
+      </w:r>
+      <w:r>
+        <w:t xml:space="preserve">para </w:t>
+      </w:r>
+      <w:r>
+        <w:t xml:space="preserve">calcula binomial </w:t>
+      </w:r>
+      <w:proofErr w:type="spellStart"/>
+      <w:r>
+        <w:t>distribution</w:t>
+      </w:r>
+      <w:proofErr w:type="spellEnd"/>
+      <w:r>
+        <w:t xml:space="preserve">, primero debo definir que probabilidad de alquileres consideraría un éxito en mi proyecto, en </w:t>
+      </w:r>
+      <w:proofErr w:type="gramStart"/>
+      <w:r>
+        <w:t>esta caso</w:t>
+      </w:r>
+      <w:proofErr w:type="gramEnd"/>
+      <w:r>
+        <w:t xml:space="preserve"> definiría como éxito cuando los alquileres a las 17:00 superen la media histórica de las 17:00 del grupo seleccionado:</w:t>
+      </w:r>
+      <w:r>
+        <w:br/>
+      </w:r>
+    </w:p>
+    <w:p>
+      <w:pPr>
+        <w:pStyle w:val="Prrafodelista"/>
+        <w:numPr>
+          <w:ilvl w:val="0"/>
+          <w:numId w:val="2"/>
+        </w:numPr>
+        <w:rPr>
+          <w:b/>
+          <w:bCs/>
+          <w:sz w:val="28"/>
+          <w:szCs w:val="28"/>
+          <w:lang w:val="en-US"/>
+        </w:rPr>
+      </w:pPr>
+      <w:r>
+        <w:rPr>
+          <w:b/>
+          <w:bCs/>
+          <w:lang w:val="en-US"/>
+        </w:rPr>
+        <w:t>Estimation of the Success Probability</w:t>
+      </w:r>
+      <w:r>
+        <w:rPr>
+          <w:lang w:val="en-US"/>
+        </w:rPr>
+        <w:br/>
+      </w:r>
+      <w:r>
+        <w:rPr>
+          <w:b/>
+          <w:bCs/>
+          <w:sz w:val="28"/>
+          <w:szCs w:val="28"/>
+        </w:rPr>
+        <w:drawing>
+          <wp:inline distT="0" distB="0" distL="0" distR="0" wp14:anchorId="05D4F276" wp14:editId="127B8B21">
+            <wp:extent cx="5612130" cy="767715"/>
+            <wp:effectExtent l="0" t="0" r="7620" b="0"/>
+            <wp:docPr id="21" name="Imagen 21"/>
+            <wp:cNvGraphicFramePr>
+              <a:graphicFrameLocks xmlns:a="http://schemas.openxmlformats.org/drawingml/2006/main" noChangeAspect="1"/>
+            </wp:cNvGraphicFramePr>
+            <a:graphic xmlns:a="http://schemas.openxmlformats.org/drawingml/2006/main">
+              <a:graphicData uri="http://schemas.openxmlformats.org/drawingml/2006/picture">
+                <pic:pic xmlns:pic="http://schemas.openxmlformats.org/drawingml/2006/picture">
+                  <pic:nvPicPr>
+                    <pic:cNvPr id="1" name=""/>
+                    <pic:cNvPicPr/>
+                  </pic:nvPicPr>
+                  <pic:blipFill>
+                    <a:blip r:embed="rId18"/>
+                    <a:stretch>
+                      <a:fillRect/>
+                    </a:stretch>
+                  </pic:blipFill>
+                  <pic:spPr>
+                    <a:xfrm>
+                      <a:off x="0" y="0"/>
+                      <a:ext cx="5612130" cy="767715"/>
+                    </a:xfrm>
+                    <a:prstGeom prst="rect">
+                      <a:avLst/>
+                    </a:prstGeom>
+                  </pic:spPr>
+                </pic:pic>
+              </a:graphicData>
+            </a:graphic>
+          </wp:inline>
+        </w:drawing>
+      </w:r>
+    </w:p>
+    <w:p>
+      <w:pPr>
+        <w:ind w:left="720"/>
+      </w:pPr>
+      <w:r>
+        <w:t>525 es el promedio de los días laborales, esto quiere decir q</w:t>
+      </w:r>
+      <w:r>
+        <w:tab/>
+      </w:r>
+      <w:proofErr w:type="spellStart"/>
+      <w:r>
+        <w:t>ue</w:t>
+      </w:r>
+      <w:proofErr w:type="spellEnd"/>
+      <w:r>
+        <w:t xml:space="preserve"> si tengo 526 alquileres o </w:t>
+      </w:r>
+      <w:proofErr w:type="spellStart"/>
+      <w:r>
+        <w:t>mas</w:t>
+      </w:r>
+      <w:proofErr w:type="spellEnd"/>
+      <w:r>
+        <w:t xml:space="preserve"> es “éxito” y si tengo 525 o menos es “fracaso”  </w:t>
+      </w:r>
+      <w:r>
+        <w:br/>
+      </w:r>
+      <w:r>
+        <w:br/>
+      </w:r>
+      <w:r>
+        <w:drawing>
+          <wp:inline distT="0" distB="0" distL="0" distR="0" wp14:anchorId="5F4899B8" wp14:editId="7BC6A51F">
+            <wp:extent cx="5612130" cy="443865"/>
+            <wp:effectExtent l="0" t="0" r="7620" b="0"/>
+            <wp:docPr id="22" name="Imagen 22"/>
+            <wp:cNvGraphicFramePr>
+              <a:graphicFrameLocks xmlns:a="http://schemas.openxmlformats.org/drawingml/2006/main" noChangeAspect="1"/>
+            </wp:cNvGraphicFramePr>
+            <a:graphic xmlns:a="http://schemas.openxmlformats.org/drawingml/2006/main">
+              <a:graphicData uri="http://schemas.openxmlformats.org/drawingml/2006/picture">
+                <pic:pic xmlns:pic="http://schemas.openxmlformats.org/drawingml/2006/picture">
+                  <pic:nvPicPr>
+                    <pic:cNvPr id="1" name=""/>
+                    <pic:cNvPicPr/>
+                  </pic:nvPicPr>
+                  <pic:blipFill>
+                    <a:blip r:embed="rId19"/>
+                    <a:stretch>
+                      <a:fillRect/>
+                    </a:stretch>
+                  </pic:blipFill>
+                  <pic:spPr>
+                    <a:xfrm>
+                      <a:off x="0" y="0"/>
+                      <a:ext cx="5612130" cy="443865"/>
+                    </a:xfrm>
+                    <a:prstGeom prst="rect">
+                      <a:avLst/>
+                    </a:prstGeom>
+                  </pic:spPr>
+                </pic:pic>
+              </a:graphicData>
+            </a:graphic>
+          </wp:inline>
+        </w:drawing>
+      </w:r>
+      <w:r>
+        <w:br/>
+      </w:r>
+      <w:r>
+        <w:br/>
+      </w:r>
+      <w:r>
+        <w:t xml:space="preserve">calculo </w:t>
+      </w:r>
+      <w:proofErr w:type="spellStart"/>
+      <w:r>
+        <w:t>success</w:t>
+      </w:r>
+      <w:proofErr w:type="spellEnd"/>
+      <w:r>
+        <w:t xml:space="preserve"> para poder conseguir la probabilidad de éxito que necesito, para trabajar en el diagrama binomial. </w:t>
+      </w:r>
+      <w:r>
+        <w:br/>
+      </w:r>
+      <w:r>
+        <w:br/>
+      </w:r>
+    </w:p>
+    <w:p>
+      <w:r>
+        <w:drawing>
+          <wp:inline distT="0" distB="0" distL="0" distR="0" wp14:anchorId="157098DE" wp14:editId="18D52B79">
+            <wp:extent cx="5612130" cy="949960"/>
+            <wp:effectExtent l="0" t="0" r="7620" b="2540"/>
+            <wp:docPr id="23" name="Imagen 23"/>
+            <wp:cNvGraphicFramePr>
+              <a:graphicFrameLocks xmlns:a="http://schemas.openxmlformats.org/drawingml/2006/main" noChangeAspect="1"/>
+            </wp:cNvGraphicFramePr>
+            <a:graphic xmlns:a="http://schemas.openxmlformats.org/drawingml/2006/main">
+              <a:graphicData uri="http://schemas.openxmlformats.org/drawingml/2006/picture">
+                <pic:pic xmlns:pic="http://schemas.openxmlformats.org/drawingml/2006/picture">
+                  <pic:nvPicPr>
+                    <pic:cNvPr id="1" name=""/>
+                    <pic:cNvPicPr/>
+                  </pic:nvPicPr>
+                  <pic:blipFill>
+                    <a:blip r:embed="rId20"/>
+                    <a:stretch>
+                      <a:fillRect/>
+                    </a:stretch>
+                  </pic:blipFill>
+                  <pic:spPr>
+                    <a:xfrm>
+                      <a:off x="0" y="0"/>
+                      <a:ext cx="5612130" cy="949960"/>
+                    </a:xfrm>
+                    <a:prstGeom prst="rect">
+                      <a:avLst/>
+                    </a:prstGeom>
+                  </pic:spPr>
+                </pic:pic>
+              </a:graphicData>
+            </a:graphic>
+          </wp:inline>
+        </w:drawing>
+      </w:r>
+    </w:p>
+    <w:p>
+      <w:r>
+        <w:t xml:space="preserve">Una vez calculada mi total de </w:t>
+      </w:r>
+      <w:proofErr w:type="spellStart"/>
+      <w:r>
+        <w:t>record</w:t>
+      </w:r>
+      <w:proofErr w:type="spellEnd"/>
+      <w:r>
+        <w:t xml:space="preserve"> 499 puedo conseguir mi probabilidad</w:t>
+      </w:r>
+      <w:r>
+        <w:t xml:space="preserve"> </w:t>
+      </w:r>
+      <w:r>
+        <w:t xml:space="preserve">de éxito </w:t>
+      </w:r>
+      <w:r>
+        <w:t xml:space="preserve">por medio del </w:t>
+      </w:r>
+      <w:proofErr w:type="spellStart"/>
+      <w:r>
+        <w:t>number</w:t>
+      </w:r>
+      <w:proofErr w:type="spellEnd"/>
+      <w:r>
+        <w:t xml:space="preserve"> de </w:t>
+      </w:r>
+      <w:proofErr w:type="spellStart"/>
+      <w:r>
+        <w:t>success</w:t>
+      </w:r>
+      <w:proofErr w:type="spellEnd"/>
+      <w:r>
+        <w:t xml:space="preserve"> </w:t>
+      </w:r>
+      <w:r>
+        <w:t>/</w:t>
+      </w:r>
+      <w:r>
+        <w:t xml:space="preserve"> total de </w:t>
+      </w:r>
+      <w:proofErr w:type="spellStart"/>
+      <w:r>
+        <w:t>record</w:t>
+      </w:r>
+      <w:proofErr w:type="spellEnd"/>
+      <w:r>
+        <w:t xml:space="preserve">, </w:t>
+      </w:r>
+      <w:r>
+        <w:t xml:space="preserve">de esta forma </w:t>
+      </w:r>
+      <w:r>
+        <w:t xml:space="preserve">consigo todos los datos para generar mi primer grafico </w:t>
+      </w:r>
+      <w:proofErr w:type="spellStart"/>
+      <w:r>
+        <w:t>distribution</w:t>
+      </w:r>
+      <w:proofErr w:type="spellEnd"/>
+      <w:r>
+        <w:t xml:space="preserve"> binomial </w:t>
+      </w:r>
+    </w:p>
+    <w:p/>
+    <w:p/>
+    <w:p/>
+    <w:p/>
+    <w:p/>
+    <w:p>
+      <w:pPr>
+        <w:pStyle w:val="Prrafodelista"/>
+        <w:numPr>
+          <w:ilvl w:val="0"/>
+          <w:numId w:val="2"/>
+        </w:numPr>
+      </w:pPr>
+      <w:r>
+        <w:rPr>
+          <w:b/>
+          <w:bCs/>
+        </w:rPr>
+        <w:t xml:space="preserve">Binomial </w:t>
+      </w:r>
+      <w:proofErr w:type="spellStart"/>
+      <w:r>
+        <w:rPr>
+          <w:b/>
+          <w:bCs/>
+        </w:rPr>
+        <w:t>Probabilities</w:t>
+      </w:r>
+      <w:proofErr w:type="spellEnd"/>
+      <w:r>
+        <w:rPr>
+          <w:b/>
+          <w:bCs/>
+        </w:rPr>
+        <w:t xml:space="preserve"> and </w:t>
+      </w:r>
+      <w:proofErr w:type="spellStart"/>
+      <w:r>
+        <w:rPr>
+          <w:b/>
+          <w:bCs/>
+        </w:rPr>
+        <w:t>Interpretation</w:t>
+      </w:r>
+      <w:proofErr w:type="spellEnd"/>
+      <w:r>
+        <w:rPr>
+          <w:b/>
+          <w:bCs/>
+        </w:rPr>
+        <w:br/>
+      </w:r>
+      <w:r>
+        <w:t xml:space="preserve">los datos que ocupe para la realización de mi binomial </w:t>
+      </w:r>
+      <w:proofErr w:type="spellStart"/>
+      <w:r>
+        <w:t>distribution</w:t>
+      </w:r>
+      <w:proofErr w:type="spellEnd"/>
+      <w:r>
+        <w:t xml:space="preserve"> fueron:</w:t>
+      </w:r>
+      <w:r>
+        <w:br/>
+        <w:t xml:space="preserve">n = 20 intentos </w:t>
+      </w:r>
+      <w:proofErr w:type="gramStart"/>
+      <w:r>
+        <w:t>( días</w:t>
+      </w:r>
+      <w:proofErr w:type="gramEnd"/>
+      <w:r>
+        <w:t>)</w:t>
+      </w:r>
+    </w:p>
+    <w:p>
+      <w:pPr>
+        <w:pStyle w:val="Prrafodelista"/>
+      </w:pPr>
+      <w:r>
+        <w:t xml:space="preserve">P= 0,5353   proveniente de la división de numero </w:t>
+      </w:r>
+      <w:proofErr w:type="spellStart"/>
+      <w:proofErr w:type="gramStart"/>
+      <w:r>
+        <w:t>success</w:t>
+      </w:r>
+      <w:proofErr w:type="spellEnd"/>
+      <w:r>
+        <w:t xml:space="preserve">  /</w:t>
+      </w:r>
+      <w:proofErr w:type="gramEnd"/>
+      <w:r>
+        <w:t xml:space="preserve"> total de </w:t>
+      </w:r>
+      <w:proofErr w:type="spellStart"/>
+      <w:r>
+        <w:t>records</w:t>
+      </w:r>
+      <w:proofErr w:type="spellEnd"/>
+      <w:r>
+        <w:br/>
+      </w:r>
+      <w:r>
+        <w:t xml:space="preserve">K= 12, cantidad de días </w:t>
+      </w:r>
+      <w:proofErr w:type="spellStart"/>
+      <w:r>
+        <w:t>eitosos</w:t>
+      </w:r>
+      <w:proofErr w:type="spellEnd"/>
+      <w:r>
+        <w:t xml:space="preserve"> que me interesan </w:t>
+      </w:r>
+      <w:r>
+        <w:br/>
+      </w:r>
+    </w:p>
+    <w:p>
+      <w:pPr>
+        <w:pStyle w:val="Prrafodelista"/>
+      </w:pPr>
+      <w:r>
+        <w:drawing>
+          <wp:inline distT="0" distB="0" distL="0" distR="0" wp14:anchorId="27ABFF9A" wp14:editId="29CD357B">
+            <wp:extent cx="5612130" cy="5015230"/>
+            <wp:effectExtent l="0" t="0" r="7620" b="0"/>
+            <wp:docPr id="24" name="Imagen 24"/>
+            <wp:cNvGraphicFramePr>
+              <a:graphicFrameLocks xmlns:a="http://schemas.openxmlformats.org/drawingml/2006/main" noChangeAspect="1"/>
+            </wp:cNvGraphicFramePr>
+            <a:graphic xmlns:a="http://schemas.openxmlformats.org/drawingml/2006/main">
+              <a:graphicData uri="http://schemas.openxmlformats.org/drawingml/2006/picture">
+                <pic:pic xmlns:pic="http://schemas.openxmlformats.org/drawingml/2006/picture">
+                  <pic:nvPicPr>
+                    <pic:cNvPr id="1" name=""/>
+                    <pic:cNvPicPr/>
+                  </pic:nvPicPr>
+                  <pic:blipFill>
+                    <a:blip r:embed="rId21"/>
+                    <a:stretch>
+                      <a:fillRect/>
+                    </a:stretch>
+                  </pic:blipFill>
+                  <pic:spPr>
+                    <a:xfrm>
+                      <a:off x="0" y="0"/>
+                      <a:ext cx="5612130" cy="5015230"/>
+                    </a:xfrm>
+                    <a:prstGeom prst="rect">
+                      <a:avLst/>
+                    </a:prstGeom>
+                  </pic:spPr>
+                </pic:pic>
+              </a:graphicData>
+            </a:graphic>
+          </wp:inline>
+        </w:drawing>
+      </w:r>
+    </w:p>
+    <w:p>
+      <w:pPr>
+        <w:pStyle w:val="Prrafodelista"/>
+      </w:pPr>
+    </w:p>
+    <w:p>
+      <w:pPr>
+        <w:pStyle w:val="Prrafodelista"/>
+      </w:pPr>
+      <w:r>
+        <w:t xml:space="preserve">Como se puede observar en el eje x muestro los números de días entre 20 que superan el umbral, en el eje Y nos muestra exactamente la probabilidad de obtener exactamente esa cantidad de días y la barra mas alta corresponde a 11 </w:t>
+      </w:r>
+      <w:proofErr w:type="spellStart"/>
+      <w:r>
+        <w:t>dias</w:t>
+      </w:r>
+      <w:proofErr w:type="spellEnd"/>
+      <w:r>
+        <w:t xml:space="preserve"> exitosos, con una probabilidad </w:t>
+      </w:r>
+      <w:proofErr w:type="gramStart"/>
+      <w:r>
+        <w:t>de  17</w:t>
+      </w:r>
+      <w:proofErr w:type="gramEnd"/>
+      <w:r>
+        <w:t xml:space="preserve">,5% para mi pregunta en especifico  (al menos 12 </w:t>
+      </w:r>
+      <w:proofErr w:type="spellStart"/>
+      <w:r>
+        <w:t>dias</w:t>
+      </w:r>
+      <w:proofErr w:type="spellEnd"/>
+      <w:r>
+        <w:t xml:space="preserve">) </w:t>
+      </w:r>
+      <w:r>
+        <w:t xml:space="preserve">debo sumar las probabilidades de obtener </w:t>
+      </w:r>
+      <w:proofErr w:type="spellStart"/>
+      <w:r>
+        <w:t>mas</w:t>
+      </w:r>
+      <w:proofErr w:type="spellEnd"/>
+      <w:r>
+        <w:t xml:space="preserve"> de 12 hasta 20 </w:t>
+      </w:r>
+      <w:proofErr w:type="spellStart"/>
+      <w:r>
+        <w:t>dias</w:t>
+      </w:r>
+      <w:proofErr w:type="spellEnd"/>
+      <w:r>
+        <w:t xml:space="preserve"> exitosos.</w:t>
+      </w:r>
+      <w:r>
+        <w:br/>
+      </w:r>
+      <w:r>
+        <w:br/>
+      </w:r>
+      <w:r>
+        <w:drawing>
+          <wp:inline distT="0" distB="0" distL="0" distR="0" wp14:anchorId="07076A6C" wp14:editId="63E80463">
+            <wp:extent cx="5612130" cy="406400"/>
+            <wp:effectExtent l="0" t="0" r="7620" b="0"/>
+            <wp:docPr id="25" name="Imagen 25"/>
+            <wp:cNvGraphicFramePr>
+              <a:graphicFrameLocks xmlns:a="http://schemas.openxmlformats.org/drawingml/2006/main" noChangeAspect="1"/>
+            </wp:cNvGraphicFramePr>
+            <a:graphic xmlns:a="http://schemas.openxmlformats.org/drawingml/2006/main">
+              <a:graphicData uri="http://schemas.openxmlformats.org/drawingml/2006/picture">
+                <pic:pic xmlns:pic="http://schemas.openxmlformats.org/drawingml/2006/picture">
+                  <pic:nvPicPr>
+                    <pic:cNvPr id="1" name=""/>
+                    <pic:cNvPicPr/>
+                  </pic:nvPicPr>
+                  <pic:blipFill>
+                    <a:blip r:embed="rId22"/>
+                    <a:stretch>
+                      <a:fillRect/>
+                    </a:stretch>
+                  </pic:blipFill>
+                  <pic:spPr>
+                    <a:xfrm>
+                      <a:off x="0" y="0"/>
+                      <a:ext cx="5612130" cy="406400"/>
+                    </a:xfrm>
+                    <a:prstGeom prst="rect">
+                      <a:avLst/>
+                    </a:prstGeom>
+                  </pic:spPr>
+                </pic:pic>
+              </a:graphicData>
+            </a:graphic>
+          </wp:inline>
+        </w:drawing>
+      </w:r>
+    </w:p>
+    <w:p>
+      <w:pPr>
+        <w:pStyle w:val="Prrafodelista"/>
+      </w:pPr>
+      <w:r>
+        <w:lastRenderedPageBreak/>
+        <w:t xml:space="preserve">Según el modelo binomial existe una </w:t>
+      </w:r>
+      <w:proofErr w:type="spellStart"/>
+      <w:r>
+        <w:t>probabilida</w:t>
+      </w:r>
+      <w:proofErr w:type="spellEnd"/>
+      <w:r>
+        <w:t xml:space="preserve"> </w:t>
+      </w:r>
+      <w:proofErr w:type="spellStart"/>
+      <w:r>
+        <w:t>aproxiamad</w:t>
+      </w:r>
+      <w:proofErr w:type="spellEnd"/>
+      <w:r>
+        <w:t xml:space="preserve"> de 36,25 de que de 20 dias laborales comparables al menos 12 registren 526 alquileres o </w:t>
+      </w:r>
+      <w:proofErr w:type="spellStart"/>
+      <w:r>
+        <w:t>mas</w:t>
+      </w:r>
+      <w:proofErr w:type="spellEnd"/>
+      <w:r>
+        <w:t xml:space="preserve"> a las 17:00</w:t>
+      </w:r>
+    </w:p>
+    <w:p>
+      <w:pPr>
+        <w:pStyle w:val="Prrafodelista"/>
+        <w:numPr>
+          <w:ilvl w:val="0"/>
+          <w:numId w:val="2"/>
+        </w:numPr>
+      </w:pPr>
+      <w:proofErr w:type="spellStart"/>
+      <w:r>
+        <w:rPr>
+          <w:b/>
+          <w:bCs/>
+        </w:rPr>
+        <w:t>Effect</w:t>
+      </w:r>
+      <w:proofErr w:type="spellEnd"/>
+      <w:r>
+        <w:rPr>
+          <w:b/>
+          <w:bCs/>
+        </w:rPr>
+        <w:t xml:space="preserve"> </w:t>
+      </w:r>
+      <w:proofErr w:type="spellStart"/>
+      <w:r>
+        <w:rPr>
+          <w:b/>
+          <w:bCs/>
+        </w:rPr>
+        <w:t>of</w:t>
+      </w:r>
+      <w:proofErr w:type="spellEnd"/>
+      <w:r>
+        <w:rPr>
+          <w:b/>
+          <w:bCs/>
+        </w:rPr>
+        <w:t xml:space="preserve"> </w:t>
+      </w:r>
+      <w:proofErr w:type="spellStart"/>
+      <w:r>
+        <w:rPr>
+          <w:b/>
+          <w:bCs/>
+        </w:rPr>
+        <w:t>Increasing</w:t>
+      </w:r>
+      <w:proofErr w:type="spellEnd"/>
+      <w:r>
+        <w:rPr>
+          <w:b/>
+          <w:bCs/>
+        </w:rPr>
+        <w:t xml:space="preserve"> </w:t>
+      </w:r>
+      <w:proofErr w:type="spellStart"/>
+      <w:r>
+        <w:rPr>
+          <w:b/>
+          <w:bCs/>
+        </w:rPr>
+        <w:t>the</w:t>
+      </w:r>
+      <w:proofErr w:type="spellEnd"/>
+      <w:r>
+        <w:rPr>
+          <w:b/>
+          <w:bCs/>
+        </w:rPr>
+        <w:t xml:space="preserve"> </w:t>
+      </w:r>
+      <w:proofErr w:type="spellStart"/>
+      <w:r>
+        <w:rPr>
+          <w:b/>
+          <w:bCs/>
+        </w:rPr>
+        <w:t>Number</w:t>
+      </w:r>
+      <w:proofErr w:type="spellEnd"/>
+      <w:r>
+        <w:rPr>
+          <w:b/>
+          <w:bCs/>
+        </w:rPr>
+        <w:t xml:space="preserve"> </w:t>
+      </w:r>
+      <w:proofErr w:type="spellStart"/>
+      <w:r>
+        <w:rPr>
+          <w:b/>
+          <w:bCs/>
+        </w:rPr>
+        <w:t>of</w:t>
+      </w:r>
+      <w:proofErr w:type="spellEnd"/>
+      <w:r>
+        <w:rPr>
+          <w:b/>
+          <w:bCs/>
+        </w:rPr>
+        <w:t xml:space="preserve"> </w:t>
+      </w:r>
+      <w:proofErr w:type="spellStart"/>
+      <w:r>
+        <w:rPr>
+          <w:b/>
+          <w:bCs/>
+        </w:rPr>
+        <w:t>Trials</w:t>
+      </w:r>
+      <w:proofErr w:type="spellEnd"/>
+      <w:r>
+        <w:rPr>
+          <w:b/>
+          <w:bCs/>
+        </w:rPr>
+        <w:br/>
+      </w:r>
+      <w:r>
+        <w:rPr>
+          <w:b/>
+          <w:bCs/>
+        </w:rPr>
+        <w:br/>
+        <w:t xml:space="preserve">en este </w:t>
+      </w:r>
+      <w:proofErr w:type="spellStart"/>
+      <w:r>
+        <w:rPr>
+          <w:b/>
+          <w:bCs/>
+        </w:rPr>
+        <w:t>analisis</w:t>
+      </w:r>
+      <w:proofErr w:type="spellEnd"/>
+      <w:r>
+        <w:rPr>
+          <w:b/>
+          <w:bCs/>
+        </w:rPr>
+        <w:t xml:space="preserve"> </w:t>
+      </w:r>
+      <w:proofErr w:type="spellStart"/>
+      <w:r>
+        <w:rPr>
+          <w:b/>
+          <w:bCs/>
+        </w:rPr>
+        <w:t>decidi</w:t>
+      </w:r>
+      <w:proofErr w:type="spellEnd"/>
+      <w:r>
+        <w:rPr>
+          <w:b/>
+          <w:bCs/>
+        </w:rPr>
+        <w:t xml:space="preserve"> aumentar el </w:t>
+      </w:r>
+      <w:proofErr w:type="spellStart"/>
+      <w:r>
+        <w:rPr>
+          <w:b/>
+          <w:bCs/>
+        </w:rPr>
+        <w:t>numero</w:t>
+      </w:r>
+      <w:proofErr w:type="spellEnd"/>
+      <w:r>
+        <w:rPr>
+          <w:b/>
+          <w:bCs/>
+        </w:rPr>
+        <w:t xml:space="preserve"> de intentos a 50 para compararlos con mi </w:t>
+      </w:r>
+      <w:r>
+        <w:rPr>
+          <w:b/>
+          <w:bCs/>
+        </w:rPr>
+        <w:t>análisis principal.</w:t>
+      </w:r>
+      <w:r>
+        <w:rPr>
+          <w:b/>
+          <w:bCs/>
+        </w:rPr>
+        <w:br/>
+      </w:r>
+      <w:r>
+        <w:rPr>
+          <w:b/>
+          <w:bCs/>
+        </w:rPr>
+        <w:br/>
+      </w:r>
+      <w:r>
+        <w:drawing>
+          <wp:inline distT="0" distB="0" distL="0" distR="0" wp14:anchorId="1832E9B0" wp14:editId="247EAF7A">
+            <wp:extent cx="5125199" cy="5050971"/>
+            <wp:effectExtent l="0" t="0" r="0" b="0"/>
+            <wp:docPr id="26" name="Imagen 26"/>
+            <wp:cNvGraphicFramePr>
+              <a:graphicFrameLocks xmlns:a="http://schemas.openxmlformats.org/drawingml/2006/main" noChangeAspect="1"/>
+            </wp:cNvGraphicFramePr>
+            <a:graphic xmlns:a="http://schemas.openxmlformats.org/drawingml/2006/main">
+              <a:graphicData uri="http://schemas.openxmlformats.org/drawingml/2006/picture">
+                <pic:pic xmlns:pic="http://schemas.openxmlformats.org/drawingml/2006/picture">
+                  <pic:nvPicPr>
+                    <pic:cNvPr id="1" name=""/>
+                    <pic:cNvPicPr/>
+                  </pic:nvPicPr>
+                  <pic:blipFill>
+                    <a:blip r:embed="rId23"/>
+                    <a:stretch>
+                      <a:fillRect/>
+                    </a:stretch>
+                  </pic:blipFill>
+                  <pic:spPr>
+                    <a:xfrm>
+                      <a:off x="0" y="0"/>
+                      <a:ext cx="5127347" cy="5053088"/>
+                    </a:xfrm>
+                    <a:prstGeom prst="rect">
+                      <a:avLst/>
+                    </a:prstGeom>
+                  </pic:spPr>
+                </pic:pic>
+              </a:graphicData>
+            </a:graphic>
+          </wp:inline>
+        </w:drawing>
+      </w:r>
+    </w:p>
+    <w:p>
+      <w:pPr>
+        <w:pStyle w:val="Prrafodelista"/>
+      </w:pPr>
+      <w:r>
+        <w:t xml:space="preserve"> </w:t>
+      </w:r>
+      <w:r>
+        <w:br/>
+        <w:t xml:space="preserve">en este análisis podemos inferir que un </w:t>
+      </w:r>
+      <w:proofErr w:type="spellStart"/>
+      <w:r>
+        <w:t>dia</w:t>
+      </w:r>
+      <w:proofErr w:type="spellEnd"/>
+      <w:r>
+        <w:t xml:space="preserve"> laboral exitoso que registre 526 alquileres o mas durante las horas de la 17:00, superando la media histórica del grupo de 525,29 alquileres. Al comparar las </w:t>
+      </w:r>
+      <w:proofErr w:type="spellStart"/>
+      <w:r>
+        <w:t>ditribuciones</w:t>
+      </w:r>
+      <w:proofErr w:type="spellEnd"/>
+      <w:r>
+        <w:t xml:space="preserve"> de 20 y 50 </w:t>
+      </w:r>
+      <w:proofErr w:type="spellStart"/>
+      <w:r>
+        <w:t>dias</w:t>
+      </w:r>
+      <w:proofErr w:type="spellEnd"/>
+      <w:r>
+        <w:t xml:space="preserve">, los resultados se concentran alrededor de 11 </w:t>
+      </w:r>
+      <w:r>
+        <w:t>y</w:t>
+      </w:r>
+      <w:r>
+        <w:t xml:space="preserve"> 27 </w:t>
+      </w:r>
+      <w:proofErr w:type="spellStart"/>
+      <w:r>
+        <w:t>dias</w:t>
+      </w:r>
+      <w:proofErr w:type="spellEnd"/>
+      <w:r>
+        <w:t xml:space="preserve"> exitosos</w:t>
+      </w:r>
+      <w:r>
+        <w:t>,</w:t>
+      </w:r>
+      <w:r>
+        <w:t xml:space="preserve"> </w:t>
+      </w:r>
+      <w:r>
+        <w:t xml:space="preserve">respectivamente. Esto quiere decir al considerar </w:t>
+      </w:r>
+      <w:proofErr w:type="spellStart"/>
+      <w:r>
+        <w:t>mas</w:t>
+      </w:r>
+      <w:proofErr w:type="spellEnd"/>
+      <w:r>
+        <w:t xml:space="preserve"> días aumenta el </w:t>
+      </w:r>
+      <w:proofErr w:type="spellStart"/>
+      <w:r>
+        <w:t>numero</w:t>
+      </w:r>
+      <w:proofErr w:type="spellEnd"/>
+      <w:r>
+        <w:t xml:space="preserve"> esperado de días que superan el umbral mientras que la probabilidad de éxito cada </w:t>
+      </w:r>
+      <w:proofErr w:type="spellStart"/>
+      <w:r>
+        <w:t>dia</w:t>
+      </w:r>
+      <w:proofErr w:type="spellEnd"/>
+      <w:r>
+        <w:t xml:space="preserve"> se mantiene constante 53,5</w:t>
+      </w:r>
+      <w:proofErr w:type="gramStart"/>
+      <w:r>
+        <w:t>% .</w:t>
+      </w:r>
+      <w:proofErr w:type="gramEnd"/>
+      <w:r>
+        <w:t xml:space="preserve"> al aumentar el </w:t>
+      </w:r>
+      <w:proofErr w:type="spellStart"/>
+      <w:r>
+        <w:t>numero</w:t>
+      </w:r>
+      <w:proofErr w:type="spellEnd"/>
+      <w:r>
+        <w:t xml:space="preserve"> esperado de éxitos</w:t>
+      </w:r>
+      <w:r>
+        <w:t xml:space="preserve"> y </w:t>
+      </w:r>
+      <w:proofErr w:type="spellStart"/>
+      <w:r>
+        <w:t>manteinedo</w:t>
+      </w:r>
+      <w:proofErr w:type="spellEnd"/>
+      <w:r>
+        <w:t xml:space="preserve"> p=</w:t>
+      </w:r>
+      <w:proofErr w:type="gramStart"/>
+      <w:r>
+        <w:t xml:space="preserve">0,535 </w:t>
+      </w:r>
+      <w:r>
+        <w:t xml:space="preserve"> la</w:t>
+      </w:r>
+      <w:proofErr w:type="gramEnd"/>
+      <w:r>
+        <w:t xml:space="preserve"> forma se vuelve </w:t>
+      </w:r>
+      <w:proofErr w:type="spellStart"/>
+      <w:r>
+        <w:t>mas</w:t>
+      </w:r>
+      <w:proofErr w:type="spellEnd"/>
+      <w:r>
+        <w:t xml:space="preserve"> aproximadamente</w:t>
+      </w:r>
+      <w:r>
+        <w:t xml:space="preserve"> </w:t>
+      </w:r>
+      <w:r>
+        <w:t>normal.</w:t>
+      </w:r>
+      <w:r>
+        <w:br/>
+      </w:r>
+    </w:p>
+    <w:p>
+      <w:pPr>
+        <w:pStyle w:val="Prrafodelista"/>
+        <w:numPr>
+          <w:ilvl w:val="0"/>
+          <w:numId w:val="2"/>
+        </w:numPr>
+      </w:pPr>
+      <w:r>
+        <w:lastRenderedPageBreak/>
+        <w:t xml:space="preserve">Binomial </w:t>
+      </w:r>
+      <w:proofErr w:type="spellStart"/>
+      <w:r>
+        <w:t>Assumptions</w:t>
+      </w:r>
+      <w:proofErr w:type="spellEnd"/>
+      <w:r>
+        <w:t xml:space="preserve"> and </w:t>
+      </w:r>
+      <w:proofErr w:type="spellStart"/>
+      <w:r>
+        <w:t>Limitations</w:t>
+      </w:r>
+      <w:proofErr w:type="spellEnd"/>
+      <w:r>
+        <w:t>:</w:t>
+      </w:r>
+      <w:r>
+        <w:br/>
+      </w:r>
+      <w:r>
+        <w:t xml:space="preserve">supuesto: en los modelos binominales </w:t>
+      </w:r>
+      <w:r>
+        <w:t xml:space="preserve">(20 </w:t>
+      </w:r>
+      <w:proofErr w:type="spellStart"/>
+      <w:r>
+        <w:t>analisis</w:t>
+      </w:r>
+      <w:proofErr w:type="spellEnd"/>
+      <w:r>
+        <w:t xml:space="preserve"> inicial y 50 </w:t>
+      </w:r>
+      <w:proofErr w:type="spellStart"/>
+      <w:r>
+        <w:t>comparacion</w:t>
+      </w:r>
+      <w:proofErr w:type="spellEnd"/>
+      <w:r>
+        <w:t xml:space="preserve">) consideramos días laborables comparables. Cada </w:t>
+      </w:r>
+      <w:proofErr w:type="spellStart"/>
+      <w:r>
+        <w:t>dia</w:t>
+      </w:r>
+      <w:proofErr w:type="spellEnd"/>
+      <w:r>
+        <w:t xml:space="preserve"> cuenta con dos resultados posibles los cuales son registrar 526 alquileres o mas a las 17:00 (éxito) o registra menos de 525 (fracaso), se supone que los resultado de los </w:t>
+      </w:r>
+      <w:proofErr w:type="spellStart"/>
+      <w:r>
+        <w:t>dias</w:t>
+      </w:r>
+      <w:proofErr w:type="spellEnd"/>
+      <w:r>
+        <w:t xml:space="preserve"> son independiente y que la probabilidad de éxito </w:t>
+      </w:r>
+      <w:proofErr w:type="spellStart"/>
+      <w:r>
+        <w:t>permance</w:t>
+      </w:r>
+      <w:proofErr w:type="spellEnd"/>
+      <w:r>
+        <w:t xml:space="preserve"> </w:t>
+      </w:r>
+      <w:proofErr w:type="spellStart"/>
+      <w:r>
+        <w:t>cosntante</w:t>
+      </w:r>
+      <w:proofErr w:type="spellEnd"/>
+      <w:r>
+        <w:t xml:space="preserve"> en aproximadamente 53,5%</w:t>
+      </w:r>
+      <w:r>
+        <w:br/>
+      </w:r>
+      <w:r>
+        <w:br/>
+        <w:t xml:space="preserve">limitaciones: seleccionar días laborales a la misma hora no garantiza que estas condiciones se cumplan el clima la estación y los cambios de demanda </w:t>
+      </w:r>
+      <w:proofErr w:type="spellStart"/>
+      <w:r>
+        <w:t>puedesn</w:t>
+      </w:r>
+      <w:proofErr w:type="spellEnd"/>
+      <w:r>
+        <w:t xml:space="preserve"> modificar la probabilidad de éxito, y los días cercanos pueden presentar patrones relacionados. Además, esta probabilidad de estimo utilizando 499 registros históricos por lo tanto los resultados depende de los supuestos del modelo y ni garantiza lo que ocurrirá en otro 20 o 50 </w:t>
+      </w:r>
+      <w:proofErr w:type="spellStart"/>
+      <w:r>
+        <w:t>dias</w:t>
+      </w:r>
+      <w:proofErr w:type="spellEnd"/>
+      <w:r>
+        <w:t>.</w:t>
+      </w:r>
+      <w:r>
+        <w:br/>
+      </w:r>
+      <w:r>
+        <w:br/>
+        <w:t>1</w:t>
+      </w:r>
+      <w:r>
+        <w:t>2</w:t>
+      </w:r>
+      <w:r>
+        <w:t>)</w:t>
+      </w:r>
+      <w:r>
+        <w:t xml:space="preserve">  </w:t>
+      </w:r>
+      <w:r>
+        <w:rPr>
+          <w:b/>
+          <w:bCs/>
+        </w:rPr>
+        <w:t xml:space="preserve">Poisson </w:t>
+      </w:r>
+      <w:proofErr w:type="spellStart"/>
+      <w:r>
+        <w:rPr>
+          <w:b/>
+          <w:bCs/>
+        </w:rPr>
+        <w:t>Question</w:t>
+      </w:r>
+      <w:proofErr w:type="spellEnd"/>
+      <w:r>
+        <w:rPr>
+          <w:b/>
+          <w:bCs/>
+        </w:rPr>
+        <w:t xml:space="preserve"> and </w:t>
+      </w:r>
+      <w:proofErr w:type="spellStart"/>
+      <w:r>
+        <w:rPr>
+          <w:b/>
+          <w:bCs/>
+        </w:rPr>
+        <w:t>Model</w:t>
+      </w:r>
+      <w:proofErr w:type="spellEnd"/>
+      <w:r>
+        <w:rPr>
+          <w:b/>
+          <w:bCs/>
+        </w:rPr>
+        <w:t xml:space="preserve"> </w:t>
+      </w:r>
+      <w:proofErr w:type="spellStart"/>
+      <w:r>
+        <w:rPr>
+          <w:b/>
+          <w:bCs/>
+        </w:rPr>
+        <w:t>Assessment</w:t>
+      </w:r>
+      <w:proofErr w:type="spellEnd"/>
+      <w:r>
+        <w:br/>
+      </w:r>
+      <w:r>
+        <w:t>para comenzar con el trabajo de Poisson me planteo la siguiente pregunta:</w:t>
+      </w:r>
+      <w:r>
+        <w:br/>
+      </w:r>
+      <w:r>
+        <w:br/>
+      </w:r>
+      <w:r>
+        <w:t>¿</w:t>
+      </w:r>
+      <w:proofErr w:type="spellStart"/>
+      <w:r>
+        <w:t>Cual</w:t>
+      </w:r>
+      <w:proofErr w:type="spellEnd"/>
+      <w:r>
+        <w:t xml:space="preserve"> es la probabilidad de registrar exactamente 550 alquileres entre las 17:00 y 18:00 de un </w:t>
+      </w:r>
+      <w:proofErr w:type="spellStart"/>
+      <w:r>
+        <w:t>dia</w:t>
+      </w:r>
+      <w:proofErr w:type="spellEnd"/>
+      <w:r>
+        <w:t xml:space="preserve"> laboral</w:t>
+      </w:r>
+      <w:r>
+        <w:t>?</w:t>
+      </w:r>
+      <w:r>
+        <w:br/>
+      </w:r>
+      <w:r>
+        <w:br/>
+        <w:t xml:space="preserve">para evaluar si el modelo </w:t>
+      </w:r>
+      <w:proofErr w:type="spellStart"/>
+      <w:r>
+        <w:t>poisson</w:t>
+      </w:r>
+      <w:proofErr w:type="spellEnd"/>
+      <w:r>
+        <w:t xml:space="preserve"> es adecuado debo comparar la media y la varianza </w:t>
+      </w:r>
+      <w:r>
+        <w:br/>
+      </w:r>
+      <w:r>
+        <w:br/>
+      </w:r>
+      <w:r>
+        <w:drawing>
+          <wp:inline distT="0" distB="0" distL="0" distR="0" wp14:anchorId="021B1169" wp14:editId="3D0E61EB">
+            <wp:extent cx="5612130" cy="589915"/>
+            <wp:effectExtent l="0" t="0" r="7620" b="635"/>
+            <wp:docPr id="28" name="Imagen 28"/>
+            <wp:cNvGraphicFramePr>
+              <a:graphicFrameLocks xmlns:a="http://schemas.openxmlformats.org/drawingml/2006/main" noChangeAspect="1"/>
+            </wp:cNvGraphicFramePr>
+            <a:graphic xmlns:a="http://schemas.openxmlformats.org/drawingml/2006/main">
+              <a:graphicData uri="http://schemas.openxmlformats.org/drawingml/2006/picture">
+                <pic:pic xmlns:pic="http://schemas.openxmlformats.org/drawingml/2006/picture">
+                  <pic:nvPicPr>
+                    <pic:cNvPr id="1" name=""/>
+                    <pic:cNvPicPr/>
+                  </pic:nvPicPr>
+                  <pic:blipFill>
+                    <a:blip r:embed="rId24"/>
+                    <a:stretch>
+                      <a:fillRect/>
+                    </a:stretch>
+                  </pic:blipFill>
+                  <pic:spPr>
+                    <a:xfrm>
+                      <a:off x="0" y="0"/>
+                      <a:ext cx="5612130" cy="589915"/>
+                    </a:xfrm>
+                    <a:prstGeom prst="rect">
+                      <a:avLst/>
+                    </a:prstGeom>
+                  </pic:spPr>
+                </pic:pic>
+              </a:graphicData>
+            </a:graphic>
+          </wp:inline>
+        </w:drawing>
+      </w:r>
+      <w:r>
+        <w:br/>
+      </w:r>
+      <w:r>
+        <w:br/>
+        <w:t xml:space="preserve">la </w:t>
+      </w:r>
+      <w:proofErr w:type="spellStart"/>
+      <w:r>
+        <w:t>varianze</w:t>
+      </w:r>
+      <w:proofErr w:type="spellEnd"/>
+      <w:r>
+        <w:t xml:space="preserve"> indica que tan alejado están los datos respecto a la media, y como podemos observar la </w:t>
+      </w:r>
+      <w:proofErr w:type="spellStart"/>
+      <w:r>
+        <w:t>variance</w:t>
+      </w:r>
+      <w:proofErr w:type="spellEnd"/>
+      <w:r>
+        <w:t xml:space="preserve"> es mucho mayor a la media lo cual indica </w:t>
+      </w:r>
+      <w:proofErr w:type="spellStart"/>
+      <w:r>
+        <w:t>sobredispersion</w:t>
+      </w:r>
+      <w:proofErr w:type="spellEnd"/>
+      <w:r>
+        <w:t xml:space="preserve">: los alquileres </w:t>
+      </w:r>
+      <w:proofErr w:type="spellStart"/>
+      <w:r>
+        <w:t>varian</w:t>
+      </w:r>
+      <w:proofErr w:type="spellEnd"/>
+      <w:r>
+        <w:t xml:space="preserve"> mucho </w:t>
+      </w:r>
+      <w:proofErr w:type="spellStart"/>
+      <w:r>
+        <w:t>mas</w:t>
+      </w:r>
+      <w:proofErr w:type="spellEnd"/>
+      <w:r>
+        <w:t xml:space="preserve"> </w:t>
+      </w:r>
+      <w:proofErr w:type="spellStart"/>
+      <w:r>
+        <w:t>d e</w:t>
+      </w:r>
+      <w:proofErr w:type="spellEnd"/>
+      <w:r>
+        <w:t xml:space="preserve"> lo que se supone un modelo </w:t>
+      </w:r>
+      <w:proofErr w:type="spellStart"/>
+      <w:r>
+        <w:t>poisson</w:t>
+      </w:r>
+      <w:proofErr w:type="spellEnd"/>
+      <w:r>
+        <w:t xml:space="preserve"> simple, si utilizo lambda = 525,29 </w:t>
+      </w:r>
+      <w:proofErr w:type="spellStart"/>
+      <w:r>
+        <w:t>poisson</w:t>
+      </w:r>
+      <w:proofErr w:type="spellEnd"/>
+      <w:r>
+        <w:t xml:space="preserve"> concentrara demasiado    </w:t>
+      </w:r>
+      <w:proofErr w:type="spellStart"/>
+      <w:r>
+        <w:t>suprobabilidades</w:t>
+      </w:r>
+      <w:proofErr w:type="spellEnd"/>
+      <w:r>
+        <w:t xml:space="preserve"> alrededor de la media </w:t>
+      </w:r>
+      <w:r>
+        <w:br/>
+      </w:r>
+    </w:p>
+    <w:p>
+      <w:pPr>
+        <w:pStyle w:val="Prrafodelista"/>
+      </w:pPr>
+    </w:p>
+    <w:p>
+      <w:pPr>
+        <w:pStyle w:val="Prrafodelista"/>
+        <w:rPr>
+          <w:b/>
+          <w:bCs/>
+        </w:rPr>
+      </w:pPr>
+    </w:p>
+    <w:p>
+      <w:pPr>
+        <w:pStyle w:val="Prrafodelista"/>
+        <w:rPr>
+          <w:b/>
+          <w:bCs/>
+        </w:rPr>
+      </w:pPr>
+    </w:p>
+    <w:p>
+      <w:pPr>
+        <w:pStyle w:val="Prrafodelista"/>
+        <w:rPr>
+          <w:b/>
+          <w:bCs/>
+        </w:rPr>
+      </w:pPr>
+    </w:p>
+    <w:p>
+      <w:pPr>
+        <w:pStyle w:val="Prrafodelista"/>
+        <w:rPr>
+          <w:b/>
+          <w:bCs/>
+        </w:rPr>
+      </w:pPr>
+    </w:p>
+    <w:p>
+      <w:pPr>
+        <w:pStyle w:val="Prrafodelista"/>
+        <w:rPr>
+          <w:b/>
+          <w:bCs/>
+        </w:rPr>
+      </w:pPr>
+    </w:p>
+    <w:p>
+      <w:pPr>
+        <w:pStyle w:val="Prrafodelista"/>
+        <w:rPr>
+          <w:b/>
+          <w:bCs/>
+        </w:rPr>
+      </w:pPr>
+    </w:p>
+    <w:p>
+      <w:pPr>
+        <w:pStyle w:val="Prrafodelista"/>
+        <w:rPr>
+          <w:b/>
+          <w:bCs/>
+        </w:rPr>
+      </w:pPr>
+    </w:p>
+    <w:p>
+      <w:pPr>
+        <w:pStyle w:val="Prrafodelista"/>
+        <w:rPr>
+          <w:b/>
+          <w:bCs/>
+        </w:rPr>
+      </w:pPr>
+    </w:p>
+    <w:p>
+      <w:pPr>
+        <w:pStyle w:val="Prrafodelista"/>
+        <w:rPr>
+          <w:b/>
+          <w:bCs/>
+        </w:rPr>
+      </w:pPr>
+    </w:p>
+    <w:p>
+      <w:pPr>
+        <w:pStyle w:val="Prrafodelista"/>
+        <w:rPr>
+          <w:b/>
+          <w:bCs/>
+        </w:rPr>
+      </w:pPr>
+    </w:p>
+    <w:p>
+      <w:pPr>
+        <w:pStyle w:val="Prrafodelista"/>
+        <w:rPr>
+          <w:b/>
+          <w:bCs/>
+        </w:rPr>
+      </w:pPr>
+    </w:p>
+    <w:p>
+      <w:pPr>
+        <w:pStyle w:val="Prrafodelista"/>
+        <w:numPr>
+          <w:ilvl w:val="0"/>
+          <w:numId w:val="3"/>
+        </w:numPr>
+      </w:pPr>
+      <w:r>
+        <w:rPr>
+          <w:b/>
+          <w:bCs/>
+        </w:rPr>
+        <w:lastRenderedPageBreak/>
+        <w:t xml:space="preserve">Poisson </w:t>
+      </w:r>
+      <w:proofErr w:type="spellStart"/>
+      <w:r>
+        <w:rPr>
+          <w:b/>
+          <w:bCs/>
+        </w:rPr>
+        <w:t>Probabilities</w:t>
+      </w:r>
+      <w:proofErr w:type="spellEnd"/>
+      <w:r>
+        <w:rPr>
+          <w:b/>
+          <w:bCs/>
+        </w:rPr>
+        <w:t xml:space="preserve"> and </w:t>
+      </w:r>
+      <w:proofErr w:type="spellStart"/>
+      <w:r>
+        <w:rPr>
+          <w:b/>
+          <w:bCs/>
+        </w:rPr>
+        <w:t>Interpretation</w:t>
+      </w:r>
+      <w:proofErr w:type="spellEnd"/>
+    </w:p>
+    <w:p>
+      <w:pPr>
+        <w:pStyle w:val="Prrafodelista"/>
+      </w:pPr>
+      <w:r>
+        <w:t xml:space="preserve">analizare la barra de 550 para ver </w:t>
+      </w:r>
+      <w:proofErr w:type="spellStart"/>
+      <w:r>
+        <w:t>cual</w:t>
+      </w:r>
+      <w:proofErr w:type="spellEnd"/>
+      <w:r>
+        <w:t xml:space="preserve"> es la </w:t>
+      </w:r>
+      <w:proofErr w:type="spellStart"/>
+      <w:r>
+        <w:t>probabildaad</w:t>
+      </w:r>
+      <w:proofErr w:type="spellEnd"/>
+      <w:r>
+        <w:t xml:space="preserve"> de obtener esa cantidad de</w:t>
+      </w:r>
+      <w:r>
+        <w:t xml:space="preserve"> </w:t>
+      </w:r>
+      <w:r>
+        <w:t xml:space="preserve">alquileres entre las 17:00 y 18:00 </w:t>
+      </w:r>
+      <w:r>
+        <w:br/>
+      </w:r>
+      <w:r>
+        <w:drawing>
+          <wp:inline distT="0" distB="0" distL="0" distR="0" wp14:anchorId="13BC04A0" wp14:editId="54FEAA7E">
+            <wp:extent cx="4639698" cy="3764571"/>
+            <wp:effectExtent l="0" t="0" r="8890" b="7620"/>
+            <wp:docPr id="30" name="Imagen 30"/>
+            <wp:cNvGraphicFramePr>
+              <a:graphicFrameLocks xmlns:a="http://schemas.openxmlformats.org/drawingml/2006/main" noChangeAspect="1"/>
+            </wp:cNvGraphicFramePr>
+            <a:graphic xmlns:a="http://schemas.openxmlformats.org/drawingml/2006/main">
+              <a:graphicData uri="http://schemas.openxmlformats.org/drawingml/2006/picture">
+                <pic:pic xmlns:pic="http://schemas.openxmlformats.org/drawingml/2006/picture">
+                  <pic:nvPicPr>
+                    <pic:cNvPr id="1" name=""/>
+                    <pic:cNvPicPr/>
+                  </pic:nvPicPr>
+                  <pic:blipFill>
+                    <a:blip r:embed="rId25"/>
+                    <a:stretch>
+                      <a:fillRect/>
+                    </a:stretch>
+                  </pic:blipFill>
+                  <pic:spPr>
+                    <a:xfrm>
+                      <a:off x="0" y="0"/>
+                      <a:ext cx="4645173" cy="3769014"/>
+                    </a:xfrm>
+                    <a:prstGeom prst="rect">
+                      <a:avLst/>
+                    </a:prstGeom>
+                  </pic:spPr>
+                </pic:pic>
+              </a:graphicData>
+            </a:graphic>
+          </wp:inline>
+        </w:drawing>
+      </w:r>
+    </w:p>
+    <w:p>
+      <w:pPr>
+        <w:ind w:left="360"/>
+      </w:pPr>
+      <w:r>
+        <w:drawing>
+          <wp:inline distT="0" distB="0" distL="0" distR="0" wp14:anchorId="2CA9A888" wp14:editId="2AA3794A">
+            <wp:extent cx="5612130" cy="348615"/>
+            <wp:effectExtent l="0" t="0" r="7620" b="0"/>
+            <wp:docPr id="31" name="Imagen 31"/>
+            <wp:cNvGraphicFramePr>
+              <a:graphicFrameLocks xmlns:a="http://schemas.openxmlformats.org/drawingml/2006/main" noChangeAspect="1"/>
+            </wp:cNvGraphicFramePr>
+            <a:graphic xmlns:a="http://schemas.openxmlformats.org/drawingml/2006/main">
+              <a:graphicData uri="http://schemas.openxmlformats.org/drawingml/2006/picture">
+                <pic:pic xmlns:pic="http://schemas.openxmlformats.org/drawingml/2006/picture">
+                  <pic:nvPicPr>
+                    <pic:cNvPr id="1" name=""/>
+                    <pic:cNvPicPr/>
+                  </pic:nvPicPr>
+                  <pic:blipFill>
+                    <a:blip r:embed="rId26"/>
+                    <a:stretch>
+                      <a:fillRect/>
+                    </a:stretch>
+                  </pic:blipFill>
+                  <pic:spPr>
+                    <a:xfrm>
+                      <a:off x="0" y="0"/>
+                      <a:ext cx="5612130" cy="348615"/>
+                    </a:xfrm>
+                    <a:prstGeom prst="rect">
+                      <a:avLst/>
+                    </a:prstGeom>
+                  </pic:spPr>
+                </pic:pic>
+              </a:graphicData>
+            </a:graphic>
+          </wp:inline>
+        </w:drawing>
+      </w:r>
+    </w:p>
+    <w:p>
+      <w:pPr>
+        <w:ind w:left="360"/>
+      </w:pPr>
+    </w:p>
+    <w:p>
+      <w:pPr>
+        <w:ind w:left="360"/>
+      </w:pPr>
+      <w:proofErr w:type="spellStart"/>
+      <w:r>
+        <w:t>como</w:t>
+      </w:r>
+      <w:proofErr w:type="spellEnd"/>
+      <w:r>
+        <w:t xml:space="preserve"> podemos observar el modelo </w:t>
+      </w:r>
+      <w:proofErr w:type="spellStart"/>
+      <w:r>
+        <w:t>poisson</w:t>
+      </w:r>
+      <w:proofErr w:type="spellEnd"/>
+      <w:r>
+        <w:t xml:space="preserve"> presenta una forma aproximadamente normal debido al elevado valor de "lambda". sin </w:t>
+      </w:r>
+      <w:proofErr w:type="spellStart"/>
+      <w:r>
+        <w:t>embago</w:t>
+      </w:r>
+      <w:proofErr w:type="spellEnd"/>
+      <w:r>
+        <w:t xml:space="preserve">, supone una varianza de 525,29 mientras que la varianza observada es de 52.331,62. Esto indica </w:t>
+      </w:r>
+      <w:proofErr w:type="spellStart"/>
+      <w:r>
+        <w:t>sobredispersion</w:t>
+      </w:r>
+      <w:proofErr w:type="spellEnd"/>
+      <w:r>
+        <w:t xml:space="preserve">. los recuentos reales presentas </w:t>
+      </w:r>
+      <w:proofErr w:type="spellStart"/>
+      <w:r>
+        <w:t>mas</w:t>
+      </w:r>
+      <w:proofErr w:type="spellEnd"/>
+      <w:r>
+        <w:t xml:space="preserve"> variabilidad de las que </w:t>
+      </w:r>
+      <w:proofErr w:type="spellStart"/>
+      <w:r>
+        <w:t>represnta</w:t>
+      </w:r>
+      <w:proofErr w:type="spellEnd"/>
+      <w:r>
+        <w:t xml:space="preserve"> el </w:t>
+      </w:r>
+      <w:proofErr w:type="spellStart"/>
+      <w:r>
+        <w:t>modelo.la</w:t>
+      </w:r>
+      <w:proofErr w:type="spellEnd"/>
+      <w:r>
+        <w:t xml:space="preserve"> probabilidad de registrar exactamente 550 alquileres entre las 17:00 y 18:00 de un </w:t>
+      </w:r>
+      <w:proofErr w:type="spellStart"/>
+      <w:r>
+        <w:t>dia</w:t>
+      </w:r>
+      <w:proofErr w:type="spellEnd"/>
+      <w:r>
+        <w:t xml:space="preserve"> laboral, es aproximadamente del 0.96% </w:t>
+      </w:r>
+      <w:proofErr w:type="spellStart"/>
+      <w:r>
+        <w:t>segun</w:t>
+      </w:r>
+      <w:proofErr w:type="spellEnd"/>
+      <w:r>
+        <w:t xml:space="preserve"> el modelo Poisson. este resultado debe </w:t>
+      </w:r>
+      <w:proofErr w:type="spellStart"/>
+      <w:r>
+        <w:t>interopretarse</w:t>
+      </w:r>
+      <w:proofErr w:type="spellEnd"/>
+      <w:r>
+        <w:t xml:space="preserve"> con cautela, porque el </w:t>
+      </w:r>
+      <w:proofErr w:type="spellStart"/>
+      <w:r>
+        <w:t>modelor</w:t>
+      </w:r>
+      <w:proofErr w:type="spellEnd"/>
+      <w:r>
+        <w:t xml:space="preserve"> representa una variabilidad mucho menor que la observada en los datos reales.</w:t>
+      </w:r>
+    </w:p>
+    <w:p>
+      <w:pPr>
+        <w:ind w:left="360"/>
+      </w:pPr>
+    </w:p>
+    <w:p>
+      <w:pPr>
+        <w:ind w:left="360"/>
+      </w:pPr>
+    </w:p>
+    <w:p>
+      <w:pPr>
+        <w:ind w:left="360"/>
+      </w:pPr>
+    </w:p>
+    <w:p>
+      <w:pPr>
+        <w:ind w:left="360"/>
+      </w:pPr>
+    </w:p>
+    <w:p>
+      <w:pPr>
+        <w:ind w:left="360"/>
+      </w:pPr>
+    </w:p>
+    <w:p>
+      <w:pPr>
+        <w:pStyle w:val="Prrafodelista"/>
+        <w:numPr>
+          <w:ilvl w:val="0"/>
+          <w:numId w:val="3"/>
+        </w:numPr>
+        <w:rPr>
+          <w:lang w:val="en-US"/>
+        </w:rPr>
+      </w:pPr>
+      <w:r>
+        <w:rPr>
+          <w:b/>
+          <w:bCs/>
+          <w:lang w:val="en-US"/>
+        </w:rPr>
+        <w:lastRenderedPageBreak/>
+        <w:t>Comparison of Observed Counts and the Poisson Model</w:t>
+      </w:r>
+      <w:r>
+        <w:rPr>
+          <w:b/>
+          <w:bCs/>
+          <w:lang w:val="en-US"/>
+        </w:rPr>
+        <w:br/>
+      </w:r>
+      <w:r>
+        <w:rPr>
+          <w:b/>
+          <w:bCs/>
+          <w:lang w:val="en-US"/>
+        </w:rPr>
+        <w:br/>
+      </w:r>
+      <w:r>
+        <w:rPr>
+          <w:lang w:val="en-US"/>
+        </w:rPr>
+        <w:drawing>
+          <wp:inline distT="0" distB="0" distL="0" distR="0" wp14:anchorId="75BD04A3" wp14:editId="5D3024DB">
+            <wp:extent cx="5612130" cy="2989580"/>
+            <wp:effectExtent l="0" t="0" r="7620" b="1270"/>
+            <wp:docPr id="34" name="Imagen 34"/>
+            <wp:cNvGraphicFramePr>
+              <a:graphicFrameLocks xmlns:a="http://schemas.openxmlformats.org/drawingml/2006/main" noChangeAspect="1"/>
+            </wp:cNvGraphicFramePr>
+            <a:graphic xmlns:a="http://schemas.openxmlformats.org/drawingml/2006/main">
+              <a:graphicData uri="http://schemas.openxmlformats.org/drawingml/2006/picture">
+                <pic:pic xmlns:pic="http://schemas.openxmlformats.org/drawingml/2006/picture">
+                  <pic:nvPicPr>
+                    <pic:cNvPr id="1" name=""/>
+                    <pic:cNvPicPr/>
+                  </pic:nvPicPr>
+                  <pic:blipFill>
+                    <a:blip r:embed="rId27"/>
+                    <a:stretch>
+                      <a:fillRect/>
+                    </a:stretch>
+                  </pic:blipFill>
+                  <pic:spPr>
+                    <a:xfrm>
+                      <a:off x="0" y="0"/>
+                      <a:ext cx="5612130" cy="2989580"/>
+                    </a:xfrm>
+                    <a:prstGeom prst="rect">
+                      <a:avLst/>
+                    </a:prstGeom>
+                  </pic:spPr>
+                </pic:pic>
+              </a:graphicData>
+            </a:graphic>
+          </wp:inline>
+        </w:drawing>
+      </w:r>
+    </w:p>
+    <w:p>
+      <w:pPr>
+        <w:pStyle w:val="Prrafodelista"/>
+        <w:rPr>
+          <w:b/>
+          <w:bCs/>
+          <w:lang w:val="en-US"/>
+        </w:rPr>
+      </w:pPr>
+      <w:r>
+        <w:rPr>
+          <w:b/>
+          <w:bCs/>
+        </w:rPr>
+        <w:br/>
+      </w:r>
+      <w:proofErr w:type="spellStart"/>
+      <w:r>
+        <w:t>como</w:t>
+      </w:r>
+      <w:proofErr w:type="spellEnd"/>
+      <w:r>
+        <w:t xml:space="preserve"> podemos observar en nuestro nuevo </w:t>
+      </w:r>
+      <w:proofErr w:type="spellStart"/>
+      <w:r>
+        <w:t>histogran</w:t>
+      </w:r>
+      <w:proofErr w:type="spellEnd"/>
+      <w:r>
+        <w:t xml:space="preserve"> en torno a los datos reales de las 17:00 en </w:t>
+      </w:r>
+      <w:proofErr w:type="spellStart"/>
+      <w:r>
+        <w:t>dias</w:t>
+      </w:r>
+      <w:proofErr w:type="spellEnd"/>
+      <w:r>
+        <w:t xml:space="preserve"> laborales, la </w:t>
+      </w:r>
+      <w:proofErr w:type="spellStart"/>
+      <w:r>
+        <w:t>comparacion</w:t>
+      </w:r>
+      <w:proofErr w:type="spellEnd"/>
+      <w:r>
+        <w:t xml:space="preserve"> revela que los recuentos abarcan aproximadamente desde una</w:t>
+      </w:r>
+      <w:r>
+        <w:t>s</w:t>
+      </w:r>
+      <w:r>
+        <w:t xml:space="preserve"> decenas hasta casi 1000 alquileres. a su vez el mode</w:t>
+      </w:r>
+      <w:r>
+        <w:t>l</w:t>
+      </w:r>
+      <w:r>
+        <w:t xml:space="preserve">o </w:t>
+      </w:r>
+      <w:proofErr w:type="spellStart"/>
+      <w:r>
+        <w:t>Poisson</w:t>
+      </w:r>
+      <w:r>
+        <w:t>do</w:t>
+      </w:r>
+      <w:proofErr w:type="spellEnd"/>
+      <w:r>
+        <w:t xml:space="preserve"> generado anteriormente</w:t>
+      </w:r>
+      <w:r>
+        <w:t xml:space="preserve"> concentra casi toda su probabilidad en un intervalo mucho </w:t>
+      </w:r>
+      <w:proofErr w:type="spellStart"/>
+      <w:r>
+        <w:t>mas</w:t>
+      </w:r>
+      <w:proofErr w:type="spellEnd"/>
+      <w:r>
+        <w:t xml:space="preserve"> estrecho, </w:t>
+      </w:r>
+      <w:proofErr w:type="spellStart"/>
+      <w:r>
+        <w:t>al rededor</w:t>
+      </w:r>
+      <w:proofErr w:type="spellEnd"/>
+      <w:r>
+        <w:t xml:space="preserve"> de 525 y por su parte el </w:t>
+      </w:r>
+      <w:proofErr w:type="spellStart"/>
+      <w:r>
+        <w:t>histogram</w:t>
+      </w:r>
+      <w:proofErr w:type="spellEnd"/>
+      <w:r>
+        <w:t xml:space="preserve"> presenta varios picos visibles; su forma es </w:t>
+      </w:r>
+      <w:proofErr w:type="spellStart"/>
+      <w:r>
+        <w:t>mas</w:t>
+      </w:r>
+      <w:proofErr w:type="spellEnd"/>
+      <w:r>
+        <w:t xml:space="preserve"> irregular que la del modelo. Esta diferencia respalda la </w:t>
+      </w:r>
+      <w:proofErr w:type="spellStart"/>
+      <w:r>
+        <w:t>sobredispersion</w:t>
+      </w:r>
+      <w:proofErr w:type="spellEnd"/>
+      <w:r>
+        <w:t xml:space="preserve"> detectada al comparar la media y la varianza.</w:t>
+      </w:r>
+      <w:r>
+        <w:br/>
+      </w:r>
+      <w:r>
+        <w:br/>
+      </w:r>
+    </w:p>
+    <w:p>
+      <w:pPr>
+        <w:pStyle w:val="Prrafodelista"/>
+        <w:rPr>
+          <w:b/>
+          <w:bCs/>
+          <w:lang w:val="en-US"/>
+        </w:rPr>
+      </w:pPr>
+    </w:p>
+    <w:p>
+      <w:pPr>
+        <w:pStyle w:val="Prrafodelista"/>
+        <w:rPr>
+          <w:b/>
+          <w:bCs/>
+          <w:lang w:val="en-US"/>
+        </w:rPr>
+      </w:pPr>
+    </w:p>
+    <w:p>
+      <w:pPr>
+        <w:pStyle w:val="Prrafodelista"/>
+        <w:rPr>
+          <w:b/>
+          <w:bCs/>
+          <w:lang w:val="en-US"/>
+        </w:rPr>
+      </w:pPr>
+    </w:p>
+    <w:p>
+      <w:pPr>
+        <w:pStyle w:val="Prrafodelista"/>
+        <w:rPr>
+          <w:b/>
+          <w:bCs/>
+          <w:lang w:val="en-US"/>
+        </w:rPr>
+      </w:pPr>
+    </w:p>
+    <w:p>
+      <w:pPr>
+        <w:pStyle w:val="Prrafodelista"/>
+        <w:rPr>
+          <w:b/>
+          <w:bCs/>
+          <w:lang w:val="en-US"/>
+        </w:rPr>
+      </w:pPr>
+    </w:p>
+    <w:p>
+      <w:pPr>
+        <w:pStyle w:val="Prrafodelista"/>
+        <w:rPr>
+          <w:b/>
+          <w:bCs/>
+          <w:lang w:val="en-US"/>
+        </w:rPr>
+      </w:pPr>
+    </w:p>
+    <w:p>
+      <w:pPr>
+        <w:pStyle w:val="Prrafodelista"/>
+        <w:rPr>
+          <w:b/>
+          <w:bCs/>
+          <w:lang w:val="en-US"/>
+        </w:rPr>
+      </w:pPr>
+    </w:p>
+    <w:p>
+      <w:pPr>
+        <w:pStyle w:val="Prrafodelista"/>
+        <w:rPr>
+          <w:b/>
+          <w:bCs/>
+          <w:lang w:val="en-US"/>
+        </w:rPr>
+      </w:pPr>
+    </w:p>
+    <w:p>
+      <w:pPr>
+        <w:pStyle w:val="Prrafodelista"/>
+        <w:rPr>
+          <w:b/>
+          <w:bCs/>
+          <w:lang w:val="en-US"/>
+        </w:rPr>
+      </w:pPr>
+    </w:p>
+    <w:p>
+      <w:pPr>
+        <w:pStyle w:val="Prrafodelista"/>
+        <w:rPr>
+          <w:b/>
+          <w:bCs/>
+          <w:lang w:val="en-US"/>
+        </w:rPr>
+      </w:pPr>
+    </w:p>
+    <w:p>
+      <w:pPr>
+        <w:pStyle w:val="Prrafodelista"/>
+        <w:rPr>
+          <w:b/>
+          <w:bCs/>
+          <w:lang w:val="en-US"/>
+        </w:rPr>
+      </w:pPr>
+    </w:p>
+    <w:p>
+      <w:pPr>
+        <w:pStyle w:val="Prrafodelista"/>
+        <w:rPr>
+          <w:b/>
+          <w:bCs/>
+          <w:lang w:val="en-US"/>
+        </w:rPr>
+      </w:pPr>
+    </w:p>
+    <w:p>
+      <w:pPr>
+        <w:pStyle w:val="Prrafodelista"/>
+        <w:rPr>
+          <w:b/>
+          <w:bCs/>
+          <w:lang w:val="en-US"/>
+        </w:rPr>
+      </w:pPr>
+    </w:p>
+    <w:p>
+      <w:pPr>
+        <w:pStyle w:val="Prrafodelista"/>
+        <w:rPr>
+          <w:b/>
+          <w:bCs/>
+          <w:lang w:val="en-US"/>
+        </w:rPr>
+      </w:pPr>
+    </w:p>
+    <w:p>
+      <w:pPr>
+        <w:pStyle w:val="Prrafodelista"/>
+        <w:rPr>
+          <w:b/>
+          <w:bCs/>
+          <w:lang w:val="en-US"/>
+        </w:rPr>
+      </w:pPr>
+    </w:p>
+    <w:p>
+      <w:pPr>
+        <w:pStyle w:val="Prrafodelista"/>
+        <w:rPr>
+          <w:b/>
+          <w:bCs/>
+          <w:lang w:val="en-US"/>
+        </w:rPr>
+      </w:pPr>
+    </w:p>
+    <w:p>
+      <w:pPr>
+        <w:pStyle w:val="Prrafodelista"/>
+        <w:numPr>
+          <w:ilvl w:val="0"/>
+          <w:numId w:val="3"/>
+        </w:numPr>
+        <w:rPr>
+          <w:lang w:val="en-US"/>
+        </w:rPr>
+      </w:pPr>
+      <w:r>
+        <w:rPr>
+          <w:b/>
+          <w:bCs/>
+          <w:lang w:val="en-US"/>
+        </w:rPr>
+        <w:lastRenderedPageBreak/>
+        <w:t>Effect of Lambda on the Poisson Distribution</w:t>
+      </w:r>
+    </w:p>
+    <w:p>
+      <w:pPr>
+        <w:pStyle w:val="Prrafodelista"/>
+        <w:rPr>
+          <w:b/>
+          <w:bCs/>
+          <w:lang w:val="en-US"/>
+        </w:rPr>
+      </w:pPr>
+    </w:p>
+    <w:p>
+      <w:pPr>
+        <w:pStyle w:val="Prrafodelista"/>
+        <w:rPr>
+          <w:lang w:val="en-US"/>
+        </w:rPr>
+      </w:pPr>
+      <w:r>
+        <w:rPr>
+          <w:lang w:val="en-US"/>
+        </w:rPr>
+        <w:drawing>
+          <wp:inline distT="0" distB="0" distL="0" distR="0" wp14:anchorId="4CB025AC" wp14:editId="1265D90D">
+            <wp:extent cx="4691622" cy="3057676"/>
+            <wp:effectExtent l="0" t="0" r="0" b="0"/>
+            <wp:docPr id="35" name="Imagen 35"/>
+            <wp:cNvGraphicFramePr>
+              <a:graphicFrameLocks xmlns:a="http://schemas.openxmlformats.org/drawingml/2006/main" noChangeAspect="1"/>
+            </wp:cNvGraphicFramePr>
+            <a:graphic xmlns:a="http://schemas.openxmlformats.org/drawingml/2006/main">
+              <a:graphicData uri="http://schemas.openxmlformats.org/drawingml/2006/picture">
+                <pic:pic xmlns:pic="http://schemas.openxmlformats.org/drawingml/2006/picture">
+                  <pic:nvPicPr>
+                    <pic:cNvPr id="1" name=""/>
+                    <pic:cNvPicPr/>
+                  </pic:nvPicPr>
+                  <pic:blipFill>
+                    <a:blip r:embed="rId28"/>
+                    <a:stretch>
+                      <a:fillRect/>
+                    </a:stretch>
+                  </pic:blipFill>
+                  <pic:spPr>
+                    <a:xfrm>
+                      <a:off x="0" y="0"/>
+                      <a:ext cx="4699206" cy="3062619"/>
+                    </a:xfrm>
+                    <a:prstGeom prst="rect">
+                      <a:avLst/>
+                    </a:prstGeom>
+                  </pic:spPr>
+                </pic:pic>
+              </a:graphicData>
+            </a:graphic>
+          </wp:inline>
+        </w:drawing>
+      </w:r>
+      <w:r>
+        <w:rPr>
+          <w:lang w:val="en-US"/>
+        </w:rPr>
+        <w:br/>
+      </w:r>
+    </w:p>
+    <w:p>
+      <w:pPr>
+        <w:pStyle w:val="Prrafodelista"/>
+      </w:pPr>
+      <w:r>
+        <w:rPr>
+          <w:lang w:val="en-US"/>
+        </w:rPr>
+        <w:drawing>
+          <wp:inline distT="0" distB="0" distL="0" distR="0" wp14:anchorId="2F371175" wp14:editId="0F6E0392">
+            <wp:extent cx="4711425" cy="3264626"/>
+            <wp:effectExtent l="0" t="0" r="0" b="0"/>
+            <wp:docPr id="36" name="Imagen 36"/>
+            <wp:cNvGraphicFramePr>
+              <a:graphicFrameLocks xmlns:a="http://schemas.openxmlformats.org/drawingml/2006/main" noChangeAspect="1"/>
+            </wp:cNvGraphicFramePr>
+            <a:graphic xmlns:a="http://schemas.openxmlformats.org/drawingml/2006/main">
+              <a:graphicData uri="http://schemas.openxmlformats.org/drawingml/2006/picture">
+                <pic:pic xmlns:pic="http://schemas.openxmlformats.org/drawingml/2006/picture">
+                  <pic:nvPicPr>
+                    <pic:cNvPr id="1" name=""/>
+                    <pic:cNvPicPr/>
+                  </pic:nvPicPr>
+                  <pic:blipFill>
+                    <a:blip r:embed="rId29"/>
+                    <a:stretch>
+                      <a:fillRect/>
+                    </a:stretch>
+                  </pic:blipFill>
+                  <pic:spPr>
+                    <a:xfrm>
+                      <a:off x="0" y="0"/>
+                      <a:ext cx="4742689" cy="3286290"/>
+                    </a:xfrm>
+                    <a:prstGeom prst="rect">
+                      <a:avLst/>
+                    </a:prstGeom>
+                  </pic:spPr>
+                </pic:pic>
+              </a:graphicData>
+            </a:graphic>
+          </wp:inline>
+        </w:drawing>
+      </w:r>
+      <w:r>
+        <w:br/>
+      </w:r>
+      <w:r>
+        <w:br/>
+      </w:r>
+      <w:proofErr w:type="spellStart"/>
+      <w:r>
+        <w:t>decidi</w:t>
+      </w:r>
+      <w:proofErr w:type="spellEnd"/>
+      <w:r>
+        <w:t xml:space="preserve"> ocupar valores menores de </w:t>
+      </w:r>
+      <w:proofErr w:type="spellStart"/>
+      <w:r>
+        <w:t>lamda</w:t>
+      </w:r>
+      <w:proofErr w:type="spellEnd"/>
+      <w:r>
+        <w:t xml:space="preserve"> para observar las diferencias entre los </w:t>
+      </w:r>
+      <w:proofErr w:type="spellStart"/>
+      <w:r>
+        <w:t>gradicos</w:t>
+      </w:r>
+      <w:proofErr w:type="spellEnd"/>
+      <w:r>
+        <w:t xml:space="preserve"> con mayor claridad con lambda=5, la </w:t>
+      </w:r>
+      <w:proofErr w:type="spellStart"/>
+      <w:r>
+        <w:t>distribucion</w:t>
+      </w:r>
+      <w:proofErr w:type="spellEnd"/>
+      <w:r>
+        <w:t xml:space="preserve"> tiene una </w:t>
+      </w:r>
+      <w:proofErr w:type="spellStart"/>
+      <w:r>
+        <w:t>simetria</w:t>
+      </w:r>
+      <w:proofErr w:type="spellEnd"/>
+      <w:r>
+        <w:t xml:space="preserve"> hacia la derecha. con lambda= 20 adquiere una forma </w:t>
+      </w:r>
+      <w:proofErr w:type="spellStart"/>
+      <w:r>
+        <w:t>mas</w:t>
+      </w:r>
+      <w:proofErr w:type="spellEnd"/>
+      <w:r>
+        <w:t xml:space="preserve"> </w:t>
+      </w:r>
+      <w:proofErr w:type="spellStart"/>
+      <w:r>
+        <w:t>simetrica</w:t>
+      </w:r>
+      <w:proofErr w:type="spellEnd"/>
+      <w:r>
+        <w:t xml:space="preserve">, en cambio con lambda= 525,29, la </w:t>
+      </w:r>
+      <w:proofErr w:type="spellStart"/>
+      <w:r>
+        <w:t>distribucion</w:t>
+      </w:r>
+      <w:proofErr w:type="spellEnd"/>
+      <w:r>
+        <w:t xml:space="preserve"> </w:t>
+      </w:r>
+      <w:proofErr w:type="spellStart"/>
+      <w:r>
+        <w:t>poisson</w:t>
+      </w:r>
+      <w:proofErr w:type="spellEnd"/>
+      <w:r>
+        <w:t xml:space="preserve"> es aproximadamente </w:t>
+      </w:r>
+      <w:proofErr w:type="spellStart"/>
+      <w:r>
+        <w:t>simetrica</w:t>
+      </w:r>
+      <w:proofErr w:type="spellEnd"/>
+      <w:r>
+        <w:t xml:space="preserve"> y su forma se aproxima a la normal esta </w:t>
+      </w:r>
+      <w:proofErr w:type="spellStart"/>
+      <w:r>
+        <w:t>comparacion</w:t>
+      </w:r>
+      <w:proofErr w:type="spellEnd"/>
+      <w:r>
+        <w:t xml:space="preserve"> modifica solo la tasa media lambda, no el tamaño de la muestra y no </w:t>
+      </w:r>
+      <w:proofErr w:type="spellStart"/>
+      <w:r>
+        <w:t>elimana</w:t>
+      </w:r>
+      <w:proofErr w:type="spellEnd"/>
+      <w:r>
+        <w:t xml:space="preserve"> la </w:t>
+      </w:r>
+      <w:proofErr w:type="spellStart"/>
+      <w:r>
+        <w:t>sobredispersion</w:t>
+      </w:r>
+      <w:proofErr w:type="spellEnd"/>
+      <w:r>
+        <w:t xml:space="preserve"> observada en los datos reales</w:t>
+      </w:r>
+    </w:p>
+    <w:p>
+      <w:pPr>
+        <w:pStyle w:val="Prrafodelista"/>
+        <w:numPr>
+          <w:ilvl w:val="0"/>
+          <w:numId w:val="3"/>
+        </w:numPr>
+      </w:pPr>
+      <w:proofErr w:type="spellStart"/>
+      <w:r>
+        <w:rPr>
+          <w:b/>
+          <w:bCs/>
+        </w:rPr>
+        <w:lastRenderedPageBreak/>
+        <w:t>Temperature</w:t>
+      </w:r>
+      <w:proofErr w:type="spellEnd"/>
+      <w:r>
+        <w:rPr>
+          <w:b/>
+          <w:bCs/>
+        </w:rPr>
+        <w:t xml:space="preserve"> </w:t>
+      </w:r>
+      <w:proofErr w:type="spellStart"/>
+      <w:r>
+        <w:rPr>
+          <w:b/>
+          <w:bCs/>
+        </w:rPr>
+        <w:t>Distribution</w:t>
+      </w:r>
+      <w:proofErr w:type="spellEnd"/>
+      <w:r>
+        <w:rPr>
+          <w:b/>
+          <w:bCs/>
+        </w:rPr>
+        <w:t xml:space="preserve"> and </w:t>
+      </w:r>
+      <w:proofErr w:type="spellStart"/>
+      <w:r>
+        <w:rPr>
+          <w:b/>
+          <w:bCs/>
+        </w:rPr>
+        <w:t>Normality</w:t>
+      </w:r>
+      <w:proofErr w:type="spellEnd"/>
+      <w:r>
+        <w:rPr>
+          <w:b/>
+          <w:bCs/>
+        </w:rPr>
+        <w:t xml:space="preserve"> </w:t>
+      </w:r>
+      <w:proofErr w:type="spellStart"/>
+      <w:r>
+        <w:rPr>
+          <w:b/>
+          <w:bCs/>
+        </w:rPr>
+        <w:t>Assessment</w:t>
+      </w:r>
+      <w:proofErr w:type="spellEnd"/>
+      <w:r>
+        <w:rPr>
+          <w:b/>
+          <w:bCs/>
+        </w:rPr>
+        <w:br/>
+      </w:r>
+      <w:r>
+        <w:t xml:space="preserve">evaluare un </w:t>
+      </w:r>
+      <w:proofErr w:type="gramStart"/>
+      <w:r>
+        <w:t xml:space="preserve">modelo </w:t>
+      </w:r>
+      <w:r>
+        <w:t xml:space="preserve"> normal</w:t>
+      </w:r>
+      <w:proofErr w:type="gramEnd"/>
+      <w:r>
+        <w:t xml:space="preserve"> </w:t>
+      </w:r>
+      <w:r>
+        <w:t xml:space="preserve">utilizando la variable </w:t>
+      </w:r>
+      <w:proofErr w:type="spellStart"/>
+      <w:r>
+        <w:t>temp</w:t>
+      </w:r>
+      <w:proofErr w:type="spellEnd"/>
+      <w:r>
+        <w:t xml:space="preserve">  ya que es una medición continua y a su vez tiene sentido con el contexto de alquiler de bicicleta</w:t>
+      </w:r>
+      <w:r>
+        <w:t xml:space="preserve">, por lo que sus valores no están expresados </w:t>
+      </w:r>
+      <w:r>
+        <w:t xml:space="preserve">directamente en grados </w:t>
+      </w:r>
+      <w:proofErr w:type="spellStart"/>
+      <w:r>
+        <w:t>celcius</w:t>
+      </w:r>
+      <w:proofErr w:type="spellEnd"/>
+      <w:r>
+        <w:t xml:space="preserve">. Utilizare un </w:t>
+      </w:r>
+      <w:proofErr w:type="spellStart"/>
+      <w:r>
+        <w:t>histogram</w:t>
+      </w:r>
+      <w:proofErr w:type="spellEnd"/>
+      <w:r>
+        <w:t xml:space="preserve"> y un </w:t>
+      </w:r>
+      <w:proofErr w:type="spellStart"/>
+      <w:r>
+        <w:t>grafico</w:t>
+      </w:r>
+      <w:proofErr w:type="spellEnd"/>
+      <w:r>
+        <w:t xml:space="preserve"> Q-Q para evaluar si su distribución se aproxima a una normal   </w:t>
+      </w:r>
+    </w:p>
+    <w:p/>
+    <w:p>
+      <w:r>
+        <w:drawing>
+          <wp:inline distT="0" distB="0" distL="0" distR="0" wp14:anchorId="2D9231F8" wp14:editId="34C852D0">
+            <wp:extent cx="5612130" cy="4325620"/>
+            <wp:effectExtent l="0" t="0" r="7620" b="0"/>
+            <wp:docPr id="37" name="Imagen 37"/>
+            <wp:cNvGraphicFramePr>
+              <a:graphicFrameLocks xmlns:a="http://schemas.openxmlformats.org/drawingml/2006/main" noChangeAspect="1"/>
+            </wp:cNvGraphicFramePr>
+            <a:graphic xmlns:a="http://schemas.openxmlformats.org/drawingml/2006/main">
+              <a:graphicData uri="http://schemas.openxmlformats.org/drawingml/2006/picture">
+                <pic:pic xmlns:pic="http://schemas.openxmlformats.org/drawingml/2006/picture">
+                  <pic:nvPicPr>
+                    <pic:cNvPr id="1" name=""/>
+                    <pic:cNvPicPr/>
+                  </pic:nvPicPr>
+                  <pic:blipFill>
+                    <a:blip r:embed="rId30"/>
+                    <a:stretch>
+                      <a:fillRect/>
+                    </a:stretch>
+                  </pic:blipFill>
+                  <pic:spPr>
+                    <a:xfrm>
+                      <a:off x="0" y="0"/>
+                      <a:ext cx="5612130" cy="4325620"/>
+                    </a:xfrm>
+                    <a:prstGeom prst="rect">
+                      <a:avLst/>
+                    </a:prstGeom>
+                  </pic:spPr>
+                </pic:pic>
+              </a:graphicData>
+            </a:graphic>
+          </wp:inline>
+        </w:drawing>
+      </w:r>
+    </w:p>
+    <w:p>
+      <w:r>
+        <w:t xml:space="preserve">examine la </w:t>
+      </w:r>
+      <w:proofErr w:type="spellStart"/>
+      <w:r>
+        <w:t>distribucion</w:t>
+      </w:r>
+      <w:proofErr w:type="spellEnd"/>
+      <w:r>
+        <w:t xml:space="preserve"> de la temperatura normalizada mediante un </w:t>
+      </w:r>
+      <w:proofErr w:type="spellStart"/>
+      <w:r>
+        <w:t>histogram</w:t>
+      </w:r>
+      <w:proofErr w:type="spellEnd"/>
+      <w:r>
+        <w:t xml:space="preserve"> y observe dos elevaciones amplias entre 0,35 y 0.65 en lugar de una </w:t>
+      </w:r>
+      <w:proofErr w:type="spellStart"/>
+      <w:r>
+        <w:t>unica</w:t>
+      </w:r>
+      <w:proofErr w:type="spellEnd"/>
+      <w:r>
+        <w:t xml:space="preserve"> campana clara. para evaluar si una </w:t>
+      </w:r>
+      <w:proofErr w:type="spellStart"/>
+      <w:r>
+        <w:t>aproximacion</w:t>
+      </w:r>
+      <w:proofErr w:type="spellEnd"/>
+      <w:r>
+        <w:t xml:space="preserve"> normal es razonable, utilizare un </w:t>
+      </w:r>
+      <w:proofErr w:type="spellStart"/>
+      <w:r>
+        <w:t>grafico</w:t>
+      </w:r>
+      <w:proofErr w:type="spellEnd"/>
+      <w:r>
+        <w:t xml:space="preserve"> Q-Q como se explica en el material del profesor (normal </w:t>
+      </w:r>
+      <w:proofErr w:type="spellStart"/>
+      <w:r>
+        <w:t>distribution</w:t>
+      </w:r>
+      <w:proofErr w:type="spellEnd"/>
+      <w:r>
+        <w:t xml:space="preserve"> </w:t>
+      </w:r>
+      <w:proofErr w:type="spellStart"/>
+      <w:r>
+        <w:t>handbook</w:t>
+      </w:r>
+      <w:proofErr w:type="spellEnd"/>
+      <w:r>
+        <w:t xml:space="preserve">) </w:t>
+      </w:r>
+    </w:p>
+    <w:p>
+      <w:r>
+        <w:t xml:space="preserve">este grafico permite observar si los valores sigues aproximadamente una </w:t>
+      </w:r>
+      <w:proofErr w:type="spellStart"/>
+      <w:r>
+        <w:t>linea</w:t>
+      </w:r>
+      <w:proofErr w:type="spellEnd"/>
+      <w:r>
+        <w:t xml:space="preserve"> recta o presentan </w:t>
+      </w:r>
+      <w:proofErr w:type="spellStart"/>
+      <w:r>
+        <w:t>desviacion</w:t>
+      </w:r>
+      <w:proofErr w:type="spellEnd"/>
+      <w:r>
+        <w:t xml:space="preserve"> </w:t>
+      </w:r>
+      <w:proofErr w:type="spellStart"/>
+      <w:r>
+        <w:t>sistematica</w:t>
+      </w:r>
+      <w:proofErr w:type="spellEnd"/>
+      <w:r>
+        <w:t>.</w:t>
+      </w:r>
+      <w:r>
+        <w:br/>
+      </w:r>
+    </w:p>
+    <w:p>
+      <w:r>
+        <w:lastRenderedPageBreak/>
+        <w:drawing>
+          <wp:inline distT="0" distB="0" distL="0" distR="0" wp14:anchorId="23108341" wp14:editId="28306907">
+            <wp:extent cx="5612130" cy="2971165"/>
+            <wp:effectExtent l="0" t="0" r="7620" b="635"/>
+            <wp:docPr id="39" name="Imagen 39"/>
+            <wp:cNvGraphicFramePr>
+              <a:graphicFrameLocks xmlns:a="http://schemas.openxmlformats.org/drawingml/2006/main" noChangeAspect="1"/>
+            </wp:cNvGraphicFramePr>
+            <a:graphic xmlns:a="http://schemas.openxmlformats.org/drawingml/2006/main">
+              <a:graphicData uri="http://schemas.openxmlformats.org/drawingml/2006/picture">
+                <pic:pic xmlns:pic="http://schemas.openxmlformats.org/drawingml/2006/picture">
+                  <pic:nvPicPr>
+                    <pic:cNvPr id="1" name=""/>
+                    <pic:cNvPicPr/>
+                  </pic:nvPicPr>
+                  <pic:blipFill>
+                    <a:blip r:embed="rId31"/>
+                    <a:stretch>
+                      <a:fillRect/>
+                    </a:stretch>
+                  </pic:blipFill>
+                  <pic:spPr>
+                    <a:xfrm>
+                      <a:off x="0" y="0"/>
+                      <a:ext cx="5612130" cy="2971165"/>
+                    </a:xfrm>
+                    <a:prstGeom prst="rect">
+                      <a:avLst/>
+                    </a:prstGeom>
+                  </pic:spPr>
+                </pic:pic>
+              </a:graphicData>
+            </a:graphic>
+          </wp:inline>
+        </w:drawing>
+      </w:r>
+    </w:p>
+    <w:p>
+      <w:proofErr w:type="spellStart"/>
+      <w:r>
+        <w:t>despues</w:t>
+      </w:r>
+      <w:proofErr w:type="spellEnd"/>
+      <w:r>
+        <w:t xml:space="preserve"> de examinar el grafico Q-Q, observo que los puntos se acercan a la </w:t>
+      </w:r>
+      <w:proofErr w:type="spellStart"/>
+      <w:r>
+        <w:t>linea</w:t>
+      </w:r>
+      <w:proofErr w:type="spellEnd"/>
+      <w:r>
+        <w:t xml:space="preserve"> de referencia en la parte </w:t>
+      </w:r>
+      <w:proofErr w:type="gramStart"/>
+      <w:r>
+        <w:t>central</w:t>
+      </w:r>
+      <w:proofErr w:type="gramEnd"/>
+      <w:r>
+        <w:t xml:space="preserve"> pero representa </w:t>
+      </w:r>
+      <w:proofErr w:type="spellStart"/>
+      <w:r>
+        <w:t>desviacion</w:t>
+      </w:r>
+      <w:proofErr w:type="spellEnd"/>
+      <w:r>
+        <w:t xml:space="preserve"> clara en los extremos </w:t>
+      </w:r>
+    </w:p>
+    <w:p>
+      <w:r>
+        <w:t xml:space="preserve">esto indica que la </w:t>
+      </w:r>
+      <w:proofErr w:type="spellStart"/>
+      <w:r>
+        <w:t>aproximacion</w:t>
+      </w:r>
+      <w:proofErr w:type="spellEnd"/>
+      <w:r>
+        <w:t xml:space="preserve"> </w:t>
+      </w:r>
+      <w:proofErr w:type="spellStart"/>
+      <w:r>
+        <w:t>nomarl</w:t>
+      </w:r>
+      <w:proofErr w:type="spellEnd"/>
+      <w:r>
+        <w:t xml:space="preserve"> tiene limitaciones especialmente en la cola de la </w:t>
+      </w:r>
+      <w:r>
+        <w:t>distribución</w:t>
+      </w:r>
+    </w:p>
+    <w:p>
+      <w:pPr>
+        <w:rPr>
+          <w:lang w:val="en-US"/>
+        </w:rPr>
+      </w:pPr>
+      <w:r>
+        <w:rPr>
+          <w:b/>
+          <w:bCs/>
+          <w:lang w:val="en-US"/>
+        </w:rPr>
+        <w:t>Normal Probability and Observed Proportion</w:t>
+      </w:r>
+      <w:r>
+        <w:rPr>
+          <w:b/>
+          <w:bCs/>
+          <w:lang w:val="en-US"/>
+        </w:rPr>
+        <w:br/>
+      </w:r>
+      <w:r>
+        <w:rPr>
+          <w:lang w:val="en-US"/>
+        </w:rPr>
+        <w:t xml:space="preserve">under a normal model, what is the probability that </w:t>
+      </w:r>
+      <w:proofErr w:type="spellStart"/>
+      <w:r>
+        <w:rPr>
+          <w:lang w:val="en-US"/>
+        </w:rPr>
+        <w:t>normalised</w:t>
+      </w:r>
+      <w:proofErr w:type="spellEnd"/>
+      <w:r>
+        <w:rPr>
+          <w:lang w:val="en-US"/>
+        </w:rPr>
+        <w:t xml:space="preserve"> temperature fall </w:t>
+      </w:r>
+      <w:proofErr w:type="spellStart"/>
+      <w:r>
+        <w:rPr>
+          <w:lang w:val="en-US"/>
+        </w:rPr>
+        <w:t>abetween</w:t>
+      </w:r>
+      <w:proofErr w:type="spellEnd"/>
+      <w:r>
+        <w:rPr>
+          <w:lang w:val="en-US"/>
+        </w:rPr>
+        <w:t xml:space="preserve"> two chosen limits, and how does this compare with the proportion observed in the dataset?</w:t>
+      </w:r>
+    </w:p>
+    <w:p>
+      <w:r>
+        <w:t xml:space="preserve">para responder a mi pregunta ocupare mi primer y tercer </w:t>
+      </w:r>
+      <w:proofErr w:type="spellStart"/>
+      <w:r>
+        <w:t>quartiles</w:t>
+      </w:r>
+      <w:proofErr w:type="spellEnd"/>
+      <w:r>
+        <w:t xml:space="preserve"> (Q</w:t>
+      </w:r>
+      <w:proofErr w:type="gramStart"/>
+      <w:r>
+        <w:t>1 ,</w:t>
+      </w:r>
+      <w:proofErr w:type="gramEnd"/>
+      <w:r>
+        <w:t xml:space="preserve"> Q3)</w:t>
+      </w:r>
+    </w:p>
+    <w:p>
+      <w:r>
+        <w:drawing>
+          <wp:inline distT="0" distB="0" distL="0" distR="0" wp14:anchorId="2450CA9C" wp14:editId="17EB655A">
+            <wp:extent cx="5612130" cy="1297940"/>
+            <wp:effectExtent l="0" t="0" r="7620" b="0"/>
+            <wp:docPr id="40" name="Imagen 40"/>
+            <wp:cNvGraphicFramePr>
+              <a:graphicFrameLocks xmlns:a="http://schemas.openxmlformats.org/drawingml/2006/main" noChangeAspect="1"/>
+            </wp:cNvGraphicFramePr>
+            <a:graphic xmlns:a="http://schemas.openxmlformats.org/drawingml/2006/main">
+              <a:graphicData uri="http://schemas.openxmlformats.org/drawingml/2006/picture">
+                <pic:pic xmlns:pic="http://schemas.openxmlformats.org/drawingml/2006/picture">
+                  <pic:nvPicPr>
+                    <pic:cNvPr id="1" name=""/>
+                    <pic:cNvPicPr/>
+                  </pic:nvPicPr>
+                  <pic:blipFill>
+                    <a:blip r:embed="rId32"/>
+                    <a:stretch>
+                      <a:fillRect/>
+                    </a:stretch>
+                  </pic:blipFill>
+                  <pic:spPr>
+                    <a:xfrm>
+                      <a:off x="0" y="0"/>
+                      <a:ext cx="5612130" cy="1297940"/>
+                    </a:xfrm>
+                    <a:prstGeom prst="rect">
+                      <a:avLst/>
+                    </a:prstGeom>
+                  </pic:spPr>
+                </pic:pic>
+              </a:graphicData>
+            </a:graphic>
+          </wp:inline>
+        </w:drawing>
+      </w:r>
+    </w:p>
+    <w:p/>
+    <w:p>
+      <w:r>
+        <w:t xml:space="preserve">bajo una </w:t>
+      </w:r>
+      <w:proofErr w:type="spellStart"/>
+      <w:r>
+        <w:t>aproximacion</w:t>
+      </w:r>
+      <w:proofErr w:type="spellEnd"/>
+      <w:r>
+        <w:t xml:space="preserve"> normal la probabilidad estimada de que la temperatura normalizada se encuentre entre 0,34 y 0,66 es del 59% este resultado debe compararse con la </w:t>
+      </w:r>
+      <w:proofErr w:type="spellStart"/>
+      <w:r>
+        <w:t>proporcion</w:t>
+      </w:r>
+      <w:proofErr w:type="spellEnd"/>
+      <w:r>
+        <w:t xml:space="preserve"> observada para evaluar la </w:t>
+      </w:r>
+      <w:r>
+        <w:t>aproximación</w:t>
+      </w:r>
+    </w:p>
+    <w:p/>
+    <w:p/>
+    <w:p/>
+    <w:p>
+      <w:r>
+        <w:lastRenderedPageBreak/>
+        <w:t xml:space="preserve">nuestro segundo paso es calcular la </w:t>
+      </w:r>
+      <w:proofErr w:type="spellStart"/>
+      <w:r>
+        <w:t>proporcion</w:t>
+      </w:r>
+      <w:proofErr w:type="spellEnd"/>
+      <w:r>
+        <w:t xml:space="preserve"> real de registros entre esos mismos limites, para calcularla con el 59,39% del modelo</w:t>
+      </w:r>
+    </w:p>
+    <w:p>
+      <w:r>
+        <w:drawing>
+          <wp:inline distT="0" distB="0" distL="0" distR="0" wp14:anchorId="2AF4DE92" wp14:editId="41DFEE69">
+            <wp:extent cx="5612130" cy="361315"/>
+            <wp:effectExtent l="0" t="0" r="7620" b="635"/>
+            <wp:docPr id="41" name="Imagen 41"/>
+            <wp:cNvGraphicFramePr>
+              <a:graphicFrameLocks xmlns:a="http://schemas.openxmlformats.org/drawingml/2006/main" noChangeAspect="1"/>
+            </wp:cNvGraphicFramePr>
+            <a:graphic xmlns:a="http://schemas.openxmlformats.org/drawingml/2006/main">
+              <a:graphicData uri="http://schemas.openxmlformats.org/drawingml/2006/picture">
+                <pic:pic xmlns:pic="http://schemas.openxmlformats.org/drawingml/2006/picture">
+                  <pic:nvPicPr>
+                    <pic:cNvPr id="1" name=""/>
+                    <pic:cNvPicPr/>
+                  </pic:nvPicPr>
+                  <pic:blipFill>
+                    <a:blip r:embed="rId33"/>
+                    <a:stretch>
+                      <a:fillRect/>
+                    </a:stretch>
+                  </pic:blipFill>
+                  <pic:spPr>
+                    <a:xfrm>
+                      <a:off x="0" y="0"/>
+                      <a:ext cx="5612130" cy="361315"/>
+                    </a:xfrm>
+                    <a:prstGeom prst="rect">
+                      <a:avLst/>
+                    </a:prstGeom>
+                  </pic:spPr>
+                </pic:pic>
+              </a:graphicData>
+            </a:graphic>
+          </wp:inline>
+        </w:drawing>
+      </w:r>
+    </w:p>
+    <w:p/>
+    <w:p>
+      <w:r>
+        <w:rPr>
+          <w:b/>
+          <w:bCs/>
+          <w:lang w:val="en-US"/>
+        </w:rPr>
+        <w:t>Comparison of Distributions and Conclusion</w:t>
+      </w:r>
+    </w:p>
     <w:sectPr>
       <w:pgSz w:w="12240" w:h="15840"/>
       <w:pgMar w:top="1417" w:right="1701" w:bottom="1417" w:left="1701" w:header="708" w:footer="708" w:gutter="0"/>
@@ -213,6 +4312,288 @@
     </w:sectPr>
   </w:body>
 </w:document>
+</file>
+
+<file path=word/numbering.xml><?xml version="1.0" encoding="utf-8"?>
+<w:numbering xmlns:wpc="http://schemas.microsoft.com/office/word/2010/wordprocessingCanvas" xmlns:cx="http://schemas.microsoft.com/office/drawing/2014/chartex" xmlns:cx1="http://schemas.microsoft.com/office/drawing/2015/9/8/chartex" xmlns:cx2="http://schemas.microsoft.com/office/drawing/2015/10/21/chartex" xmlns:cx3="http://schemas.microsoft.com/office/drawing/2016/5/9/chartex" xmlns:cx4="http://schemas.microsoft.com/office/drawing/2016/5/10/chartex" xmlns:cx5="http://schemas.microsoft.com/office/drawing/2016/5/11/chartex" xmlns:cx6="http://schemas.microsoft.com/office/drawing/2016/5/12/chartex" xmlns:cx7="http://schemas.microsoft.com/office/drawing/2016/5/13/chartex" xmlns:cx8="http://schemas.microsoft.com/office/drawing/2016/5/14/chartex" xmlns:mc="http://schemas.openxmlformats.org/markup-compatibility/2006" xmlns:aink="http://schemas.microsoft.com/office/drawing/2016/ink" xmlns:am3d="http://schemas.microsoft.com/office/drawing/2017/model3d" xmlns:o="urn:schemas-microsoft-com:office:office" xmlns:oel="http://schemas.microsoft.com/office/2019/extlst" xmlns:r="http://schemas.openxmlformats.org/officeDocument/2006/relationships" xmlns:m="http://schemas.openxmlformats.org/officeDocument/2006/math" xmlns:v="urn:schemas-microsoft-com:vml" xmlns:wp14="http://schemas.microsoft.com/office/word/2010/wordprocessingDrawing" xmlns:wp="http://schemas.openxmlformats.org/drawingml/2006/wordprocessingDrawing" xmlns:w10="urn:schemas-microsoft-com:office:word" xmlns:w="http://schemas.openxmlformats.org/wordprocessingml/2006/main" xmlns:w14="http://schemas.microsoft.com/office/word/2010/wordml" xmlns:w15="http://schemas.microsoft.com/office/word/2012/wordml" xmlns:w16cex="http://schemas.microsoft.com/office/word/2018/wordml/cex" xmlns:w16cid="http://schemas.microsoft.com/office/word/2016/wordml/cid" xmlns:w16="http://schemas.microsoft.com/office/word/2018/wordml" xmlns:w16sdtdh="http://schemas.microsoft.com/office/word/2020/wordml/sdtdatahash" xmlns:w16se="http://schemas.microsoft.com/office/word/2015/wordml/symex" xmlns:wpg="http://schemas.microsoft.com/office/word/2010/wordprocessingGroup" xmlns:wpi="http://schemas.microsoft.com/office/word/2010/wordprocessingInk" xmlns:wne="http://schemas.microsoft.com/office/word/2006/wordml" xmlns:wps="http://schemas.microsoft.com/office/word/2010/wordprocessingShape" mc:Ignorable="w14 w15 w16se w16cid w16 w16cex w16sdtdh wp14">
+  <w:abstractNum w:abstractNumId="0" w15:restartNumberingAfterBreak="0">
+    <w:nsid w:val="073C2DA4"/>
+    <w:multiLevelType w:val="hybridMultilevel"/>
+    <w:tmpl w:val="F3161BF8"/>
+    <w:lvl w:ilvl="0" w:tplc="340A0011">
+      <w:start w:val="1"/>
+      <w:numFmt w:val="decimal"/>
+      <w:lvlText w:val="%1)"/>
+      <w:lvlJc w:val="left"/>
+      <w:pPr>
+        <w:ind w:left="720" w:hanging="360"/>
+      </w:pPr>
+      <w:rPr>
+        <w:rFonts w:hint="default"/>
+      </w:rPr>
+    </w:lvl>
+    <w:lvl w:ilvl="1" w:tplc="340A0019" w:tentative="1">
+      <w:start w:val="1"/>
+      <w:numFmt w:val="lowerLetter"/>
+      <w:lvlText w:val="%2."/>
+      <w:lvlJc w:val="left"/>
+      <w:pPr>
+        <w:ind w:left="1440" w:hanging="360"/>
+      </w:pPr>
+    </w:lvl>
+    <w:lvl w:ilvl="2" w:tplc="340A001B" w:tentative="1">
+      <w:start w:val="1"/>
+      <w:numFmt w:val="lowerRoman"/>
+      <w:lvlText w:val="%3."/>
+      <w:lvlJc w:val="right"/>
+      <w:pPr>
+        <w:ind w:left="2160" w:hanging="180"/>
+      </w:pPr>
+    </w:lvl>
+    <w:lvl w:ilvl="3" w:tplc="340A000F" w:tentative="1">
+      <w:start w:val="1"/>
+      <w:numFmt w:val="decimal"/>
+      <w:lvlText w:val="%4."/>
+      <w:lvlJc w:val="left"/>
+      <w:pPr>
+        <w:ind w:left="2880" w:hanging="360"/>
+      </w:pPr>
+    </w:lvl>
+    <w:lvl w:ilvl="4" w:tplc="340A0019" w:tentative="1">
+      <w:start w:val="1"/>
+      <w:numFmt w:val="lowerLetter"/>
+      <w:lvlText w:val="%5."/>
+      <w:lvlJc w:val="left"/>
+      <w:pPr>
+        <w:ind w:left="3600" w:hanging="360"/>
+      </w:pPr>
+    </w:lvl>
+    <w:lvl w:ilvl="5" w:tplc="340A001B" w:tentative="1">
+      <w:start w:val="1"/>
+      <w:numFmt w:val="lowerRoman"/>
+      <w:lvlText w:val="%6."/>
+      <w:lvlJc w:val="right"/>
+      <w:pPr>
+        <w:ind w:left="4320" w:hanging="180"/>
+      </w:pPr>
+    </w:lvl>
+    <w:lvl w:ilvl="6" w:tplc="340A000F" w:tentative="1">
+      <w:start w:val="1"/>
+      <w:numFmt w:val="decimal"/>
+      <w:lvlText w:val="%7."/>
+      <w:lvlJc w:val="left"/>
+      <w:pPr>
+        <w:ind w:left="5040" w:hanging="360"/>
+      </w:pPr>
+    </w:lvl>
+    <w:lvl w:ilvl="7" w:tplc="340A0019" w:tentative="1">
+      <w:start w:val="1"/>
+      <w:numFmt w:val="lowerLetter"/>
+      <w:lvlText w:val="%8."/>
+      <w:lvlJc w:val="left"/>
+      <w:pPr>
+        <w:ind w:left="5760" w:hanging="360"/>
+      </w:pPr>
+    </w:lvl>
+    <w:lvl w:ilvl="8" w:tplc="340A001B" w:tentative="1">
+      <w:start w:val="1"/>
+      <w:numFmt w:val="lowerRoman"/>
+      <w:lvlText w:val="%9."/>
+      <w:lvlJc w:val="right"/>
+      <w:pPr>
+        <w:ind w:left="6480" w:hanging="180"/>
+      </w:pPr>
+    </w:lvl>
+  </w:abstractNum>
+  <w:abstractNum w:abstractNumId="1" w15:restartNumberingAfterBreak="0">
+    <w:nsid w:val="300D2E11"/>
+    <w:multiLevelType w:val="hybridMultilevel"/>
+    <w:tmpl w:val="41EEA6FE"/>
+    <w:lvl w:ilvl="0" w:tplc="340A0011">
+      <w:start w:val="1"/>
+      <w:numFmt w:val="decimal"/>
+      <w:lvlText w:val="%1)"/>
+      <w:lvlJc w:val="left"/>
+      <w:pPr>
+        <w:ind w:left="720" w:hanging="360"/>
+      </w:pPr>
+      <w:rPr>
+        <w:rFonts w:hint="default"/>
+      </w:rPr>
+    </w:lvl>
+    <w:lvl w:ilvl="1" w:tplc="340A0019" w:tentative="1">
+      <w:start w:val="1"/>
+      <w:numFmt w:val="lowerLetter"/>
+      <w:lvlText w:val="%2."/>
+      <w:lvlJc w:val="left"/>
+      <w:pPr>
+        <w:ind w:left="1440" w:hanging="360"/>
+      </w:pPr>
+    </w:lvl>
+    <w:lvl w:ilvl="2" w:tplc="340A001B" w:tentative="1">
+      <w:start w:val="1"/>
+      <w:numFmt w:val="lowerRoman"/>
+      <w:lvlText w:val="%3."/>
+      <w:lvlJc w:val="right"/>
+      <w:pPr>
+        <w:ind w:left="2160" w:hanging="180"/>
+      </w:pPr>
+    </w:lvl>
+    <w:lvl w:ilvl="3" w:tplc="340A000F" w:tentative="1">
+      <w:start w:val="1"/>
+      <w:numFmt w:val="decimal"/>
+      <w:lvlText w:val="%4."/>
+      <w:lvlJc w:val="left"/>
+      <w:pPr>
+        <w:ind w:left="2880" w:hanging="360"/>
+      </w:pPr>
+    </w:lvl>
+    <w:lvl w:ilvl="4" w:tplc="340A0019" w:tentative="1">
+      <w:start w:val="1"/>
+      <w:numFmt w:val="lowerLetter"/>
+      <w:lvlText w:val="%5."/>
+      <w:lvlJc w:val="left"/>
+      <w:pPr>
+        <w:ind w:left="3600" w:hanging="360"/>
+      </w:pPr>
+    </w:lvl>
+    <w:lvl w:ilvl="5" w:tplc="340A001B" w:tentative="1">
+      <w:start w:val="1"/>
+      <w:numFmt w:val="lowerRoman"/>
+      <w:lvlText w:val="%6."/>
+      <w:lvlJc w:val="right"/>
+      <w:pPr>
+        <w:ind w:left="4320" w:hanging="180"/>
+      </w:pPr>
+    </w:lvl>
+    <w:lvl w:ilvl="6" w:tplc="340A000F" w:tentative="1">
+      <w:start w:val="1"/>
+      <w:numFmt w:val="decimal"/>
+      <w:lvlText w:val="%7."/>
+      <w:lvlJc w:val="left"/>
+      <w:pPr>
+        <w:ind w:left="5040" w:hanging="360"/>
+      </w:pPr>
+    </w:lvl>
+    <w:lvl w:ilvl="7" w:tplc="340A0019" w:tentative="1">
+      <w:start w:val="1"/>
+      <w:numFmt w:val="lowerLetter"/>
+      <w:lvlText w:val="%8."/>
+      <w:lvlJc w:val="left"/>
+      <w:pPr>
+        <w:ind w:left="5760" w:hanging="360"/>
+      </w:pPr>
+    </w:lvl>
+    <w:lvl w:ilvl="8" w:tplc="340A001B" w:tentative="1">
+      <w:start w:val="1"/>
+      <w:numFmt w:val="lowerRoman"/>
+      <w:lvlText w:val="%9."/>
+      <w:lvlJc w:val="right"/>
+      <w:pPr>
+        <w:ind w:left="6480" w:hanging="180"/>
+      </w:pPr>
+    </w:lvl>
+  </w:abstractNum>
+  <w:abstractNum w:abstractNumId="2" w15:restartNumberingAfterBreak="0">
+    <w:nsid w:val="747C0B57"/>
+    <w:multiLevelType w:val="hybridMultilevel"/>
+    <w:tmpl w:val="A54A88E0"/>
+    <w:lvl w:ilvl="0" w:tplc="C0309482">
+      <w:start w:val="13"/>
+      <w:numFmt w:val="decimal"/>
+      <w:lvlText w:val="%1)"/>
+      <w:lvlJc w:val="left"/>
+      <w:pPr>
+        <w:ind w:left="720" w:hanging="360"/>
+      </w:pPr>
+      <w:rPr>
+        <w:rFonts w:hint="default"/>
+        <w:b/>
+      </w:rPr>
+    </w:lvl>
+    <w:lvl w:ilvl="1" w:tplc="340A0019" w:tentative="1">
+      <w:start w:val="1"/>
+      <w:numFmt w:val="lowerLetter"/>
+      <w:lvlText w:val="%2."/>
+      <w:lvlJc w:val="left"/>
+      <w:pPr>
+        <w:ind w:left="1440" w:hanging="360"/>
+      </w:pPr>
+    </w:lvl>
+    <w:lvl w:ilvl="2" w:tplc="340A001B" w:tentative="1">
+      <w:start w:val="1"/>
+      <w:numFmt w:val="lowerRoman"/>
+      <w:lvlText w:val="%3."/>
+      <w:lvlJc w:val="right"/>
+      <w:pPr>
+        <w:ind w:left="2160" w:hanging="180"/>
+      </w:pPr>
+    </w:lvl>
+    <w:lvl w:ilvl="3" w:tplc="340A000F" w:tentative="1">
+      <w:start w:val="1"/>
+      <w:numFmt w:val="decimal"/>
+      <w:lvlText w:val="%4."/>
+      <w:lvlJc w:val="left"/>
+      <w:pPr>
+        <w:ind w:left="2880" w:hanging="360"/>
+      </w:pPr>
+    </w:lvl>
+    <w:lvl w:ilvl="4" w:tplc="340A0019" w:tentative="1">
+      <w:start w:val="1"/>
+      <w:numFmt w:val="lowerLetter"/>
+      <w:lvlText w:val="%5."/>
+      <w:lvlJc w:val="left"/>
+      <w:pPr>
+        <w:ind w:left="3600" w:hanging="360"/>
+      </w:pPr>
+    </w:lvl>
+    <w:lvl w:ilvl="5" w:tplc="340A001B" w:tentative="1">
+      <w:start w:val="1"/>
+      <w:numFmt w:val="lowerRoman"/>
+      <w:lvlText w:val="%6."/>
+      <w:lvlJc w:val="right"/>
+      <w:pPr>
+        <w:ind w:left="4320" w:hanging="180"/>
+      </w:pPr>
+    </w:lvl>
+    <w:lvl w:ilvl="6" w:tplc="340A000F" w:tentative="1">
+      <w:start w:val="1"/>
+      <w:numFmt w:val="decimal"/>
+      <w:lvlText w:val="%7."/>
+      <w:lvlJc w:val="left"/>
+      <w:pPr>
+        <w:ind w:left="5040" w:hanging="360"/>
+      </w:pPr>
+    </w:lvl>
+    <w:lvl w:ilvl="7" w:tplc="340A0019" w:tentative="1">
+      <w:start w:val="1"/>
+      <w:numFmt w:val="lowerLetter"/>
+      <w:lvlText w:val="%8."/>
+      <w:lvlJc w:val="left"/>
+      <w:pPr>
+        <w:ind w:left="5760" w:hanging="360"/>
+      </w:pPr>
+    </w:lvl>
+    <w:lvl w:ilvl="8" w:tplc="340A001B" w:tentative="1">
+      <w:start w:val="1"/>
+      <w:numFmt w:val="lowerRoman"/>
+      <w:lvlText w:val="%9."/>
+      <w:lvlJc w:val="right"/>
+      <w:pPr>
+        <w:ind w:left="6480" w:hanging="180"/>
+      </w:pPr>
+    </w:lvl>
+  </w:abstractNum>
+  <w:num w:numId="1" w16cid:durableId="209389484">
+    <w:abstractNumId w:val="0"/>
+  </w:num>
+  <w:num w:numId="2" w16cid:durableId="709459052">
+    <w:abstractNumId w:val="1"/>
+  </w:num>
+  <w:num w:numId="3" w16cid:durableId="1893809228">
+    <w:abstractNumId w:val="2"/>
+  </w:num>
+</w:numbering>
 </file>
 
 <file path=word/styles.xml><?xml version="1.0" encoding="utf-8"?>
@@ -818,7 +5199,6 @@
   <w:style w:type="character" w:default="1" w:styleId="Fuentedeprrafopredeter">
     <w:name w:val="Default Paragraph Font"/>
     <w:uiPriority w:val="1"/>
-    <w:semiHidden/>
     <w:unhideWhenUsed/>
   </w:style>
   <w:style w:type="table" w:default="1" w:styleId="Tablanormal">

--- a/summery.docx
+++ b/summery.docx
@@ -43,59 +43,17 @@
         </w:numPr>
       </w:pPr>
       <w:r>
-        <w:t xml:space="preserve">Load </w:t>
-      </w:r>
-      <w:proofErr w:type="spellStart"/>
-      <w:r>
-        <w:t>the</w:t>
-      </w:r>
-      <w:proofErr w:type="spellEnd"/>
-      <w:r>
-        <w:t xml:space="preserve"> </w:t>
-      </w:r>
-      <w:proofErr w:type="spellStart"/>
-      <w:r>
-        <w:t>dataset</w:t>
-      </w:r>
-      <w:proofErr w:type="spellEnd"/>
-      <w:r>
-        <w:t xml:space="preserve"> and </w:t>
-      </w:r>
-      <w:proofErr w:type="spellStart"/>
-      <w:r>
-        <w:t>initial</w:t>
-      </w:r>
-      <w:proofErr w:type="spellEnd"/>
-      <w:r>
-        <w:t xml:space="preserve"> </w:t>
-      </w:r>
-      <w:proofErr w:type="spellStart"/>
-      <w:r>
-        <w:t>inspection</w:t>
-      </w:r>
-      <w:proofErr w:type="spellEnd"/>
-      <w:r>
-        <w:t>:</w:t>
-      </w:r>
-      <w:r>
-        <w:br/>
-      </w:r>
-      <w:r>
-        <w:br/>
-      </w:r>
-      <w:r>
-        <w:t xml:space="preserve">Como primer paso para el analizar </w:t>
-      </w:r>
-      <w:proofErr w:type="gramStart"/>
-      <w:r>
-        <w:t xml:space="preserve">el  </w:t>
-      </w:r>
-      <w:proofErr w:type="spellStart"/>
-      <w:r>
-        <w:t>dataset</w:t>
-      </w:r>
-      <w:proofErr w:type="spellEnd"/>
-      <w:proofErr w:type="gramEnd"/>
+        <w:t>Load the dataset and initial inspection:</w:t>
+      </w:r>
+      <w:r>
+        <w:br/>
+      </w:r>
+      <w:r>
+        <w:br/>
+      </w:r>
+      <w:r>
+        <w:t>Como primer paso para el analizar el  dataset</w:t>
+      </w:r>
       <w:r>
         <w:t xml:space="preserve">, </w:t>
       </w:r>
@@ -105,6 +63,9 @@
     </w:p>
     <w:p>
       <w:r>
+        <w:rPr>
+          <w:noProof/>
+        </w:rPr>
         <w:drawing>
           <wp:inline distT="0" distB="0" distL="0" distR="0" wp14:anchorId="7F11A534" wp14:editId="6B8B57AC">
             <wp:extent cx="5612130" cy="1766570"/>
@@ -150,37 +111,8 @@
           <w:numId w:val="2"/>
         </w:numPr>
       </w:pPr>
-      <w:proofErr w:type="spellStart"/>
-      <w:r>
-        <w:t>Dataset</w:t>
-      </w:r>
-      <w:proofErr w:type="spellEnd"/>
-      <w:r>
-        <w:t xml:space="preserve"> </w:t>
-      </w:r>
-      <w:proofErr w:type="spellStart"/>
-      <w:r>
-        <w:t>structure</w:t>
-      </w:r>
-      <w:proofErr w:type="spellEnd"/>
-      <w:r>
-        <w:t xml:space="preserve"> and data </w:t>
-      </w:r>
-      <w:proofErr w:type="spellStart"/>
-      <w:r>
-        <w:t>Quality</w:t>
-      </w:r>
-      <w:proofErr w:type="spellEnd"/>
-      <w:r>
-        <w:t xml:space="preserve"> </w:t>
-      </w:r>
-      <w:proofErr w:type="spellStart"/>
-      <w:r>
-        <w:t>check</w:t>
-      </w:r>
-      <w:proofErr w:type="spellEnd"/>
-      <w:r>
-        <w:t xml:space="preserve"> </w:t>
+      <w:r>
+        <w:t xml:space="preserve">Dataset structure and data Quality check </w:t>
       </w:r>
       <w:r>
         <w:br/>
@@ -189,27 +121,14 @@
         <w:br/>
         <w:t xml:space="preserve">analizo </w:t>
       </w:r>
-      <w:proofErr w:type="spellStart"/>
-      <w:r>
-        <w:t>info</w:t>
-      </w:r>
-      <w:proofErr w:type="spellEnd"/>
-      <w:r>
-        <w:t xml:space="preserve"> para </w:t>
+      <w:r>
+        <w:t xml:space="preserve">info para </w:t>
       </w:r>
       <w:r>
         <w:t>verificar</w:t>
       </w:r>
       <w:r>
-        <w:t xml:space="preserve"> si existen </w:t>
-      </w:r>
-      <w:proofErr w:type="spellStart"/>
-      <w:r>
-        <w:t>missing</w:t>
-      </w:r>
-      <w:proofErr w:type="spellEnd"/>
-      <w:r>
-        <w:t xml:space="preserve"> data</w:t>
+        <w:t xml:space="preserve"> si existen missing data</w:t>
       </w:r>
       <w:r>
         <w:t>,</w:t>
@@ -218,30 +137,23 @@
         <w:t xml:space="preserve"> examinar el tipo de cada columna (int64 – float64)</w:t>
       </w:r>
       <w:r>
-        <w:t xml:space="preserve">, por medio de </w:t>
-      </w:r>
-      <w:proofErr w:type="spellStart"/>
-      <w:r>
-        <w:t>shape</w:t>
-      </w:r>
-      <w:proofErr w:type="spellEnd"/>
-      <w:r>
-        <w:t xml:space="preserve"> veo cuantas filas y columnas contempla mi </w:t>
-      </w:r>
-      <w:proofErr w:type="spellStart"/>
-      <w:r>
-        <w:t>dataset</w:t>
-      </w:r>
-      <w:proofErr w:type="spellEnd"/>
-      <w:r>
-        <w:t xml:space="preserve"> (17379 – 12) y luego confirmo que no hayan duplicados en mi data.</w:t>
-      </w:r>
-    </w:p>
-    <w:p>
-      <w:r>
-        <w:br/>
-      </w:r>
-      <w:r>
+        <w:t>, por medio de shape veo cuantas filas y columnas contempla mi dataset (17379 – 1</w:t>
+      </w:r>
+      <w:r>
+        <w:t>7</w:t>
+      </w:r>
+      <w:r>
+        <w:t>) y luego confirmo que no hayan duplicados en mi data.</w:t>
+      </w:r>
+    </w:p>
+    <w:p>
+      <w:r>
+        <w:br/>
+      </w:r>
+      <w:r>
+        <w:rPr>
+          <w:noProof/>
+        </w:rPr>
         <w:drawing>
           <wp:inline distT="0" distB="0" distL="0" distR="0" wp14:anchorId="6D8F5F2F" wp14:editId="7D073C99">
             <wp:extent cx="5669280" cy="3087788"/>
@@ -284,19 +196,14 @@
     <w:p>
       <w:r>
         <w:lastRenderedPageBreak/>
-        <w:t xml:space="preserve">Describe me ayuda a resumir las variables numéricas examinar sus tendencias central y dispersión e identificar valores que requerían una revisión </w:t>
-      </w:r>
-      <w:proofErr w:type="spellStart"/>
-      <w:r>
-        <w:t>mas</w:t>
-      </w:r>
-      <w:proofErr w:type="spellEnd"/>
-      <w:r>
-        <w:t xml:space="preserve"> detallada.</w:t>
-      </w:r>
-    </w:p>
-    <w:p>
-      <w:r>
+        <w:t>Describe me ayuda a resumir las variables numéricas examinar sus tendencias central y dispersión e identificar valores que requerían una revisión mas detallada.</w:t>
+      </w:r>
+    </w:p>
+    <w:p>
+      <w:r>
+        <w:rPr>
+          <w:noProof/>
+        </w:rPr>
         <w:drawing>
           <wp:inline distT="0" distB="0" distL="0" distR="0" wp14:anchorId="43569B16" wp14:editId="3430EA1A">
             <wp:extent cx="5612130" cy="1716405"/>
@@ -337,6 +244,9 @@
         <w:br/>
       </w:r>
       <w:r>
+        <w:rPr>
+          <w:noProof/>
+        </w:rPr>
         <w:drawing>
           <wp:inline distT="0" distB="0" distL="0" distR="0" wp14:anchorId="1245FBFD" wp14:editId="6E119405">
             <wp:extent cx="5612130" cy="1710055"/>
@@ -389,32 +299,18 @@
         <w:rPr>
           <w:lang w:val="en-US"/>
         </w:rPr>
-        <w:t xml:space="preserve">Descriptive </w:t>
-      </w:r>
-      <w:proofErr w:type="spellStart"/>
+        <w:t>Descriptive estatistics of Hourly Rent</w:t>
+      </w:r>
       <w:r>
         <w:rPr>
           <w:lang w:val="en-US"/>
         </w:rPr>
-        <w:t>estatistics</w:t>
-      </w:r>
-      <w:proofErr w:type="spellEnd"/>
+        <w:t>als</w:t>
+      </w:r>
       <w:r>
         <w:rPr>
           <w:lang w:val="en-US"/>
         </w:rPr>
-        <w:t xml:space="preserve"> of Hourly Rent</w:t>
-      </w:r>
-      <w:r>
-        <w:rPr>
-          <w:lang w:val="en-US"/>
-        </w:rPr>
-        <w:t>als</w:t>
-      </w:r>
-      <w:r>
-        <w:rPr>
-          <w:lang w:val="en-US"/>
-        </w:rPr>
         <w:t>:</w:t>
       </w:r>
     </w:p>
@@ -422,22 +318,15 @@
       <w:pPr>
         <w:ind w:left="360"/>
       </w:pPr>
-      <w:proofErr w:type="spellStart"/>
-      <w:r>
-        <w:t>Decidi</w:t>
-      </w:r>
-      <w:proofErr w:type="spellEnd"/>
-      <w:r>
-        <w:t xml:space="preserve"> trabajar con </w:t>
+      <w:r>
+        <w:t xml:space="preserve">Decidi trabajar con </w:t>
       </w:r>
       <w:r>
         <w:t>“</w:t>
       </w:r>
-      <w:proofErr w:type="spellStart"/>
       <w:r>
         <w:t>cnt</w:t>
       </w:r>
-      <w:proofErr w:type="spellEnd"/>
       <w:r>
         <w:t>”</w:t>
       </w:r>
@@ -454,18 +343,22 @@
         <w:br/>
       </w:r>
       <w:r>
-        <w:t xml:space="preserve">Existen 17379 registros la media es de 186,46 frente a una mediana de 42 esto indica que </w:t>
-      </w:r>
-      <w:proofErr w:type="spellStart"/>
-      <w:r>
-        <w:t>exister</w:t>
-      </w:r>
-      <w:proofErr w:type="spellEnd"/>
-      <w:r>
-        <w:t xml:space="preserve"> asimetría hacia valores altos. Tenemos una desviación estándar de 181,37</w:t>
-      </w:r>
-      <w:r>
-        <w:t xml:space="preserve"> </w:t>
+        <w:t>Existen 17379 registros la media es de 18</w:t>
+      </w:r>
+      <w:r>
+        <w:t>9</w:t>
+      </w:r>
+      <w:r>
+        <w:t xml:space="preserve">,46 frente a una mediana de </w:t>
+      </w:r>
+      <w:r>
+        <w:t>142</w:t>
+      </w:r>
+      <w:r>
+        <w:t xml:space="preserve"> esto indica que exister asimetría hacia valores altos. Tenemos una desviación estándar de 181,3</w:t>
+      </w:r>
+      <w:r>
+        <w:t xml:space="preserve">9 </w:t>
       </w:r>
       <w:r>
         <w:t xml:space="preserve">que refleja una variación considerable el 50% central de los registros esta entre 40 y 281 alquileres y el min </w:t>
@@ -474,22 +367,23 @@
         <w:t xml:space="preserve">1 </w:t>
       </w:r>
       <w:r>
-        <w:t xml:space="preserve">y </w:t>
-      </w:r>
-      <w:proofErr w:type="spellStart"/>
-      <w:r>
-        <w:t>max</w:t>
-      </w:r>
-      <w:proofErr w:type="spellEnd"/>
-      <w:r>
-        <w:t xml:space="preserve"> 997</w:t>
-      </w:r>
-    </w:p>
-    <w:p>
-      <w:r>
-        <w:br/>
-      </w:r>
-      <w:r>
+        <w:t>y max 9</w:t>
+      </w:r>
+      <w:r>
+        <w:t>7</w:t>
+      </w:r>
+      <w:r>
+        <w:t>7</w:t>
+      </w:r>
+    </w:p>
+    <w:p>
+      <w:r>
+        <w:br/>
+      </w:r>
+      <w:r>
+        <w:rPr>
+          <w:noProof/>
+        </w:rPr>
         <w:drawing>
           <wp:inline distT="0" distB="0" distL="0" distR="0" wp14:anchorId="0CD89F3C" wp14:editId="78C1E3CD">
             <wp:extent cx="5612130" cy="1054100"/>
@@ -548,21 +442,7 @@
           <w:lang w:val="en-US"/>
         </w:rPr>
         <w:lastRenderedPageBreak/>
-        <w:t xml:space="preserve">Interquartile </w:t>
-      </w:r>
-      <w:proofErr w:type="spellStart"/>
-      <w:r>
-        <w:rPr>
-          <w:lang w:val="en-US"/>
-        </w:rPr>
-        <w:t>Tanger</w:t>
-      </w:r>
-      <w:proofErr w:type="spellEnd"/>
-      <w:r>
-        <w:rPr>
-          <w:lang w:val="en-US"/>
-        </w:rPr>
-        <w:t xml:space="preserve"> and potential outlier:</w:t>
+        <w:t>Interquartile Tanger and potential outlier:</w:t>
       </w:r>
     </w:p>
     <w:p>
@@ -591,6 +471,9 @@
         <w:br/>
       </w:r>
       <w:r>
+        <w:rPr>
+          <w:noProof/>
+        </w:rPr>
         <w:drawing>
           <wp:inline distT="0" distB="0" distL="0" distR="0" wp14:anchorId="2BC9C29A" wp14:editId="2BA66A1D">
             <wp:extent cx="4681855" cy="797261"/>
@@ -635,37 +518,19 @@
       <w:r>
         <w:t xml:space="preserve">Identifique </w:t>
       </w:r>
-      <w:proofErr w:type="gramStart"/>
-      <w:r>
-        <w:t>posible valores atípicos</w:t>
-      </w:r>
-      <w:proofErr w:type="gramEnd"/>
-      <w:r>
-        <w:t>, obtuve un limite inferior de -321,5 y uno superior de 642,5</w:t>
-      </w:r>
-      <w:r>
-        <w:br/>
-        <w:t xml:space="preserve">como los alquileres son recuentos positivos lo posibles valores atípicos </w:t>
-      </w:r>
-      <w:proofErr w:type="spellStart"/>
-      <w:r>
-        <w:t>corresopnden</w:t>
-      </w:r>
-      <w:proofErr w:type="spellEnd"/>
-      <w:r>
-        <w:t xml:space="preserve"> a registros con 643 alquileres o </w:t>
-      </w:r>
-      <w:proofErr w:type="spellStart"/>
-      <w:r>
-        <w:t>mas</w:t>
-      </w:r>
-      <w:proofErr w:type="spellEnd"/>
-      <w:r>
-        <w:t>.</w:t>
-      </w:r>
-    </w:p>
-    <w:p>
-      <w:r>
+      <w:r>
+        <w:t>posible valores atípicos, obtuve un limite inferior de -321,5 y uno superior de 642,5</w:t>
+      </w:r>
+      <w:r>
+        <w:br/>
+        <w:t>como los alquileres son recuentos positivos lo posibles valores atípicos corresopnden a registros con 643 alquileres o mas.</w:t>
+      </w:r>
+    </w:p>
+    <w:p>
+      <w:r>
+        <w:rPr>
+          <w:noProof/>
+        </w:rPr>
         <w:drawing>
           <wp:inline distT="0" distB="0" distL="0" distR="0" wp14:anchorId="198BB103" wp14:editId="29CA4777">
             <wp:extent cx="4682065" cy="803124"/>
@@ -706,27 +571,14 @@
     <w:p/>
     <w:p>
       <w:r>
-        <w:t xml:space="preserve">Identifique 505 registro que superan el </w:t>
-      </w:r>
-      <w:proofErr w:type="spellStart"/>
-      <w:r>
-        <w:t>limite</w:t>
-      </w:r>
-      <w:proofErr w:type="spellEnd"/>
-      <w:r>
-        <w:t xml:space="preserve"> superior esto representa horas con cantidad de alquileres </w:t>
-      </w:r>
-      <w:proofErr w:type="gramStart"/>
-      <w:r>
-        <w:t>elevadas.(</w:t>
-      </w:r>
-      <w:proofErr w:type="gramEnd"/>
-      <w:r>
-        <w:t xml:space="preserve">no se eliminan ya que no significa que sean errores) </w:t>
-      </w:r>
-    </w:p>
-    <w:p>
-      <w:r>
+        <w:t xml:space="preserve">Identifique 505 registro que superan el limite superior esto representa horas con cantidad de alquileres elevadas.(no se eliminan ya que no significa que sean errores) </w:t>
+      </w:r>
+    </w:p>
+    <w:p>
+      <w:r>
+        <w:rPr>
+          <w:noProof/>
+        </w:rPr>
         <w:drawing>
           <wp:inline distT="0" distB="0" distL="0" distR="0" wp14:anchorId="1C375E77" wp14:editId="73DA0036">
             <wp:extent cx="4755848" cy="540804"/>
@@ -766,19 +618,14 @@
     </w:p>
     <w:p>
       <w:r>
-        <w:t xml:space="preserve">Examine el registro con el mayor numero de alquileres 977 registrado el 12 de septiembre 2012 a las 18:00 un </w:t>
-      </w:r>
-      <w:proofErr w:type="spellStart"/>
-      <w:r>
-        <w:t>dia</w:t>
-      </w:r>
-      <w:proofErr w:type="spellEnd"/>
-      <w:r>
-        <w:t xml:space="preserve"> laboral, esto corresponde a 91 alquileres de usuarios ocasionales y 886 de usuarios registrados, este registro aporta contexto al sobre el máximo observado, aunque por si solo no me da una referencia de porque la demanda fue tan alta.</w:t>
-      </w:r>
-    </w:p>
-    <w:p>
-      <w:r>
+        <w:t>Examine el registro con el mayor numero de alquileres 977 registrado el 12 de septiembre 2012 a las 18:00 un dia laboral, esto corresponde a 91 alquileres de usuarios ocasionales y 886 de usuarios registrados, este registro aporta contexto al sobre el máximo observado, aunque por si solo no me da una referencia de porque la demanda fue tan alta.</w:t>
+      </w:r>
+    </w:p>
+    <w:p>
+      <w:r>
+        <w:rPr>
+          <w:noProof/>
+        </w:rPr>
         <w:drawing>
           <wp:inline distT="0" distB="0" distL="0" distR="0" wp14:anchorId="49DCC0AF" wp14:editId="3838A223">
             <wp:extent cx="4780038" cy="843727"/>
@@ -830,23 +677,7 @@
       </w:pPr>
       <w:r>
         <w:lastRenderedPageBreak/>
-        <w:t xml:space="preserve">Analizando el </w:t>
-      </w:r>
-      <w:proofErr w:type="spellStart"/>
-      <w:r>
-        <w:t>boxplot</w:t>
-      </w:r>
-      <w:proofErr w:type="spellEnd"/>
-      <w:r>
-        <w:t xml:space="preserve"> me representa el 50% de los registros entre 40 y 281 </w:t>
-      </w:r>
-      <w:proofErr w:type="spellStart"/>
-      <w:r>
-        <w:t>alquilere</w:t>
-      </w:r>
-      <w:proofErr w:type="spellEnd"/>
-      <w:r>
-        <w:t xml:space="preserve">. </w:t>
+        <w:t xml:space="preserve">Analizando el boxplot me representa el 50% de los registros entre 40 y 281 alquilere. </w:t>
       </w:r>
       <w:r>
         <w:t xml:space="preserve"> </w:t>
@@ -855,16 +686,11 @@
         <w:rPr>
           <w:lang w:val="en-US"/>
         </w:rPr>
-        <w:t>The boxplot suggests positive skewness, as the upper whisker is longer and outliers appear above it. I will create a histogram to examine the distribution of hourly bike rentals and identify the most frequent rental ranges.</w:t>
-      </w:r>
-      <w:r>
-        <w:rPr>
-          <w:lang w:val="en-US"/>
-        </w:rPr>
-        <w:t xml:space="preserve"> </w:t>
-      </w:r>
-      <w:r>
-        <w:rPr>
+        <w:t xml:space="preserve">The boxplot suggests positive skewness, as the upper whisker is longer and outliers appear above it. I will create a histogram to examine the distribution of hourly bike rentals and identify the most frequent rental ranges. </w:t>
+      </w:r>
+      <w:r>
+        <w:rPr>
+          <w:noProof/>
           <w:lang w:val="en-US"/>
         </w:rPr>
         <w:drawing>
@@ -921,7 +747,7 @@
           <w:bCs/>
           <w:lang w:val="en-US"/>
         </w:rPr>
-        <w:t>Distribution of Hourly Rentals</w:t>
+        <w:t>Distribution of Hourly Rentals:</w:t>
       </w:r>
       <w:r>
         <w:rPr>
@@ -929,7 +755,7 @@
           <w:bCs/>
           <w:lang w:val="en-US"/>
         </w:rPr>
-        <w:t>:</w:t>
+        <w:br/>
       </w:r>
       <w:r>
         <w:rPr>
@@ -941,38 +767,19 @@
       </w:r>
       <w:r>
         <w:rPr>
-          <w:b/>
-          <w:bCs/>
           <w:lang w:val="en-US"/>
         </w:rPr>
-        <w:br/>
-      </w:r>
-      <w:r>
-        <w:rPr>
-          <w:lang w:val="en-US"/>
-        </w:rPr>
-        <w:t xml:space="preserve">Of the 17,379 hourly records, approximately 4,800 </w:t>
-      </w:r>
-      <w:proofErr w:type="gramStart"/>
-      <w:r>
-        <w:rPr>
-          <w:lang w:val="en-US"/>
-        </w:rPr>
-        <w:t>show</w:t>
-      </w:r>
-      <w:proofErr w:type="gramEnd"/>
-      <w:r>
-        <w:rPr>
-          <w:lang w:val="en-US"/>
-        </w:rPr>
-        <w:t xml:space="preserve"> between 1 and 50 rentals per hour, based on a visual estimate from the histogram. Hours with fewer rentals are more frequent than hours with higher rental counts. This is consistent with what the boxplot suggested: the distribution has a tail extending towards higher values and is therefore positively skewed.</w:t>
-      </w:r>
-    </w:p>
-    <w:p>
-      <w:pPr>
-        <w:pStyle w:val="Prrafodelista"/>
-      </w:pPr>
-      <w:r>
+        <w:t>Of the 17,379 hourly records, approximately 4,800 show between 1 and 50 rentals per hour, based on a visual estimate from the histogram. Hours with fewer rentals are more frequent than hours with higher rental counts. This is consistent with what the boxplot suggested: the distribution has a tail extending towards higher values and is therefore positively skewed.</w:t>
+      </w:r>
+    </w:p>
+    <w:p>
+      <w:pPr>
+        <w:pStyle w:val="Prrafodelista"/>
+      </w:pPr>
+      <w:r>
+        <w:rPr>
+          <w:noProof/>
+        </w:rPr>
         <w:drawing>
           <wp:inline distT="0" distB="0" distL="0" distR="0" wp14:anchorId="6BD5BBA7" wp14:editId="5226CD7D">
             <wp:extent cx="3761544" cy="2583029"/>
@@ -1055,92 +862,13 @@
           <w:b/>
           <w:bCs/>
         </w:rPr>
-        <w:t xml:space="preserve">Para analizas como varia la demanda a lo largo del </w:t>
-      </w:r>
-      <w:proofErr w:type="spellStart"/>
-      <w:r>
-        <w:rPr>
-          <w:b/>
-          <w:bCs/>
-        </w:rPr>
-        <w:t>dia</w:t>
-      </w:r>
-      <w:proofErr w:type="spellEnd"/>
-      <w:r>
-        <w:rPr>
-          <w:b/>
-          <w:bCs/>
-        </w:rPr>
-        <w:t xml:space="preserve"> agrupe los registros por hora (</w:t>
-      </w:r>
-      <w:proofErr w:type="spellStart"/>
-      <w:r>
-        <w:rPr>
-          <w:b/>
-          <w:bCs/>
-        </w:rPr>
-        <w:t>hr</w:t>
-      </w:r>
-      <w:proofErr w:type="spellEnd"/>
-      <w:r>
-        <w:rPr>
-          <w:b/>
-          <w:bCs/>
-        </w:rPr>
-        <w:t>) y calcule el promedio de alquileres (</w:t>
-      </w:r>
-      <w:proofErr w:type="spellStart"/>
-      <w:r>
-        <w:rPr>
-          <w:b/>
-          <w:bCs/>
-        </w:rPr>
-        <w:t>cnt</w:t>
-      </w:r>
-      <w:proofErr w:type="spellEnd"/>
-      <w:r>
-        <w:rPr>
-          <w:b/>
-          <w:bCs/>
-        </w:rPr>
-        <w:t xml:space="preserve">) de cada grupo. El resultado muestra que a las 17:00 presenta el mayor promedio, con aproximadamente 461,45 alquileres. Visualizare estos promedios en un </w:t>
-      </w:r>
-      <w:proofErr w:type="spellStart"/>
-      <w:r>
-        <w:rPr>
-          <w:b/>
-          <w:bCs/>
-        </w:rPr>
-        <w:t>grafico</w:t>
-      </w:r>
-      <w:proofErr w:type="spellEnd"/>
-      <w:r>
-        <w:rPr>
-          <w:b/>
-          <w:bCs/>
-        </w:rPr>
-        <w:t xml:space="preserve"> de línea para visualizar el </w:t>
-      </w:r>
-      <w:proofErr w:type="spellStart"/>
-      <w:r>
-        <w:rPr>
-          <w:b/>
-          <w:bCs/>
-        </w:rPr>
-        <w:t>patron</w:t>
-      </w:r>
-      <w:proofErr w:type="spellEnd"/>
-      <w:r>
-        <w:rPr>
-          <w:b/>
-          <w:bCs/>
-        </w:rPr>
-        <w:t xml:space="preserve"> diario </w:t>
-      </w:r>
-      <w:r>
-        <w:rPr>
-          <w:b/>
-          <w:bCs/>
+        <w:t xml:space="preserve">Para analizas como varia la demanda a lo largo del dia agrupe los registros por hora (hr) y calcule el promedio de alquileres (cnt) de cada grupo. El resultado muestra que a las 17:00 presenta el mayor promedio, con aproximadamente 461,45 alquileres. Visualizare estos promedios en un grafico de línea para visualizar el patron diario </w:t>
+      </w:r>
+      <w:r>
+        <w:rPr>
+          <w:b/>
+          <w:bCs/>
+          <w:noProof/>
         </w:rPr>
         <w:drawing>
           <wp:inline distT="0" distB="0" distL="0" distR="0" wp14:anchorId="05C82D6F" wp14:editId="2D733072">
@@ -1194,83 +922,27 @@
         </w:rPr>
         <w:br/>
       </w:r>
-      <w:proofErr w:type="spellStart"/>
-      <w:r>
-        <w:rPr>
-          <w:b/>
-          <w:bCs/>
-        </w:rPr>
-        <w:t>como</w:t>
-      </w:r>
-      <w:proofErr w:type="spellEnd"/>
-      <w:r>
-        <w:rPr>
-          <w:b/>
-          <w:bCs/>
-        </w:rPr>
-        <w:t xml:space="preserve"> se puede observar el grafico nos muestra a </w:t>
-      </w:r>
-      <w:proofErr w:type="spellStart"/>
-      <w:r>
-        <w:rPr>
-          <w:b/>
-          <w:bCs/>
-        </w:rPr>
-        <w:t>que</w:t>
-      </w:r>
-      <w:proofErr w:type="spellEnd"/>
-      <w:r>
-        <w:rPr>
-          <w:b/>
-          <w:bCs/>
-        </w:rPr>
-        <w:t xml:space="preserve"> hora del </w:t>
-      </w:r>
-      <w:proofErr w:type="spellStart"/>
-      <w:r>
-        <w:rPr>
-          <w:b/>
-          <w:bCs/>
-        </w:rPr>
-        <w:t>dia</w:t>
-      </w:r>
-      <w:proofErr w:type="spellEnd"/>
-      <w:r>
-        <w:rPr>
-          <w:b/>
-          <w:bCs/>
-        </w:rPr>
-        <w:t xml:space="preserve"> se muestra una renta mayor de bicicletas, podría interpretar que </w:t>
-      </w:r>
-      <w:proofErr w:type="gramStart"/>
-      <w:r>
-        <w:rPr>
-          <w:b/>
-          <w:bCs/>
-        </w:rPr>
-        <w:t>el modelos</w:t>
-      </w:r>
-      <w:proofErr w:type="gramEnd"/>
-      <w:r>
-        <w:rPr>
-          <w:b/>
-          <w:bCs/>
-        </w:rPr>
-        <w:t xml:space="preserve"> comienza a partir de las 5:00 y alcanza su pico matutino a las 8:00 esto puede deberse al desplazamiento hacia el trabajo o escuela, sin embargo nuestro promedio mayor aparece a las 17:00 lo que puede deberse al desplazamiento de regreso. </w:t>
-      </w:r>
-    </w:p>
-    <w:p>
-      <w:pPr>
-        <w:pStyle w:val="Prrafodelista"/>
-        <w:rPr>
-          <w:b/>
-          <w:bCs/>
-        </w:rPr>
-      </w:pPr>
-      <w:r>
-        <w:rPr>
-          <w:b/>
-          <w:bCs/>
+      <w:r>
+        <w:rPr>
+          <w:b/>
+          <w:bCs/>
+        </w:rPr>
+        <w:t xml:space="preserve">como se puede observar el grafico nos muestra a que hora del dia se muestra una renta mayor de bicicletas, podría interpretar que el modelos comienza a partir de las 5:00 y alcanza su pico matutino a las 8:00 esto puede deberse al desplazamiento hacia el trabajo o escuela, sin embargo nuestro promedio mayor aparece a las 17:00 lo que puede deberse al desplazamiento de regreso. </w:t>
+      </w:r>
+    </w:p>
+    <w:p>
+      <w:pPr>
+        <w:pStyle w:val="Prrafodelista"/>
+        <w:rPr>
+          <w:b/>
+          <w:bCs/>
+        </w:rPr>
+      </w:pPr>
+      <w:r>
+        <w:rPr>
+          <w:b/>
+          <w:bCs/>
+          <w:noProof/>
         </w:rPr>
         <w:drawing>
           <wp:inline distT="0" distB="0" distL="0" distR="0" wp14:anchorId="44519506" wp14:editId="4187CABC">
@@ -1329,65 +1001,8 @@
           <w:bCs/>
         </w:rPr>
         <w:lastRenderedPageBreak/>
-        <w:t xml:space="preserve">Binomial </w:t>
-      </w:r>
-      <w:proofErr w:type="spellStart"/>
-      <w:r>
-        <w:rPr>
-          <w:b/>
-          <w:bCs/>
-        </w:rPr>
-        <w:t>Question</w:t>
-      </w:r>
-      <w:proofErr w:type="spellEnd"/>
-      <w:r>
-        <w:rPr>
-          <w:b/>
-          <w:bCs/>
-        </w:rPr>
-        <w:t xml:space="preserve"> and </w:t>
-      </w:r>
-      <w:proofErr w:type="spellStart"/>
-      <w:r>
-        <w:rPr>
-          <w:b/>
-          <w:bCs/>
-        </w:rPr>
-        <w:t>Definition</w:t>
-      </w:r>
-      <w:proofErr w:type="spellEnd"/>
-      <w:r>
-        <w:rPr>
-          <w:b/>
-          <w:bCs/>
-        </w:rPr>
-        <w:t xml:space="preserve"> </w:t>
-      </w:r>
-      <w:proofErr w:type="spellStart"/>
-      <w:r>
-        <w:rPr>
-          <w:b/>
-          <w:bCs/>
-        </w:rPr>
-        <w:t>of</w:t>
-      </w:r>
-      <w:proofErr w:type="spellEnd"/>
-      <w:r>
-        <w:rPr>
-          <w:b/>
-          <w:bCs/>
-        </w:rPr>
-        <w:t xml:space="preserve"> </w:t>
-      </w:r>
-      <w:proofErr w:type="spellStart"/>
-      <w:r>
-        <w:rPr>
-          <w:b/>
-          <w:bCs/>
-        </w:rPr>
-        <w:t>Success</w:t>
-      </w:r>
-      <w:proofErr w:type="spellEnd"/>
+        <w:t>Binomial Question and Definition of Success</w:t>
+      </w:r>
       <w:r>
         <w:rPr>
           <w:b/>
@@ -1450,23 +1065,19 @@
         <w:t xml:space="preserve">para </w:t>
       </w:r>
       <w:r>
-        <w:t xml:space="preserve">calcula binomial </w:t>
-      </w:r>
-      <w:proofErr w:type="spellStart"/>
-      <w:r>
-        <w:t>distribution</w:t>
-      </w:r>
-      <w:proofErr w:type="spellEnd"/>
-      <w:r>
-        <w:t xml:space="preserve">, primero debo definir que probabilidad de alquileres consideraría un éxito en mi proyecto, en </w:t>
-      </w:r>
-      <w:proofErr w:type="gramStart"/>
-      <w:r>
-        <w:t>esta caso</w:t>
-      </w:r>
-      <w:proofErr w:type="gramEnd"/>
-      <w:r>
-        <w:t xml:space="preserve"> definiría como éxito cuando los alquileres a las 17:00 superen la media histórica de las 17:00 del grupo seleccionado:</w:t>
+        <w:t xml:space="preserve">calcula binomial distribution, primero debo definir que </w:t>
+      </w:r>
+      <w:r>
+        <w:t>cantidad</w:t>
+      </w:r>
+      <w:r>
+        <w:t xml:space="preserve"> de alquileres considerar</w:t>
+      </w:r>
+      <w:r>
+        <w:t>e</w:t>
+      </w:r>
+      <w:r>
+        <w:t xml:space="preserve"> un éxito en mi proyecto, en esta caso definiría como éxito cuando los alquileres a las 17:00 superen la media histórica de las 17:00 del grupo seleccionado:</w:t>
       </w:r>
       <w:r>
         <w:br/>
@@ -1484,27 +1095,60 @@
           <w:bCs/>
           <w:sz w:val="28"/>
           <w:szCs w:val="28"/>
-          <w:lang w:val="en-US"/>
-        </w:rPr>
-      </w:pPr>
-      <w:r>
-        <w:rPr>
-          <w:b/>
-          <w:bCs/>
-          <w:lang w:val="en-US"/>
+        </w:rPr>
+      </w:pPr>
+      <w:r>
+        <w:rPr>
+          <w:b/>
+          <w:bCs/>
         </w:rPr>
         <w:t>Estimation of the Success Probability</w:t>
       </w:r>
       <w:r>
         <w:rPr>
-          <w:lang w:val="en-US"/>
-        </w:rPr>
-        <w:br/>
-      </w:r>
-      <w:r>
-        <w:rPr>
-          <w:b/>
-          <w:bCs/>
+          <w:b/>
+          <w:bCs/>
+        </w:rPr>
+        <w:br/>
+        <w:t>para realizar esta estimacion ocupe la column</w:t>
+      </w:r>
+      <w:r>
+        <w:rPr>
+          <w:b/>
+          <w:bCs/>
+        </w:rPr>
+        <w:t>a Hr ==17, ya que mi objetivo es conocer el umbral de esa hora y los días laborales mediante workingday ==1</w:t>
+      </w:r>
+      <w:r>
+        <w:rPr>
+          <w:b/>
+          <w:bCs/>
+        </w:rPr>
+        <w:br/>
+        <w:t>(1=días laboral,</w:t>
+      </w:r>
+      <w:r>
+        <w:rPr>
+          <w:b/>
+          <w:bCs/>
+        </w:rPr>
+        <w:t xml:space="preserve"> </w:t>
+      </w:r>
+      <w:r>
+        <w:rPr>
+          <w:b/>
+          <w:bCs/>
+        </w:rPr>
+        <w:t xml:space="preserve">0 fin de semana o festivo) Luego calcule la media de “cnt” de ese grupo para utilizarlo como umbral </w:t>
+      </w:r>
+      <w:r>
+        <w:br/>
+      </w:r>
+      <w:r>
+        <w:rPr>
+          <w:b/>
+          <w:bCs/>
+          <w:noProof/>
           <w:sz w:val="28"/>
           <w:szCs w:val="28"/>
         </w:rPr>
@@ -1547,37 +1191,21 @@
     </w:p>
     <w:p>
       <w:pPr>
-        <w:ind w:left="720"/>
-      </w:pPr>
-      <w:r>
-        <w:t>525 es el promedio de los días laborales, esto quiere decir q</w:t>
-      </w:r>
-      <w:r>
-        <w:tab/>
-      </w:r>
-      <w:proofErr w:type="spellStart"/>
-      <w:r>
-        <w:t>ue</w:t>
-      </w:r>
-      <w:proofErr w:type="spellEnd"/>
-      <w:r>
-        <w:t xml:space="preserve"> si tengo 526 alquileres o </w:t>
-      </w:r>
-      <w:proofErr w:type="spellStart"/>
-      <w:r>
-        <w:t>mas</w:t>
-      </w:r>
-      <w:proofErr w:type="spellEnd"/>
-      <w:r>
-        <w:t xml:space="preserve"> es “éxito” y si tengo 525 o menos es “fracaso”  </w:t>
-      </w:r>
-      <w:r>
-        <w:br/>
-      </w:r>
-      <w:r>
-        <w:br/>
-      </w:r>
-      <w:r>
+        <w:ind w:left="360"/>
+      </w:pPr>
+      <w:r>
+        <w:t xml:space="preserve">El promedio obtenido fue de 525,29 alquileres, utilizare este valor como umbral 526 alquileres o mas  se considera éxito y 525 alquileres o menos, fracaso </w:t>
+      </w:r>
+      <w:r>
+        <w:t xml:space="preserve"> </w:t>
+      </w:r>
+      <w:r>
+        <w:br/>
+      </w:r>
+      <w:r>
+        <w:rPr>
+          <w:noProof/>
+        </w:rPr>
         <w:drawing>
           <wp:inline distT="0" distB="0" distL="0" distR="0" wp14:anchorId="5F4899B8" wp14:editId="7BC6A51F">
             <wp:extent cx="5612130" cy="443865"/>
@@ -1621,25 +1249,20 @@
         <w:br/>
       </w:r>
       <w:r>
-        <w:t xml:space="preserve">calculo </w:t>
-      </w:r>
-      <w:proofErr w:type="spellStart"/>
-      <w:r>
-        <w:t>success</w:t>
-      </w:r>
-      <w:proofErr w:type="spellEnd"/>
-      <w:r>
-        <w:t xml:space="preserve"> para poder conseguir la probabilidad de éxito que necesito, para trabajar en el diagrama binomial. </w:t>
-      </w:r>
-      <w:r>
-        <w:br/>
-      </w:r>
-      <w:r>
-        <w:br/>
-      </w:r>
-    </w:p>
-    <w:p>
-      <w:r>
+        <w:t xml:space="preserve">calculo success para poder conseguir la probabilidad de éxito que necesito, para trabajar en el diagrama binomial. </w:t>
+      </w:r>
+      <w:r>
+        <w:br/>
+      </w:r>
+      <w:r>
+        <w:br/>
+      </w:r>
+    </w:p>
+    <w:p>
+      <w:r>
+        <w:rPr>
+          <w:noProof/>
+        </w:rPr>
         <w:drawing>
           <wp:inline distT="0" distB="0" distL="0" distR="0" wp14:anchorId="157098DE" wp14:editId="18D52B79">
             <wp:extent cx="5612130" cy="949960"/>
@@ -1679,15 +1302,7 @@
     </w:p>
     <w:p>
       <w:r>
-        <w:t xml:space="preserve">Una vez calculada mi total de </w:t>
-      </w:r>
-      <w:proofErr w:type="spellStart"/>
-      <w:r>
-        <w:t>record</w:t>
-      </w:r>
-      <w:proofErr w:type="spellEnd"/>
-      <w:r>
-        <w:t xml:space="preserve"> 499 puedo conseguir mi probabilidad</w:t>
+        <w:t>Una vez calculada mi total de record 499 puedo conseguir mi probabilidad</w:t>
       </w:r>
       <w:r>
         <w:t xml:space="preserve"> </w:t>
@@ -1698,49 +1313,20 @@
       <w:r>
         <w:t xml:space="preserve">por medio del </w:t>
       </w:r>
-      <w:proofErr w:type="spellStart"/>
-      <w:r>
-        <w:t>number</w:t>
-      </w:r>
-      <w:proofErr w:type="spellEnd"/>
-      <w:r>
-        <w:t xml:space="preserve"> de </w:t>
-      </w:r>
-      <w:proofErr w:type="spellStart"/>
-      <w:r>
-        <w:t>success</w:t>
-      </w:r>
-      <w:proofErr w:type="spellEnd"/>
-      <w:r>
-        <w:t xml:space="preserve"> </w:t>
+      <w:r>
+        <w:t xml:space="preserve">number de success </w:t>
       </w:r>
       <w:r>
         <w:t>/</w:t>
       </w:r>
       <w:r>
-        <w:t xml:space="preserve"> total de </w:t>
-      </w:r>
-      <w:proofErr w:type="spellStart"/>
-      <w:r>
-        <w:t>record</w:t>
-      </w:r>
-      <w:proofErr w:type="spellEnd"/>
-      <w:r>
-        <w:t xml:space="preserve">, </w:t>
+        <w:t xml:space="preserve"> total de record, </w:t>
       </w:r>
       <w:r>
         <w:t xml:space="preserve">de esta forma </w:t>
       </w:r>
       <w:r>
-        <w:t xml:space="preserve">consigo todos los datos para generar mi primer grafico </w:t>
-      </w:r>
-      <w:proofErr w:type="spellStart"/>
-      <w:r>
-        <w:t>distribution</w:t>
-      </w:r>
-      <w:proofErr w:type="spellEnd"/>
-      <w:r>
-        <w:t xml:space="preserve"> binomial </w:t>
+        <w:t xml:space="preserve">consigo todos los datos para generar mi primer grafico distribution binomial </w:t>
       </w:r>
     </w:p>
     <w:p/>
@@ -1761,112 +1347,54 @@
           <w:b/>
           <w:bCs/>
         </w:rPr>
-        <w:t xml:space="preserve">Binomial </w:t>
-      </w:r>
-      <w:proofErr w:type="spellStart"/>
-      <w:r>
-        <w:rPr>
-          <w:b/>
-          <w:bCs/>
-        </w:rPr>
-        <w:t>Probabilities</w:t>
-      </w:r>
-      <w:proofErr w:type="spellEnd"/>
-      <w:r>
-        <w:rPr>
-          <w:b/>
-          <w:bCs/>
-        </w:rPr>
-        <w:t xml:space="preserve"> and </w:t>
-      </w:r>
-      <w:proofErr w:type="spellStart"/>
-      <w:r>
-        <w:rPr>
-          <w:b/>
-          <w:bCs/>
-        </w:rPr>
-        <w:t>Interpretation</w:t>
-      </w:r>
-      <w:proofErr w:type="spellEnd"/>
-      <w:r>
-        <w:rPr>
-          <w:b/>
-          <w:bCs/>
-        </w:rPr>
-        <w:br/>
-      </w:r>
-      <w:r>
-        <w:t xml:space="preserve">los datos que ocupe para la realización de mi binomial </w:t>
-      </w:r>
-      <w:proofErr w:type="spellStart"/>
-      <w:r>
-        <w:t>distribution</w:t>
-      </w:r>
-      <w:proofErr w:type="spellEnd"/>
-      <w:r>
-        <w:t xml:space="preserve"> fueron:</w:t>
-      </w:r>
-      <w:r>
-        <w:br/>
-        <w:t xml:space="preserve">n = 20 intentos </w:t>
-      </w:r>
-      <w:proofErr w:type="gramStart"/>
-      <w:r>
-        <w:t>( días</w:t>
-      </w:r>
-      <w:proofErr w:type="gramEnd"/>
-      <w:r>
-        <w:t>)</w:t>
-      </w:r>
-    </w:p>
-    <w:p>
-      <w:pPr>
-        <w:pStyle w:val="Prrafodelista"/>
-      </w:pPr>
-      <w:r>
-        <w:t xml:space="preserve">P= 0,5353   proveniente de la división de numero </w:t>
-      </w:r>
-      <w:proofErr w:type="spellStart"/>
-      <w:proofErr w:type="gramStart"/>
-      <w:r>
-        <w:t>success</w:t>
-      </w:r>
-      <w:proofErr w:type="spellEnd"/>
-      <w:r>
-        <w:t xml:space="preserve">  /</w:t>
-      </w:r>
-      <w:proofErr w:type="gramEnd"/>
-      <w:r>
-        <w:t xml:space="preserve"> total de </w:t>
-      </w:r>
-      <w:proofErr w:type="spellStart"/>
-      <w:r>
-        <w:t>records</w:t>
-      </w:r>
-      <w:proofErr w:type="spellEnd"/>
-      <w:r>
-        <w:br/>
-      </w:r>
-      <w:r>
-        <w:t xml:space="preserve">K= 12, cantidad de días </w:t>
-      </w:r>
-      <w:proofErr w:type="spellStart"/>
-      <w:r>
-        <w:t>eitosos</w:t>
-      </w:r>
-      <w:proofErr w:type="spellEnd"/>
-      <w:r>
-        <w:t xml:space="preserve"> que me interesan </w:t>
-      </w:r>
-      <w:r>
-        <w:br/>
-      </w:r>
-    </w:p>
-    <w:p>
-      <w:pPr>
-        <w:pStyle w:val="Prrafodelista"/>
-      </w:pPr>
-      <w:r>
+        <w:t>Binomial Probabilities and Interpretation</w:t>
+      </w:r>
+      <w:r>
+        <w:rPr>
+          <w:b/>
+          <w:bCs/>
+        </w:rPr>
+        <w:br/>
+      </w:r>
+      <w:r>
+        <w:t>los datos que ocupe para la realización de mi binomial distribution fueron:</w:t>
+      </w:r>
+      <w:r>
+        <w:br/>
+        <w:t>n = 20 intentos ( días)</w:t>
+      </w:r>
+    </w:p>
+    <w:p>
+      <w:pPr>
+        <w:pStyle w:val="Prrafodelista"/>
+      </w:pPr>
+      <w:r>
+        <w:t>P= 0,535</w:t>
+      </w:r>
+      <w:r>
+        <w:t>07</w:t>
+      </w:r>
+      <w:r>
+        <w:t xml:space="preserve">  proveniente de la división de numero success  / total de records</w:t>
+      </w:r>
+      <w:r>
+        <w:br/>
+      </w:r>
+      <w:r>
+        <w:t xml:space="preserve">K= 12, cantidad de días eitosos que me interesan </w:t>
+      </w:r>
+      <w:r>
+        <w:br/>
+      </w:r>
+    </w:p>
+    <w:p>
+      <w:pPr>
+        <w:pStyle w:val="Prrafodelista"/>
+      </w:pPr>
+      <w:r>
+        <w:rPr>
+          <w:noProof/>
+        </w:rPr>
         <w:drawing>
           <wp:inline distT="0" distB="0" distL="0" distR="0" wp14:anchorId="27ABFF9A" wp14:editId="29CD357B">
             <wp:extent cx="5612130" cy="5015230"/>
@@ -1914,58 +1442,28 @@
         <w:pStyle w:val="Prrafodelista"/>
       </w:pPr>
       <w:r>
-        <w:t xml:space="preserve">Como se puede observar en el eje x muestro los números de días entre 20 que superan el umbral, en el eje Y nos muestra exactamente la probabilidad de obtener exactamente esa cantidad de días y la barra mas alta corresponde a 11 </w:t>
-      </w:r>
-      <w:proofErr w:type="spellStart"/>
-      <w:r>
-        <w:t>dias</w:t>
-      </w:r>
-      <w:proofErr w:type="spellEnd"/>
-      <w:r>
-        <w:t xml:space="preserve"> exitosos, con una probabilidad </w:t>
-      </w:r>
-      <w:proofErr w:type="gramStart"/>
-      <w:r>
-        <w:t>de  17</w:t>
-      </w:r>
-      <w:proofErr w:type="gramEnd"/>
-      <w:r>
-        <w:t xml:space="preserve">,5% para mi pregunta en especifico  (al menos 12 </w:t>
-      </w:r>
-      <w:proofErr w:type="spellStart"/>
-      <w:r>
-        <w:t>dias</w:t>
-      </w:r>
-      <w:proofErr w:type="spellEnd"/>
-      <w:r>
-        <w:t xml:space="preserve">) </w:t>
-      </w:r>
-      <w:r>
-        <w:t xml:space="preserve">debo sumar las probabilidades de obtener </w:t>
-      </w:r>
-      <w:proofErr w:type="spellStart"/>
-      <w:r>
-        <w:t>mas</w:t>
-      </w:r>
-      <w:proofErr w:type="spellEnd"/>
-      <w:r>
-        <w:t xml:space="preserve"> de 12 hasta 20 </w:t>
-      </w:r>
-      <w:proofErr w:type="spellStart"/>
-      <w:r>
-        <w:t>dias</w:t>
-      </w:r>
-      <w:proofErr w:type="spellEnd"/>
-      <w:r>
-        <w:t xml:space="preserve"> exitosos.</w:t>
-      </w:r>
-      <w:r>
-        <w:br/>
-      </w:r>
-      <w:r>
-        <w:br/>
-      </w:r>
-      <w:r>
+        <w:t xml:space="preserve">Como se puede observar en el eje x muestro los números de días entre 20 que superan el umbral, en el eje Y nos muestra exactamente la probabilidad de obtener exactamente esa cantidad de días y la barra mas alta corresponde a 11 dias exitosos, con una probabilidad de  17,5% para mi pregunta en especifico  (al menos 12 dias) </w:t>
+      </w:r>
+      <w:r>
+        <w:t>debo sumar las probabilidades de obtener mas de 12</w:t>
+      </w:r>
+      <w:r>
+        <w:t xml:space="preserve"> o mas</w:t>
+      </w:r>
+      <w:r>
+        <w:t xml:space="preserve"> hasta 20 dias exitosos.</w:t>
+      </w:r>
+      <w:r>
+        <w:br/>
+      </w:r>
+      <w:r>
+        <w:lastRenderedPageBreak/>
+        <w:br/>
+      </w:r>
+      <w:r>
+        <w:rPr>
+          <w:noProof/>
+        </w:rPr>
         <w:drawing>
           <wp:inline distT="0" distB="0" distL="0" distR="0" wp14:anchorId="07076A6C" wp14:editId="63E80463">
             <wp:extent cx="5612130" cy="406400"/>
@@ -2008,32 +1506,25 @@
         <w:pStyle w:val="Prrafodelista"/>
       </w:pPr>
       <w:r>
-        <w:lastRenderedPageBreak/>
-        <w:t xml:space="preserve">Según el modelo binomial existe una </w:t>
-      </w:r>
-      <w:proofErr w:type="spellStart"/>
-      <w:r>
-        <w:t>probabilida</w:t>
-      </w:r>
-      <w:proofErr w:type="spellEnd"/>
-      <w:r>
-        <w:t xml:space="preserve"> </w:t>
-      </w:r>
-      <w:proofErr w:type="spellStart"/>
-      <w:r>
-        <w:t>aproxiamad</w:t>
-      </w:r>
-      <w:proofErr w:type="spellEnd"/>
-      <w:r>
-        <w:t xml:space="preserve"> de 36,25 de que de 20 dias laborales comparables al menos 12 registren 526 alquileres o </w:t>
-      </w:r>
-      <w:proofErr w:type="spellStart"/>
-      <w:r>
-        <w:t>mas</w:t>
-      </w:r>
-      <w:proofErr w:type="spellEnd"/>
-      <w:r>
-        <w:t xml:space="preserve"> a las 17:00</w:t>
+        <w:t>Según el modelo binomial existe una probabilida aproximad</w:t>
+      </w:r>
+      <w:r>
+        <w:t>a</w:t>
+      </w:r>
+      <w:r>
+        <w:t xml:space="preserve"> de 36,25</w:t>
+      </w:r>
+      <w:r>
+        <w:t>%</w:t>
+      </w:r>
+      <w:r>
+        <w:t xml:space="preserve"> de que de 20 dias laborales comparables al menos 12 registren 526 alquileres o m</w:t>
+      </w:r>
+      <w:r>
+        <w:t>á</w:t>
+      </w:r>
+      <w:r>
+        <w:t>s a las 17:00</w:t>
       </w:r>
     </w:p>
     <w:p>
@@ -2044,173 +1535,27 @@
           <w:numId w:val="2"/>
         </w:numPr>
       </w:pPr>
-      <w:proofErr w:type="spellStart"/>
-      <w:r>
-        <w:rPr>
-          <w:b/>
-          <w:bCs/>
-        </w:rPr>
-        <w:t>Effect</w:t>
-      </w:r>
-      <w:proofErr w:type="spellEnd"/>
-      <w:r>
-        <w:rPr>
-          <w:b/>
-          <w:bCs/>
-        </w:rPr>
-        <w:t xml:space="preserve"> </w:t>
-      </w:r>
-      <w:proofErr w:type="spellStart"/>
-      <w:r>
-        <w:rPr>
-          <w:b/>
-          <w:bCs/>
-        </w:rPr>
-        <w:t>of</w:t>
-      </w:r>
-      <w:proofErr w:type="spellEnd"/>
-      <w:r>
-        <w:rPr>
-          <w:b/>
-          <w:bCs/>
-        </w:rPr>
-        <w:t xml:space="preserve"> </w:t>
-      </w:r>
-      <w:proofErr w:type="spellStart"/>
-      <w:r>
-        <w:rPr>
-          <w:b/>
-          <w:bCs/>
-        </w:rPr>
-        <w:t>Increasing</w:t>
-      </w:r>
-      <w:proofErr w:type="spellEnd"/>
-      <w:r>
-        <w:rPr>
-          <w:b/>
-          <w:bCs/>
-        </w:rPr>
-        <w:t xml:space="preserve"> </w:t>
-      </w:r>
-      <w:proofErr w:type="spellStart"/>
-      <w:r>
-        <w:rPr>
-          <w:b/>
-          <w:bCs/>
-        </w:rPr>
-        <w:t>the</w:t>
-      </w:r>
-      <w:proofErr w:type="spellEnd"/>
-      <w:r>
-        <w:rPr>
-          <w:b/>
-          <w:bCs/>
-        </w:rPr>
-        <w:t xml:space="preserve"> </w:t>
-      </w:r>
-      <w:proofErr w:type="spellStart"/>
-      <w:r>
-        <w:rPr>
-          <w:b/>
-          <w:bCs/>
-        </w:rPr>
-        <w:t>Number</w:t>
-      </w:r>
-      <w:proofErr w:type="spellEnd"/>
-      <w:r>
-        <w:rPr>
-          <w:b/>
-          <w:bCs/>
-        </w:rPr>
-        <w:t xml:space="preserve"> </w:t>
-      </w:r>
-      <w:proofErr w:type="spellStart"/>
-      <w:r>
-        <w:rPr>
-          <w:b/>
-          <w:bCs/>
-        </w:rPr>
-        <w:t>of</w:t>
-      </w:r>
-      <w:proofErr w:type="spellEnd"/>
-      <w:r>
-        <w:rPr>
-          <w:b/>
-          <w:bCs/>
-        </w:rPr>
-        <w:t xml:space="preserve"> </w:t>
-      </w:r>
-      <w:proofErr w:type="spellStart"/>
-      <w:r>
-        <w:rPr>
-          <w:b/>
-          <w:bCs/>
-        </w:rPr>
-        <w:t>Trials</w:t>
-      </w:r>
-      <w:proofErr w:type="spellEnd"/>
-      <w:r>
-        <w:rPr>
-          <w:b/>
-          <w:bCs/>
-        </w:rPr>
-        <w:br/>
-      </w:r>
-      <w:r>
-        <w:rPr>
-          <w:b/>
-          <w:bCs/>
-        </w:rPr>
-        <w:br/>
-        <w:t xml:space="preserve">en este </w:t>
-      </w:r>
-      <w:proofErr w:type="spellStart"/>
-      <w:r>
-        <w:rPr>
-          <w:b/>
-          <w:bCs/>
-        </w:rPr>
-        <w:t>analisis</w:t>
-      </w:r>
-      <w:proofErr w:type="spellEnd"/>
-      <w:r>
-        <w:rPr>
-          <w:b/>
-          <w:bCs/>
-        </w:rPr>
-        <w:t xml:space="preserve"> </w:t>
-      </w:r>
-      <w:proofErr w:type="spellStart"/>
-      <w:r>
-        <w:rPr>
-          <w:b/>
-          <w:bCs/>
-        </w:rPr>
-        <w:t>decidi</w:t>
-      </w:r>
-      <w:proofErr w:type="spellEnd"/>
-      <w:r>
-        <w:rPr>
-          <w:b/>
-          <w:bCs/>
-        </w:rPr>
-        <w:t xml:space="preserve"> aumentar el </w:t>
-      </w:r>
-      <w:proofErr w:type="spellStart"/>
-      <w:r>
-        <w:rPr>
-          <w:b/>
-          <w:bCs/>
-        </w:rPr>
-        <w:t>numero</w:t>
-      </w:r>
-      <w:proofErr w:type="spellEnd"/>
-      <w:r>
-        <w:rPr>
-          <w:b/>
-          <w:bCs/>
-        </w:rPr>
-        <w:t xml:space="preserve"> de intentos a 50 para compararlos con mi </w:t>
+      <w:r>
+        <w:rPr>
+          <w:b/>
+          <w:bCs/>
+        </w:rPr>
+        <w:t>Effect of Increasing the Number of Trials</w:t>
+      </w:r>
+      <w:r>
+        <w:rPr>
+          <w:b/>
+          <w:bCs/>
+        </w:rPr>
+        <w:br/>
+      </w:r>
+      <w:r>
+        <w:rPr>
+          <w:b/>
+          <w:bCs/>
+        </w:rPr>
+        <w:br/>
+        <w:t xml:space="preserve">en este analisis decidi aumentar el numero de intentos a 50 para compararlos con mi </w:t>
       </w:r>
       <w:r>
         <w:rPr>
@@ -2234,6 +1579,9 @@
         <w:br/>
       </w:r>
       <w:r>
+        <w:rPr>
+          <w:noProof/>
+        </w:rPr>
         <w:drawing>
           <wp:inline distT="0" distB="0" distL="0" distR="0" wp14:anchorId="1832E9B0" wp14:editId="247EAF7A">
             <wp:extent cx="5125199" cy="5050971"/>
@@ -2280,45 +1628,13 @@
       </w:r>
       <w:r>
         <w:br/>
-        <w:t xml:space="preserve">en este análisis podemos inferir que un </w:t>
-      </w:r>
-      <w:proofErr w:type="spellStart"/>
-      <w:r>
-        <w:t>dia</w:t>
-      </w:r>
-      <w:proofErr w:type="spellEnd"/>
-      <w:r>
-        <w:t xml:space="preserve"> laboral exitoso que registre 526 alquileres o mas durante las horas de la 17:00, superando la media histórica del grupo de 525,29 alquileres. Al comparar las </w:t>
-      </w:r>
-      <w:proofErr w:type="spellStart"/>
-      <w:r>
-        <w:t>ditribuciones</w:t>
-      </w:r>
-      <w:proofErr w:type="spellEnd"/>
-      <w:r>
-        <w:t xml:space="preserve"> de 20 y 50 </w:t>
-      </w:r>
-      <w:proofErr w:type="spellStart"/>
-      <w:r>
-        <w:t>dias</w:t>
-      </w:r>
-      <w:proofErr w:type="spellEnd"/>
-      <w:r>
-        <w:t xml:space="preserve">, los resultados se concentran alrededor de 11 </w:t>
+        <w:t xml:space="preserve">en este análisis podemos inferir que un dia laboral exitoso que registre 526 alquileres o mas durante las horas de la 17:00, superando la media histórica del grupo de 525,29 alquileres. Al comparar las ditribuciones de 20 y 50 dias, los resultados se concentran alrededor de 11 </w:t>
       </w:r>
       <w:r>
         <w:t>y</w:t>
       </w:r>
       <w:r>
-        <w:t xml:space="preserve"> 27 </w:t>
-      </w:r>
-      <w:proofErr w:type="spellStart"/>
-      <w:r>
-        <w:t>dias</w:t>
-      </w:r>
-      <w:proofErr w:type="spellEnd"/>
-      <w:r>
-        <w:t xml:space="preserve"> exitosos</w:t>
+        <w:t xml:space="preserve"> 27 dias exitosos</w:t>
       </w:r>
       <w:r>
         <w:t>,</w:t>
@@ -2327,77 +1643,17 @@
         <w:t xml:space="preserve"> </w:t>
       </w:r>
       <w:r>
-        <w:t xml:space="preserve">respectivamente. Esto quiere decir al considerar </w:t>
-      </w:r>
-      <w:proofErr w:type="spellStart"/>
-      <w:r>
-        <w:t>mas</w:t>
-      </w:r>
-      <w:proofErr w:type="spellEnd"/>
-      <w:r>
-        <w:t xml:space="preserve"> días aumenta el </w:t>
-      </w:r>
-      <w:proofErr w:type="spellStart"/>
-      <w:r>
-        <w:t>numero</w:t>
-      </w:r>
-      <w:proofErr w:type="spellEnd"/>
-      <w:r>
-        <w:t xml:space="preserve"> esperado de días que superan el umbral mientras que la probabilidad de éxito cada </w:t>
-      </w:r>
-      <w:proofErr w:type="spellStart"/>
-      <w:r>
-        <w:t>dia</w:t>
-      </w:r>
-      <w:proofErr w:type="spellEnd"/>
-      <w:r>
-        <w:t xml:space="preserve"> se mantiene constante 53,5</w:t>
-      </w:r>
-      <w:proofErr w:type="gramStart"/>
-      <w:r>
-        <w:t>% .</w:t>
-      </w:r>
-      <w:proofErr w:type="gramEnd"/>
-      <w:r>
-        <w:t xml:space="preserve"> al aumentar el </w:t>
-      </w:r>
-      <w:proofErr w:type="spellStart"/>
-      <w:r>
-        <w:t>numero</w:t>
-      </w:r>
-      <w:proofErr w:type="spellEnd"/>
-      <w:r>
-        <w:t xml:space="preserve"> esperado de éxitos</w:t>
-      </w:r>
-      <w:r>
-        <w:t xml:space="preserve"> y </w:t>
-      </w:r>
-      <w:proofErr w:type="spellStart"/>
-      <w:r>
-        <w:t>manteinedo</w:t>
-      </w:r>
-      <w:proofErr w:type="spellEnd"/>
-      <w:r>
-        <w:t xml:space="preserve"> p=</w:t>
-      </w:r>
-      <w:proofErr w:type="gramStart"/>
-      <w:r>
-        <w:t xml:space="preserve">0,535 </w:t>
-      </w:r>
-      <w:r>
-        <w:t xml:space="preserve"> la</w:t>
-      </w:r>
-      <w:proofErr w:type="gramEnd"/>
-      <w:r>
-        <w:t xml:space="preserve"> forma se vuelve </w:t>
-      </w:r>
-      <w:proofErr w:type="spellStart"/>
-      <w:r>
-        <w:t>mas</w:t>
-      </w:r>
-      <w:proofErr w:type="spellEnd"/>
-      <w:r>
-        <w:t xml:space="preserve"> aproximadamente</w:t>
+        <w:t xml:space="preserve">respectivamente. Esto quiere decir al considerar mas días aumenta el numero esperado de días que superan el umbral mientras que la probabilidad de éxito cada dia se mantiene constante 53,5% . al aumentar el numero </w:t>
+      </w:r>
+      <w:r>
+        <w:lastRenderedPageBreak/>
+        <w:t>esperado de éxitos</w:t>
+      </w:r>
+      <w:r>
+        <w:t xml:space="preserve"> y manteinedo p=0,535</w:t>
+      </w:r>
+      <w:r>
+        <w:t xml:space="preserve"> la forma se vuelve mas aproximadamente</w:t>
       </w:r>
       <w:r>
         <w:t xml:space="preserve"> </w:t>
@@ -2418,24 +1674,7 @@
         </w:numPr>
       </w:pPr>
       <w:r>
-        <w:lastRenderedPageBreak/>
-        <w:t xml:space="preserve">Binomial </w:t>
-      </w:r>
-      <w:proofErr w:type="spellStart"/>
-      <w:r>
-        <w:t>Assumptions</w:t>
-      </w:r>
-      <w:proofErr w:type="spellEnd"/>
-      <w:r>
-        <w:t xml:space="preserve"> and </w:t>
-      </w:r>
-      <w:proofErr w:type="spellStart"/>
-      <w:r>
-        <w:t>Limitations</w:t>
-      </w:r>
-      <w:proofErr w:type="spellEnd"/>
-      <w:r>
-        <w:t>:</w:t>
+        <w:t>Binomial Assumptions and Limitations:</w:t>
       </w:r>
       <w:r>
         <w:br/>
@@ -2444,78 +1683,20 @@
         <w:t xml:space="preserve">supuesto: en los modelos binominales </w:t>
       </w:r>
       <w:r>
-        <w:t xml:space="preserve">(20 </w:t>
-      </w:r>
-      <w:proofErr w:type="spellStart"/>
-      <w:r>
-        <w:t>analisis</w:t>
-      </w:r>
-      <w:proofErr w:type="spellEnd"/>
-      <w:r>
-        <w:t xml:space="preserve"> inicial y 50 </w:t>
-      </w:r>
-      <w:proofErr w:type="spellStart"/>
-      <w:r>
-        <w:t>comparacion</w:t>
-      </w:r>
-      <w:proofErr w:type="spellEnd"/>
-      <w:r>
-        <w:t xml:space="preserve">) consideramos días laborables comparables. Cada </w:t>
-      </w:r>
-      <w:proofErr w:type="spellStart"/>
-      <w:r>
-        <w:t>dia</w:t>
-      </w:r>
-      <w:proofErr w:type="spellEnd"/>
-      <w:r>
-        <w:t xml:space="preserve"> cuenta con dos resultados posibles los cuales son registrar 526 alquileres o mas a las 17:00 (éxito) o registra menos de 525 (fracaso), se supone que los resultado de los </w:t>
-      </w:r>
-      <w:proofErr w:type="spellStart"/>
-      <w:r>
-        <w:t>dias</w:t>
-      </w:r>
-      <w:proofErr w:type="spellEnd"/>
-      <w:r>
-        <w:t xml:space="preserve"> son independiente y que la probabilidad de éxito </w:t>
-      </w:r>
-      <w:proofErr w:type="spellStart"/>
-      <w:r>
-        <w:t>permance</w:t>
-      </w:r>
-      <w:proofErr w:type="spellEnd"/>
-      <w:r>
-        <w:t xml:space="preserve"> </w:t>
-      </w:r>
-      <w:proofErr w:type="spellStart"/>
-      <w:r>
-        <w:t>cosntante</w:t>
-      </w:r>
-      <w:proofErr w:type="spellEnd"/>
-      <w:r>
-        <w:t xml:space="preserve"> en aproximadamente 53,5%</w:t>
-      </w:r>
-      <w:r>
-        <w:br/>
-      </w:r>
-      <w:r>
-        <w:br/>
-        <w:t xml:space="preserve">limitaciones: seleccionar días laborales a la misma hora no garantiza que estas condiciones se cumplan el clima la estación y los cambios de demanda </w:t>
-      </w:r>
-      <w:proofErr w:type="spellStart"/>
-      <w:r>
-        <w:t>puedesn</w:t>
-      </w:r>
-      <w:proofErr w:type="spellEnd"/>
-      <w:r>
-        <w:t xml:space="preserve"> modificar la probabilidad de éxito, y los días cercanos pueden presentar patrones relacionados. Además, esta probabilidad de estimo utilizando 499 registros históricos por lo tanto los resultados depende de los supuestos del modelo y ni garantiza lo que ocurrirá en otro 20 o 50 </w:t>
-      </w:r>
-      <w:proofErr w:type="spellStart"/>
-      <w:r>
-        <w:t>dias</w:t>
-      </w:r>
-      <w:proofErr w:type="spellEnd"/>
-      <w:r>
-        <w:t>.</w:t>
+        <w:t xml:space="preserve">(20 analisis inicial y 50 comparacion) consideramos días laborables comparables. Cada dia cuenta con dos resultados posibles los cuales son registrar 526 alquileres o mas a las 17:00 (éxito) o registra 525 </w:t>
+      </w:r>
+      <w:r>
+        <w:t xml:space="preserve">o menos </w:t>
+      </w:r>
+      <w:r>
+        <w:t>(fracaso), se supone que los resultado de los dias son independiente y que la probabilidad de éxito permance cosntante en aproximadamente 53,5%</w:t>
+      </w:r>
+      <w:r>
+        <w:br/>
+      </w:r>
+      <w:r>
+        <w:br/>
+        <w:t>limitaciones: seleccionar días laborales a la misma hora no garantiza que estas condiciones se cumplan el clima la estación y los cambios de demanda puedesn modificar la probabilidad de éxito, y los días cercanos pueden presentar patrones relacionados. Además, esta probabilidad de estimo utilizando 499 registros históricos por lo tanto los resultados depende de los supuestos del modelo y ni garantiza lo que ocurrirá en otro 20 o 50 dias.</w:t>
       </w:r>
       <w:r>
         <w:br/>
@@ -2538,49 +1719,8 @@
           <w:b/>
           <w:bCs/>
         </w:rPr>
-        <w:t xml:space="preserve">Poisson </w:t>
-      </w:r>
-      <w:proofErr w:type="spellStart"/>
-      <w:r>
-        <w:rPr>
-          <w:b/>
-          <w:bCs/>
-        </w:rPr>
-        <w:t>Question</w:t>
-      </w:r>
-      <w:proofErr w:type="spellEnd"/>
-      <w:r>
-        <w:rPr>
-          <w:b/>
-          <w:bCs/>
-        </w:rPr>
-        <w:t xml:space="preserve"> and </w:t>
-      </w:r>
-      <w:proofErr w:type="spellStart"/>
-      <w:r>
-        <w:rPr>
-          <w:b/>
-          <w:bCs/>
-        </w:rPr>
-        <w:t>Model</w:t>
-      </w:r>
-      <w:proofErr w:type="spellEnd"/>
-      <w:r>
-        <w:rPr>
-          <w:b/>
-          <w:bCs/>
-        </w:rPr>
-        <w:t xml:space="preserve"> </w:t>
-      </w:r>
-      <w:proofErr w:type="spellStart"/>
-      <w:r>
-        <w:rPr>
-          <w:b/>
-          <w:bCs/>
-        </w:rPr>
-        <w:t>Assessment</w:t>
-      </w:r>
-      <w:proofErr w:type="spellEnd"/>
+        <w:t>Poisson Question and Model Assessment</w:t>
+      </w:r>
       <w:r>
         <w:br/>
       </w:r>
@@ -2596,21 +1736,8 @@
       <w:r>
         <w:t>¿</w:t>
       </w:r>
-      <w:proofErr w:type="spellStart"/>
-      <w:r>
-        <w:t>Cual</w:t>
-      </w:r>
-      <w:proofErr w:type="spellEnd"/>
-      <w:r>
-        <w:t xml:space="preserve"> es la probabilidad de registrar exactamente 550 alquileres entre las 17:00 y 18:00 de un </w:t>
-      </w:r>
-      <w:proofErr w:type="spellStart"/>
-      <w:r>
-        <w:t>dia</w:t>
-      </w:r>
-      <w:proofErr w:type="spellEnd"/>
-      <w:r>
-        <w:t xml:space="preserve"> laboral</w:t>
+      <w:r>
+        <w:t>Cual es la probabilidad de registrar exactamente 550 alquileres entre las 17:00 y 18:00 de un dia laboral</w:t>
       </w:r>
       <w:r>
         <w:t>?</w:t>
@@ -2620,23 +1747,18 @@
       </w:r>
       <w:r>
         <w:br/>
-        <w:t xml:space="preserve">para evaluar si el modelo </w:t>
-      </w:r>
-      <w:proofErr w:type="spellStart"/>
-      <w:r>
-        <w:t>poisson</w:t>
-      </w:r>
-      <w:proofErr w:type="spellEnd"/>
-      <w:r>
-        <w:t xml:space="preserve"> es adecuado debo comparar la media y la varianza </w:t>
-      </w:r>
-      <w:r>
-        <w:br/>
-      </w:r>
-      <w:r>
-        <w:br/>
-      </w:r>
-      <w:r>
+        <w:t xml:space="preserve">para evaluar si el modelo poisson es adecuado debo comparar la media y la varianza </w:t>
+      </w:r>
+      <w:r>
+        <w:br/>
+      </w:r>
+      <w:r>
+        <w:br/>
+      </w:r>
+      <w:r>
+        <w:rPr>
+          <w:noProof/>
+        </w:rPr>
         <w:drawing>
           <wp:inline distT="0" distB="0" distL="0" distR="0" wp14:anchorId="021B1169" wp14:editId="3D0E61EB">
             <wp:extent cx="5612130" cy="589915"/>
@@ -2678,79 +1800,7 @@
       </w:r>
       <w:r>
         <w:br/>
-        <w:t xml:space="preserve">la </w:t>
-      </w:r>
-      <w:proofErr w:type="spellStart"/>
-      <w:r>
-        <w:t>varianze</w:t>
-      </w:r>
-      <w:proofErr w:type="spellEnd"/>
-      <w:r>
-        <w:t xml:space="preserve"> indica que tan alejado están los datos respecto a la media, y como podemos observar la </w:t>
-      </w:r>
-      <w:proofErr w:type="spellStart"/>
-      <w:r>
-        <w:t>variance</w:t>
-      </w:r>
-      <w:proofErr w:type="spellEnd"/>
-      <w:r>
-        <w:t xml:space="preserve"> es mucho mayor a la media lo cual indica </w:t>
-      </w:r>
-      <w:proofErr w:type="spellStart"/>
-      <w:r>
-        <w:t>sobredispersion</w:t>
-      </w:r>
-      <w:proofErr w:type="spellEnd"/>
-      <w:r>
-        <w:t xml:space="preserve">: los alquileres </w:t>
-      </w:r>
-      <w:proofErr w:type="spellStart"/>
-      <w:r>
-        <w:t>varian</w:t>
-      </w:r>
-      <w:proofErr w:type="spellEnd"/>
-      <w:r>
-        <w:t xml:space="preserve"> mucho </w:t>
-      </w:r>
-      <w:proofErr w:type="spellStart"/>
-      <w:r>
-        <w:t>mas</w:t>
-      </w:r>
-      <w:proofErr w:type="spellEnd"/>
-      <w:r>
-        <w:t xml:space="preserve"> </w:t>
-      </w:r>
-      <w:proofErr w:type="spellStart"/>
-      <w:r>
-        <w:t>d e</w:t>
-      </w:r>
-      <w:proofErr w:type="spellEnd"/>
-      <w:r>
-        <w:t xml:space="preserve"> lo que se supone un modelo </w:t>
-      </w:r>
-      <w:proofErr w:type="spellStart"/>
-      <w:r>
-        <w:t>poisson</w:t>
-      </w:r>
-      <w:proofErr w:type="spellEnd"/>
-      <w:r>
-        <w:t xml:space="preserve"> simple, si utilizo lambda = 525,29 </w:t>
-      </w:r>
-      <w:proofErr w:type="spellStart"/>
-      <w:r>
-        <w:t>poisson</w:t>
-      </w:r>
-      <w:proofErr w:type="spellEnd"/>
-      <w:r>
-        <w:t xml:space="preserve"> concentrara demasiado    </w:t>
-      </w:r>
-      <w:proofErr w:type="spellStart"/>
-      <w:r>
-        <w:t>suprobabilidades</w:t>
-      </w:r>
-      <w:proofErr w:type="spellEnd"/>
-      <w:r>
-        <w:t xml:space="preserve"> alrededor de la media </w:t>
+        <w:t xml:space="preserve">la varianze indica que tan alejado están los datos respecto a la media, y como podemos observar la variance es mucho mayor a la media lo cual indica sobredispersion: los alquileres varian mucho mas d e lo que se supone un modelo poisson simple, si utilizo lambda = 525,29 poisson concentrara demasiado    suprobabilidades alrededor de la media </w:t>
       </w:r>
       <w:r>
         <w:br/>
@@ -2873,57 +1923,15 @@
           <w:b/>
           <w:bCs/>
         </w:rPr>
-        <w:lastRenderedPageBreak/>
-        <w:t xml:space="preserve">Poisson </w:t>
-      </w:r>
-      <w:proofErr w:type="spellStart"/>
-      <w:r>
-        <w:rPr>
-          <w:b/>
-          <w:bCs/>
-        </w:rPr>
-        <w:t>Probabilities</w:t>
-      </w:r>
-      <w:proofErr w:type="spellEnd"/>
-      <w:r>
-        <w:rPr>
-          <w:b/>
-          <w:bCs/>
-        </w:rPr>
-        <w:t xml:space="preserve"> and </w:t>
-      </w:r>
-      <w:proofErr w:type="spellStart"/>
-      <w:r>
-        <w:rPr>
-          <w:b/>
-          <w:bCs/>
-        </w:rPr>
-        <w:t>Interpretation</w:t>
-      </w:r>
-      <w:proofErr w:type="spellEnd"/>
-    </w:p>
-    <w:p>
-      <w:pPr>
-        <w:pStyle w:val="Prrafodelista"/>
-      </w:pPr>
-      <w:r>
-        <w:t xml:space="preserve">analizare la barra de 550 para ver </w:t>
-      </w:r>
-      <w:proofErr w:type="spellStart"/>
-      <w:r>
-        <w:t>cual</w:t>
-      </w:r>
-      <w:proofErr w:type="spellEnd"/>
-      <w:r>
-        <w:t xml:space="preserve"> es la </w:t>
-      </w:r>
-      <w:proofErr w:type="spellStart"/>
-      <w:r>
-        <w:t>probabildaad</w:t>
-      </w:r>
-      <w:proofErr w:type="spellEnd"/>
-      <w:r>
-        <w:t xml:space="preserve"> de obtener esa cantidad de</w:t>
+        <w:t>Poisson Probabilities and Interpretation</w:t>
+      </w:r>
+    </w:p>
+    <w:p>
+      <w:pPr>
+        <w:pStyle w:val="Prrafodelista"/>
+      </w:pPr>
+      <w:r>
+        <w:t>analizare la barra de 550 para ver cual es la probabildaad de obtener esa cantidad de</w:t>
       </w:r>
       <w:r>
         <w:t xml:space="preserve"> </w:t>
@@ -2935,6 +1943,9 @@
         <w:br/>
       </w:r>
       <w:r>
+        <w:rPr>
+          <w:noProof/>
+        </w:rPr>
         <w:drawing>
           <wp:inline distT="0" distB="0" distL="0" distR="0" wp14:anchorId="13BC04A0" wp14:editId="54FEAA7E">
             <wp:extent cx="4639698" cy="3764571"/>
@@ -2977,6 +1988,9 @@
         <w:ind w:left="360"/>
       </w:pPr>
       <w:r>
+        <w:rPr>
+          <w:noProof/>
+        </w:rPr>
         <w:drawing>
           <wp:inline distT="0" distB="0" distL="0" distR="0" wp14:anchorId="2CA9A888" wp14:editId="2AA3794A">
             <wp:extent cx="5612130" cy="348615"/>
@@ -3023,93 +2037,8 @@
       <w:pPr>
         <w:ind w:left="360"/>
       </w:pPr>
-      <w:proofErr w:type="spellStart"/>
-      <w:r>
-        <w:t>como</w:t>
-      </w:r>
-      <w:proofErr w:type="spellEnd"/>
-      <w:r>
-        <w:t xml:space="preserve"> podemos observar el modelo </w:t>
-      </w:r>
-      <w:proofErr w:type="spellStart"/>
-      <w:r>
-        <w:t>poisson</w:t>
-      </w:r>
-      <w:proofErr w:type="spellEnd"/>
-      <w:r>
-        <w:t xml:space="preserve"> presenta una forma aproximadamente normal debido al elevado valor de "lambda". sin </w:t>
-      </w:r>
-      <w:proofErr w:type="spellStart"/>
-      <w:r>
-        <w:t>embago</w:t>
-      </w:r>
-      <w:proofErr w:type="spellEnd"/>
-      <w:r>
-        <w:t xml:space="preserve">, supone una varianza de 525,29 mientras que la varianza observada es de 52.331,62. Esto indica </w:t>
-      </w:r>
-      <w:proofErr w:type="spellStart"/>
-      <w:r>
-        <w:t>sobredispersion</w:t>
-      </w:r>
-      <w:proofErr w:type="spellEnd"/>
-      <w:r>
-        <w:t xml:space="preserve">. los recuentos reales presentas </w:t>
-      </w:r>
-      <w:proofErr w:type="spellStart"/>
-      <w:r>
-        <w:t>mas</w:t>
-      </w:r>
-      <w:proofErr w:type="spellEnd"/>
-      <w:r>
-        <w:t xml:space="preserve"> variabilidad de las que </w:t>
-      </w:r>
-      <w:proofErr w:type="spellStart"/>
-      <w:r>
-        <w:t>represnta</w:t>
-      </w:r>
-      <w:proofErr w:type="spellEnd"/>
-      <w:r>
-        <w:t xml:space="preserve"> el </w:t>
-      </w:r>
-      <w:proofErr w:type="spellStart"/>
-      <w:r>
-        <w:t>modelo.la</w:t>
-      </w:r>
-      <w:proofErr w:type="spellEnd"/>
-      <w:r>
-        <w:t xml:space="preserve"> probabilidad de registrar exactamente 550 alquileres entre las 17:00 y 18:00 de un </w:t>
-      </w:r>
-      <w:proofErr w:type="spellStart"/>
-      <w:r>
-        <w:t>dia</w:t>
-      </w:r>
-      <w:proofErr w:type="spellEnd"/>
-      <w:r>
-        <w:t xml:space="preserve"> laboral, es aproximadamente del 0.96% </w:t>
-      </w:r>
-      <w:proofErr w:type="spellStart"/>
-      <w:r>
-        <w:t>segun</w:t>
-      </w:r>
-      <w:proofErr w:type="spellEnd"/>
-      <w:r>
-        <w:t xml:space="preserve"> el modelo Poisson. este resultado debe </w:t>
-      </w:r>
-      <w:proofErr w:type="spellStart"/>
-      <w:r>
-        <w:t>interopretarse</w:t>
-      </w:r>
-      <w:proofErr w:type="spellEnd"/>
-      <w:r>
-        <w:t xml:space="preserve"> con cautela, porque el </w:t>
-      </w:r>
-      <w:proofErr w:type="spellStart"/>
-      <w:r>
-        <w:t>modelor</w:t>
-      </w:r>
-      <w:proofErr w:type="spellEnd"/>
-      <w:r>
-        <w:t xml:space="preserve"> representa una variabilidad mucho menor que la observada en los datos reales.</w:t>
+      <w:r>
+        <w:t>como podemos observar el modelo poisson presenta una forma aproximadamente normal debido al elevado valor de "lambda". sin embago, supone una varianza de 525,29 mientras que la varianza observada es de 52.331,62. Esto indica sobredispersion. los recuentos reales presentas mas variabilidad de las que represnta el modelo.la probabilidad de registrar exactamente 550 alquileres entre las 17:00 y 18:00 de un dia laboral, es aproximadamente del 0.96% segun el modelo Poisson. este resultado debe interopretarse con cautela, porque el modelor representa una variabilidad mucho menor que la observada en los datos reales.</w:t>
       </w:r>
     </w:p>
     <w:p>
@@ -3154,7 +2083,6 @@
           <w:bCs/>
           <w:lang w:val="en-US"/>
         </w:rPr>
-        <w:lastRenderedPageBreak/>
         <w:t>Comparison of Observed Counts and the Poisson Model</w:t>
       </w:r>
       <w:r>
@@ -3175,6 +2103,7 @@
       </w:r>
       <w:r>
         <w:rPr>
+          <w:noProof/>
           <w:lang w:val="en-US"/>
         </w:rPr>
         <w:drawing>
@@ -3220,47 +2149,17 @@
         <w:rPr>
           <w:b/>
           <w:bCs/>
-          <w:lang w:val="en-US"/>
-        </w:rPr>
-      </w:pPr>
-      <w:r>
-        <w:rPr>
-          <w:b/>
-          <w:bCs/>
-        </w:rPr>
-        <w:br/>
-      </w:r>
-      <w:proofErr w:type="spellStart"/>
-      <w:r>
-        <w:t>como</w:t>
-      </w:r>
-      <w:proofErr w:type="spellEnd"/>
-      <w:r>
-        <w:t xml:space="preserve"> podemos observar en nuestro nuevo </w:t>
-      </w:r>
-      <w:proofErr w:type="spellStart"/>
-      <w:r>
-        <w:t>histogran</w:t>
-      </w:r>
-      <w:proofErr w:type="spellEnd"/>
-      <w:r>
-        <w:t xml:space="preserve"> en torno a los datos reales de las 17:00 en </w:t>
-      </w:r>
-      <w:proofErr w:type="spellStart"/>
-      <w:r>
-        <w:t>dias</w:t>
-      </w:r>
-      <w:proofErr w:type="spellEnd"/>
-      <w:r>
-        <w:t xml:space="preserve"> laborales, la </w:t>
-      </w:r>
-      <w:proofErr w:type="spellStart"/>
-      <w:r>
-        <w:t>comparacion</w:t>
-      </w:r>
-      <w:proofErr w:type="spellEnd"/>
-      <w:r>
-        <w:t xml:space="preserve"> revela que los recuentos abarcan aproximadamente desde una</w:t>
+        </w:rPr>
+      </w:pPr>
+      <w:r>
+        <w:rPr>
+          <w:b/>
+          <w:bCs/>
+        </w:rPr>
+        <w:br/>
+      </w:r>
+      <w:r>
+        <w:t>como podemos observar en nuestro nuevo histogran en torno a los datos reales de las 17:00 en dias laborales, la comparacion revela que los recuentos abarcan aproximadamente desde una</w:t>
       </w:r>
       <w:r>
         <w:t>s</w:t>
@@ -3272,226 +2171,162 @@
         <w:t>l</w:t>
       </w:r>
       <w:r>
-        <w:t xml:space="preserve">o </w:t>
-      </w:r>
-      <w:proofErr w:type="spellStart"/>
-      <w:r>
-        <w:t>Poisson</w:t>
-      </w:r>
-      <w:r>
-        <w:t>do</w:t>
-      </w:r>
-      <w:proofErr w:type="spellEnd"/>
-      <w:r>
-        <w:t xml:space="preserve"> generado anteriormente</w:t>
-      </w:r>
-      <w:r>
-        <w:t xml:space="preserve"> concentra casi toda su probabilidad en un intervalo mucho </w:t>
-      </w:r>
-      <w:proofErr w:type="spellStart"/>
-      <w:r>
-        <w:t>mas</w:t>
-      </w:r>
-      <w:proofErr w:type="spellEnd"/>
-      <w:r>
-        <w:t xml:space="preserve"> estrecho, </w:t>
-      </w:r>
-      <w:proofErr w:type="spellStart"/>
-      <w:r>
-        <w:t>al rededor</w:t>
-      </w:r>
-      <w:proofErr w:type="spellEnd"/>
-      <w:r>
-        <w:t xml:space="preserve"> de 525 y por su parte el </w:t>
-      </w:r>
-      <w:proofErr w:type="spellStart"/>
-      <w:r>
-        <w:t>histogram</w:t>
-      </w:r>
-      <w:proofErr w:type="spellEnd"/>
-      <w:r>
-        <w:t xml:space="preserve"> presenta varios picos visibles; su forma es </w:t>
-      </w:r>
-      <w:proofErr w:type="spellStart"/>
-      <w:r>
-        <w:t>mas</w:t>
-      </w:r>
-      <w:proofErr w:type="spellEnd"/>
-      <w:r>
-        <w:t xml:space="preserve"> irregular que la del modelo. Esta diferencia respalda la </w:t>
-      </w:r>
-      <w:proofErr w:type="spellStart"/>
-      <w:r>
-        <w:t>sobredispersion</w:t>
-      </w:r>
-      <w:proofErr w:type="spellEnd"/>
-      <w:r>
-        <w:t xml:space="preserve"> detectada al comparar la media y la varianza.</w:t>
-      </w:r>
-      <w:r>
-        <w:br/>
-      </w:r>
-      <w:r>
-        <w:br/>
-      </w:r>
-    </w:p>
-    <w:p>
-      <w:pPr>
-        <w:pStyle w:val="Prrafodelista"/>
-        <w:rPr>
-          <w:b/>
-          <w:bCs/>
-          <w:lang w:val="en-US"/>
-        </w:rPr>
-      </w:pPr>
-    </w:p>
-    <w:p>
-      <w:pPr>
-        <w:pStyle w:val="Prrafodelista"/>
-        <w:rPr>
-          <w:b/>
-          <w:bCs/>
-          <w:lang w:val="en-US"/>
-        </w:rPr>
-      </w:pPr>
-    </w:p>
-    <w:p>
-      <w:pPr>
-        <w:pStyle w:val="Prrafodelista"/>
-        <w:rPr>
-          <w:b/>
-          <w:bCs/>
-          <w:lang w:val="en-US"/>
-        </w:rPr>
-      </w:pPr>
-    </w:p>
-    <w:p>
-      <w:pPr>
-        <w:pStyle w:val="Prrafodelista"/>
-        <w:rPr>
-          <w:b/>
-          <w:bCs/>
-          <w:lang w:val="en-US"/>
-        </w:rPr>
-      </w:pPr>
-    </w:p>
-    <w:p>
-      <w:pPr>
-        <w:pStyle w:val="Prrafodelista"/>
-        <w:rPr>
-          <w:b/>
-          <w:bCs/>
-          <w:lang w:val="en-US"/>
-        </w:rPr>
-      </w:pPr>
-    </w:p>
-    <w:p>
-      <w:pPr>
-        <w:pStyle w:val="Prrafodelista"/>
-        <w:rPr>
-          <w:b/>
-          <w:bCs/>
-          <w:lang w:val="en-US"/>
-        </w:rPr>
-      </w:pPr>
-    </w:p>
-    <w:p>
-      <w:pPr>
-        <w:pStyle w:val="Prrafodelista"/>
-        <w:rPr>
-          <w:b/>
-          <w:bCs/>
-          <w:lang w:val="en-US"/>
-        </w:rPr>
-      </w:pPr>
-    </w:p>
-    <w:p>
-      <w:pPr>
-        <w:pStyle w:val="Prrafodelista"/>
-        <w:rPr>
-          <w:b/>
-          <w:bCs/>
-          <w:lang w:val="en-US"/>
-        </w:rPr>
-      </w:pPr>
-    </w:p>
-    <w:p>
-      <w:pPr>
-        <w:pStyle w:val="Prrafodelista"/>
-        <w:rPr>
-          <w:b/>
-          <w:bCs/>
-          <w:lang w:val="en-US"/>
-        </w:rPr>
-      </w:pPr>
-    </w:p>
-    <w:p>
-      <w:pPr>
-        <w:pStyle w:val="Prrafodelista"/>
-        <w:rPr>
-          <w:b/>
-          <w:bCs/>
-          <w:lang w:val="en-US"/>
-        </w:rPr>
-      </w:pPr>
-    </w:p>
-    <w:p>
-      <w:pPr>
-        <w:pStyle w:val="Prrafodelista"/>
-        <w:rPr>
-          <w:b/>
-          <w:bCs/>
-          <w:lang w:val="en-US"/>
-        </w:rPr>
-      </w:pPr>
-    </w:p>
-    <w:p>
-      <w:pPr>
-        <w:pStyle w:val="Prrafodelista"/>
-        <w:rPr>
-          <w:b/>
-          <w:bCs/>
-          <w:lang w:val="en-US"/>
-        </w:rPr>
-      </w:pPr>
-    </w:p>
-    <w:p>
-      <w:pPr>
-        <w:pStyle w:val="Prrafodelista"/>
-        <w:rPr>
-          <w:b/>
-          <w:bCs/>
-          <w:lang w:val="en-US"/>
-        </w:rPr>
-      </w:pPr>
-    </w:p>
-    <w:p>
-      <w:pPr>
-        <w:pStyle w:val="Prrafodelista"/>
-        <w:rPr>
-          <w:b/>
-          <w:bCs/>
-          <w:lang w:val="en-US"/>
-        </w:rPr>
-      </w:pPr>
-    </w:p>
-    <w:p>
-      <w:pPr>
-        <w:pStyle w:val="Prrafodelista"/>
-        <w:rPr>
-          <w:b/>
-          <w:bCs/>
-          <w:lang w:val="en-US"/>
-        </w:rPr>
-      </w:pPr>
-    </w:p>
-    <w:p>
-      <w:pPr>
-        <w:pStyle w:val="Prrafodelista"/>
-        <w:rPr>
-          <w:b/>
-          <w:bCs/>
-          <w:lang w:val="en-US"/>
+        <w:t>o Poisson</w:t>
+      </w:r>
+      <w:r>
+        <w:t>do generado anteriormente</w:t>
+      </w:r>
+      <w:r>
+        <w:t xml:space="preserve"> concentra casi toda su probabilidad en un intervalo mucho mas estrecho, al rededor de 525 y por su parte el histogram presenta varios picos visibles; su forma es mas irregular que la del modelo. Esta diferencia respalda la sobredispersion detectada al comparar la media y la varianza.</w:t>
+      </w:r>
+      <w:r>
+        <w:br/>
+      </w:r>
+      <w:r>
+        <w:br/>
+      </w:r>
+    </w:p>
+    <w:p>
+      <w:pPr>
+        <w:pStyle w:val="Prrafodelista"/>
+        <w:rPr>
+          <w:b/>
+          <w:bCs/>
+        </w:rPr>
+      </w:pPr>
+    </w:p>
+    <w:p>
+      <w:pPr>
+        <w:pStyle w:val="Prrafodelista"/>
+        <w:rPr>
+          <w:b/>
+          <w:bCs/>
+        </w:rPr>
+      </w:pPr>
+    </w:p>
+    <w:p>
+      <w:pPr>
+        <w:pStyle w:val="Prrafodelista"/>
+        <w:rPr>
+          <w:b/>
+          <w:bCs/>
+        </w:rPr>
+      </w:pPr>
+    </w:p>
+    <w:p>
+      <w:pPr>
+        <w:pStyle w:val="Prrafodelista"/>
+        <w:rPr>
+          <w:b/>
+          <w:bCs/>
+        </w:rPr>
+      </w:pPr>
+    </w:p>
+    <w:p>
+      <w:pPr>
+        <w:pStyle w:val="Prrafodelista"/>
+        <w:rPr>
+          <w:b/>
+          <w:bCs/>
+        </w:rPr>
+      </w:pPr>
+    </w:p>
+    <w:p>
+      <w:pPr>
+        <w:pStyle w:val="Prrafodelista"/>
+        <w:rPr>
+          <w:b/>
+          <w:bCs/>
+        </w:rPr>
+      </w:pPr>
+    </w:p>
+    <w:p>
+      <w:pPr>
+        <w:pStyle w:val="Prrafodelista"/>
+        <w:rPr>
+          <w:b/>
+          <w:bCs/>
+        </w:rPr>
+      </w:pPr>
+    </w:p>
+    <w:p>
+      <w:pPr>
+        <w:pStyle w:val="Prrafodelista"/>
+        <w:rPr>
+          <w:b/>
+          <w:bCs/>
+        </w:rPr>
+      </w:pPr>
+    </w:p>
+    <w:p>
+      <w:pPr>
+        <w:pStyle w:val="Prrafodelista"/>
+        <w:rPr>
+          <w:b/>
+          <w:bCs/>
+        </w:rPr>
+      </w:pPr>
+    </w:p>
+    <w:p>
+      <w:pPr>
+        <w:pStyle w:val="Prrafodelista"/>
+        <w:rPr>
+          <w:b/>
+          <w:bCs/>
+        </w:rPr>
+      </w:pPr>
+    </w:p>
+    <w:p>
+      <w:pPr>
+        <w:pStyle w:val="Prrafodelista"/>
+        <w:rPr>
+          <w:b/>
+          <w:bCs/>
+        </w:rPr>
+      </w:pPr>
+    </w:p>
+    <w:p>
+      <w:pPr>
+        <w:pStyle w:val="Prrafodelista"/>
+        <w:rPr>
+          <w:b/>
+          <w:bCs/>
+        </w:rPr>
+      </w:pPr>
+    </w:p>
+    <w:p>
+      <w:pPr>
+        <w:pStyle w:val="Prrafodelista"/>
+        <w:rPr>
+          <w:b/>
+          <w:bCs/>
+        </w:rPr>
+      </w:pPr>
+    </w:p>
+    <w:p>
+      <w:pPr>
+        <w:pStyle w:val="Prrafodelista"/>
+        <w:rPr>
+          <w:b/>
+          <w:bCs/>
+        </w:rPr>
+      </w:pPr>
+    </w:p>
+    <w:p>
+      <w:pPr>
+        <w:pStyle w:val="Prrafodelista"/>
+        <w:rPr>
+          <w:b/>
+          <w:bCs/>
+        </w:rPr>
+      </w:pPr>
+    </w:p>
+    <w:p>
+      <w:pPr>
+        <w:pStyle w:val="Prrafodelista"/>
+        <w:rPr>
+          <w:b/>
+          <w:bCs/>
         </w:rPr>
       </w:pPr>
     </w:p>
@@ -3512,7 +2347,6 @@
           <w:bCs/>
           <w:lang w:val="en-US"/>
         </w:rPr>
-        <w:lastRenderedPageBreak/>
         <w:t>Effect of Lambda on the Poisson Distribution</w:t>
       </w:r>
     </w:p>
@@ -3535,6 +2369,7 @@
       </w:pPr>
       <w:r>
         <w:rPr>
+          <w:noProof/>
           <w:lang w:val="en-US"/>
         </w:rPr>
         <w:drawing>
@@ -3586,6 +2421,7 @@
       </w:pPr>
       <w:r>
         <w:rPr>
+          <w:noProof/>
           <w:lang w:val="en-US"/>
         </w:rPr>
         <w:drawing>
@@ -3629,110 +2465,11 @@
       </w:r>
       <w:r>
         <w:br/>
-      </w:r>
-      <w:proofErr w:type="spellStart"/>
-      <w:r>
-        <w:t>decidi</w:t>
-      </w:r>
-      <w:proofErr w:type="spellEnd"/>
-      <w:r>
-        <w:t xml:space="preserve"> ocupar valores menores de </w:t>
-      </w:r>
-      <w:proofErr w:type="spellStart"/>
-      <w:r>
-        <w:t>lamda</w:t>
-      </w:r>
-      <w:proofErr w:type="spellEnd"/>
-      <w:r>
-        <w:t xml:space="preserve"> para observar las diferencias entre los </w:t>
-      </w:r>
-      <w:proofErr w:type="spellStart"/>
-      <w:r>
-        <w:t>gradicos</w:t>
-      </w:r>
-      <w:proofErr w:type="spellEnd"/>
-      <w:r>
-        <w:t xml:space="preserve"> con mayor claridad con lambda=5, la </w:t>
-      </w:r>
-      <w:proofErr w:type="spellStart"/>
-      <w:r>
-        <w:t>distribucion</w:t>
-      </w:r>
-      <w:proofErr w:type="spellEnd"/>
-      <w:r>
-        <w:t xml:space="preserve"> tiene una </w:t>
-      </w:r>
-      <w:proofErr w:type="spellStart"/>
-      <w:r>
-        <w:t>simetria</w:t>
-      </w:r>
-      <w:proofErr w:type="spellEnd"/>
-      <w:r>
-        <w:t xml:space="preserve"> hacia la derecha. con lambda= 20 adquiere una forma </w:t>
-      </w:r>
-      <w:proofErr w:type="spellStart"/>
-      <w:r>
-        <w:t>mas</w:t>
-      </w:r>
-      <w:proofErr w:type="spellEnd"/>
-      <w:r>
-        <w:t xml:space="preserve"> </w:t>
-      </w:r>
-      <w:proofErr w:type="spellStart"/>
-      <w:r>
-        <w:t>simetrica</w:t>
-      </w:r>
-      <w:proofErr w:type="spellEnd"/>
-      <w:r>
-        <w:t xml:space="preserve">, en cambio con lambda= 525,29, la </w:t>
-      </w:r>
-      <w:proofErr w:type="spellStart"/>
-      <w:r>
-        <w:t>distribucion</w:t>
-      </w:r>
-      <w:proofErr w:type="spellEnd"/>
-      <w:r>
-        <w:t xml:space="preserve"> </w:t>
-      </w:r>
-      <w:proofErr w:type="spellStart"/>
-      <w:r>
-        <w:t>poisson</w:t>
-      </w:r>
-      <w:proofErr w:type="spellEnd"/>
-      <w:r>
-        <w:t xml:space="preserve"> es aproximadamente </w:t>
-      </w:r>
-      <w:proofErr w:type="spellStart"/>
-      <w:r>
-        <w:t>simetrica</w:t>
-      </w:r>
-      <w:proofErr w:type="spellEnd"/>
-      <w:r>
-        <w:t xml:space="preserve"> y su forma se aproxima a la normal esta </w:t>
-      </w:r>
-      <w:proofErr w:type="spellStart"/>
-      <w:r>
-        <w:t>comparacion</w:t>
-      </w:r>
-      <w:proofErr w:type="spellEnd"/>
-      <w:r>
-        <w:t xml:space="preserve"> modifica solo la tasa media lambda, no el tamaño de la muestra y no </w:t>
-      </w:r>
-      <w:proofErr w:type="spellStart"/>
-      <w:r>
-        <w:t>elimana</w:t>
-      </w:r>
-      <w:proofErr w:type="spellEnd"/>
-      <w:r>
-        <w:t xml:space="preserve"> la </w:t>
-      </w:r>
-      <w:proofErr w:type="spellStart"/>
-      <w:r>
-        <w:t>sobredispersion</w:t>
-      </w:r>
-      <w:proofErr w:type="spellEnd"/>
-      <w:r>
-        <w:t xml:space="preserve"> observada en los datos reales</w:t>
+        <w:t xml:space="preserve">decidi ocupar valores menores de lamda para observar las diferencias entre los gradicos con mayor claridad con lambda=5, la distribucion tiene una simetria hacia la derecha. con lambda= 20 adquiere una forma mas simetrica, en cambio con lambda= </w:t>
+      </w:r>
+      <w:r>
+        <w:lastRenderedPageBreak/>
+        <w:t>525,29, la distribucion poisson es aproximadamente simetrica y su forma se aproxima a la normal esta comparacion modifica solo la tasa media lambda, no el tamaño de la muestra y no elimana la sobredispersion observada en los datos reales</w:t>
       </w:r>
     </w:p>
     <w:p>
@@ -3743,93 +2480,29 @@
           <w:numId w:val="3"/>
         </w:numPr>
       </w:pPr>
-      <w:proofErr w:type="spellStart"/>
-      <w:r>
-        <w:rPr>
-          <w:b/>
-          <w:bCs/>
-        </w:rPr>
-        <w:lastRenderedPageBreak/>
-        <w:t>Temperature</w:t>
-      </w:r>
-      <w:proofErr w:type="spellEnd"/>
-      <w:r>
-        <w:rPr>
-          <w:b/>
-          <w:bCs/>
-        </w:rPr>
-        <w:t xml:space="preserve"> </w:t>
-      </w:r>
-      <w:proofErr w:type="spellStart"/>
-      <w:r>
-        <w:rPr>
-          <w:b/>
-          <w:bCs/>
-        </w:rPr>
-        <w:t>Distribution</w:t>
-      </w:r>
-      <w:proofErr w:type="spellEnd"/>
-      <w:r>
-        <w:rPr>
-          <w:b/>
-          <w:bCs/>
-        </w:rPr>
-        <w:t xml:space="preserve"> and </w:t>
-      </w:r>
-      <w:proofErr w:type="spellStart"/>
-      <w:r>
-        <w:rPr>
-          <w:b/>
-          <w:bCs/>
-        </w:rPr>
-        <w:t>Normality</w:t>
-      </w:r>
-      <w:proofErr w:type="spellEnd"/>
-      <w:r>
-        <w:rPr>
-          <w:b/>
-          <w:bCs/>
-        </w:rPr>
-        <w:t xml:space="preserve"> </w:t>
-      </w:r>
-      <w:proofErr w:type="spellStart"/>
-      <w:r>
-        <w:rPr>
-          <w:b/>
-          <w:bCs/>
-        </w:rPr>
-        <w:t>Assessment</w:t>
-      </w:r>
-      <w:proofErr w:type="spellEnd"/>
-      <w:r>
-        <w:rPr>
-          <w:b/>
-          <w:bCs/>
-        </w:rPr>
-        <w:br/>
-      </w:r>
-      <w:r>
-        <w:t xml:space="preserve">evaluare un </w:t>
-      </w:r>
-      <w:proofErr w:type="gramStart"/>
-      <w:r>
-        <w:t xml:space="preserve">modelo </w:t>
-      </w:r>
-      <w:r>
-        <w:t xml:space="preserve"> normal</w:t>
-      </w:r>
-      <w:proofErr w:type="gramEnd"/>
-      <w:r>
-        <w:t xml:space="preserve"> </w:t>
-      </w:r>
-      <w:r>
-        <w:t xml:space="preserve">utilizando la variable </w:t>
-      </w:r>
-      <w:proofErr w:type="spellStart"/>
-      <w:r>
-        <w:t>temp</w:t>
-      </w:r>
-      <w:proofErr w:type="spellEnd"/>
+      <w:r>
+        <w:rPr>
+          <w:b/>
+          <w:bCs/>
+        </w:rPr>
+        <w:t>Temperature Distribution and Normality Assessment</w:t>
+      </w:r>
+      <w:r>
+        <w:rPr>
+          <w:b/>
+          <w:bCs/>
+        </w:rPr>
+        <w:br/>
+      </w:r>
+      <w:r>
+        <w:t xml:space="preserve">evaluare un modelo </w:t>
+      </w:r>
+      <w:r>
+        <w:t xml:space="preserve"> normal </w:t>
+      </w:r>
+      <w:r>
+        <w:t>utilizando la variable temp</w:t>
+      </w:r>
       <w:r>
         <w:t xml:space="preserve">  ya que es una medición continua y a su vez tiene sentido con el contexto de alquiler de bicicleta</w:t>
       </w:r>
@@ -3837,36 +2510,15 @@
         <w:t xml:space="preserve">, por lo que sus valores no están expresados </w:t>
       </w:r>
       <w:r>
-        <w:t xml:space="preserve">directamente en grados </w:t>
-      </w:r>
-      <w:proofErr w:type="spellStart"/>
-      <w:r>
-        <w:t>celcius</w:t>
-      </w:r>
-      <w:proofErr w:type="spellEnd"/>
-      <w:r>
-        <w:t xml:space="preserve">. Utilizare un </w:t>
-      </w:r>
-      <w:proofErr w:type="spellStart"/>
-      <w:r>
-        <w:t>histogram</w:t>
-      </w:r>
-      <w:proofErr w:type="spellEnd"/>
-      <w:r>
-        <w:t xml:space="preserve"> y un </w:t>
-      </w:r>
-      <w:proofErr w:type="spellStart"/>
-      <w:r>
-        <w:t>grafico</w:t>
-      </w:r>
-      <w:proofErr w:type="spellEnd"/>
-      <w:r>
-        <w:t xml:space="preserve"> Q-Q para evaluar si su distribución se aproxima a una normal   </w:t>
+        <w:t xml:space="preserve">directamente en grados celcius. Utilizare un histogram y un grafico Q-Q para evaluar si su distribución se aproxima a una normal   </w:t>
       </w:r>
     </w:p>
     <w:p/>
     <w:p>
       <w:r>
+        <w:rPr>
+          <w:noProof/>
+        </w:rPr>
         <w:drawing>
           <wp:inline distT="0" distB="0" distL="0" distR="0" wp14:anchorId="2D9231F8" wp14:editId="34C852D0">
             <wp:extent cx="5612130" cy="4325620"/>
@@ -3906,99 +2558,22 @@
     </w:p>
     <w:p>
       <w:r>
-        <w:t xml:space="preserve">examine la </w:t>
-      </w:r>
-      <w:proofErr w:type="spellStart"/>
-      <w:r>
-        <w:t>distribucion</w:t>
-      </w:r>
-      <w:proofErr w:type="spellEnd"/>
-      <w:r>
-        <w:t xml:space="preserve"> de la temperatura normalizada mediante un </w:t>
-      </w:r>
-      <w:proofErr w:type="spellStart"/>
-      <w:r>
-        <w:t>histogram</w:t>
-      </w:r>
-      <w:proofErr w:type="spellEnd"/>
-      <w:r>
-        <w:t xml:space="preserve"> y observe dos elevaciones amplias entre 0,35 y 0.65 en lugar de una </w:t>
-      </w:r>
-      <w:proofErr w:type="spellStart"/>
-      <w:r>
-        <w:t>unica</w:t>
-      </w:r>
-      <w:proofErr w:type="spellEnd"/>
-      <w:r>
-        <w:t xml:space="preserve"> campana clara. para evaluar si una </w:t>
-      </w:r>
-      <w:proofErr w:type="spellStart"/>
-      <w:r>
-        <w:t>aproximacion</w:t>
-      </w:r>
-      <w:proofErr w:type="spellEnd"/>
-      <w:r>
-        <w:t xml:space="preserve"> normal es razonable, utilizare un </w:t>
-      </w:r>
-      <w:proofErr w:type="spellStart"/>
-      <w:r>
-        <w:t>grafico</w:t>
-      </w:r>
-      <w:proofErr w:type="spellEnd"/>
-      <w:r>
-        <w:t xml:space="preserve"> Q-Q como se explica en el material del profesor (normal </w:t>
-      </w:r>
-      <w:proofErr w:type="spellStart"/>
-      <w:r>
-        <w:t>distribution</w:t>
-      </w:r>
-      <w:proofErr w:type="spellEnd"/>
-      <w:r>
-        <w:t xml:space="preserve"> </w:t>
-      </w:r>
-      <w:proofErr w:type="spellStart"/>
-      <w:r>
-        <w:t>handbook</w:t>
-      </w:r>
-      <w:proofErr w:type="spellEnd"/>
-      <w:r>
-        <w:t xml:space="preserve">) </w:t>
-      </w:r>
-    </w:p>
-    <w:p>
-      <w:r>
-        <w:t xml:space="preserve">este grafico permite observar si los valores sigues aproximadamente una </w:t>
-      </w:r>
-      <w:proofErr w:type="spellStart"/>
-      <w:r>
-        <w:t>linea</w:t>
-      </w:r>
-      <w:proofErr w:type="spellEnd"/>
-      <w:r>
-        <w:t xml:space="preserve"> recta o presentan </w:t>
-      </w:r>
-      <w:proofErr w:type="spellStart"/>
-      <w:r>
-        <w:t>desviacion</w:t>
-      </w:r>
-      <w:proofErr w:type="spellEnd"/>
-      <w:r>
-        <w:t xml:space="preserve"> </w:t>
-      </w:r>
-      <w:proofErr w:type="spellStart"/>
-      <w:r>
-        <w:t>sistematica</w:t>
-      </w:r>
-      <w:proofErr w:type="spellEnd"/>
-      <w:r>
-        <w:t>.</w:t>
-      </w:r>
-      <w:r>
-        <w:br/>
-      </w:r>
-    </w:p>
-    <w:p>
-      <w:r>
+        <w:t xml:space="preserve">examine la distribucion de la temperatura normalizada mediante un histogram y observe dos elevaciones amplias entre 0,35 y 0.65 en lugar de una unica campana clara. para evaluar si una aproximacion normal es razonable, utilizare un grafico Q-Q como se explica en el material del profesor (normal distribution handbook) </w:t>
+      </w:r>
+    </w:p>
+    <w:p>
+      <w:r>
+        <w:t>este grafico permite observar si los valores sigues aproximadamente una linea recta o presentan desviacion sistematica.</w:t>
+      </w:r>
+      <w:r>
+        <w:br/>
+      </w:r>
+    </w:p>
+    <w:p>
+      <w:r>
+        <w:rPr>
+          <w:noProof/>
+        </w:rPr>
         <w:lastRenderedPageBreak/>
         <w:drawing>
           <wp:inline distT="0" distB="0" distL="0" distR="0" wp14:anchorId="23108341" wp14:editId="28306907">
@@ -4038,61 +2613,13 @@
       </w:r>
     </w:p>
     <w:p>
-      <w:proofErr w:type="spellStart"/>
-      <w:r>
-        <w:t>despues</w:t>
-      </w:r>
-      <w:proofErr w:type="spellEnd"/>
-      <w:r>
-        <w:t xml:space="preserve"> de examinar el grafico Q-Q, observo que los puntos se acercan a la </w:t>
-      </w:r>
-      <w:proofErr w:type="spellStart"/>
-      <w:r>
-        <w:t>linea</w:t>
-      </w:r>
-      <w:proofErr w:type="spellEnd"/>
-      <w:r>
-        <w:t xml:space="preserve"> de referencia en la parte </w:t>
-      </w:r>
-      <w:proofErr w:type="gramStart"/>
-      <w:r>
-        <w:t>central</w:t>
-      </w:r>
-      <w:proofErr w:type="gramEnd"/>
-      <w:r>
-        <w:t xml:space="preserve"> pero representa </w:t>
-      </w:r>
-      <w:proofErr w:type="spellStart"/>
-      <w:r>
-        <w:t>desviacion</w:t>
-      </w:r>
-      <w:proofErr w:type="spellEnd"/>
-      <w:r>
-        <w:t xml:space="preserve"> clara en los extremos </w:t>
-      </w:r>
-    </w:p>
-    <w:p>
-      <w:r>
-        <w:t xml:space="preserve">esto indica que la </w:t>
-      </w:r>
-      <w:proofErr w:type="spellStart"/>
-      <w:r>
-        <w:t>aproximacion</w:t>
-      </w:r>
-      <w:proofErr w:type="spellEnd"/>
-      <w:r>
-        <w:t xml:space="preserve"> </w:t>
-      </w:r>
-      <w:proofErr w:type="spellStart"/>
-      <w:r>
-        <w:t>nomarl</w:t>
-      </w:r>
-      <w:proofErr w:type="spellEnd"/>
-      <w:r>
-        <w:t xml:space="preserve"> tiene limitaciones especialmente en la cola de la </w:t>
-      </w:r>
-      <w:r>
-        <w:t>distribución</w:t>
+      <w:r>
+        <w:t xml:space="preserve">despues de examinar el grafico Q-Q, observo que los puntos se acercan a la linea de referencia en la parte central pero representa desviacion clara en los extremos </w:t>
+      </w:r>
+    </w:p>
+    <w:p>
+      <w:r>
+        <w:t>esto indica que la aproximacion nomarl tiene limitaciones especialmente en la cola de la distribución</w:t>
       </w:r>
     </w:p>
     <w:p>
@@ -4121,60 +2648,19 @@
         <w:rPr>
           <w:lang w:val="en-US"/>
         </w:rPr>
-        <w:t xml:space="preserve">under a normal model, what is the probability that </w:t>
-      </w:r>
-      <w:proofErr w:type="spellStart"/>
-      <w:r>
-        <w:rPr>
-          <w:lang w:val="en-US"/>
-        </w:rPr>
-        <w:t>normalised</w:t>
-      </w:r>
-      <w:proofErr w:type="spellEnd"/>
-      <w:r>
-        <w:rPr>
-          <w:lang w:val="en-US"/>
-        </w:rPr>
-        <w:t xml:space="preserve"> temperature fall </w:t>
-      </w:r>
-      <w:proofErr w:type="spellStart"/>
-      <w:r>
-        <w:rPr>
-          <w:lang w:val="en-US"/>
-        </w:rPr>
-        <w:t>abetween</w:t>
-      </w:r>
-      <w:proofErr w:type="spellEnd"/>
-      <w:r>
-        <w:rPr>
-          <w:lang w:val="en-US"/>
-        </w:rPr>
-        <w:t xml:space="preserve"> two chosen limits, and how does this compare with the proportion observed in the dataset?</w:t>
-      </w:r>
-    </w:p>
-    <w:p>
-      <w:r>
-        <w:t xml:space="preserve">para responder a mi pregunta ocupare mi primer y tercer </w:t>
-      </w:r>
-      <w:proofErr w:type="spellStart"/>
-      <w:r>
-        <w:t>quartiles</w:t>
-      </w:r>
-      <w:proofErr w:type="spellEnd"/>
-      <w:r>
-        <w:t xml:space="preserve"> (Q</w:t>
-      </w:r>
-      <w:proofErr w:type="gramStart"/>
-      <w:r>
-        <w:t>1 ,</w:t>
-      </w:r>
-      <w:proofErr w:type="gramEnd"/>
-      <w:r>
-        <w:t xml:space="preserve"> Q3)</w:t>
-      </w:r>
-    </w:p>
-    <w:p>
-      <w:r>
+        <w:t>under a normal model, what is the probability that normalised temperature fall abetween two chosen limits, and how does this compare with the proportion observed in the dataset?</w:t>
+      </w:r>
+    </w:p>
+    <w:p>
+      <w:r>
+        <w:t>para responder a mi pregunta ocupare mi primer y tercer quartiles (Q1 , Q3)</w:t>
+      </w:r>
+    </w:p>
+    <w:p>
+      <w:r>
+        <w:rPr>
+          <w:noProof/>
+        </w:rPr>
         <w:drawing>
           <wp:inline distT="0" distB="0" distL="0" distR="0" wp14:anchorId="2450CA9C" wp14:editId="17EB655A">
             <wp:extent cx="5612130" cy="1297940"/>
@@ -4215,23 +2701,7 @@
     <w:p/>
     <w:p>
       <w:r>
-        <w:t xml:space="preserve">bajo una </w:t>
-      </w:r>
-      <w:proofErr w:type="spellStart"/>
-      <w:r>
-        <w:t>aproximacion</w:t>
-      </w:r>
-      <w:proofErr w:type="spellEnd"/>
-      <w:r>
-        <w:t xml:space="preserve"> normal la probabilidad estimada de que la temperatura normalizada se encuentre entre 0,34 y 0,66 es del 59% este resultado debe compararse con la </w:t>
-      </w:r>
-      <w:proofErr w:type="spellStart"/>
-      <w:r>
-        <w:t>proporcion</w:t>
-      </w:r>
-      <w:proofErr w:type="spellEnd"/>
-      <w:r>
-        <w:t xml:space="preserve"> observada para evaluar la </w:t>
+        <w:t xml:space="preserve">bajo una aproximacion normal la probabilidad estimada de que la temperatura normalizada se encuentre entre 0,34 y 0,66 es del 59% este resultado debe compararse con la proporcion observada para evaluar la </w:t>
       </w:r>
       <w:r>
         <w:t>aproximación</w:t>
@@ -4243,19 +2713,14 @@
     <w:p>
       <w:r>
         <w:lastRenderedPageBreak/>
-        <w:t xml:space="preserve">nuestro segundo paso es calcular la </w:t>
-      </w:r>
-      <w:proofErr w:type="spellStart"/>
-      <w:r>
-        <w:t>proporcion</w:t>
-      </w:r>
-      <w:proofErr w:type="spellEnd"/>
-      <w:r>
-        <w:t xml:space="preserve"> real de registros entre esos mismos limites, para calcularla con el 59,39% del modelo</w:t>
-      </w:r>
-    </w:p>
-    <w:p>
-      <w:r>
+        <w:t>nuestro segundo paso es calcular la proporcion real de registros entre esos mismos limites, para calcularla con el 59,39% del modelo</w:t>
+      </w:r>
+    </w:p>
+    <w:p>
+      <w:r>
+        <w:rPr>
+          <w:noProof/>
+        </w:rPr>
         <w:drawing>
           <wp:inline distT="0" distB="0" distL="0" distR="0" wp14:anchorId="2AF4DE92" wp14:editId="41DFEE69">
             <wp:extent cx="5612130" cy="361315"/>
@@ -4293,17 +2758,47 @@
         </w:drawing>
       </w:r>
     </w:p>
+    <w:p>
+      <w:r>
+        <w:t>el modelo observado sobreestima la proporcion de temperatura dentro del intervalo de 0,34 a 0,66 es decir el modelo asigna mas probabilidades a ese intervalo de la que muestra datos reales, esto evidencia una limitacion de la aproximidad normal en ese intervalo, coherente con las diferencias que mostraron los graficos, no se obtiene exactamente 50% ya que inclui ambos limites y existen temperaturas repetidas en los cuartiles</w:t>
+      </w:r>
+      <w:r>
+        <w:br/>
+      </w:r>
+      <w:r>
+        <w:br/>
+      </w:r>
+    </w:p>
+    <w:p>
+      <w:r>
+        <w:rPr>
+          <w:b/>
+          <w:bCs/>
+        </w:rPr>
+        <w:t>Comparison of Distributions and Conclusion</w:t>
+      </w:r>
+      <w:r>
+        <w:rPr>
+          <w:b/>
+          <w:bCs/>
+        </w:rPr>
+        <w:br/>
+      </w:r>
+      <w:r>
+        <w:t>En este proyecto utilicé tres distribuciones para responder preguntas diferentes. Con el modelo binomial calculé la probabilidad de que al menos 12 de 20 días laborables comparables registraran 526 alquileres o más a las 17:00. Al aumentar los intentos de 20 a 50 y mantener constante la probabilidad de éxito, observé una forma más aproximadamente normal.</w:t>
+      </w:r>
+    </w:p>
+    <w:p>
+      <w:r>
+        <w:t>En el análisis Poisson, la varianza observada fue mucho mayor que la media, lo que indicó sobredispersión y mostró que el modelo representaba una variabilidad menor que la real. Al comparar valores de λ de 5, 20 y 525,29, observé que la distribución se volvía más simétrica al aumentar λ. Sin embargo, este cambio de forma no solucionaba la sobredispersión.</w:t>
+      </w:r>
+    </w:p>
+    <w:p>
+      <w:r>
+        <w:t>Para aplicar el modelo Normal seleccioné la temperatura normalizada, una variable continua relevante para el contexto del alquiler de bicicletas. El histograma, el gráfico Q–Q y la comparación de probabilidades mostraron limitaciones de esta aproximación. En conjunto, los resultados muestran que debemos evaluar los supuestos y contrastar los modelos con los datos reales antes de interpretar sus probabilidades.</w:t>
+      </w:r>
+    </w:p>
     <w:p/>
-    <w:p>
-      <w:r>
-        <w:rPr>
-          <w:b/>
-          <w:bCs/>
-          <w:lang w:val="en-US"/>
-        </w:rPr>
-        <w:t>Comparison of Distributions and Conclusion</w:t>
-      </w:r>
-    </w:p>
     <w:sectPr>
       <w:pgSz w:w="12240" w:h="15840"/>
       <w:pgMar w:top="1417" w:right="1701" w:bottom="1417" w:left="1701" w:header="708" w:footer="708" w:gutter="0"/>
@@ -5512,6 +4007,19 @@
       <w:spacing w:val="5"/>
     </w:rPr>
   </w:style>
+  <w:style w:type="paragraph" w:styleId="NormalWeb">
+    <w:name w:val="Normal (Web)"/>
+    <w:basedOn w:val="Normal"/>
+    <w:uiPriority w:val="99"/>
+    <w:semiHidden/>
+    <w:unhideWhenUsed/>
+    <w:rsid w:val="000C61AA"/>
+    <w:rPr>
+      <w:rFonts w:ascii="Times New Roman" w:hAnsi="Times New Roman" w:cs="Times New Roman"/>
+      <w:sz w:val="24"/>
+      <w:szCs w:val="24"/>
+    </w:rPr>
+  </w:style>
 </w:styles>
 </file>
 

--- a/summery.docx
+++ b/summery.docx
@@ -41,24 +41,45 @@
           <w:ilvl w:val="0"/>
           <w:numId w:val="2"/>
         </w:numPr>
-      </w:pPr>
-      <w:r>
+        <w:rPr>
+          <w:lang w:val="en-US"/>
+        </w:rPr>
+      </w:pPr>
+      <w:r>
+        <w:rPr>
+          <w:lang w:val="en-US"/>
+        </w:rPr>
         <w:t>Load the dataset and initial inspection:</w:t>
       </w:r>
       <w:r>
-        <w:br/>
-      </w:r>
-      <w:r>
-        <w:br/>
-      </w:r>
-      <w:r>
-        <w:t>Como primer paso para el analizar el  dataset</w:t>
-      </w:r>
-      <w:r>
-        <w:t xml:space="preserve">, </w:t>
-      </w:r>
-      <w:r>
-        <w:t xml:space="preserve">cargar mi data y analizar las columnas identificando como estaban distribuidas tanto las columnas como las filas. </w:t>
+        <w:rPr>
+          <w:lang w:val="en-US"/>
+        </w:rPr>
+        <w:br/>
+      </w:r>
+      <w:r>
+        <w:rPr>
+          <w:lang w:val="en-US"/>
+        </w:rPr>
+        <w:br/>
+      </w:r>
+      <w:r>
+        <w:rPr>
+          <w:lang w:val="en-US"/>
+        </w:rPr>
+        <w:t>as a first step to analyze the dataset, I load my data and analy</w:t>
+      </w:r>
+      <w:r>
+        <w:rPr>
+          <w:lang w:val="en-US"/>
+        </w:rPr>
+        <w:t>ze the columns, identifying how both the columns and rows were distributed.</w:t>
+      </w:r>
+      <w:r>
+        <w:rPr>
+          <w:lang w:val="en-US"/>
+        </w:rPr>
+        <w:t xml:space="preserve"> </w:t>
       </w:r>
     </w:p>
     <w:p>
@@ -110,44 +131,66 @@
           <w:ilvl w:val="0"/>
           <w:numId w:val="2"/>
         </w:numPr>
-      </w:pPr>
-      <w:r>
+        <w:rPr>
+          <w:lang w:val="en-US"/>
+        </w:rPr>
+      </w:pPr>
+      <w:r>
+        <w:rPr>
+          <w:lang w:val="en-US"/>
+        </w:rPr>
         <w:t xml:space="preserve">Dataset structure and data Quality check </w:t>
       </w:r>
       <w:r>
-        <w:br/>
-      </w:r>
-      <w:r>
-        <w:br/>
-        <w:t xml:space="preserve">analizo </w:t>
-      </w:r>
-      <w:r>
-        <w:t xml:space="preserve">info para </w:t>
-      </w:r>
-      <w:r>
-        <w:t>verificar</w:t>
-      </w:r>
-      <w:r>
-        <w:t xml:space="preserve"> si existen missing data</w:t>
-      </w:r>
-      <w:r>
-        <w:t>,</w:t>
-      </w:r>
-      <w:r>
-        <w:t xml:space="preserve"> examinar el tipo de cada columna (int64 – float64)</w:t>
-      </w:r>
-      <w:r>
-        <w:t>, por medio de shape veo cuantas filas y columnas contempla mi dataset (17379 – 1</w:t>
-      </w:r>
-      <w:r>
-        <w:t>7</w:t>
-      </w:r>
-      <w:r>
-        <w:t>) y luego confirmo que no hayan duplicados en mi data.</w:t>
-      </w:r>
-    </w:p>
-    <w:p>
-      <w:r>
+        <w:rPr>
+          <w:lang w:val="en-US"/>
+        </w:rPr>
+        <w:br/>
+      </w:r>
+      <w:r>
+        <w:rPr>
+          <w:lang w:val="en-US"/>
+        </w:rPr>
+        <w:br/>
+      </w:r>
+      <w:r>
+        <w:rPr>
+          <w:lang w:val="en-US"/>
+        </w:rPr>
+        <w:t>I</w:t>
+      </w:r>
+      <w:r>
+        <w:rPr>
+          <w:lang w:val="en-US"/>
+        </w:rPr>
+        <w:t xml:space="preserve"> analyzed info to check if there is missing data, examine the type of each column(int64-float64-object), through share I see how many rows and columns my dataset has </w:t>
+      </w:r>
+      <w:proofErr w:type="gramStart"/>
+      <w:r>
+        <w:rPr>
+          <w:lang w:val="en-US"/>
+        </w:rPr>
+        <w:t xml:space="preserve">( </w:t>
+      </w:r>
+      <w:r>
+        <w:rPr>
+          <w:lang w:val="en-US"/>
+        </w:rPr>
+        <w:t>17379</w:t>
+      </w:r>
+      <w:proofErr w:type="gramEnd"/>
+      <w:r>
+        <w:rPr>
+          <w:lang w:val="en-US"/>
+        </w:rPr>
+        <w:t xml:space="preserve"> – 17) and then I make sure there are no duplicate in my data.</w:t>
+      </w:r>
+    </w:p>
+    <w:p>
+      <w:r>
+        <w:rPr>
+          <w:lang w:val="en-US"/>
+        </w:rPr>
         <w:br/>
       </w:r>
       <w:r>
@@ -194,9 +237,23 @@
     <w:p/>
     <w:p/>
     <w:p>
-      <w:r>
+      <w:pPr>
+        <w:rPr>
+          <w:lang w:val="en-US"/>
+        </w:rPr>
+      </w:pPr>
+      <w:r>
+        <w:rPr>
+          <w:lang w:val="en-US"/>
+        </w:rPr>
         <w:lastRenderedPageBreak/>
-        <w:t>Describe me ayuda a resumir las variables numéricas examinar sus tendencias central y dispersión e identificar valores que requerían una revisión mas detallada.</w:t>
+        <w:t>Describe, help me summarize n</w:t>
+      </w:r>
+      <w:r>
+        <w:rPr>
+          <w:lang w:val="en-US"/>
+        </w:rPr>
+        <w:t xml:space="preserve">umerical variables, check their central trends and spread, and spot values that need a closer look </w:t>
       </w:r>
     </w:p>
     <w:p>
@@ -299,7 +356,21 @@
         <w:rPr>
           <w:lang w:val="en-US"/>
         </w:rPr>
-        <w:t>Descriptive estatistics of Hourly Rent</w:t>
+        <w:t xml:space="preserve">Descriptive </w:t>
+      </w:r>
+      <w:proofErr w:type="spellStart"/>
+      <w:r>
+        <w:rPr>
+          <w:lang w:val="en-US"/>
+        </w:rPr>
+        <w:t>estatistics</w:t>
+      </w:r>
+      <w:proofErr w:type="spellEnd"/>
+      <w:r>
+        <w:rPr>
+          <w:lang w:val="en-US"/>
+        </w:rPr>
+        <w:t xml:space="preserve"> of Hourly Rent</w:t>
       </w:r>
       <w:r>
         <w:rPr>
@@ -317,67 +388,42 @@
     <w:p>
       <w:pPr>
         <w:ind w:left="360"/>
-      </w:pPr>
-      <w:r>
-        <w:t xml:space="preserve">Decidi trabajar con </w:t>
-      </w:r>
-      <w:r>
-        <w:t>“</w:t>
-      </w:r>
-      <w:r>
+        <w:rPr>
+          <w:lang w:val="en-US"/>
+        </w:rPr>
+      </w:pPr>
+      <w:r>
+        <w:rPr>
+          <w:lang w:val="en-US"/>
+        </w:rPr>
+        <w:t>I decided to work w</w:t>
+      </w:r>
+      <w:r>
+        <w:rPr>
+          <w:lang w:val="en-US"/>
+        </w:rPr>
+        <w:t>ith “</w:t>
+      </w:r>
+      <w:proofErr w:type="spellStart"/>
+      <w:r>
+        <w:rPr>
+          <w:lang w:val="en-US"/>
+        </w:rPr>
         <w:t>cnt</w:t>
       </w:r>
-      <w:r>
-        <w:t>”</w:t>
-      </w:r>
-      <w:r>
-        <w:t xml:space="preserve"> y</w:t>
-      </w:r>
-      <w:r>
-        <w:t>a que mi idea es describir la cantidad de alquileres por hora</w:t>
-      </w:r>
-      <w:r>
-        <w:t>.</w:t>
-      </w:r>
-      <w:r>
-        <w:br/>
-      </w:r>
-      <w:r>
-        <w:t>Existen 17379 registros la media es de 18</w:t>
-      </w:r>
-      <w:r>
-        <w:t>9</w:t>
-      </w:r>
-      <w:r>
-        <w:t xml:space="preserve">,46 frente a una mediana de </w:t>
-      </w:r>
-      <w:r>
-        <w:t>142</w:t>
-      </w:r>
-      <w:r>
-        <w:t xml:space="preserve"> esto indica que exister asimetría hacia valores altos. Tenemos una desviación estándar de 181,3</w:t>
-      </w:r>
-      <w:r>
-        <w:t xml:space="preserve">9 </w:t>
-      </w:r>
-      <w:r>
-        <w:t xml:space="preserve">que refleja una variación considerable el 50% central de los registros esta entre 40 y 281 alquileres y el min </w:t>
-      </w:r>
-      <w:r>
-        <w:t xml:space="preserve">1 </w:t>
-      </w:r>
-      <w:r>
-        <w:t>y max 9</w:t>
-      </w:r>
-      <w:r>
-        <w:t>7</w:t>
-      </w:r>
-      <w:r>
-        <w:t>7</w:t>
-      </w:r>
-    </w:p>
-    <w:p>
-      <w:r>
+      <w:proofErr w:type="spellEnd"/>
+      <w:r>
+        <w:rPr>
+          <w:lang w:val="en-US"/>
+        </w:rPr>
+        <w:t>” since my idea is to describe the number of rentals per hour. There are 17379 records, the mean is 189.46 compared to a median of 142, which indicate that there is a skew toward higher values. We have a standard deviation of 181.39, which reflects considerable variation. The central 50% of records is between 40 and 281 rentals. With a minimum of 1 and a maximum of 977</w:t>
+      </w:r>
+    </w:p>
+    <w:p>
+      <w:r>
+        <w:rPr>
+          <w:lang w:val="en-US"/>
+        </w:rPr>
         <w:br/>
       </w:r>
       <w:r>
@@ -442,32 +488,57 @@
           <w:lang w:val="en-US"/>
         </w:rPr>
         <w:lastRenderedPageBreak/>
-        <w:t>Interquartile Tanger and potential outlier:</w:t>
-      </w:r>
-    </w:p>
-    <w:p>
-      <w:r>
-        <w:t>El IQR es de 241 alquileres y representa la a</w:t>
-      </w:r>
-      <w:r>
-        <w:t>m</w:t>
-      </w:r>
-      <w:r>
-        <w:t>plitud de la ca</w:t>
-      </w:r>
-      <w:r>
-        <w:t>j</w:t>
-      </w:r>
-      <w:r>
-        <w:t>a, desde Q1 = 40 y Q3 = 281</w:t>
-      </w:r>
-      <w:r>
+        <w:t xml:space="preserve">Interquartile </w:t>
+      </w:r>
+      <w:proofErr w:type="spellStart"/>
+      <w:r>
+        <w:rPr>
+          <w:lang w:val="en-US"/>
+        </w:rPr>
+        <w:t>Tanger</w:t>
+      </w:r>
+      <w:proofErr w:type="spellEnd"/>
+      <w:r>
+        <w:rPr>
+          <w:lang w:val="en-US"/>
+        </w:rPr>
+        <w:t xml:space="preserve"> and potential outlier:</w:t>
+      </w:r>
+    </w:p>
+    <w:p>
+      <w:pPr>
+        <w:rPr>
+          <w:lang w:val="en-US"/>
+        </w:rPr>
+      </w:pPr>
+      <w:r>
+        <w:rPr>
+          <w:lang w:val="en-US"/>
+        </w:rPr>
+        <w:t>The IQR is 241 rentals and represents the width of the box, from</w:t>
+      </w:r>
+      <w:r>
+        <w:rPr>
+          <w:lang w:val="en-US"/>
+        </w:rPr>
+        <w:t xml:space="preserve"> Q1=40 to Q3=281</w:t>
+      </w:r>
+      <w:r>
+        <w:rPr>
+          <w:lang w:val="en-US"/>
+        </w:rPr>
         <w:t xml:space="preserve"> </w:t>
       </w:r>
       <w:r>
-        <w:br/>
-      </w:r>
-      <w:r>
+        <w:rPr>
+          <w:lang w:val="en-US"/>
+        </w:rPr>
+        <w:br/>
+      </w:r>
+      <w:r>
+        <w:rPr>
+          <w:lang w:val="en-US"/>
+        </w:rPr>
         <w:br/>
       </w:r>
       <w:r>
@@ -511,19 +582,43 @@
         </w:drawing>
       </w:r>
       <w:r>
-        <w:br/>
-      </w:r>
-    </w:p>
-    <w:p>
-      <w:r>
-        <w:t xml:space="preserve">Identifique </w:t>
-      </w:r>
-      <w:r>
-        <w:t>posible valores atípicos, obtuve un limite inferior de -321,5 y uno superior de 642,5</w:t>
-      </w:r>
-      <w:r>
-        <w:br/>
-        <w:t>como los alquileres son recuentos positivos lo posibles valores atípicos corresopnden a registros con 643 alquileres o mas.</w:t>
+        <w:rPr>
+          <w:lang w:val="en-US"/>
+        </w:rPr>
+        <w:br/>
+      </w:r>
+    </w:p>
+    <w:p>
+      <w:pPr>
+        <w:rPr>
+          <w:lang w:val="en-US"/>
+        </w:rPr>
+      </w:pPr>
+      <w:r>
+        <w:rPr>
+          <w:lang w:val="en-US"/>
+        </w:rPr>
+        <w:t xml:space="preserve">Identify </w:t>
+      </w:r>
+      <w:proofErr w:type="spellStart"/>
+      <w:r>
+        <w:rPr>
+          <w:lang w:val="en-US"/>
+        </w:rPr>
+        <w:t>posible</w:t>
+      </w:r>
+      <w:proofErr w:type="spellEnd"/>
+      <w:r>
+        <w:rPr>
+          <w:lang w:val="en-US"/>
+        </w:rPr>
+        <w:t xml:space="preserve"> outliers, i g</w:t>
+      </w:r>
+      <w:r>
+        <w:rPr>
+          <w:lang w:val="en-US"/>
+        </w:rPr>
+        <w:t>ot a lower limit of -321,5 and an upper limit of 642,5. Since rents are positive counts, the possible outliers correspond to records with 643 rent or more</w:t>
       </w:r>
     </w:p>
     <w:p>
@@ -570,8 +665,28 @@
     </w:p>
     <w:p/>
     <w:p>
-      <w:r>
-        <w:t xml:space="preserve">Identifique 505 registro que superan el limite superior esto representa horas con cantidad de alquileres elevadas.(no se eliminan ya que no significa que sean errores) </w:t>
+      <w:pPr>
+        <w:rPr>
+          <w:lang w:val="en-US"/>
+        </w:rPr>
+      </w:pPr>
+      <w:r>
+        <w:rPr>
+          <w:lang w:val="en-US"/>
+        </w:rPr>
+        <w:t>Identified 505 records that exceed t</w:t>
+      </w:r>
+      <w:r>
+        <w:rPr>
+          <w:lang w:val="en-US"/>
+        </w:rPr>
+        <w:t xml:space="preserve">he upper limit; this represents hours with a high number of rentals (they are not deleted since it </w:t>
+      </w:r>
+      <w:r>
+        <w:rPr>
+          <w:lang w:val="en-US"/>
+        </w:rPr>
+        <w:t xml:space="preserve">doesn’t mean they are errors) </w:t>
       </w:r>
     </w:p>
     <w:p>
@@ -617,8 +732,36 @@
       </w:r>
     </w:p>
     <w:p>
-      <w:r>
-        <w:t>Examine el registro con el mayor numero de alquileres 977 registrado el 12 de septiembre 2012 a las 18:00 un dia laboral, esto corresponde a 91 alquileres de usuarios ocasionales y 886 de usuarios registrados, este registro aporta contexto al sobre el máximo observado, aunque por si solo no me da una referencia de porque la demanda fue tan alta.</w:t>
+      <w:pPr>
+        <w:rPr>
+          <w:lang w:val="en-US"/>
+        </w:rPr>
+      </w:pPr>
+      <w:r>
+        <w:rPr>
+          <w:lang w:val="en-US"/>
+        </w:rPr>
+        <w:t>Check out the record w</w:t>
+      </w:r>
+      <w:r>
+        <w:rPr>
+          <w:lang w:val="en-US"/>
+        </w:rPr>
+        <w:t xml:space="preserve">ith the highest number of rentals (977) registered on September 12, at 6:00pm on a weekday. This corresponds to 91 rentals from casual users and 886 from registered </w:t>
+      </w:r>
+      <w:proofErr w:type="spellStart"/>
+      <w:r>
+        <w:rPr>
+          <w:lang w:val="en-US"/>
+        </w:rPr>
+        <w:t>useers</w:t>
+      </w:r>
+      <w:proofErr w:type="spellEnd"/>
+      <w:r>
+        <w:rPr>
+          <w:lang w:val="en-US"/>
+        </w:rPr>
+        <w:t xml:space="preserve">. This record provides some context on the peak observed. Although by itself it doesn’t give me a reference for why the demand was so high  </w:t>
       </w:r>
     </w:p>
     <w:p>
@@ -669,25 +812,47 @@
     <w:p/>
     <w:p/>
     <w:p/>
-    <w:p>
-      <w:pPr>
-        <w:rPr>
-          <w:lang w:val="en-US"/>
-        </w:rPr>
-      </w:pPr>
-      <w:r>
+    <w:p/>
+    <w:p>
+      <w:pPr>
+        <w:rPr>
+          <w:lang w:val="en-US"/>
+        </w:rPr>
+      </w:pPr>
+      <w:r>
+        <w:rPr>
+          <w:lang w:val="en-US"/>
+        </w:rPr>
         <w:lastRenderedPageBreak/>
-        <w:t xml:space="preserve">Analizando el boxplot me representa el 50% de los registros entre 40 y 281 alquilere. </w:t>
-      </w:r>
-      <w:r>
-        <w:t xml:space="preserve"> </w:t>
-      </w:r>
-      <w:r>
-        <w:rPr>
-          <w:lang w:val="en-US"/>
-        </w:rPr>
-        <w:t xml:space="preserve">The boxplot suggests positive skewness, as the upper whisker is longer and outliers appear above it. I will create a histogram to examine the distribution of hourly bike rentals and identify the most frequent rental ranges. </w:t>
-      </w:r>
+        <w:t xml:space="preserve">Analyzing the boxplot it </w:t>
+      </w:r>
+      <w:proofErr w:type="spellStart"/>
+      <w:r>
+        <w:rPr>
+          <w:lang w:val="en-US"/>
+        </w:rPr>
+        <w:t>s</w:t>
+      </w:r>
+      <w:r>
+        <w:rPr>
+          <w:lang w:val="en-US"/>
+        </w:rPr>
+        <w:t>howsme</w:t>
+      </w:r>
+      <w:proofErr w:type="spellEnd"/>
+      <w:r>
+        <w:rPr>
+          <w:lang w:val="en-US"/>
+        </w:rPr>
+        <w:t xml:space="preserve"> that 50% of the records are between 40 and 281 rentals. The boxplot suggests positive skewness, as the upper whisker is longer and outliers appear above it. I will create a histogram to look at the distribution of hourly bike rentals and find the most frequent rental range </w:t>
+      </w:r>
+    </w:p>
+    <w:p>
+      <w:pPr>
+        <w:rPr>
+          <w:lang w:val="en-US"/>
+        </w:rPr>
+      </w:pPr>
       <w:r>
         <w:rPr>
           <w:noProof/>
@@ -732,6 +897,13 @@
     </w:p>
     <w:p>
       <w:pPr>
+        <w:rPr>
+          <w:lang w:val="en-US"/>
+        </w:rPr>
+      </w:pPr>
+    </w:p>
+    <w:p>
+      <w:pPr>
         <w:pStyle w:val="Prrafodelista"/>
         <w:numPr>
           <w:ilvl w:val="0"/>
@@ -769,7 +941,21 @@
         <w:rPr>
           <w:lang w:val="en-US"/>
         </w:rPr>
-        <w:t>Of the 17,379 hourly records, approximately 4,800 show between 1 and 50 rentals per hour, based on a visual estimate from the histogram. Hours with fewer rentals are more frequent than hours with higher rental counts. This is consistent with what the boxplot suggested: the distribution has a tail extending towards higher values and is therefore positively skewed.</w:t>
+        <w:t xml:space="preserve">Of the 17,379 hourly records, approximately 4,800 </w:t>
+      </w:r>
+      <w:proofErr w:type="gramStart"/>
+      <w:r>
+        <w:rPr>
+          <w:lang w:val="en-US"/>
+        </w:rPr>
+        <w:t>show</w:t>
+      </w:r>
+      <w:proofErr w:type="gramEnd"/>
+      <w:r>
+        <w:rPr>
+          <w:lang w:val="en-US"/>
+        </w:rPr>
+        <w:t xml:space="preserve"> between 1 and 50 rentals per hour, based on a visual estimate from the histogram. Hours with fewer rentals are more frequent than hours with higher rental counts. This is consistent with what the boxplot suggested: the distribution has a tail extending towards higher values and is therefore positively skewed.</w:t>
       </w:r>
     </w:p>
     <w:p>
@@ -780,6 +966,7 @@
         <w:rPr>
           <w:noProof/>
         </w:rPr>
+        <w:lastRenderedPageBreak/>
         <w:drawing>
           <wp:inline distT="0" distB="0" distL="0" distR="0" wp14:anchorId="6BD5BBA7" wp14:editId="5226CD7D">
             <wp:extent cx="3761544" cy="2583029"/>
@@ -845,7 +1032,6 @@
           <w:bCs/>
           <w:lang w:val="en-US"/>
         </w:rPr>
-        <w:lastRenderedPageBreak/>
         <w:t>Average Rentals by Hour of the Day</w:t>
       </w:r>
     </w:p>
@@ -855,15 +1041,72 @@
         <w:rPr>
           <w:b/>
           <w:bCs/>
-        </w:rPr>
-      </w:pPr>
-      <w:r>
-        <w:rPr>
-          <w:b/>
-          <w:bCs/>
-        </w:rPr>
-        <w:t xml:space="preserve">Para analizas como varia la demanda a lo largo del dia agrupe los registros por hora (hr) y calcule el promedio de alquileres (cnt) de cada grupo. El resultado muestra que a las 17:00 presenta el mayor promedio, con aproximadamente 461,45 alquileres. Visualizare estos promedios en un grafico de línea para visualizar el patron diario </w:t>
-      </w:r>
+          <w:lang w:val="en-US"/>
+        </w:rPr>
+      </w:pPr>
+    </w:p>
+    <w:p>
+      <w:pPr>
+        <w:pStyle w:val="Prrafodelista"/>
+        <w:rPr>
+          <w:lang w:val="en-US"/>
+        </w:rPr>
+      </w:pPr>
+      <w:r>
+        <w:rPr>
+          <w:lang w:val="en-US"/>
+        </w:rPr>
+        <w:t>To analyze how demand varies throughout the day, I grouped the records by hour(</w:t>
+      </w:r>
+      <w:proofErr w:type="spellStart"/>
+      <w:r>
+        <w:rPr>
+          <w:lang w:val="en-US"/>
+        </w:rPr>
+        <w:t>hr</w:t>
+      </w:r>
+      <w:proofErr w:type="spellEnd"/>
+      <w:r>
+        <w:rPr>
+          <w:lang w:val="en-US"/>
+        </w:rPr>
+        <w:t>) and calculated the average rentals (</w:t>
+      </w:r>
+      <w:proofErr w:type="spellStart"/>
+      <w:r>
+        <w:rPr>
+          <w:lang w:val="en-US"/>
+        </w:rPr>
+        <w:t>cnt</w:t>
+      </w:r>
+      <w:proofErr w:type="spellEnd"/>
+      <w:r>
+        <w:rPr>
+          <w:lang w:val="en-US"/>
+        </w:rPr>
+        <w:t xml:space="preserve">) for each group. The result shows that a </w:t>
+      </w:r>
+      <w:r>
+        <w:rPr>
+          <w:lang w:val="en-US"/>
+        </w:rPr>
+        <w:t>17:00</w:t>
+      </w:r>
+      <w:r>
+        <w:rPr>
+          <w:lang w:val="en-US"/>
+        </w:rPr>
+        <w:t xml:space="preserve"> it has the highest average, with approximately 461.45 rentals. I will visualize these averages in a line chart to see the daily pattern </w:t>
+      </w:r>
+    </w:p>
+    <w:p>
+      <w:pPr>
+        <w:pStyle w:val="Prrafodelista"/>
+        <w:rPr>
+          <w:b/>
+          <w:bCs/>
+        </w:rPr>
+      </w:pPr>
       <w:r>
         <w:rPr>
           <w:b/>
@@ -913,21 +1156,96 @@
         <w:rPr>
           <w:b/>
           <w:bCs/>
-        </w:rPr>
-      </w:pPr>
-      <w:r>
-        <w:rPr>
-          <w:b/>
-          <w:bCs/>
-        </w:rPr>
-        <w:br/>
-      </w:r>
-      <w:r>
-        <w:rPr>
-          <w:b/>
-          <w:bCs/>
-        </w:rPr>
-        <w:t xml:space="preserve">como se puede observar el grafico nos muestra a que hora del dia se muestra una renta mayor de bicicletas, podría interpretar que el modelos comienza a partir de las 5:00 y alcanza su pico matutino a las 8:00 esto puede deberse al desplazamiento hacia el trabajo o escuela, sin embargo nuestro promedio mayor aparece a las 17:00 lo que puede deberse al desplazamiento de regreso. </w:t>
+          <w:lang w:val="en-US"/>
+        </w:rPr>
+      </w:pPr>
+      <w:r>
+        <w:rPr>
+          <w:b/>
+          <w:bCs/>
+          <w:lang w:val="en-US"/>
+        </w:rPr>
+        <w:br/>
+      </w:r>
+      <w:r>
+        <w:rPr>
+          <w:b/>
+          <w:bCs/>
+          <w:lang w:val="en-US"/>
+        </w:rPr>
+        <w:t xml:space="preserve">to generate the line </w:t>
+      </w:r>
+      <w:proofErr w:type="gramStart"/>
+      <w:r>
+        <w:rPr>
+          <w:b/>
+          <w:bCs/>
+          <w:lang w:val="en-US"/>
+        </w:rPr>
+        <w:t>chart</w:t>
+      </w:r>
+      <w:proofErr w:type="gramEnd"/>
+      <w:r>
+        <w:rPr>
+          <w:b/>
+          <w:bCs/>
+          <w:lang w:val="en-US"/>
+        </w:rPr>
+        <w:t xml:space="preserve"> I group the records by (</w:t>
+      </w:r>
+      <w:proofErr w:type="spellStart"/>
+      <w:r>
+        <w:rPr>
+          <w:b/>
+          <w:bCs/>
+          <w:lang w:val="en-US"/>
+        </w:rPr>
+        <w:t>hr</w:t>
+      </w:r>
+      <w:proofErr w:type="spellEnd"/>
+      <w:r>
+        <w:rPr>
+          <w:b/>
+          <w:bCs/>
+          <w:lang w:val="en-US"/>
+        </w:rPr>
+        <w:t>) and calculate the average rentals (</w:t>
+      </w:r>
+      <w:proofErr w:type="spellStart"/>
+      <w:r>
+        <w:rPr>
+          <w:b/>
+          <w:bCs/>
+          <w:lang w:val="en-US"/>
+        </w:rPr>
+        <w:t>cnt</w:t>
+      </w:r>
+      <w:proofErr w:type="spellEnd"/>
+      <w:r>
+        <w:rPr>
+          <w:b/>
+          <w:bCs/>
+          <w:lang w:val="en-US"/>
+        </w:rPr>
+        <w:t xml:space="preserve">) for </w:t>
+      </w:r>
+      <w:proofErr w:type="spellStart"/>
+      <w:r>
+        <w:rPr>
+          <w:b/>
+          <w:bCs/>
+          <w:lang w:val="en-US"/>
+        </w:rPr>
+        <w:t>a</w:t>
+      </w:r>
+      <w:proofErr w:type="spellEnd"/>
+      <w:r>
+        <w:rPr>
+          <w:b/>
+          <w:bCs/>
+          <w:lang w:val="en-US"/>
+        </w:rPr>
+        <w:t xml:space="preserve"> each hour of the day </w:t>
       </w:r>
     </w:p>
     <w:p>
@@ -944,6 +1262,7 @@
           <w:bCs/>
           <w:noProof/>
         </w:rPr>
+        <w:lastRenderedPageBreak/>
         <w:drawing>
           <wp:inline distT="0" distB="0" distL="0" distR="0" wp14:anchorId="44519506" wp14:editId="4187CABC">
             <wp:extent cx="3836610" cy="2533864"/>
@@ -984,6 +1303,120 @@
     <w:p>
       <w:pPr>
         <w:pStyle w:val="Prrafodelista"/>
+        <w:rPr>
+          <w:b/>
+          <w:bCs/>
+        </w:rPr>
+      </w:pPr>
+    </w:p>
+    <w:p>
+      <w:pPr>
+        <w:pStyle w:val="Prrafodelista"/>
+        <w:rPr>
+          <w:b/>
+          <w:bCs/>
+        </w:rPr>
+      </w:pPr>
+    </w:p>
+    <w:p>
+      <w:pPr>
+        <w:pStyle w:val="Prrafodelista"/>
+        <w:rPr>
+          <w:b/>
+          <w:bCs/>
+          <w:lang w:val="en-US"/>
+        </w:rPr>
+      </w:pPr>
+      <w:r>
+        <w:rPr>
+          <w:b/>
+          <w:bCs/>
+          <w:lang w:val="en-US"/>
+        </w:rPr>
+        <w:t xml:space="preserve">as can be seen, the graph shows </w:t>
+      </w:r>
+      <w:r>
+        <w:rPr>
+          <w:b/>
+          <w:bCs/>
+          <w:lang w:val="en-US"/>
+        </w:rPr>
+        <w:t>me</w:t>
+      </w:r>
+      <w:r>
+        <w:rPr>
+          <w:b/>
+          <w:bCs/>
+          <w:lang w:val="en-US"/>
+        </w:rPr>
+        <w:t xml:space="preserve"> at</w:t>
+      </w:r>
+      <w:r>
+        <w:rPr>
+          <w:b/>
+          <w:bCs/>
+          <w:lang w:val="en-US"/>
+        </w:rPr>
+        <w:t xml:space="preserve"> what time of day there is a higher rental of bicycles. One could interpret that the model starts around 5:00 AM and reaches its morning peak at 8:am, which could be due to commuting to work </w:t>
+      </w:r>
+      <w:proofErr w:type="spellStart"/>
+      <w:r>
+        <w:rPr>
+          <w:b/>
+          <w:bCs/>
+          <w:lang w:val="en-US"/>
+        </w:rPr>
+        <w:t>os</w:t>
+      </w:r>
+      <w:proofErr w:type="spellEnd"/>
+      <w:r>
+        <w:rPr>
+          <w:b/>
+          <w:bCs/>
+          <w:lang w:val="en-US"/>
+        </w:rPr>
+        <w:t xml:space="preserve"> school. </w:t>
+      </w:r>
+      <w:proofErr w:type="gramStart"/>
+      <w:r>
+        <w:rPr>
+          <w:b/>
+          <w:bCs/>
+          <w:lang w:val="en-US"/>
+        </w:rPr>
+        <w:t>However</w:t>
+      </w:r>
+      <w:proofErr w:type="gramEnd"/>
+      <w:r>
+        <w:rPr>
+          <w:b/>
+          <w:bCs/>
+          <w:lang w:val="en-US"/>
+        </w:rPr>
+        <w:t xml:space="preserve"> our highest average appears at 17:00 pm, which could be due to the return commute</w:t>
+      </w:r>
+      <w:r>
+        <w:rPr>
+          <w:b/>
+          <w:bCs/>
+          <w:lang w:val="en-US"/>
+        </w:rPr>
+        <w:t>.</w:t>
+      </w:r>
+    </w:p>
+    <w:p>
+      <w:pPr>
+        <w:pStyle w:val="Prrafodelista"/>
+        <w:rPr>
+          <w:b/>
+          <w:bCs/>
+          <w:lang w:val="en-US"/>
+        </w:rPr>
+      </w:pPr>
+    </w:p>
+    <w:p>
+      <w:pPr>
+        <w:pStyle w:val="Prrafodelista"/>
         <w:numPr>
           <w:ilvl w:val="0"/>
           <w:numId w:val="2"/>
@@ -993,44 +1426,50 @@
           <w:bCs/>
           <w:sz w:val="28"/>
           <w:szCs w:val="28"/>
-        </w:rPr>
-      </w:pPr>
-      <w:r>
-        <w:rPr>
-          <w:b/>
-          <w:bCs/>
-        </w:rPr>
-        <w:lastRenderedPageBreak/>
-        <w:t>Binomial Question and Definition of Success</w:t>
-      </w:r>
-      <w:r>
-        <w:rPr>
-          <w:b/>
-          <w:bCs/>
-        </w:rPr>
-        <w:t>:</w:t>
-      </w:r>
-      <w:r>
-        <w:rPr>
-          <w:b/>
-          <w:bCs/>
-        </w:rPr>
-        <w:br/>
-      </w:r>
-      <w:r>
-        <w:t>para comenzar con el trabajo de binomial me planteo la siguiente pregunta:</w:t>
-      </w:r>
-      <w:r>
-        <w:rPr>
-          <w:b/>
-          <w:bCs/>
-        </w:rPr>
-        <w:br/>
-      </w:r>
-      <w:r>
-        <w:rPr>
-          <w:b/>
-          <w:bCs/>
+          <w:lang w:val="en-US"/>
+        </w:rPr>
+      </w:pPr>
+      <w:r>
+        <w:rPr>
+          <w:b/>
+          <w:bCs/>
+          <w:lang w:val="en-US"/>
+        </w:rPr>
+        <w:t>Binomial Question and Definition of Success:</w:t>
+      </w:r>
+      <w:r>
+        <w:rPr>
+          <w:b/>
+          <w:bCs/>
+          <w:lang w:val="en-US"/>
+        </w:rPr>
+        <w:br/>
+      </w:r>
+      <w:r>
+        <w:rPr>
+          <w:lang w:val="en-US"/>
+        </w:rPr>
+        <w:t>to start with the binomial work, I ask</w:t>
+      </w:r>
+      <w:r>
+        <w:rPr>
+          <w:lang w:val="en-US"/>
+        </w:rPr>
+        <w:t xml:space="preserve"> myself the following question:</w:t>
+      </w:r>
+      <w:r>
+        <w:rPr>
+          <w:b/>
+          <w:bCs/>
+          <w:lang w:val="en-US"/>
+        </w:rPr>
+        <w:br/>
+      </w:r>
+      <w:r>
+        <w:rPr>
+          <w:b/>
+          <w:bCs/>
+          <w:lang w:val="en-US"/>
         </w:rPr>
         <w:br/>
       </w:r>
@@ -1040,8 +1479,9 @@
           <w:bCs/>
           <w:sz w:val="28"/>
           <w:szCs w:val="28"/>
-        </w:rPr>
-        <w:t>“en 20 días laborales ¿Cuál es la probabilidad que al menos 12 superen el promedio de alquileres a las 17:00?</w:t>
+          <w:lang w:val="en-US"/>
+        </w:rPr>
+        <w:t>In 20 working days, what is the probability that at least 12 ex</w:t>
       </w:r>
       <w:r>
         <w:rPr>
@@ -1049,37 +1489,66 @@
           <w:bCs/>
           <w:sz w:val="28"/>
           <w:szCs w:val="28"/>
-        </w:rPr>
-        <w:br/>
-      </w:r>
+          <w:lang w:val="en-US"/>
+        </w:rPr>
+        <w:t>ceed the average rent at 17:</w:t>
+      </w:r>
+      <w:proofErr w:type="gramStart"/>
       <w:r>
         <w:rPr>
           <w:b/>
           <w:bCs/>
           <w:sz w:val="28"/>
           <w:szCs w:val="28"/>
-        </w:rPr>
-        <w:br/>
-      </w:r>
-      <w:r>
-        <w:t xml:space="preserve">para </w:t>
-      </w:r>
-      <w:r>
-        <w:t xml:space="preserve">calcula binomial distribution, primero debo definir que </w:t>
-      </w:r>
-      <w:r>
-        <w:t>cantidad</w:t>
-      </w:r>
-      <w:r>
-        <w:t xml:space="preserve"> de alquileres considerar</w:t>
-      </w:r>
-      <w:r>
-        <w:t>e</w:t>
-      </w:r>
-      <w:r>
-        <w:t xml:space="preserve"> un éxito en mi proyecto, en esta caso definiría como éxito cuando los alquileres a las 17:00 superen la media histórica de las 17:00 del grupo seleccionado:</w:t>
-      </w:r>
-      <w:r>
+          <w:lang w:val="en-US"/>
+        </w:rPr>
+        <w:t>00 ?</w:t>
+      </w:r>
+      <w:proofErr w:type="gramEnd"/>
+      <w:r>
+        <w:rPr>
+          <w:b/>
+          <w:bCs/>
+          <w:sz w:val="28"/>
+          <w:szCs w:val="28"/>
+          <w:lang w:val="en-US"/>
+        </w:rPr>
+        <w:br/>
+      </w:r>
+      <w:r>
+        <w:rPr>
+          <w:b/>
+          <w:bCs/>
+          <w:sz w:val="28"/>
+          <w:szCs w:val="28"/>
+          <w:lang w:val="en-US"/>
+        </w:rPr>
+        <w:br/>
+      </w:r>
+      <w:r>
+        <w:rPr>
+          <w:lang w:val="en-US"/>
+        </w:rPr>
+        <w:t xml:space="preserve">to calculate the binomial distribution I first have to define how many rentals I will consider a success in my project in this case, I would define it as a success when the rentals at 17:00 exceed the </w:t>
+      </w:r>
+      <w:proofErr w:type="spellStart"/>
+      <w:r>
+        <w:rPr>
+          <w:lang w:val="en-US"/>
+        </w:rPr>
+        <w:t>historicval</w:t>
+      </w:r>
+      <w:proofErr w:type="spellEnd"/>
+      <w:r>
+        <w:rPr>
+          <w:lang w:val="en-US"/>
+        </w:rPr>
+        <w:t xml:space="preserve"> average at 17:00 for the selected group</w:t>
+      </w:r>
+      <w:r>
+        <w:rPr>
+          <w:lang w:val="en-US"/>
+        </w:rPr>
         <w:br/>
       </w:r>
     </w:p>
@@ -1095,12 +1564,14 @@
           <w:bCs/>
           <w:sz w:val="28"/>
           <w:szCs w:val="28"/>
-        </w:rPr>
-      </w:pPr>
-      <w:r>
-        <w:rPr>
-          <w:b/>
-          <w:bCs/>
+          <w:lang w:val="en-US"/>
+        </w:rPr>
+      </w:pPr>
+      <w:r>
+        <w:rPr>
+          <w:b/>
+          <w:bCs/>
+          <w:lang w:val="en-US"/>
         </w:rPr>
         <w:t>Estimation of the Success Probability</w:t>
       </w:r>
@@ -1108,40 +1579,78 @@
         <w:rPr>
           <w:b/>
           <w:bCs/>
-        </w:rPr>
-        <w:br/>
-        <w:t>para realizar esta estimacion ocupe la column</w:t>
-      </w:r>
-      <w:r>
-        <w:rPr>
-          <w:b/>
-          <w:bCs/>
-        </w:rPr>
-        <w:t>a Hr ==17, ya que mi objetivo es conocer el umbral de esa hora y los días laborales mediante workingday ==1</w:t>
-      </w:r>
-      <w:r>
-        <w:rPr>
-          <w:b/>
-          <w:bCs/>
-        </w:rPr>
-        <w:br/>
-        <w:t>(1=días laboral,</w:t>
-      </w:r>
-      <w:r>
-        <w:rPr>
-          <w:b/>
-          <w:bCs/>
-        </w:rPr>
-        <w:t xml:space="preserve"> </w:t>
-      </w:r>
-      <w:r>
-        <w:rPr>
-          <w:b/>
-          <w:bCs/>
-        </w:rPr>
-        <w:t xml:space="preserve">0 fin de semana o festivo) Luego calcule la media de “cnt” de ese grupo para utilizarlo como umbral </w:t>
-      </w:r>
-      <w:r>
+          <w:lang w:val="en-US"/>
+        </w:rPr>
+        <w:br/>
+      </w:r>
+      <w:r>
+        <w:rPr>
+          <w:lang w:val="en-US"/>
+        </w:rPr>
+        <w:t xml:space="preserve">to make this estimate I used the column </w:t>
+      </w:r>
+      <w:proofErr w:type="spellStart"/>
+      <w:r>
+        <w:rPr>
+          <w:lang w:val="en-US"/>
+        </w:rPr>
+        <w:t>hr</w:t>
+      </w:r>
+      <w:proofErr w:type="spellEnd"/>
+      <w:r>
+        <w:rPr>
+          <w:lang w:val="en-US"/>
+        </w:rPr>
+        <w:t xml:space="preserve">==17, since my objective is to know the threshold for that hour and the working days using </w:t>
+      </w:r>
+      <w:proofErr w:type="spellStart"/>
+      <w:r>
+        <w:rPr>
+          <w:lang w:val="en-US"/>
+        </w:rPr>
+        <w:t>workingday</w:t>
+      </w:r>
+      <w:proofErr w:type="spellEnd"/>
+      <w:r>
+        <w:rPr>
+          <w:lang w:val="en-US"/>
+        </w:rPr>
+        <w:t xml:space="preserve">==1 </w:t>
+      </w:r>
+      <w:proofErr w:type="gramStart"/>
+      <w:r>
+        <w:rPr>
+          <w:lang w:val="en-US"/>
+        </w:rPr>
+        <w:t>( 1</w:t>
+      </w:r>
+      <w:proofErr w:type="gramEnd"/>
+      <w:r>
+        <w:rPr>
+          <w:lang w:val="en-US"/>
+        </w:rPr>
+        <w:t>=working day , 0 = weekend o holiday). Then I calculated the average of “</w:t>
+      </w:r>
+      <w:proofErr w:type="spellStart"/>
+      <w:r>
+        <w:rPr>
+          <w:lang w:val="en-US"/>
+        </w:rPr>
+        <w:t>cnt</w:t>
+      </w:r>
+      <w:proofErr w:type="spellEnd"/>
+      <w:r>
+        <w:rPr>
+          <w:lang w:val="en-US"/>
+        </w:rPr>
+        <w:t xml:space="preserve">” for that group to use it as a threshold </w:t>
+      </w:r>
+      <w:r>
+        <w:rPr>
+          <w:b/>
+          <w:bCs/>
+          <w:lang w:val="en-US"/>
+        </w:rPr>
         <w:br/>
       </w:r>
       <w:r>
@@ -1192,14 +1701,45 @@
     <w:p>
       <w:pPr>
         <w:ind w:left="360"/>
-      </w:pPr>
-      <w:r>
-        <w:t xml:space="preserve">El promedio obtenido fue de 525,29 alquileres, utilizare este valor como umbral 526 alquileres o mas  se considera éxito y 525 alquileres o menos, fracaso </w:t>
-      </w:r>
-      <w:r>
+        <w:rPr>
+          <w:lang w:val="en-US"/>
+        </w:rPr>
+      </w:pPr>
+      <w:r>
+        <w:rPr>
+          <w:lang w:val="en-US"/>
+        </w:rPr>
+        <w:lastRenderedPageBreak/>
+        <w:t>The average obtained was 525.29 rentals.</w:t>
+      </w:r>
+      <w:r>
+        <w:rPr>
+          <w:lang w:val="en-US"/>
+        </w:rPr>
         <w:t xml:space="preserve"> </w:t>
       </w:r>
       <w:r>
+        <w:rPr>
+          <w:lang w:val="en-US"/>
+        </w:rPr>
+        <w:t>526 rentals or more is considered a success and 525 rentals or less, a fail</w:t>
+      </w:r>
+      <w:r>
+        <w:rPr>
+          <w:lang w:val="en-US"/>
+        </w:rPr>
+        <w:t xml:space="preserve">ure </w:t>
+      </w:r>
+      <w:r>
+        <w:rPr>
+          <w:lang w:val="en-US"/>
+        </w:rPr>
+        <w:br/>
+      </w:r>
+      <w:r>
+        <w:rPr>
+          <w:lang w:val="en-US"/>
+        </w:rPr>
         <w:br/>
       </w:r>
       <w:r>
@@ -1243,18 +1783,45 @@
         </w:drawing>
       </w:r>
       <w:r>
-        <w:br/>
-      </w:r>
-      <w:r>
-        <w:br/>
-      </w:r>
-      <w:r>
-        <w:t xml:space="preserve">calculo success para poder conseguir la probabilidad de éxito que necesito, para trabajar en el diagrama binomial. </w:t>
-      </w:r>
-      <w:r>
-        <w:br/>
-      </w:r>
-      <w:r>
+        <w:rPr>
+          <w:lang w:val="en-US"/>
+        </w:rPr>
+        <w:br/>
+      </w:r>
+      <w:r>
+        <w:rPr>
+          <w:lang w:val="en-US"/>
+        </w:rPr>
+        <w:br/>
+      </w:r>
+      <w:r>
+        <w:rPr>
+          <w:lang w:val="en-US"/>
+        </w:rPr>
+        <w:t>I calculate success to be able to get the probability of success</w:t>
+      </w:r>
+      <w:r>
+        <w:rPr>
+          <w:lang w:val="en-US"/>
+        </w:rPr>
+        <w:t xml:space="preserve"> I need, to work on the binomial diagram </w:t>
+      </w:r>
+      <w:r>
+        <w:rPr>
+          <w:lang w:val="en-US"/>
+        </w:rPr>
+        <w:t xml:space="preserve"> </w:t>
+      </w:r>
+      <w:r>
+        <w:rPr>
+          <w:lang w:val="en-US"/>
+        </w:rPr>
+        <w:br/>
+      </w:r>
+      <w:r>
+        <w:rPr>
+          <w:lang w:val="en-US"/>
+        </w:rPr>
         <w:br/>
       </w:r>
     </w:p>
@@ -1301,39 +1868,59 @@
       </w:r>
     </w:p>
     <w:p>
-      <w:r>
-        <w:t>Una vez calculada mi total de record 499 puedo conseguir mi probabilidad</w:t>
-      </w:r>
-      <w:r>
-        <w:t xml:space="preserve"> </w:t>
-      </w:r>
-      <w:r>
-        <w:t xml:space="preserve">de éxito </w:t>
-      </w:r>
-      <w:r>
-        <w:t xml:space="preserve">por medio del </w:t>
-      </w:r>
-      <w:r>
-        <w:t xml:space="preserve">number de success </w:t>
-      </w:r>
-      <w:r>
-        <w:t>/</w:t>
-      </w:r>
-      <w:r>
-        <w:t xml:space="preserve"> total de record, </w:t>
-      </w:r>
-      <w:r>
-        <w:t xml:space="preserve">de esta forma </w:t>
-      </w:r>
-      <w:r>
-        <w:t xml:space="preserve">consigo todos los datos para generar mi primer grafico distribution binomial </w:t>
-      </w:r>
-    </w:p>
-    <w:p/>
-    <w:p/>
-    <w:p/>
-    <w:p/>
-    <w:p/>
+      <w:pPr>
+        <w:rPr>
+          <w:lang w:val="en-US"/>
+        </w:rPr>
+      </w:pPr>
+      <w:r>
+        <w:rPr>
+          <w:lang w:val="en-US"/>
+        </w:rPr>
+        <w:t>Once I have calculated m</w:t>
+      </w:r>
+      <w:r>
+        <w:rPr>
+          <w:lang w:val="en-US"/>
+        </w:rPr>
+        <w:t xml:space="preserve">y total record of 499, I can get my probability of success through the number on successes/ total records, this way I get all the data to generate my first binomial distribution chart  </w:t>
+      </w:r>
+    </w:p>
+    <w:p>
+      <w:pPr>
+        <w:rPr>
+          <w:lang w:val="en-US"/>
+        </w:rPr>
+      </w:pPr>
+    </w:p>
+    <w:p>
+      <w:pPr>
+        <w:rPr>
+          <w:lang w:val="en-US"/>
+        </w:rPr>
+      </w:pPr>
+    </w:p>
+    <w:p>
+      <w:pPr>
+        <w:rPr>
+          <w:lang w:val="en-US"/>
+        </w:rPr>
+      </w:pPr>
+    </w:p>
+    <w:p>
+      <w:pPr>
+        <w:rPr>
+          <w:lang w:val="en-US"/>
+        </w:rPr>
+      </w:pPr>
+    </w:p>
+    <w:p>
+      <w:pPr>
+        <w:rPr>
+          <w:lang w:val="en-US"/>
+        </w:rPr>
+      </w:pPr>
+    </w:p>
     <w:p>
       <w:pPr>
         <w:pStyle w:val="Prrafodelista"/>
@@ -1341,11 +1928,15 @@
           <w:ilvl w:val="0"/>
           <w:numId w:val="2"/>
         </w:numPr>
-      </w:pPr>
-      <w:r>
-        <w:rPr>
-          <w:b/>
-          <w:bCs/>
+        <w:rPr>
+          <w:lang w:val="en-US"/>
+        </w:rPr>
+      </w:pPr>
+      <w:r>
+        <w:rPr>
+          <w:b/>
+          <w:bCs/>
+          <w:lang w:val="en-US"/>
         </w:rPr>
         <w:t>Binomial Probabilities and Interpretation</w:t>
       </w:r>
@@ -1353,38 +1944,56 @@
         <w:rPr>
           <w:b/>
           <w:bCs/>
-        </w:rPr>
-        <w:br/>
-      </w:r>
-      <w:r>
-        <w:t>los datos que ocupe para la realización de mi binomial distribution fueron:</w:t>
-      </w:r>
-      <w:r>
-        <w:br/>
-        <w:t>n = 20 intentos ( días)</w:t>
-      </w:r>
-    </w:p>
-    <w:p>
-      <w:pPr>
-        <w:pStyle w:val="Prrafodelista"/>
-      </w:pPr>
-      <w:r>
-        <w:t>P= 0,535</w:t>
-      </w:r>
-      <w:r>
-        <w:t>07</w:t>
-      </w:r>
-      <w:r>
-        <w:t xml:space="preserve">  proveniente de la división de numero success  / total de records</w:t>
-      </w:r>
-      <w:r>
-        <w:br/>
-      </w:r>
-      <w:r>
-        <w:t xml:space="preserve">K= 12, cantidad de días eitosos que me interesan </w:t>
-      </w:r>
-      <w:r>
-        <w:br/>
+          <w:lang w:val="en-US"/>
+        </w:rPr>
+        <w:br/>
+      </w:r>
+      <w:r>
+        <w:rPr>
+          <w:lang w:val="en-US"/>
+        </w:rPr>
+        <w:t xml:space="preserve">to </w:t>
+      </w:r>
+      <w:r>
+        <w:rPr>
+          <w:lang w:val="en-US"/>
+        </w:rPr>
+        <w:t>calculate the probability of getting at least 12 successful days out of 20, the data I used for my binomial distribution were:</w:t>
+      </w:r>
+      <w:r>
+        <w:rPr>
+          <w:lang w:val="en-US"/>
+        </w:rPr>
+        <w:br/>
+        <w:t>n=20 attempts (days)</w:t>
+      </w:r>
+    </w:p>
+    <w:p>
+      <w:pPr>
+        <w:pStyle w:val="Prrafodelista"/>
+        <w:rPr>
+          <w:lang w:val="en-US"/>
+        </w:rPr>
+      </w:pPr>
+      <w:r>
+        <w:rPr>
+          <w:lang w:val="en-US"/>
+        </w:rPr>
+        <w:t>P=0.53507 coming from dividing number of successes/total records</w:t>
+      </w:r>
+    </w:p>
+    <w:p>
+      <w:pPr>
+        <w:pStyle w:val="Prrafodelista"/>
+        <w:rPr>
+          <w:lang w:val="en-US"/>
+        </w:rPr>
+      </w:pPr>
+      <w:r>
+        <w:rPr>
+          <w:lang w:val="en-US"/>
+        </w:rPr>
+        <w:t xml:space="preserve">K=number of successful days I’m interested in </w:t>
       </w:r>
     </w:p>
     <w:p>
@@ -1395,6 +2004,7 @@
         <w:rPr>
           <w:noProof/>
         </w:rPr>
+        <w:lastRenderedPageBreak/>
         <w:drawing>
           <wp:inline distT="0" distB="0" distL="0" distR="0" wp14:anchorId="27ABFF9A" wp14:editId="29CD357B">
             <wp:extent cx="5612130" cy="5015230"/>
@@ -1440,24 +2050,87 @@
     <w:p>
       <w:pPr>
         <w:pStyle w:val="Prrafodelista"/>
-      </w:pPr>
-      <w:r>
-        <w:t xml:space="preserve">Como se puede observar en el eje x muestro los números de días entre 20 que superan el umbral, en el eje Y nos muestra exactamente la probabilidad de obtener exactamente esa cantidad de días y la barra mas alta corresponde a 11 dias exitosos, con una probabilidad de  17,5% para mi pregunta en especifico  (al menos 12 dias) </w:t>
-      </w:r>
-      <w:r>
-        <w:t>debo sumar las probabilidades de obtener mas de 12</w:t>
-      </w:r>
-      <w:r>
-        <w:t xml:space="preserve"> o mas</w:t>
-      </w:r>
-      <w:r>
-        <w:t xml:space="preserve"> hasta 20 dias exitosos.</w:t>
-      </w:r>
-      <w:r>
-        <w:br/>
-      </w:r>
-      <w:r>
-        <w:lastRenderedPageBreak/>
+        <w:rPr>
+          <w:lang w:val="en-US"/>
+        </w:rPr>
+      </w:pPr>
+      <w:r>
+        <w:rPr>
+          <w:lang w:val="en-US"/>
+        </w:rPr>
+        <w:t>As can be seen o</w:t>
+      </w:r>
+      <w:r>
+        <w:rPr>
+          <w:lang w:val="en-US"/>
+        </w:rPr>
+        <w:t xml:space="preserve">n the x-axis, I show the number of days out of 20 that exceed the threshold. On the y-axis, it shows exactly the probability of getting exactly that number of days, and the tallest bar corresponds to 11 successful days, with a probability of 17,5%. For my specific question (at </w:t>
+      </w:r>
+      <w:proofErr w:type="spellStart"/>
+      <w:r>
+        <w:rPr>
+          <w:lang w:val="en-US"/>
+        </w:rPr>
+        <w:t>leas</w:t>
+      </w:r>
+      <w:proofErr w:type="spellEnd"/>
+      <w:r>
+        <w:rPr>
+          <w:lang w:val="en-US"/>
+        </w:rPr>
+        <w:t xml:space="preserve"> 12 days), I need to add the probabilities of getting 12 to 20 successful days. To calculate the probability of getting at least 12 successful days out of 20, I used </w:t>
+      </w:r>
+      <w:proofErr w:type="spellStart"/>
+      <w:r>
+        <w:rPr>
+          <w:lang w:val="en-US"/>
+        </w:rPr>
+        <w:t>binom.sf</w:t>
+      </w:r>
+      <w:proofErr w:type="spellEnd"/>
+      <w:r>
+        <w:rPr>
+          <w:lang w:val="en-US"/>
+        </w:rPr>
+        <w:t>(</w:t>
+      </w:r>
+      <w:proofErr w:type="gramStart"/>
+      <w:r>
+        <w:rPr>
+          <w:lang w:val="en-US"/>
+        </w:rPr>
+        <w:t>11,n</w:t>
+      </w:r>
+      <w:proofErr w:type="gramEnd"/>
+      <w:r>
+        <w:rPr>
+          <w:lang w:val="en-US"/>
+        </w:rPr>
+        <w:t xml:space="preserve">,p). the value eleven is used because this function calculates the probability of getting more than 11 </w:t>
+      </w:r>
+      <w:proofErr w:type="spellStart"/>
+      <w:r>
+        <w:rPr>
+          <w:lang w:val="en-US"/>
+        </w:rPr>
+        <w:t>successe</w:t>
+      </w:r>
+      <w:proofErr w:type="spellEnd"/>
+      <w:r>
+        <w:rPr>
+          <w:lang w:val="en-US"/>
+        </w:rPr>
+        <w:t>, which is equivalent to 12 or more. The result was 0.36254, that is, approximately 36.25%</w:t>
+      </w:r>
+    </w:p>
+    <w:p>
+      <w:pPr>
+        <w:pStyle w:val="Prrafodelista"/>
+      </w:pPr>
+      <w:r>
+        <w:rPr>
+          <w:lang w:val="en-US"/>
+        </w:rPr>
         <w:br/>
       </w:r>
       <w:r>
@@ -1504,28 +2177,30 @@
     <w:p>
       <w:pPr>
         <w:pStyle w:val="Prrafodelista"/>
-      </w:pPr>
-      <w:r>
-        <w:t>Según el modelo binomial existe una probabilida aproximad</w:t>
-      </w:r>
-      <w:r>
-        <w:t>a</w:t>
-      </w:r>
-      <w:r>
-        <w:t xml:space="preserve"> de 36,25</w:t>
-      </w:r>
-      <w:r>
-        <w:t>%</w:t>
-      </w:r>
-      <w:r>
-        <w:t xml:space="preserve"> de que de 20 dias laborales comparables al menos 12 registren 526 alquileres o m</w:t>
-      </w:r>
-      <w:r>
-        <w:t>á</w:t>
-      </w:r>
-      <w:r>
-        <w:t>s a las 17:00</w:t>
-      </w:r>
+        <w:rPr>
+          <w:lang w:val="en-US"/>
+        </w:rPr>
+      </w:pPr>
+      <w:r>
+        <w:rPr>
+          <w:lang w:val="en-US"/>
+        </w:rPr>
+        <w:t>According to the binomial m</w:t>
+      </w:r>
+      <w:r>
+        <w:rPr>
+          <w:lang w:val="en-US"/>
+        </w:rPr>
+        <w:t xml:space="preserve">odel, there is an approximate 36.25% probability that at least 12 out of 20 comparable days will record 526 rentals or more at 17:00 under the assumptions of the model </w:t>
+      </w:r>
+    </w:p>
+    <w:p>
+      <w:pPr>
+        <w:pStyle w:val="Prrafodelista"/>
+        <w:rPr>
+          <w:lang w:val="en-US"/>
+        </w:rPr>
+      </w:pPr>
     </w:p>
     <w:p>
       <w:pPr>
@@ -1534,47 +2209,100 @@
           <w:ilvl w:val="0"/>
           <w:numId w:val="2"/>
         </w:numPr>
-      </w:pPr>
-      <w:r>
-        <w:rPr>
-          <w:b/>
-          <w:bCs/>
-        </w:rPr>
+        <w:rPr>
+          <w:lang w:val="en-US"/>
+        </w:rPr>
+      </w:pPr>
+      <w:r>
+        <w:rPr>
+          <w:b/>
+          <w:bCs/>
+          <w:lang w:val="en-US"/>
+        </w:rPr>
+        <w:lastRenderedPageBreak/>
         <w:t>Effect of Increasing the Number of Trials</w:t>
       </w:r>
       <w:r>
         <w:rPr>
           <w:b/>
           <w:bCs/>
-        </w:rPr>
-        <w:br/>
-      </w:r>
-      <w:r>
-        <w:rPr>
-          <w:b/>
-          <w:bCs/>
-        </w:rPr>
-        <w:br/>
-        <w:t xml:space="preserve">en este analisis decidi aumentar el numero de intentos a 50 para compararlos con mi </w:t>
-      </w:r>
-      <w:r>
-        <w:rPr>
-          <w:b/>
-          <w:bCs/>
-        </w:rPr>
-        <w:t>análisis principal.</w:t>
-      </w:r>
-      <w:r>
-        <w:rPr>
-          <w:b/>
-          <w:bCs/>
-        </w:rPr>
-        <w:br/>
-      </w:r>
-      <w:r>
-        <w:rPr>
-          <w:b/>
-          <w:bCs/>
+          <w:lang w:val="en-US"/>
+        </w:rPr>
+        <w:br/>
+      </w:r>
+      <w:r>
+        <w:rPr>
+          <w:b/>
+          <w:bCs/>
+          <w:lang w:val="en-US"/>
+        </w:rPr>
+        <w:br/>
+      </w:r>
+      <w:r>
+        <w:rPr>
+          <w:b/>
+          <w:bCs/>
+          <w:lang w:val="en-US"/>
+        </w:rPr>
+        <w:t>i</w:t>
+      </w:r>
+      <w:r>
+        <w:rPr>
+          <w:b/>
+          <w:bCs/>
+          <w:lang w:val="en-US"/>
+        </w:rPr>
+        <w:t xml:space="preserve">n this analysis, I decided to increase the </w:t>
+      </w:r>
+      <w:proofErr w:type="spellStart"/>
+      <w:r>
+        <w:rPr>
+          <w:b/>
+          <w:bCs/>
+          <w:lang w:val="en-US"/>
+        </w:rPr>
+        <w:t>numer</w:t>
+      </w:r>
+      <w:proofErr w:type="spellEnd"/>
+      <w:r>
+        <w:rPr>
+          <w:b/>
+          <w:bCs/>
+          <w:lang w:val="en-US"/>
+        </w:rPr>
+        <w:t xml:space="preserve"> of </w:t>
+      </w:r>
+      <w:proofErr w:type="spellStart"/>
+      <w:r>
+        <w:rPr>
+          <w:b/>
+          <w:bCs/>
+          <w:lang w:val="en-US"/>
+        </w:rPr>
+        <w:t>attrempts</w:t>
+      </w:r>
+      <w:proofErr w:type="spellEnd"/>
+      <w:r>
+        <w:rPr>
+          <w:b/>
+          <w:bCs/>
+          <w:lang w:val="en-US"/>
+        </w:rPr>
+        <w:t xml:space="preserve"> to 50 to compare them with my main analysis </w:t>
+      </w:r>
+      <w:r>
+        <w:rPr>
+          <w:b/>
+          <w:bCs/>
+          <w:lang w:val="en-US"/>
+        </w:rPr>
+        <w:br/>
+      </w:r>
+      <w:r>
+        <w:rPr>
+          <w:b/>
+          <w:bCs/>
+          <w:lang w:val="en-US"/>
         </w:rPr>
         <w:br/>
       </w:r>
@@ -1622,46 +2350,64 @@
     <w:p>
       <w:pPr>
         <w:pStyle w:val="Prrafodelista"/>
-      </w:pPr>
-      <w:r>
+        <w:rPr>
+          <w:lang w:val="en-US"/>
+        </w:rPr>
+      </w:pPr>
+      <w:r>
+        <w:rPr>
+          <w:lang w:val="en-US"/>
+        </w:rPr>
         <w:t xml:space="preserve"> </w:t>
       </w:r>
       <w:r>
-        <w:br/>
-        <w:t xml:space="preserve">en este análisis podemos inferir que un dia laboral exitoso que registre 526 alquileres o mas durante las horas de la 17:00, superando la media histórica del grupo de 525,29 alquileres. Al comparar las ditribuciones de 20 y 50 dias, los resultados se concentran alrededor de 11 </w:t>
-      </w:r>
-      <w:r>
-        <w:t>y</w:t>
-      </w:r>
-      <w:r>
-        <w:t xml:space="preserve"> 27 dias exitosos</w:t>
-      </w:r>
-      <w:r>
-        <w:t>,</w:t>
-      </w:r>
-      <w:r>
-        <w:t xml:space="preserve"> </w:t>
-      </w:r>
-      <w:r>
-        <w:t xml:space="preserve">respectivamente. Esto quiere decir al considerar mas días aumenta el numero esperado de días que superan el umbral mientras que la probabilidad de éxito cada dia se mantiene constante 53,5% . al aumentar el numero </w:t>
-      </w:r>
-      <w:r>
-        <w:lastRenderedPageBreak/>
-        <w:t>esperado de éxitos</w:t>
-      </w:r>
-      <w:r>
-        <w:t xml:space="preserve"> y manteinedo p=0,535</w:t>
-      </w:r>
-      <w:r>
-        <w:t xml:space="preserve"> la forma se vuelve mas aproximadamente</w:t>
-      </w:r>
-      <w:r>
-        <w:t xml:space="preserve"> </w:t>
-      </w:r>
-      <w:r>
-        <w:t>normal.</w:t>
-      </w:r>
-      <w:r>
+        <w:rPr>
+          <w:lang w:val="en-US"/>
+        </w:rPr>
+        <w:br/>
+      </w:r>
+      <w:r>
+        <w:rPr>
+          <w:lang w:val="en-US"/>
+        </w:rPr>
+        <w:t>in this an</w:t>
+      </w:r>
+      <w:r>
+        <w:rPr>
+          <w:lang w:val="en-US"/>
+        </w:rPr>
+        <w:t>alysi</w:t>
+      </w:r>
+      <w:r>
+        <w:rPr>
+          <w:lang w:val="en-US"/>
+        </w:rPr>
+        <w:t>s I c</w:t>
+      </w:r>
+      <w:r>
+        <w:rPr>
+          <w:lang w:val="en-US"/>
+        </w:rPr>
+        <w:t xml:space="preserve">an infer that a successful workday is one that records 526 rentals or more during the 17:00, surpassing the group’s historical average of 525.29 rentals. When comparing the distributions for 20 ad 50 days, the results cluster around 11 and 27 successful days, respectively. This mean that considering more days increases the expected number of </w:t>
+      </w:r>
+      <w:proofErr w:type="gramStart"/>
+      <w:r>
+        <w:rPr>
+          <w:lang w:val="en-US"/>
+        </w:rPr>
+        <w:t>day</w:t>
+      </w:r>
+      <w:proofErr w:type="gramEnd"/>
+      <w:r>
+        <w:rPr>
+          <w:lang w:val="en-US"/>
+        </w:rPr>
+        <w:t xml:space="preserve"> that exceed the threshold, while the probability of success on each day stays constant at 53.5%. as the expected number of successes increases and p=0.535 is maintained, the shape become more approximately normal </w:t>
+      </w:r>
+      <w:r>
+        <w:rPr>
+          <w:lang w:val="en-US"/>
+        </w:rPr>
         <w:br/>
       </w:r>
     </w:p>
@@ -1672,87 +2418,346 @@
           <w:ilvl w:val="0"/>
           <w:numId w:val="2"/>
         </w:numPr>
-      </w:pPr>
-      <w:r>
+        <w:rPr>
+          <w:lang w:val="en-US"/>
+        </w:rPr>
+      </w:pPr>
+      <w:r>
+        <w:rPr>
+          <w:lang w:val="en-US"/>
+        </w:rPr>
         <w:t>Binomial Assumptions and Limitations:</w:t>
       </w:r>
       <w:r>
-        <w:br/>
-      </w:r>
-      <w:r>
-        <w:t xml:space="preserve">supuesto: en los modelos binominales </w:t>
-      </w:r>
-      <w:r>
-        <w:t xml:space="preserve">(20 analisis inicial y 50 comparacion) consideramos días laborables comparables. Cada dia cuenta con dos resultados posibles los cuales son registrar 526 alquileres o mas a las 17:00 (éxito) o registra 525 </w:t>
-      </w:r>
-      <w:r>
-        <w:t xml:space="preserve">o menos </w:t>
-      </w:r>
-      <w:r>
-        <w:t>(fracaso), se supone que los resultado de los dias son independiente y que la probabilidad de éxito permance cosntante en aproximadamente 53,5%</w:t>
-      </w:r>
-      <w:r>
-        <w:br/>
-      </w:r>
-      <w:r>
-        <w:br/>
-        <w:t>limitaciones: seleccionar días laborales a la misma hora no garantiza que estas condiciones se cumplan el clima la estación y los cambios de demanda puedesn modificar la probabilidad de éxito, y los días cercanos pueden presentar patrones relacionados. Además, esta probabilidad de estimo utilizando 499 registros históricos por lo tanto los resultados depende de los supuestos del modelo y ni garantiza lo que ocurrirá en otro 20 o 50 dias.</w:t>
-      </w:r>
-      <w:r>
-        <w:br/>
-      </w:r>
-      <w:r>
+        <w:rPr>
+          <w:lang w:val="en-US"/>
+        </w:rPr>
+        <w:br/>
+      </w:r>
+      <w:r>
+        <w:rPr>
+          <w:lang w:val="en-US"/>
+        </w:rPr>
+        <w:t>assump</w:t>
+      </w:r>
+      <w:r>
+        <w:rPr>
+          <w:lang w:val="en-US"/>
+        </w:rPr>
+        <w:t>t</w:t>
+      </w:r>
+      <w:r>
+        <w:rPr>
+          <w:lang w:val="en-US"/>
+        </w:rPr>
+        <w:t xml:space="preserve">ion: in the binomial model (20 initial analyses and 50 comparison) we consider comparable working days. </w:t>
+      </w:r>
+      <w:proofErr w:type="spellStart"/>
+      <w:r>
+        <w:t>Each</w:t>
+      </w:r>
+      <w:proofErr w:type="spellEnd"/>
+      <w:r>
+        <w:t xml:space="preserve"> </w:t>
+      </w:r>
+      <w:proofErr w:type="spellStart"/>
+      <w:r>
+        <w:t>days</w:t>
+      </w:r>
+      <w:proofErr w:type="spellEnd"/>
+      <w:r>
+        <w:t xml:space="preserve"> has </w:t>
+      </w:r>
+      <w:proofErr w:type="spellStart"/>
+      <w:r>
+        <w:t>two</w:t>
+      </w:r>
+      <w:proofErr w:type="spellEnd"/>
+      <w:r>
+        <w:t xml:space="preserve"> </w:t>
+      </w:r>
+      <w:proofErr w:type="spellStart"/>
+      <w:r>
+        <w:t>possible</w:t>
+      </w:r>
+      <w:proofErr w:type="spellEnd"/>
+      <w:r>
+        <w:t xml:space="preserve"> </w:t>
+      </w:r>
+      <w:proofErr w:type="spellStart"/>
+      <w:r>
+        <w:t>outcomes</w:t>
+      </w:r>
+      <w:proofErr w:type="spellEnd"/>
+      <w:r>
+        <w:t xml:space="preserve">: </w:t>
+      </w:r>
+      <w:proofErr w:type="spellStart"/>
+      <w:r>
+        <w:t>either</w:t>
+      </w:r>
+      <w:proofErr w:type="spellEnd"/>
+      <w:r>
+        <w:t xml:space="preserve"> </w:t>
+      </w:r>
+      <w:proofErr w:type="spellStart"/>
+      <w:r>
+        <w:lastRenderedPageBreak/>
+        <w:t>recording</w:t>
+      </w:r>
+      <w:proofErr w:type="spellEnd"/>
+      <w:r>
+        <w:t xml:space="preserve"> 526 </w:t>
+      </w:r>
+      <w:proofErr w:type="spellStart"/>
+      <w:r>
+        <w:t>rentals</w:t>
+      </w:r>
+      <w:proofErr w:type="spellEnd"/>
+      <w:r>
+        <w:t xml:space="preserve"> </w:t>
+      </w:r>
+      <w:proofErr w:type="spellStart"/>
+      <w:r>
+        <w:t>or</w:t>
+      </w:r>
+      <w:proofErr w:type="spellEnd"/>
+      <w:r>
+        <w:t xml:space="preserve"> more </w:t>
+      </w:r>
+      <w:proofErr w:type="spellStart"/>
+      <w:r>
+        <w:t>by</w:t>
+      </w:r>
+      <w:proofErr w:type="spellEnd"/>
+      <w:r>
+        <w:t xml:space="preserve"> 17:00 (</w:t>
+      </w:r>
+      <w:proofErr w:type="spellStart"/>
+      <w:r>
+        <w:t>success</w:t>
+      </w:r>
+      <w:proofErr w:type="spellEnd"/>
+      <w:r>
+        <w:t xml:space="preserve">) </w:t>
+      </w:r>
+      <w:proofErr w:type="spellStart"/>
+      <w:r>
+        <w:t>or</w:t>
+      </w:r>
+      <w:proofErr w:type="spellEnd"/>
+      <w:r>
+        <w:t xml:space="preserve"> 525 os </w:t>
+      </w:r>
+      <w:proofErr w:type="spellStart"/>
+      <w:r>
+        <w:t>fewe</w:t>
+      </w:r>
+      <w:proofErr w:type="spellEnd"/>
+      <w:r>
+        <w:t>(</w:t>
+      </w:r>
+      <w:proofErr w:type="spellStart"/>
+      <w:r>
+        <w:t>failure</w:t>
+      </w:r>
+      <w:proofErr w:type="spellEnd"/>
+      <w:r>
+        <w:t>)</w:t>
+      </w:r>
+      <w:r>
+        <w:t xml:space="preserve">. </w:t>
+      </w:r>
+      <w:r>
+        <w:rPr>
+          <w:lang w:val="en-US"/>
+        </w:rPr>
+        <w:t>It is assumed that the day-to</w:t>
+      </w:r>
+      <w:r>
+        <w:rPr>
+          <w:lang w:val="en-US"/>
+        </w:rPr>
+        <w:t>-</w:t>
+      </w:r>
+      <w:r>
+        <w:rPr>
+          <w:lang w:val="en-US"/>
+        </w:rPr>
+        <w:t xml:space="preserve">day result are independent and that probability of success stays roughly constant at about 53.5% </w:t>
+      </w:r>
+      <w:r>
+        <w:rPr>
+          <w:lang w:val="en-US"/>
+        </w:rPr>
+        <w:br/>
+      </w:r>
+      <w:r>
+        <w:rPr>
+          <w:lang w:val="en-US"/>
+        </w:rPr>
+        <w:br/>
+        <w:t>limitation: picking working days at</w:t>
+      </w:r>
+      <w:r>
+        <w:rPr>
+          <w:lang w:val="en-US"/>
+        </w:rPr>
+        <w:t xml:space="preserve"> the same time doesn’t guarantee that these conditions are met. </w:t>
+      </w:r>
+      <w:r>
+        <w:rPr>
+          <w:lang w:val="en-US"/>
+        </w:rPr>
+        <w:t>Weather season, and changes in demand can affect the probability or success, and nearby days mi</w:t>
+      </w:r>
+      <w:r>
+        <w:rPr>
+          <w:lang w:val="en-US"/>
+        </w:rPr>
+        <w:t xml:space="preserve">ght show related patterns. </w:t>
+      </w:r>
+      <w:r>
+        <w:rPr>
+          <w:lang w:val="en-US"/>
+        </w:rPr>
+        <w:t xml:space="preserve">Also, this probability was estimated using 499 historical records so the </w:t>
+      </w:r>
+      <w:proofErr w:type="spellStart"/>
+      <w:r>
+        <w:rPr>
+          <w:lang w:val="en-US"/>
+        </w:rPr>
+        <w:t>resutl</w:t>
+      </w:r>
+      <w:proofErr w:type="spellEnd"/>
+      <w:r>
+        <w:rPr>
+          <w:lang w:val="en-US"/>
+        </w:rPr>
+        <w:t xml:space="preserve"> </w:t>
+      </w:r>
+      <w:proofErr w:type="spellStart"/>
+      <w:r>
+        <w:rPr>
+          <w:lang w:val="en-US"/>
+        </w:rPr>
+        <w:t>dependo</w:t>
+      </w:r>
+      <w:proofErr w:type="spellEnd"/>
+      <w:r>
+        <w:rPr>
+          <w:lang w:val="en-US"/>
+        </w:rPr>
+        <w:t xml:space="preserve"> n the model’s assumptions and don’t  guarantee what Will happen in another 20 or 50 days </w:t>
+      </w:r>
+      <w:r>
+        <w:rPr>
+          <w:lang w:val="en-US"/>
+        </w:rPr>
+        <w:br/>
+        <w:t xml:space="preserve"> </w:t>
+      </w:r>
+      <w:r>
+        <w:rPr>
+          <w:lang w:val="en-US"/>
+        </w:rPr>
         <w:br/>
         <w:t>1</w:t>
       </w:r>
       <w:r>
+        <w:rPr>
+          <w:lang w:val="en-US"/>
+        </w:rPr>
         <w:t>2</w:t>
       </w:r>
       <w:r>
+        <w:rPr>
+          <w:lang w:val="en-US"/>
+        </w:rPr>
         <w:t>)</w:t>
       </w:r>
       <w:r>
+        <w:rPr>
+          <w:lang w:val="en-US"/>
+        </w:rPr>
         <w:t xml:space="preserve">  </w:t>
       </w:r>
       <w:r>
         <w:rPr>
           <w:b/>
           <w:bCs/>
+          <w:lang w:val="en-US"/>
         </w:rPr>
         <w:t>Poisson Question and Model Assessment</w:t>
       </w:r>
       <w:r>
-        <w:br/>
-      </w:r>
-      <w:r>
-        <w:t>para comenzar con el trabajo de Poisson me planteo la siguiente pregunta:</w:t>
-      </w:r>
-      <w:r>
-        <w:br/>
-      </w:r>
-      <w:r>
-        <w:br/>
-      </w:r>
-      <w:r>
-        <w:t>¿</w:t>
-      </w:r>
-      <w:r>
-        <w:t>Cual es la probabilidad de registrar exactamente 550 alquileres entre las 17:00 y 18:00 de un dia laboral</w:t>
-      </w:r>
-      <w:r>
-        <w:t>?</w:t>
-      </w:r>
-      <w:r>
-        <w:br/>
-      </w:r>
-      <w:r>
-        <w:br/>
-        <w:t xml:space="preserve">para evaluar si el modelo poisson es adecuado debo comparar la media y la varianza </w:t>
-      </w:r>
-      <w:r>
-        <w:br/>
-      </w:r>
-      <w:r>
+        <w:rPr>
+          <w:lang w:val="en-US"/>
+        </w:rPr>
+        <w:br/>
+      </w:r>
+      <w:r>
+        <w:rPr>
+          <w:lang w:val="en-US"/>
+        </w:rPr>
+        <w:t>to start with Poisson work, I ask myself the following question:</w:t>
+      </w:r>
+      <w:r>
+        <w:rPr>
+          <w:lang w:val="en-US"/>
+        </w:rPr>
+        <w:br/>
+      </w:r>
+      <w:r>
+        <w:rPr>
+          <w:lang w:val="en-US"/>
+        </w:rPr>
+        <w:br/>
+        <w:t>what is the probability of recording exactly 550 rentals between 17:00 and 18:0 on a work day ?</w:t>
+      </w:r>
+      <w:r>
+        <w:rPr>
+          <w:lang w:val="en-US"/>
+        </w:rPr>
+        <w:br/>
+      </w:r>
+      <w:r>
+        <w:rPr>
+          <w:lang w:val="en-US"/>
+        </w:rPr>
+        <w:br/>
+      </w:r>
+      <w:r>
+        <w:rPr>
+          <w:lang w:val="en-US"/>
+        </w:rPr>
+        <w:t xml:space="preserve">to evaluate if the </w:t>
+      </w:r>
+      <w:proofErr w:type="spellStart"/>
+      <w:r>
+        <w:rPr>
+          <w:lang w:val="en-US"/>
+        </w:rPr>
+        <w:t>poisson</w:t>
+      </w:r>
+      <w:proofErr w:type="spellEnd"/>
+      <w:r>
+        <w:rPr>
+          <w:lang w:val="en-US"/>
+        </w:rPr>
+        <w:t xml:space="preserve"> model is suitable, I need to compare the mean and the variance  </w:t>
+      </w:r>
+      <w:r>
+        <w:rPr>
+          <w:lang w:val="en-US"/>
+        </w:rPr>
+        <w:br/>
+      </w:r>
+      <w:r>
+        <w:rPr>
+          <w:lang w:val="en-US"/>
+        </w:rPr>
         <w:br/>
       </w:r>
       <w:r>
@@ -1796,117 +2801,157 @@
         </w:drawing>
       </w:r>
       <w:r>
-        <w:br/>
-      </w:r>
-      <w:r>
-        <w:br/>
-        <w:t xml:space="preserve">la varianze indica que tan alejado están los datos respecto a la media, y como podemos observar la variance es mucho mayor a la media lo cual indica sobredispersion: los alquileres varian mucho mas d e lo que se supone un modelo poisson simple, si utilizo lambda = 525,29 poisson concentrara demasiado    suprobabilidades alrededor de la media </w:t>
-      </w:r>
-      <w:r>
-        <w:br/>
-      </w:r>
-    </w:p>
-    <w:p>
-      <w:pPr>
-        <w:pStyle w:val="Prrafodelista"/>
-      </w:pPr>
-    </w:p>
-    <w:p>
-      <w:pPr>
-        <w:pStyle w:val="Prrafodelista"/>
-        <w:rPr>
-          <w:b/>
-          <w:bCs/>
-        </w:rPr>
-      </w:pPr>
-    </w:p>
-    <w:p>
-      <w:pPr>
-        <w:pStyle w:val="Prrafodelista"/>
-        <w:rPr>
-          <w:b/>
-          <w:bCs/>
-        </w:rPr>
-      </w:pPr>
-    </w:p>
-    <w:p>
-      <w:pPr>
-        <w:pStyle w:val="Prrafodelista"/>
-        <w:rPr>
-          <w:b/>
-          <w:bCs/>
-        </w:rPr>
-      </w:pPr>
-    </w:p>
-    <w:p>
-      <w:pPr>
-        <w:pStyle w:val="Prrafodelista"/>
-        <w:rPr>
-          <w:b/>
-          <w:bCs/>
-        </w:rPr>
-      </w:pPr>
-    </w:p>
-    <w:p>
-      <w:pPr>
-        <w:pStyle w:val="Prrafodelista"/>
-        <w:rPr>
-          <w:b/>
-          <w:bCs/>
-        </w:rPr>
-      </w:pPr>
-    </w:p>
-    <w:p>
-      <w:pPr>
-        <w:pStyle w:val="Prrafodelista"/>
-        <w:rPr>
-          <w:b/>
-          <w:bCs/>
-        </w:rPr>
-      </w:pPr>
-    </w:p>
-    <w:p>
-      <w:pPr>
-        <w:pStyle w:val="Prrafodelista"/>
-        <w:rPr>
-          <w:b/>
-          <w:bCs/>
-        </w:rPr>
-      </w:pPr>
-    </w:p>
-    <w:p>
-      <w:pPr>
-        <w:pStyle w:val="Prrafodelista"/>
-        <w:rPr>
-          <w:b/>
-          <w:bCs/>
-        </w:rPr>
-      </w:pPr>
-    </w:p>
-    <w:p>
-      <w:pPr>
-        <w:pStyle w:val="Prrafodelista"/>
-        <w:rPr>
-          <w:b/>
-          <w:bCs/>
-        </w:rPr>
-      </w:pPr>
-    </w:p>
-    <w:p>
-      <w:pPr>
-        <w:pStyle w:val="Prrafodelista"/>
-        <w:rPr>
-          <w:b/>
-          <w:bCs/>
-        </w:rPr>
-      </w:pPr>
-    </w:p>
-    <w:p>
-      <w:pPr>
-        <w:pStyle w:val="Prrafodelista"/>
-        <w:rPr>
-          <w:b/>
-          <w:bCs/>
+        <w:rPr>
+          <w:lang w:val="en-US"/>
+        </w:rPr>
+        <w:br/>
+      </w:r>
+      <w:r>
+        <w:rPr>
+          <w:lang w:val="en-US"/>
+        </w:rPr>
+        <w:br/>
+      </w:r>
+      <w:r>
+        <w:rPr>
+          <w:lang w:val="en-US"/>
+        </w:rPr>
+        <w:t>variance indicate how far the data are from the mean and as we can see, the variance is much higher than the mean, which indicate overdispersion: the rent vary much more than what a simple Poisson model would assume. If I use lambda = 525.29, Poisson will concentrate its p</w:t>
+      </w:r>
+      <w:r>
+        <w:rPr>
+          <w:lang w:val="en-US"/>
+        </w:rPr>
+        <w:t xml:space="preserve">robabilities too much around the mean </w:t>
+      </w:r>
+      <w:r>
+        <w:rPr>
+          <w:lang w:val="en-US"/>
+        </w:rPr>
+        <w:t xml:space="preserve"> </w:t>
+      </w:r>
+      <w:r>
+        <w:rPr>
+          <w:lang w:val="en-US"/>
+        </w:rPr>
+        <w:br/>
+      </w:r>
+    </w:p>
+    <w:p>
+      <w:pPr>
+        <w:pStyle w:val="Prrafodelista"/>
+        <w:rPr>
+          <w:lang w:val="en-US"/>
+        </w:rPr>
+      </w:pPr>
+    </w:p>
+    <w:p>
+      <w:pPr>
+        <w:pStyle w:val="Prrafodelista"/>
+        <w:rPr>
+          <w:b/>
+          <w:bCs/>
+          <w:lang w:val="en-US"/>
+        </w:rPr>
+      </w:pPr>
+    </w:p>
+    <w:p>
+      <w:pPr>
+        <w:pStyle w:val="Prrafodelista"/>
+        <w:rPr>
+          <w:b/>
+          <w:bCs/>
+          <w:lang w:val="en-US"/>
+        </w:rPr>
+      </w:pPr>
+    </w:p>
+    <w:p>
+      <w:pPr>
+        <w:pStyle w:val="Prrafodelista"/>
+        <w:rPr>
+          <w:b/>
+          <w:bCs/>
+          <w:lang w:val="en-US"/>
+        </w:rPr>
+      </w:pPr>
+    </w:p>
+    <w:p>
+      <w:pPr>
+        <w:pStyle w:val="Prrafodelista"/>
+        <w:rPr>
+          <w:b/>
+          <w:bCs/>
+          <w:lang w:val="en-US"/>
+        </w:rPr>
+      </w:pPr>
+    </w:p>
+    <w:p>
+      <w:pPr>
+        <w:pStyle w:val="Prrafodelista"/>
+        <w:rPr>
+          <w:b/>
+          <w:bCs/>
+          <w:lang w:val="en-US"/>
+        </w:rPr>
+      </w:pPr>
+    </w:p>
+    <w:p>
+      <w:pPr>
+        <w:pStyle w:val="Prrafodelista"/>
+        <w:rPr>
+          <w:b/>
+          <w:bCs/>
+          <w:lang w:val="en-US"/>
+        </w:rPr>
+      </w:pPr>
+    </w:p>
+    <w:p>
+      <w:pPr>
+        <w:pStyle w:val="Prrafodelista"/>
+        <w:rPr>
+          <w:b/>
+          <w:bCs/>
+          <w:lang w:val="en-US"/>
+        </w:rPr>
+      </w:pPr>
+    </w:p>
+    <w:p>
+      <w:pPr>
+        <w:pStyle w:val="Prrafodelista"/>
+        <w:rPr>
+          <w:b/>
+          <w:bCs/>
+          <w:lang w:val="en-US"/>
+        </w:rPr>
+      </w:pPr>
+    </w:p>
+    <w:p>
+      <w:pPr>
+        <w:pStyle w:val="Prrafodelista"/>
+        <w:rPr>
+          <w:b/>
+          <w:bCs/>
+          <w:lang w:val="en-US"/>
+        </w:rPr>
+      </w:pPr>
+    </w:p>
+    <w:p>
+      <w:pPr>
+        <w:pStyle w:val="Prrafodelista"/>
+        <w:rPr>
+          <w:b/>
+          <w:bCs/>
+          <w:lang w:val="en-US"/>
+        </w:rPr>
+      </w:pPr>
+    </w:p>
+    <w:p>
+      <w:pPr>
+        <w:pStyle w:val="Prrafodelista"/>
+        <w:rPr>
+          <w:b/>
+          <w:bCs/>
+          <w:lang w:val="en-US"/>
         </w:rPr>
       </w:pPr>
     </w:p>
@@ -1923,29 +2968,76 @@
           <w:b/>
           <w:bCs/>
         </w:rPr>
-        <w:t>Poisson Probabilities and Interpretation</w:t>
-      </w:r>
-    </w:p>
-    <w:p>
-      <w:pPr>
-        <w:pStyle w:val="Prrafodelista"/>
-      </w:pPr>
-      <w:r>
-        <w:t>analizare la barra de 550 para ver cual es la probabildaad de obtener esa cantidad de</w:t>
-      </w:r>
-      <w:r>
-        <w:t xml:space="preserve"> </w:t>
-      </w:r>
-      <w:r>
-        <w:t xml:space="preserve">alquileres entre las 17:00 y 18:00 </w:t>
-      </w:r>
-      <w:r>
-        <w:br/>
-      </w:r>
+        <w:t xml:space="preserve">Poisson </w:t>
+      </w:r>
+      <w:proofErr w:type="spellStart"/>
+      <w:r>
+        <w:rPr>
+          <w:b/>
+          <w:bCs/>
+        </w:rPr>
+        <w:t>Probabilities</w:t>
+      </w:r>
+      <w:proofErr w:type="spellEnd"/>
+      <w:r>
+        <w:rPr>
+          <w:b/>
+          <w:bCs/>
+        </w:rPr>
+        <w:t xml:space="preserve"> and </w:t>
+      </w:r>
+      <w:proofErr w:type="spellStart"/>
+      <w:r>
+        <w:rPr>
+          <w:b/>
+          <w:bCs/>
+        </w:rPr>
+        <w:t>Interpretation</w:t>
+      </w:r>
+      <w:proofErr w:type="spellEnd"/>
+    </w:p>
+    <w:p>
+      <w:pPr>
+        <w:pStyle w:val="Prrafodelista"/>
+        <w:rPr>
+          <w:b/>
+          <w:bCs/>
+        </w:rPr>
+      </w:pPr>
+    </w:p>
+    <w:p>
+      <w:pPr>
+        <w:pStyle w:val="Prrafodelista"/>
+        <w:rPr>
+          <w:lang w:val="en-US"/>
+        </w:rPr>
+      </w:pPr>
+      <w:r>
+        <w:rPr>
+          <w:b/>
+          <w:bCs/>
+          <w:lang w:val="en-US"/>
+        </w:rPr>
+        <w:t>I Will analyze the 550 b</w:t>
+      </w:r>
+      <w:r>
+        <w:rPr>
+          <w:b/>
+          <w:bCs/>
+          <w:lang w:val="en-US"/>
+        </w:rPr>
+        <w:t>ar to see what the probability is of getting that number of rentals between 17:00 to 18:00</w:t>
+      </w:r>
+    </w:p>
+    <w:p>
+      <w:pPr>
+        <w:ind w:left="360"/>
+      </w:pPr>
       <w:r>
         <w:rPr>
           <w:noProof/>
         </w:rPr>
+        <w:lastRenderedPageBreak/>
         <w:drawing>
           <wp:inline distT="0" distB="0" distL="0" distR="0" wp14:anchorId="13BC04A0" wp14:editId="54FEAA7E">
             <wp:extent cx="4639698" cy="3764571"/>
@@ -2036,34 +3128,75 @@
     <w:p>
       <w:pPr>
         <w:ind w:left="360"/>
-      </w:pPr>
-      <w:r>
-        <w:t>como podemos observar el modelo poisson presenta una forma aproximadamente normal debido al elevado valor de "lambda". sin embago, supone una varianza de 525,29 mientras que la varianza observada es de 52.331,62. Esto indica sobredispersion. los recuentos reales presentas mas variabilidad de las que represnta el modelo.la probabilidad de registrar exactamente 550 alquileres entre las 17:00 y 18:00 de un dia laboral, es aproximadamente del 0.96% segun el modelo Poisson. este resultado debe interopretarse con cautela, porque el modelor representa una variabilidad mucho menor que la observada en los datos reales.</w:t>
+        <w:rPr>
+          <w:lang w:val="en-US"/>
+        </w:rPr>
+      </w:pPr>
+      <w:r>
+        <w:rPr>
+          <w:lang w:val="en-US"/>
+        </w:rPr>
+        <w:t>As I can see, t</w:t>
+      </w:r>
+      <w:r>
+        <w:rPr>
+          <w:lang w:val="en-US"/>
+        </w:rPr>
+        <w:t xml:space="preserve">he Poisson model has an approximately normal shape due to high values of lambda. However, it assumes a variance is 525.29, while the observed variance is </w:t>
+      </w:r>
+      <w:proofErr w:type="gramStart"/>
+      <w:r>
+        <w:rPr>
+          <w:lang w:val="en-US"/>
+        </w:rPr>
+        <w:t>52,331.62.this</w:t>
+      </w:r>
+      <w:proofErr w:type="gramEnd"/>
+      <w:r>
+        <w:rPr>
+          <w:lang w:val="en-US"/>
+        </w:rPr>
+        <w:t xml:space="preserve"> indicates overdispersion. The actual counts show more variability than the model represents. The probability of recording exactly 550 rentals between 17:00 and 18:00 on working day is approximately 0.96% according to the Poisson model. This result should be interpreted with caution because the model represents much less variability than what is observed in the real data </w:t>
       </w:r>
     </w:p>
     <w:p>
       <w:pPr>
         <w:ind w:left="360"/>
+        <w:rPr>
+          <w:lang w:val="en-US"/>
+        </w:rPr>
       </w:pPr>
     </w:p>
     <w:p>
       <w:pPr>
         <w:ind w:left="360"/>
+        <w:rPr>
+          <w:lang w:val="en-US"/>
+        </w:rPr>
       </w:pPr>
     </w:p>
     <w:p>
       <w:pPr>
         <w:ind w:left="360"/>
+        <w:rPr>
+          <w:lang w:val="en-US"/>
+        </w:rPr>
       </w:pPr>
     </w:p>
     <w:p>
       <w:pPr>
         <w:ind w:left="360"/>
+        <w:rPr>
+          <w:lang w:val="en-US"/>
+        </w:rPr>
       </w:pPr>
     </w:p>
     <w:p>
       <w:pPr>
         <w:ind w:left="360"/>
+        <w:rPr>
+          <w:lang w:val="en-US"/>
+        </w:rPr>
       </w:pPr>
     </w:p>
     <w:p>
@@ -2083,6 +3216,7 @@
           <w:bCs/>
           <w:lang w:val="en-US"/>
         </w:rPr>
+        <w:lastRenderedPageBreak/>
         <w:t>Comparison of Observed Counts and the Poisson Model</w:t>
       </w:r>
       <w:r>
@@ -2149,184 +3283,227 @@
         <w:rPr>
           <w:b/>
           <w:bCs/>
-        </w:rPr>
-      </w:pPr>
-      <w:r>
-        <w:rPr>
-          <w:b/>
-          <w:bCs/>
-        </w:rPr>
-        <w:br/>
-      </w:r>
-      <w:r>
-        <w:t>como podemos observar en nuestro nuevo histogran en torno a los datos reales de las 17:00 en dias laborales, la comparacion revela que los recuentos abarcan aproximadamente desde una</w:t>
-      </w:r>
-      <w:r>
-        <w:t>s</w:t>
-      </w:r>
-      <w:r>
-        <w:t xml:space="preserve"> decenas hasta casi 1000 alquileres. a su vez el mode</w:t>
-      </w:r>
-      <w:r>
-        <w:t>l</w:t>
-      </w:r>
-      <w:r>
-        <w:t>o Poisson</w:t>
-      </w:r>
-      <w:r>
-        <w:t>do generado anteriormente</w:t>
-      </w:r>
-      <w:r>
-        <w:t xml:space="preserve"> concentra casi toda su probabilidad en un intervalo mucho mas estrecho, al rededor de 525 y por su parte el histogram presenta varios picos visibles; su forma es mas irregular que la del modelo. Esta diferencia respalda la sobredispersion detectada al comparar la media y la varianza.</w:t>
-      </w:r>
-      <w:r>
-        <w:br/>
-      </w:r>
-      <w:r>
-        <w:br/>
-      </w:r>
-    </w:p>
-    <w:p>
-      <w:pPr>
-        <w:pStyle w:val="Prrafodelista"/>
-        <w:rPr>
-          <w:b/>
-          <w:bCs/>
-        </w:rPr>
-      </w:pPr>
-    </w:p>
-    <w:p>
-      <w:pPr>
-        <w:pStyle w:val="Prrafodelista"/>
-        <w:rPr>
-          <w:b/>
-          <w:bCs/>
-        </w:rPr>
-      </w:pPr>
-    </w:p>
-    <w:p>
-      <w:pPr>
-        <w:pStyle w:val="Prrafodelista"/>
-        <w:rPr>
-          <w:b/>
-          <w:bCs/>
-        </w:rPr>
-      </w:pPr>
-    </w:p>
-    <w:p>
-      <w:pPr>
-        <w:pStyle w:val="Prrafodelista"/>
-        <w:rPr>
-          <w:b/>
-          <w:bCs/>
-        </w:rPr>
-      </w:pPr>
-    </w:p>
-    <w:p>
-      <w:pPr>
-        <w:pStyle w:val="Prrafodelista"/>
-        <w:rPr>
-          <w:b/>
-          <w:bCs/>
-        </w:rPr>
-      </w:pPr>
-    </w:p>
-    <w:p>
-      <w:pPr>
-        <w:pStyle w:val="Prrafodelista"/>
-        <w:rPr>
-          <w:b/>
-          <w:bCs/>
-        </w:rPr>
-      </w:pPr>
-    </w:p>
-    <w:p>
-      <w:pPr>
-        <w:pStyle w:val="Prrafodelista"/>
-        <w:rPr>
-          <w:b/>
-          <w:bCs/>
-        </w:rPr>
-      </w:pPr>
-    </w:p>
-    <w:p>
-      <w:pPr>
-        <w:pStyle w:val="Prrafodelista"/>
-        <w:rPr>
-          <w:b/>
-          <w:bCs/>
-        </w:rPr>
-      </w:pPr>
-    </w:p>
-    <w:p>
-      <w:pPr>
-        <w:pStyle w:val="Prrafodelista"/>
-        <w:rPr>
-          <w:b/>
-          <w:bCs/>
-        </w:rPr>
-      </w:pPr>
-    </w:p>
-    <w:p>
-      <w:pPr>
-        <w:pStyle w:val="Prrafodelista"/>
-        <w:rPr>
-          <w:b/>
-          <w:bCs/>
-        </w:rPr>
-      </w:pPr>
-    </w:p>
-    <w:p>
-      <w:pPr>
-        <w:pStyle w:val="Prrafodelista"/>
-        <w:rPr>
-          <w:b/>
-          <w:bCs/>
-        </w:rPr>
-      </w:pPr>
-    </w:p>
-    <w:p>
-      <w:pPr>
-        <w:pStyle w:val="Prrafodelista"/>
-        <w:rPr>
-          <w:b/>
-          <w:bCs/>
-        </w:rPr>
-      </w:pPr>
-    </w:p>
-    <w:p>
-      <w:pPr>
-        <w:pStyle w:val="Prrafodelista"/>
-        <w:rPr>
-          <w:b/>
-          <w:bCs/>
-        </w:rPr>
-      </w:pPr>
-    </w:p>
-    <w:p>
-      <w:pPr>
-        <w:pStyle w:val="Prrafodelista"/>
-        <w:rPr>
-          <w:b/>
-          <w:bCs/>
-        </w:rPr>
-      </w:pPr>
-    </w:p>
-    <w:p>
-      <w:pPr>
-        <w:pStyle w:val="Prrafodelista"/>
-        <w:rPr>
-          <w:b/>
-          <w:bCs/>
-        </w:rPr>
-      </w:pPr>
-    </w:p>
-    <w:p>
-      <w:pPr>
-        <w:pStyle w:val="Prrafodelista"/>
-        <w:rPr>
-          <w:b/>
-          <w:bCs/>
+          <w:lang w:val="en-US"/>
+        </w:rPr>
+      </w:pPr>
+      <w:r>
+        <w:rPr>
+          <w:b/>
+          <w:bCs/>
+          <w:lang w:val="en-US"/>
+        </w:rPr>
+        <w:br/>
+      </w:r>
+      <w:r>
+        <w:rPr>
+          <w:lang w:val="en-US"/>
+        </w:rPr>
+        <w:t>as i can see i</w:t>
+      </w:r>
+      <w:r>
+        <w:rPr>
+          <w:lang w:val="en-US"/>
+        </w:rPr>
+        <w:t xml:space="preserve">n my new histogram, regarding the actual data from 17:00 on workday, the comparison shows that the counts range </w:t>
+      </w:r>
+      <w:proofErr w:type="spellStart"/>
+      <w:r>
+        <w:rPr>
+          <w:lang w:val="en-US"/>
+        </w:rPr>
+        <w:t>drom</w:t>
+      </w:r>
+      <w:proofErr w:type="spellEnd"/>
+      <w:r>
+        <w:rPr>
+          <w:lang w:val="en-US"/>
+        </w:rPr>
+        <w:t xml:space="preserve"> about a few dozen to almost 1,000 rentals. Meanwhile, the previously generated Poisson model concentrates almost all its probability in a much narrower interval, around 525, and the histogram itself shows several visible peaks; </w:t>
+      </w:r>
+      <w:proofErr w:type="gramStart"/>
+      <w:r>
+        <w:rPr>
+          <w:lang w:val="en-US"/>
+        </w:rPr>
+        <w:t>its  shape</w:t>
+      </w:r>
+      <w:proofErr w:type="gramEnd"/>
+      <w:r>
+        <w:rPr>
+          <w:lang w:val="en-US"/>
+        </w:rPr>
+        <w:t xml:space="preserve"> is more irregular than that of the model. This difference supports the overdispersion detected when comparing the mean and the variance.</w:t>
+      </w:r>
+      <w:r>
+        <w:rPr>
+          <w:lang w:val="en-US"/>
+        </w:rPr>
+        <w:br/>
+      </w:r>
+      <w:r>
+        <w:rPr>
+          <w:lang w:val="en-US"/>
+        </w:rPr>
+        <w:br/>
+      </w:r>
+    </w:p>
+    <w:p>
+      <w:pPr>
+        <w:pStyle w:val="Prrafodelista"/>
+        <w:rPr>
+          <w:b/>
+          <w:bCs/>
+          <w:lang w:val="en-US"/>
+        </w:rPr>
+      </w:pPr>
+    </w:p>
+    <w:p>
+      <w:pPr>
+        <w:pStyle w:val="Prrafodelista"/>
+        <w:rPr>
+          <w:b/>
+          <w:bCs/>
+          <w:lang w:val="en-US"/>
+        </w:rPr>
+      </w:pPr>
+    </w:p>
+    <w:p>
+      <w:pPr>
+        <w:pStyle w:val="Prrafodelista"/>
+        <w:rPr>
+          <w:b/>
+          <w:bCs/>
+          <w:lang w:val="en-US"/>
+        </w:rPr>
+      </w:pPr>
+    </w:p>
+    <w:p>
+      <w:pPr>
+        <w:pStyle w:val="Prrafodelista"/>
+        <w:rPr>
+          <w:b/>
+          <w:bCs/>
+          <w:lang w:val="en-US"/>
+        </w:rPr>
+      </w:pPr>
+    </w:p>
+    <w:p>
+      <w:pPr>
+        <w:pStyle w:val="Prrafodelista"/>
+        <w:rPr>
+          <w:b/>
+          <w:bCs/>
+          <w:lang w:val="en-US"/>
+        </w:rPr>
+      </w:pPr>
+    </w:p>
+    <w:p>
+      <w:pPr>
+        <w:pStyle w:val="Prrafodelista"/>
+        <w:rPr>
+          <w:b/>
+          <w:bCs/>
+          <w:lang w:val="en-US"/>
+        </w:rPr>
+      </w:pPr>
+    </w:p>
+    <w:p>
+      <w:pPr>
+        <w:pStyle w:val="Prrafodelista"/>
+        <w:rPr>
+          <w:b/>
+          <w:bCs/>
+          <w:lang w:val="en-US"/>
+        </w:rPr>
+      </w:pPr>
+    </w:p>
+    <w:p>
+      <w:pPr>
+        <w:pStyle w:val="Prrafodelista"/>
+        <w:rPr>
+          <w:b/>
+          <w:bCs/>
+          <w:lang w:val="en-US"/>
+        </w:rPr>
+      </w:pPr>
+    </w:p>
+    <w:p>
+      <w:pPr>
+        <w:pStyle w:val="Prrafodelista"/>
+        <w:rPr>
+          <w:b/>
+          <w:bCs/>
+          <w:lang w:val="en-US"/>
+        </w:rPr>
+      </w:pPr>
+    </w:p>
+    <w:p>
+      <w:pPr>
+        <w:pStyle w:val="Prrafodelista"/>
+        <w:rPr>
+          <w:b/>
+          <w:bCs/>
+          <w:lang w:val="en-US"/>
+        </w:rPr>
+      </w:pPr>
+    </w:p>
+    <w:p>
+      <w:pPr>
+        <w:pStyle w:val="Prrafodelista"/>
+        <w:rPr>
+          <w:b/>
+          <w:bCs/>
+          <w:lang w:val="en-US"/>
+        </w:rPr>
+      </w:pPr>
+    </w:p>
+    <w:p>
+      <w:pPr>
+        <w:pStyle w:val="Prrafodelista"/>
+        <w:rPr>
+          <w:b/>
+          <w:bCs/>
+          <w:lang w:val="en-US"/>
+        </w:rPr>
+      </w:pPr>
+    </w:p>
+    <w:p>
+      <w:pPr>
+        <w:pStyle w:val="Prrafodelista"/>
+        <w:rPr>
+          <w:b/>
+          <w:bCs/>
+          <w:lang w:val="en-US"/>
+        </w:rPr>
+      </w:pPr>
+    </w:p>
+    <w:p>
+      <w:pPr>
+        <w:pStyle w:val="Prrafodelista"/>
+        <w:rPr>
+          <w:b/>
+          <w:bCs/>
+          <w:lang w:val="en-US"/>
+        </w:rPr>
+      </w:pPr>
+    </w:p>
+    <w:p>
+      <w:pPr>
+        <w:pStyle w:val="Prrafodelista"/>
+        <w:rPr>
+          <w:b/>
+          <w:bCs/>
+          <w:lang w:val="en-US"/>
+        </w:rPr>
+      </w:pPr>
+    </w:p>
+    <w:p>
+      <w:pPr>
+        <w:pStyle w:val="Prrafodelista"/>
+        <w:rPr>
+          <w:b/>
+          <w:bCs/>
+          <w:lang w:val="en-US"/>
         </w:rPr>
       </w:pPr>
     </w:p>
@@ -2347,6 +3524,7 @@
           <w:bCs/>
           <w:lang w:val="en-US"/>
         </w:rPr>
+        <w:lastRenderedPageBreak/>
         <w:t>Effect of Lambda on the Poisson Distribution</w:t>
       </w:r>
     </w:p>
@@ -2418,6 +3596,9 @@
     <w:p>
       <w:pPr>
         <w:pStyle w:val="Prrafodelista"/>
+        <w:rPr>
+          <w:lang w:val="en-US"/>
+        </w:rPr>
       </w:pPr>
       <w:r>
         <w:rPr>
@@ -2461,16 +3642,43 @@
         </w:drawing>
       </w:r>
       <w:r>
-        <w:br/>
-      </w:r>
-      <w:r>
-        <w:br/>
-        <w:t xml:space="preserve">decidi ocupar valores menores de lamda para observar las diferencias entre los gradicos con mayor claridad con lambda=5, la distribucion tiene una simetria hacia la derecha. con lambda= 20 adquiere una forma mas simetrica, en cambio con lambda= </w:t>
-      </w:r>
-      <w:r>
-        <w:lastRenderedPageBreak/>
-        <w:t>525,29, la distribucion poisson es aproximadamente simetrica y su forma se aproxima a la normal esta comparacion modifica solo la tasa media lambda, no el tamaño de la muestra y no elimana la sobredispersion observada en los datos reales</w:t>
-      </w:r>
+        <w:rPr>
+          <w:lang w:val="en-US"/>
+        </w:rPr>
+        <w:br/>
+      </w:r>
+      <w:r>
+        <w:rPr>
+          <w:lang w:val="en-US"/>
+        </w:rPr>
+        <w:br/>
+      </w:r>
+      <w:r>
+        <w:rPr>
+          <w:lang w:val="en-US"/>
+        </w:rPr>
+        <w:t xml:space="preserve">I decided to use smaller values of lambda to observe </w:t>
+      </w:r>
+      <w:r>
+        <w:rPr>
+          <w:lang w:val="en-US"/>
+        </w:rPr>
+        <w:t>the differences between the graphs more clearly. With lambda =5, the distribution is right</w:t>
+      </w:r>
+      <w:r>
+        <w:rPr>
+          <w:lang w:val="en-US"/>
+        </w:rPr>
+        <w:t xml:space="preserve">-skewed. With lambda=20, it becomes more symmetric, whereas with lambda 525.29, the Poisson distribution is approximately symmetric and its shape approaches the normal this comparison only changes the mean rate lambda, not the same size, and it doesn’t eliminate the overdispersion observed in the real data </w:t>
+      </w:r>
+    </w:p>
+    <w:p>
+      <w:pPr>
+        <w:pStyle w:val="Prrafodelista"/>
+        <w:rPr>
+          <w:lang w:val="en-US"/>
+        </w:rPr>
+      </w:pPr>
     </w:p>
     <w:p>
       <w:pPr>
@@ -2479,51 +3687,51 @@
           <w:ilvl w:val="0"/>
           <w:numId w:val="3"/>
         </w:numPr>
-      </w:pPr>
-      <w:r>
-        <w:rPr>
-          <w:b/>
-          <w:bCs/>
-        </w:rPr>
-        <w:t>Temperature Distribution and Normality Assessment</w:t>
-      </w:r>
-      <w:r>
-        <w:rPr>
-          <w:b/>
-          <w:bCs/>
-        </w:rPr>
-        <w:br/>
-      </w:r>
-      <w:r>
-        <w:t xml:space="preserve">evaluare un modelo </w:t>
-      </w:r>
-      <w:r>
-        <w:t xml:space="preserve"> normal </w:t>
-      </w:r>
-      <w:r>
-        <w:t>utilizando la variable temp</w:t>
-      </w:r>
-      <w:r>
-        <w:t xml:space="preserve">  ya que es una medición continua y a su vez tiene sentido con el contexto de alquiler de bicicleta</w:t>
-      </w:r>
-      <w:r>
-        <w:t xml:space="preserve">, por lo que sus valores no están expresados </w:t>
-      </w:r>
-      <w:r>
-        <w:t xml:space="preserve">directamente en grados celcius. Utilizare un histogram y un grafico Q-Q para evaluar si su distribución se aproxima a una normal   </w:t>
-      </w:r>
-    </w:p>
-    <w:p/>
-    <w:p>
-      <w:r>
-        <w:rPr>
-          <w:noProof/>
+        <w:rPr>
+          <w:lang w:val="en-US"/>
+        </w:rPr>
+      </w:pPr>
+      <w:r>
+        <w:rPr>
+          <w:lang w:val="en-US"/>
+        </w:rPr>
+        <w:t>Effect of increasing the s</w:t>
+      </w:r>
+      <w:r>
+        <w:rPr>
+          <w:lang w:val="en-US"/>
+        </w:rPr>
+        <w:t>imulated sample Size.</w:t>
+      </w:r>
+      <w:r>
+        <w:rPr>
+          <w:lang w:val="en-US"/>
+        </w:rPr>
+        <w:br/>
+      </w:r>
+    </w:p>
+    <w:p>
+      <w:pPr>
+        <w:pStyle w:val="Prrafodelista"/>
+        <w:rPr>
+          <w:lang w:val="en-US"/>
+        </w:rPr>
+      </w:pPr>
+      <w:r>
+        <w:rPr>
+          <w:lang w:val="en-US"/>
+        </w:rPr>
+        <w:br/>
+      </w:r>
+      <w:r>
+        <w:rPr>
+          <w:lang w:val="en-US"/>
         </w:rPr>
         <w:drawing>
-          <wp:inline distT="0" distB="0" distL="0" distR="0" wp14:anchorId="2D9231F8" wp14:editId="34C852D0">
-            <wp:extent cx="5612130" cy="4325620"/>
+          <wp:inline distT="0" distB="0" distL="0" distR="0" wp14:anchorId="722B53AF" wp14:editId="0E47C79E">
+            <wp:extent cx="5612130" cy="5018405"/>
             <wp:effectExtent l="0" t="0" r="7620" b="0"/>
-            <wp:docPr id="37" name="Imagen 37"/>
+            <wp:docPr id="2" name="Imagen 2"/>
             <wp:cNvGraphicFramePr>
               <a:graphicFrameLocks xmlns:a="http://schemas.openxmlformats.org/drawingml/2006/main" noChangeAspect="1"/>
             </wp:cNvGraphicFramePr>
@@ -2543,7 +3751,7 @@
                   <pic:spPr>
                     <a:xfrm>
                       <a:off x="0" y="0"/>
-                      <a:ext cx="5612130" cy="4325620"/>
+                      <a:ext cx="5612130" cy="5018405"/>
                     </a:xfrm>
                     <a:prstGeom prst="rect">
                       <a:avLst/>
@@ -2557,29 +3765,520 @@
       </w:r>
     </w:p>
     <w:p>
-      <w:r>
-        <w:t xml:space="preserve">examine la distribucion de la temperatura normalizada mediante un histogram y observe dos elevaciones amplias entre 0,35 y 0.65 en lugar de una unica campana clara. para evaluar si una aproximacion normal es razonable, utilizare un grafico Q-Q como se explica en el material del profesor (normal distribution handbook) </w:t>
-      </w:r>
-    </w:p>
-    <w:p>
-      <w:r>
-        <w:t>este grafico permite observar si los valores sigues aproximadamente una linea recta o presentan desviacion sistematica.</w:t>
-      </w:r>
-      <w:r>
-        <w:br/>
-      </w:r>
+      <w:pPr>
+        <w:pStyle w:val="Prrafodelista"/>
+        <w:rPr>
+          <w:lang w:val="en-US"/>
+        </w:rPr>
+      </w:pPr>
+      <w:r>
+        <w:br/>
+      </w:r>
+      <w:proofErr w:type="spellStart"/>
+      <w:r>
+        <w:t>to</w:t>
+      </w:r>
+      <w:proofErr w:type="spellEnd"/>
+      <w:r>
+        <w:t xml:space="preserve"> </w:t>
+      </w:r>
+      <w:proofErr w:type="spellStart"/>
+      <w:r>
+        <w:t>analyze</w:t>
+      </w:r>
+      <w:proofErr w:type="spellEnd"/>
+      <w:r>
+        <w:t xml:space="preserve"> </w:t>
+      </w:r>
+      <w:proofErr w:type="spellStart"/>
+      <w:r>
+        <w:t>what</w:t>
+      </w:r>
+      <w:proofErr w:type="spellEnd"/>
+      <w:r>
+        <w:t xml:space="preserve"> </w:t>
+      </w:r>
+      <w:proofErr w:type="spellStart"/>
+      <w:r>
+        <w:t>happens</w:t>
+      </w:r>
+      <w:proofErr w:type="spellEnd"/>
+      <w:r>
+        <w:t xml:space="preserve"> </w:t>
+      </w:r>
+      <w:proofErr w:type="spellStart"/>
+      <w:r>
+        <w:t>if</w:t>
+      </w:r>
+      <w:proofErr w:type="spellEnd"/>
+      <w:r>
+        <w:t xml:space="preserve"> I </w:t>
+      </w:r>
+      <w:proofErr w:type="spellStart"/>
+      <w:r>
+        <w:t>increase</w:t>
+      </w:r>
+      <w:proofErr w:type="spellEnd"/>
+      <w:r>
+        <w:t xml:space="preserve"> </w:t>
+      </w:r>
+      <w:proofErr w:type="spellStart"/>
+      <w:r>
+        <w:t>the</w:t>
+      </w:r>
+      <w:proofErr w:type="spellEnd"/>
+      <w:r>
+        <w:t xml:space="preserve"> </w:t>
+      </w:r>
+      <w:proofErr w:type="spellStart"/>
+      <w:r>
+        <w:t>sample</w:t>
+      </w:r>
+      <w:proofErr w:type="spellEnd"/>
+      <w:r>
+        <w:t xml:space="preserve"> </w:t>
+      </w:r>
+      <w:proofErr w:type="spellStart"/>
+      <w:r>
+        <w:t>size</w:t>
+      </w:r>
+      <w:proofErr w:type="spellEnd"/>
+      <w:r>
+        <w:t xml:space="preserve"> as </w:t>
+      </w:r>
+      <w:proofErr w:type="spellStart"/>
+      <w:r>
+        <w:t>requested</w:t>
+      </w:r>
+      <w:proofErr w:type="spellEnd"/>
+      <w:r>
+        <w:t xml:space="preserve"> in </w:t>
+      </w:r>
+      <w:proofErr w:type="spellStart"/>
+      <w:r>
+        <w:t>the</w:t>
+      </w:r>
+      <w:proofErr w:type="spellEnd"/>
+      <w:r>
+        <w:t xml:space="preserve"> </w:t>
+      </w:r>
+      <w:proofErr w:type="spellStart"/>
+      <w:r>
+        <w:t>report</w:t>
+      </w:r>
+      <w:proofErr w:type="spellEnd"/>
+      <w:r>
+        <w:t xml:space="preserve">. Compare 100 and 1000 </w:t>
+      </w:r>
+      <w:proofErr w:type="spellStart"/>
+      <w:r>
+        <w:t>simulated</w:t>
+      </w:r>
+      <w:proofErr w:type="spellEnd"/>
+      <w:r>
+        <w:t xml:space="preserve"> </w:t>
+      </w:r>
+      <w:proofErr w:type="spellStart"/>
+      <w:r>
+        <w:t>observation</w:t>
+      </w:r>
+      <w:proofErr w:type="spellEnd"/>
+      <w:r>
+        <w:t xml:space="preserve"> </w:t>
+      </w:r>
+      <w:proofErr w:type="spellStart"/>
+      <w:r>
+        <w:t>keeping</w:t>
+      </w:r>
+      <w:proofErr w:type="spellEnd"/>
+      <w:r>
+        <w:t xml:space="preserve"> lambda </w:t>
+      </w:r>
+      <w:proofErr w:type="spellStart"/>
+      <w:r>
+        <w:t>constant</w:t>
+      </w:r>
+      <w:proofErr w:type="spellEnd"/>
+      <w:r>
+        <w:t xml:space="preserve"> (525.29). </w:t>
+      </w:r>
+      <w:proofErr w:type="spellStart"/>
+      <w:r>
+        <w:t>when</w:t>
+      </w:r>
+      <w:proofErr w:type="spellEnd"/>
+      <w:r>
+        <w:t xml:space="preserve"> </w:t>
+      </w:r>
+      <w:proofErr w:type="spellStart"/>
+      <w:r>
+        <w:t>doing</w:t>
+      </w:r>
+      <w:proofErr w:type="spellEnd"/>
+      <w:r>
+        <w:t xml:space="preserve"> 100 </w:t>
+      </w:r>
+      <w:proofErr w:type="spellStart"/>
+      <w:r>
+        <w:t>observations</w:t>
+      </w:r>
+      <w:proofErr w:type="spellEnd"/>
+      <w:r>
+        <w:t xml:space="preserve">. </w:t>
+      </w:r>
+      <w:proofErr w:type="spellStart"/>
+      <w:r>
+        <w:t>The</w:t>
+      </w:r>
+      <w:proofErr w:type="spellEnd"/>
+      <w:r>
+        <w:t xml:space="preserve"> </w:t>
+      </w:r>
+      <w:proofErr w:type="spellStart"/>
+      <w:r>
+        <w:t>histogram</w:t>
+      </w:r>
+      <w:proofErr w:type="spellEnd"/>
+      <w:r>
+        <w:t xml:space="preserve"> shows a more irregular </w:t>
+      </w:r>
+      <w:proofErr w:type="spellStart"/>
+      <w:r>
+        <w:t>distribution</w:t>
+      </w:r>
+      <w:proofErr w:type="spellEnd"/>
+      <w:r>
+        <w:t xml:space="preserve"> </w:t>
+      </w:r>
+      <w:proofErr w:type="spellStart"/>
+      <w:r>
+        <w:t>with</w:t>
+      </w:r>
+      <w:proofErr w:type="spellEnd"/>
+      <w:r>
+        <w:t xml:space="preserve"> </w:t>
+      </w:r>
+      <w:proofErr w:type="spellStart"/>
+      <w:r>
+        <w:t>peaks</w:t>
+      </w:r>
+      <w:proofErr w:type="spellEnd"/>
+      <w:r>
+        <w:t xml:space="preserve"> </w:t>
+      </w:r>
+      <w:proofErr w:type="spellStart"/>
+      <w:r>
+        <w:t>abd</w:t>
+      </w:r>
+      <w:proofErr w:type="spellEnd"/>
+      <w:r>
+        <w:t xml:space="preserve"> </w:t>
+      </w:r>
+      <w:proofErr w:type="spellStart"/>
+      <w:r>
+        <w:t>gagps</w:t>
+      </w:r>
+      <w:proofErr w:type="spellEnd"/>
+      <w:r>
+        <w:t>. I</w:t>
+      </w:r>
+      <w:r>
+        <w:t xml:space="preserve">n </w:t>
+      </w:r>
+      <w:proofErr w:type="spellStart"/>
+      <w:r>
+        <w:t>the</w:t>
+      </w:r>
+      <w:proofErr w:type="spellEnd"/>
+      <w:r>
+        <w:t xml:space="preserve"> </w:t>
+      </w:r>
+      <w:proofErr w:type="spellStart"/>
+      <w:r>
+        <w:t>other</w:t>
+      </w:r>
+      <w:proofErr w:type="spellEnd"/>
+      <w:r>
+        <w:t xml:space="preserve"> </w:t>
+      </w:r>
+      <w:proofErr w:type="spellStart"/>
+      <w:r>
+        <w:t>hand</w:t>
+      </w:r>
+      <w:proofErr w:type="spellEnd"/>
+      <w:r>
+        <w:t xml:space="preserve">, </w:t>
+      </w:r>
+      <w:proofErr w:type="spellStart"/>
+      <w:r>
+        <w:t>with</w:t>
+      </w:r>
+      <w:proofErr w:type="spellEnd"/>
+      <w:r>
+        <w:t xml:space="preserve"> 1000. </w:t>
+      </w:r>
+      <w:proofErr w:type="spellStart"/>
+      <w:r>
+        <w:t>Its</w:t>
+      </w:r>
+      <w:proofErr w:type="spellEnd"/>
+      <w:r>
+        <w:t xml:space="preserve"> </w:t>
+      </w:r>
+      <w:proofErr w:type="spellStart"/>
+      <w:r>
+        <w:t>shape</w:t>
+      </w:r>
+      <w:proofErr w:type="spellEnd"/>
+      <w:r>
+        <w:t xml:space="preserve"> </w:t>
+      </w:r>
+      <w:proofErr w:type="spellStart"/>
+      <w:r>
+        <w:t>is</w:t>
+      </w:r>
+      <w:proofErr w:type="spellEnd"/>
+      <w:r>
+        <w:t xml:space="preserve"> more regular and </w:t>
+      </w:r>
+      <w:proofErr w:type="spellStart"/>
+      <w:r>
+        <w:t>approaches</w:t>
+      </w:r>
+      <w:proofErr w:type="spellEnd"/>
+      <w:r>
+        <w:t xml:space="preserve"> </w:t>
+      </w:r>
+      <w:proofErr w:type="spellStart"/>
+      <w:r>
+        <w:t>the</w:t>
+      </w:r>
+      <w:proofErr w:type="spellEnd"/>
+      <w:r>
+        <w:t xml:space="preserve"> </w:t>
+      </w:r>
+      <w:proofErr w:type="spellStart"/>
+      <w:r>
+        <w:t>theoretical</w:t>
+      </w:r>
+      <w:proofErr w:type="spellEnd"/>
+      <w:r>
+        <w:t xml:space="preserve"> Poisson </w:t>
+      </w:r>
+      <w:proofErr w:type="spellStart"/>
+      <w:r>
+        <w:t>destribution</w:t>
+      </w:r>
+      <w:proofErr w:type="spellEnd"/>
+      <w:r>
+        <w:t xml:space="preserve">. </w:t>
+      </w:r>
+      <w:r>
+        <w:rPr>
+          <w:lang w:val="en-US"/>
+        </w:rPr>
+        <w:t xml:space="preserve">This show me that by increasing the simples </w:t>
+      </w:r>
+      <w:proofErr w:type="spellStart"/>
+      <w:r>
+        <w:rPr>
+          <w:lang w:val="en-US"/>
+        </w:rPr>
+        <w:t>i</w:t>
+      </w:r>
+      <w:proofErr w:type="spellEnd"/>
+      <w:r>
+        <w:rPr>
+          <w:lang w:val="en-US"/>
+        </w:rPr>
+        <w:t xml:space="preserve"> manage to reduce random fluctuations, but </w:t>
+      </w:r>
+      <w:proofErr w:type="spellStart"/>
+      <w:r>
+        <w:rPr>
+          <w:lang w:val="en-US"/>
+        </w:rPr>
+        <w:t>i</w:t>
+      </w:r>
+      <w:proofErr w:type="spellEnd"/>
+      <w:r>
+        <w:rPr>
+          <w:lang w:val="en-US"/>
+        </w:rPr>
+        <w:t xml:space="preserve"> </w:t>
+      </w:r>
+      <w:proofErr w:type="spellStart"/>
+      <w:r>
+        <w:rPr>
+          <w:lang w:val="en-US"/>
+        </w:rPr>
+        <w:t>dont</w:t>
+      </w:r>
+      <w:proofErr w:type="spellEnd"/>
+      <w:r>
+        <w:rPr>
+          <w:lang w:val="en-US"/>
+        </w:rPr>
+        <w:t xml:space="preserve"> eliminate the overdispersion of the real data </w:t>
+      </w:r>
+      <w:r>
+        <w:rPr>
+          <w:lang w:val="en-US"/>
+        </w:rPr>
+        <w:br/>
+      </w:r>
+      <w:r>
+        <w:rPr>
+          <w:lang w:val="en-US"/>
+        </w:rPr>
+        <w:br/>
+        <w:t xml:space="preserve">17) </w:t>
+      </w:r>
+      <w:r>
+        <w:rPr>
+          <w:lang w:val="en-US"/>
+        </w:rPr>
+        <w:t>P</w:t>
+      </w:r>
+      <w:r>
+        <w:rPr>
+          <w:lang w:val="en-US"/>
+        </w:rPr>
+        <w:t>oisson assumptions and limitations</w:t>
+      </w:r>
+      <w:r>
+        <w:rPr>
+          <w:lang w:val="en-US"/>
+        </w:rPr>
+        <w:br/>
+      </w:r>
+      <w:r>
+        <w:rPr>
+          <w:lang w:val="en-US"/>
+        </w:rPr>
+        <w:t xml:space="preserve">running my Poisson model at 17:00 makes my intervals more comparable which means my </w:t>
+      </w:r>
+      <w:r>
+        <w:rPr>
+          <w:lang w:val="en-US"/>
+        </w:rPr>
+        <w:t>P</w:t>
+      </w:r>
+      <w:r>
+        <w:rPr>
+          <w:lang w:val="en-US"/>
+        </w:rPr>
+        <w:t xml:space="preserve">oisson model assumes that rentals happen independently that is, one rental doesn’t </w:t>
+      </w:r>
+      <w:r>
+        <w:rPr>
+          <w:lang w:val="en-US"/>
+        </w:rPr>
+        <w:t>change</w:t>
+      </w:r>
+      <w:r>
+        <w:rPr>
+          <w:lang w:val="en-US"/>
+        </w:rPr>
+        <w:t xml:space="preserve"> the probability of another happening. In this model, I used a </w:t>
+      </w:r>
+      <w:r>
+        <w:rPr>
+          <w:lang w:val="en-US"/>
+        </w:rPr>
+        <w:lastRenderedPageBreak/>
+        <w:t>constant rate estimated with lambda</w:t>
+      </w:r>
+      <w:r>
+        <w:rPr>
+          <w:lang w:val="en-US"/>
+        </w:rPr>
+        <w:t xml:space="preserve">= 525.29 per hour. However, demand at 17:00 could vary depending on the season, like winter with rain or summer. This condition isn’t guaranteed, and the observed overdispersion shows that the model represents much lees variability than the real data </w:t>
+      </w:r>
+    </w:p>
+    <w:p>
+      <w:pPr>
+        <w:pStyle w:val="Prrafodelista"/>
+        <w:rPr>
+          <w:lang w:val="en-US"/>
+        </w:rPr>
+      </w:pPr>
+    </w:p>
+    <w:p>
+      <w:pPr>
+        <w:pStyle w:val="Prrafodelista"/>
+        <w:numPr>
+          <w:ilvl w:val="0"/>
+          <w:numId w:val="3"/>
+        </w:numPr>
+        <w:rPr>
+          <w:lang w:val="en-US"/>
+        </w:rPr>
+      </w:pPr>
+      <w:r>
+        <w:rPr>
+          <w:b/>
+          <w:bCs/>
+          <w:lang w:val="en-US"/>
+        </w:rPr>
+        <w:t>Temperature Distribution and Normality Assessment</w:t>
+      </w:r>
+      <w:r>
+        <w:rPr>
+          <w:b/>
+          <w:bCs/>
+          <w:lang w:val="en-US"/>
+        </w:rPr>
+        <w:br/>
+      </w:r>
+      <w:r>
+        <w:rPr>
+          <w:lang w:val="en-US"/>
+        </w:rPr>
+        <w:t>I Will evaluate a normal model using the variable temp since i</w:t>
+      </w:r>
+      <w:r>
+        <w:rPr>
+          <w:lang w:val="en-US"/>
+        </w:rPr>
+        <w:t xml:space="preserve">t is a continuous measurement and </w:t>
+      </w:r>
+      <w:r>
+        <w:rPr>
+          <w:lang w:val="en-US"/>
+        </w:rPr>
+        <w:t>it</w:t>
+      </w:r>
+      <w:r>
+        <w:rPr>
+          <w:lang w:val="en-US"/>
+        </w:rPr>
+        <w:t xml:space="preserve"> also makes sense in the context of bike rentals, so its values are not directly expressed in degree Celsius. I will use a histogram and a Q-Q plot to assess if its distribution approximates a normal one </w:t>
+      </w:r>
+      <w:r>
+        <w:rPr>
+          <w:lang w:val="en-US"/>
+        </w:rPr>
+        <w:t xml:space="preserve">   </w:t>
+      </w:r>
+    </w:p>
+    <w:p>
+      <w:pPr>
+        <w:rPr>
+          <w:lang w:val="en-US"/>
+        </w:rPr>
+      </w:pPr>
     </w:p>
     <w:p>
       <w:r>
         <w:rPr>
           <w:noProof/>
         </w:rPr>
-        <w:lastRenderedPageBreak/>
         <w:drawing>
-          <wp:inline distT="0" distB="0" distL="0" distR="0" wp14:anchorId="23108341" wp14:editId="28306907">
-            <wp:extent cx="5612130" cy="2971165"/>
-            <wp:effectExtent l="0" t="0" r="7620" b="635"/>
-            <wp:docPr id="39" name="Imagen 39"/>
+          <wp:inline distT="0" distB="0" distL="0" distR="0" wp14:anchorId="2D9231F8" wp14:editId="34C852D0">
+            <wp:extent cx="5612130" cy="4325620"/>
+            <wp:effectExtent l="0" t="0" r="7620" b="0"/>
+            <wp:docPr id="37" name="Imagen 37"/>
             <wp:cNvGraphicFramePr>
               <a:graphicFrameLocks xmlns:a="http://schemas.openxmlformats.org/drawingml/2006/main" noChangeAspect="1"/>
             </wp:cNvGraphicFramePr>
@@ -2599,7 +4298,7 @@
                   <pic:spPr>
                     <a:xfrm>
                       <a:off x="0" y="0"/>
-                      <a:ext cx="5612130" cy="2971165"/>
+                      <a:ext cx="5612130" cy="4325620"/>
                     </a:xfrm>
                     <a:prstGeom prst="rect">
                       <a:avLst/>
@@ -2613,47 +4312,80 @@
       </w:r>
     </w:p>
     <w:p>
-      <w:r>
-        <w:t xml:space="preserve">despues de examinar el grafico Q-Q, observo que los puntos se acercan a la linea de referencia en la parte central pero representa desviacion clara en los extremos </w:t>
-      </w:r>
-    </w:p>
-    <w:p>
-      <w:r>
-        <w:t>esto indica que la aproximacion nomarl tiene limitaciones especialmente en la cola de la distribución</w:t>
-      </w:r>
-    </w:p>
-    <w:p>
-      <w:pPr>
-        <w:rPr>
-          <w:lang w:val="en-US"/>
-        </w:rPr>
-      </w:pPr>
-      <w:r>
-        <w:rPr>
-          <w:b/>
-          <w:bCs/>
-          <w:lang w:val="en-US"/>
-        </w:rPr>
-        <w:t>Normal Probability and Observed Proportion</w:t>
-      </w:r>
-      <w:r>
-        <w:rPr>
-          <w:b/>
-          <w:bCs/>
-          <w:lang w:val="en-US"/>
-        </w:rPr>
-        <w:br/>
-      </w:r>
-      <w:r>
-        <w:rPr>
-          <w:lang w:val="en-US"/>
-        </w:rPr>
-        <w:t>under a normal model, what is the probability that normalised temperature fall abetween two chosen limits, and how does this compare with the proportion observed in the dataset?</w:t>
-      </w:r>
-    </w:p>
-    <w:p>
-      <w:r>
-        <w:t>para responder a mi pregunta ocupare mi primer y tercer quartiles (Q1 , Q3)</w:t>
+      <w:pPr>
+        <w:rPr>
+          <w:lang w:val="en-US"/>
+        </w:rPr>
+      </w:pPr>
+      <w:r>
+        <w:rPr>
+          <w:lang w:val="en-US"/>
+        </w:rPr>
+        <w:t>Examine the distribution of t</w:t>
+      </w:r>
+      <w:r>
+        <w:rPr>
+          <w:lang w:val="en-US"/>
+        </w:rPr>
+        <w:t>he normalized temperature usin</w:t>
+      </w:r>
+      <w:r>
+        <w:rPr>
+          <w:lang w:val="en-US"/>
+        </w:rPr>
+        <w:t>g</w:t>
+      </w:r>
+      <w:r>
+        <w:rPr>
+          <w:lang w:val="en-US"/>
+        </w:rPr>
+        <w:t xml:space="preserve"> a histogram and notice two broad peaks between 0.35 and 0.65 instead of a single clear bell. </w:t>
+      </w:r>
+      <w:r>
+        <w:rPr>
+          <w:lang w:val="en-US"/>
+        </w:rPr>
+        <w:t>To assess whether a normal approximation is reasonable I w</w:t>
+      </w:r>
+      <w:r>
+        <w:rPr>
+          <w:lang w:val="en-US"/>
+        </w:rPr>
+        <w:t xml:space="preserve">ill use a q-q plot as explained in the professor’s material (normal distribution handbook) </w:t>
+      </w:r>
+    </w:p>
+    <w:p>
+      <w:pPr>
+        <w:rPr>
+          <w:lang w:val="en-US"/>
+        </w:rPr>
+      </w:pPr>
+    </w:p>
+    <w:p>
+      <w:pPr>
+        <w:rPr>
+          <w:lang w:val="en-US"/>
+        </w:rPr>
+      </w:pPr>
+    </w:p>
+    <w:p>
+      <w:pPr>
+        <w:rPr>
+          <w:lang w:val="en-US"/>
+        </w:rPr>
+      </w:pPr>
+      <w:r>
+        <w:rPr>
+          <w:lang w:val="en-US"/>
+        </w:rPr>
+        <w:lastRenderedPageBreak/>
+        <w:t>This chart allows you to</w:t>
+      </w:r>
+      <w:r>
+        <w:rPr>
+          <w:lang w:val="en-US"/>
+        </w:rPr>
+        <w:t xml:space="preserve"> see if the values roughly follow a straight line or show systematic deviation </w:t>
       </w:r>
     </w:p>
     <w:p>
@@ -2662,10 +4394,10 @@
           <w:noProof/>
         </w:rPr>
         <w:drawing>
-          <wp:inline distT="0" distB="0" distL="0" distR="0" wp14:anchorId="2450CA9C" wp14:editId="17EB655A">
-            <wp:extent cx="5612130" cy="1297940"/>
-            <wp:effectExtent l="0" t="0" r="7620" b="0"/>
-            <wp:docPr id="40" name="Imagen 40"/>
+          <wp:inline distT="0" distB="0" distL="0" distR="0" wp14:anchorId="23108341" wp14:editId="28306907">
+            <wp:extent cx="5612130" cy="2971165"/>
+            <wp:effectExtent l="0" t="0" r="7620" b="635"/>
+            <wp:docPr id="39" name="Imagen 39"/>
             <wp:cNvGraphicFramePr>
               <a:graphicFrameLocks xmlns:a="http://schemas.openxmlformats.org/drawingml/2006/main" noChangeAspect="1"/>
             </wp:cNvGraphicFramePr>
@@ -2685,7 +4417,7 @@
                   <pic:spPr>
                     <a:xfrm>
                       <a:off x="0" y="0"/>
-                      <a:ext cx="5612130" cy="1297940"/>
+                      <a:ext cx="5612130" cy="2971165"/>
                     </a:xfrm>
                     <a:prstGeom prst="rect">
                       <a:avLst/>
@@ -2698,22 +4430,85 @@
         </w:drawing>
       </w:r>
     </w:p>
-    <w:p/>
-    <w:p>
-      <w:r>
-        <w:t xml:space="preserve">bajo una aproximacion normal la probabilidad estimada de que la temperatura normalizada se encuentre entre 0,34 y 0,66 es del 59% este resultado debe compararse con la proporcion observada para evaluar la </w:t>
-      </w:r>
-      <w:r>
-        <w:t>aproximación</w:t>
-      </w:r>
-    </w:p>
-    <w:p/>
-    <w:p/>
-    <w:p/>
-    <w:p>
-      <w:r>
-        <w:lastRenderedPageBreak/>
-        <w:t>nuestro segundo paso es calcular la proporcion real de registros entre esos mismos limites, para calcularla con el 59,39% del modelo</w:t>
+    <w:p>
+      <w:pPr>
+        <w:rPr>
+          <w:lang w:val="en-US"/>
+        </w:rPr>
+      </w:pPr>
+      <w:r>
+        <w:rPr>
+          <w:lang w:val="en-US"/>
+        </w:rPr>
+        <w:t>After examining the Q</w:t>
+      </w:r>
+      <w:r>
+        <w:rPr>
+          <w:lang w:val="en-US"/>
+        </w:rPr>
+        <w:t xml:space="preserve">-Q plot, I notice that the points get close to the reference line in the central part but show clear deviation at the extremes. This indicates that the normal approximation has limitations, especially in the tails of distribution </w:t>
+      </w:r>
+    </w:p>
+    <w:p>
+      <w:pPr>
+        <w:rPr>
+          <w:lang w:val="en-US"/>
+        </w:rPr>
+      </w:pPr>
+      <w:r>
+        <w:rPr>
+          <w:b/>
+          <w:bCs/>
+          <w:lang w:val="en-US"/>
+        </w:rPr>
+        <w:t>Normal Probability and Observed Proportion</w:t>
+      </w:r>
+      <w:r>
+        <w:rPr>
+          <w:b/>
+          <w:bCs/>
+          <w:lang w:val="en-US"/>
+        </w:rPr>
+        <w:br/>
+      </w:r>
+      <w:r>
+        <w:rPr>
+          <w:lang w:val="en-US"/>
+        </w:rPr>
+        <w:t xml:space="preserve">under a normal model, what is the probability that </w:t>
+      </w:r>
+      <w:proofErr w:type="spellStart"/>
+      <w:r>
+        <w:rPr>
+          <w:lang w:val="en-US"/>
+        </w:rPr>
+        <w:t>normalised</w:t>
+      </w:r>
+      <w:proofErr w:type="spellEnd"/>
+      <w:r>
+        <w:rPr>
+          <w:lang w:val="en-US"/>
+        </w:rPr>
+        <w:t xml:space="preserve"> temperature fall between two chosen limits, and how does this compare with the proportion observed in the dataset?</w:t>
+      </w:r>
+    </w:p>
+    <w:p>
+      <w:pPr>
+        <w:rPr>
+          <w:lang w:val="en-US"/>
+        </w:rPr>
+      </w:pPr>
+      <w:r>
+        <w:rPr>
+          <w:lang w:val="en-US"/>
+        </w:rPr>
+        <w:t xml:space="preserve">To answer my question, </w:t>
+      </w:r>
+      <w:r>
+        <w:rPr>
+          <w:lang w:val="en-US"/>
+        </w:rPr>
+        <w:t>I will use my first and third quartile (Q1-Q3)</w:t>
       </w:r>
     </w:p>
     <w:p>
@@ -2722,10 +4517,10 @@
           <w:noProof/>
         </w:rPr>
         <w:drawing>
-          <wp:inline distT="0" distB="0" distL="0" distR="0" wp14:anchorId="2AF4DE92" wp14:editId="41DFEE69">
-            <wp:extent cx="5612130" cy="361315"/>
-            <wp:effectExtent l="0" t="0" r="7620" b="635"/>
-            <wp:docPr id="41" name="Imagen 41"/>
+          <wp:inline distT="0" distB="0" distL="0" distR="0" wp14:anchorId="2450CA9C" wp14:editId="17EB655A">
+            <wp:extent cx="5612130" cy="1297940"/>
+            <wp:effectExtent l="0" t="0" r="7620" b="0"/>
+            <wp:docPr id="40" name="Imagen 40"/>
             <wp:cNvGraphicFramePr>
               <a:graphicFrameLocks xmlns:a="http://schemas.openxmlformats.org/drawingml/2006/main" noChangeAspect="1"/>
             </wp:cNvGraphicFramePr>
@@ -2745,6 +4540,121 @@
                   <pic:spPr>
                     <a:xfrm>
                       <a:off x="0" y="0"/>
+                      <a:ext cx="5612130" cy="1297940"/>
+                    </a:xfrm>
+                    <a:prstGeom prst="rect">
+                      <a:avLst/>
+                    </a:prstGeom>
+                  </pic:spPr>
+                </pic:pic>
+              </a:graphicData>
+            </a:graphic>
+          </wp:inline>
+        </w:drawing>
+      </w:r>
+    </w:p>
+    <w:p/>
+    <w:p>
+      <w:pPr>
+        <w:rPr>
+          <w:lang w:val="en-US"/>
+        </w:rPr>
+      </w:pPr>
+      <w:r>
+        <w:rPr>
+          <w:lang w:val="en-US"/>
+        </w:rPr>
+        <w:t>Under a normal approximation t</w:t>
+      </w:r>
+      <w:r>
+        <w:rPr>
+          <w:lang w:val="en-US"/>
+        </w:rPr>
+        <w:t xml:space="preserve">he estimated probability that the normalized temperature is between 0.34 and 0.66 is 59%. This result should be compared with the observed proportion to evaluate the approximation </w:t>
+      </w:r>
+    </w:p>
+    <w:p>
+      <w:pPr>
+        <w:rPr>
+          <w:lang w:val="en-US"/>
+        </w:rPr>
+      </w:pPr>
+    </w:p>
+    <w:p>
+      <w:pPr>
+        <w:rPr>
+          <w:lang w:val="en-US"/>
+        </w:rPr>
+      </w:pPr>
+    </w:p>
+    <w:p>
+      <w:pPr>
+        <w:rPr>
+          <w:lang w:val="en-US"/>
+        </w:rPr>
+      </w:pPr>
+    </w:p>
+    <w:p>
+      <w:pPr>
+        <w:rPr>
+          <w:lang w:val="en-US"/>
+        </w:rPr>
+      </w:pPr>
+      <w:r>
+        <w:rPr>
+          <w:lang w:val="en-US"/>
+        </w:rPr>
+        <w:lastRenderedPageBreak/>
+        <w:t>My second step is t</w:t>
+      </w:r>
+      <w:r>
+        <w:rPr>
+          <w:lang w:val="en-US"/>
+        </w:rPr>
+        <w:t xml:space="preserve">o calculate the actual proportion of records within </w:t>
+      </w:r>
+      <w:r>
+        <w:rPr>
+          <w:lang w:val="en-US"/>
+        </w:rPr>
+        <w:t>those same limits</w:t>
+      </w:r>
+      <w:r>
+        <w:rPr>
+          <w:lang w:val="en-US"/>
+        </w:rPr>
+        <w:t xml:space="preserve">, to calculate it with 59.39% of the model </w:t>
+      </w:r>
+    </w:p>
+    <w:p>
+      <w:r>
+        <w:rPr>
+          <w:noProof/>
+        </w:rPr>
+        <w:drawing>
+          <wp:inline distT="0" distB="0" distL="0" distR="0" wp14:anchorId="2AF4DE92" wp14:editId="41DFEE69">
+            <wp:extent cx="5612130" cy="361315"/>
+            <wp:effectExtent l="0" t="0" r="7620" b="635"/>
+            <wp:docPr id="41" name="Imagen 41"/>
+            <wp:cNvGraphicFramePr>
+              <a:graphicFrameLocks xmlns:a="http://schemas.openxmlformats.org/drawingml/2006/main" noChangeAspect="1"/>
+            </wp:cNvGraphicFramePr>
+            <a:graphic xmlns:a="http://schemas.openxmlformats.org/drawingml/2006/main">
+              <a:graphicData uri="http://schemas.openxmlformats.org/drawingml/2006/picture">
+                <pic:pic xmlns:pic="http://schemas.openxmlformats.org/drawingml/2006/picture">
+                  <pic:nvPicPr>
+                    <pic:cNvPr id="1" name=""/>
+                    <pic:cNvPicPr/>
+                  </pic:nvPicPr>
+                  <pic:blipFill>
+                    <a:blip r:embed="rId34"/>
+                    <a:stretch>
+                      <a:fillRect/>
+                    </a:stretch>
+                  </pic:blipFill>
+                  <pic:spPr>
+                    <a:xfrm>
+                      <a:off x="0" y="0"/>
                       <a:ext cx="5612130" cy="361315"/>
                     </a:xfrm>
                     <a:prstGeom prst="rect">
@@ -2759,21 +4669,53 @@
       </w:r>
     </w:p>
     <w:p>
-      <w:r>
-        <w:t>el modelo observado sobreestima la proporcion de temperatura dentro del intervalo de 0,34 a 0,66 es decir el modelo asigna mas probabilidades a ese intervalo de la que muestra datos reales, esto evidencia una limitacion de la aproximidad normal en ese intervalo, coherente con las diferencias que mostraron los graficos, no se obtiene exactamente 50% ya que inclui ambos limites y existen temperaturas repetidas en los cuartiles</w:t>
-      </w:r>
-      <w:r>
-        <w:br/>
-      </w:r>
-      <w:r>
-        <w:br/>
-      </w:r>
-    </w:p>
-    <w:p>
-      <w:r>
-        <w:rPr>
-          <w:b/>
-          <w:bCs/>
+      <w:pPr>
+        <w:rPr>
+          <w:lang w:val="en-US"/>
+        </w:rPr>
+      </w:pPr>
+      <w:r>
+        <w:rPr>
+          <w:lang w:val="en-US"/>
+        </w:rPr>
+        <w:t xml:space="preserve">As can be seem, the Normal model </w:t>
+      </w:r>
+      <w:r>
+        <w:rPr>
+          <w:lang w:val="en-US"/>
+        </w:rPr>
+        <w:t>estimated a59.39% probability that the normalized temperature would be between 0.34 and 0.66. Meanwhile, 54.84% of the actual records fell within that range. Therefore, the model overestimated the proportion by about 4.56 percentage point, calculated from the results</w:t>
+      </w:r>
+      <w:r>
+        <w:rPr>
+          <w:lang w:val="en-US"/>
+        </w:rPr>
+        <w:t xml:space="preserve"> </w:t>
+      </w:r>
+      <w:r>
+        <w:rPr>
+          <w:lang w:val="en-US"/>
+        </w:rPr>
+        <w:t xml:space="preserve">(59.3927 – 54.8362). this shows consistency with the deviation observed in the histogram and Q-Q plot. The observed proportion isn’t exactly 50% because there are repeated values in the quartiles and both interval limits were included  </w:t>
+      </w:r>
+      <w:r>
+        <w:rPr>
+          <w:lang w:val="en-US"/>
+        </w:rPr>
+        <w:br/>
+      </w:r>
+    </w:p>
+    <w:p>
+      <w:pPr>
+        <w:rPr>
+          <w:lang w:val="en-US"/>
+        </w:rPr>
+      </w:pPr>
+      <w:r>
+        <w:rPr>
+          <w:b/>
+          <w:bCs/>
+          <w:lang w:val="en-US"/>
         </w:rPr>
         <w:t>Comparison of Distributions and Conclusion</w:t>
       </w:r>
@@ -2781,24 +4723,125 @@
         <w:rPr>
           <w:b/>
           <w:bCs/>
-        </w:rPr>
-        <w:br/>
-      </w:r>
-      <w:r>
-        <w:t>En este proyecto utilicé tres distribuciones para responder preguntas diferentes. Con el modelo binomial calculé la probabilidad de que al menos 12 de 20 días laborables comparables registraran 526 alquileres o más a las 17:00. Al aumentar los intentos de 20 a 50 y mantener constante la probabilidad de éxito, observé una forma más aproximadamente normal.</w:t>
-      </w:r>
-    </w:p>
-    <w:p>
-      <w:r>
-        <w:t>En el análisis Poisson, la varianza observada fue mucho mayor que la media, lo que indicó sobredispersión y mostró que el modelo representaba una variabilidad menor que la real. Al comparar valores de λ de 5, 20 y 525,29, observé que la distribución se volvía más simétrica al aumentar λ. Sin embargo, este cambio de forma no solucionaba la sobredispersión.</w:t>
-      </w:r>
-    </w:p>
-    <w:p>
-      <w:r>
-        <w:t>Para aplicar el modelo Normal seleccioné la temperatura normalizada, una variable continua relevante para el contexto del alquiler de bicicletas. El histograma, el gráfico Q–Q y la comparación de probabilidades mostraron limitaciones de esta aproximación. En conjunto, los resultados muestran que debemos evaluar los supuestos y contrastar los modelos con los datos reales antes de interpretar sus probabilidades.</w:t>
-      </w:r>
-    </w:p>
-    <w:p/>
+          <w:lang w:val="en-US"/>
+        </w:rPr>
+        <w:br/>
+      </w:r>
+      <w:r>
+        <w:rPr>
+          <w:b/>
+          <w:bCs/>
+          <w:lang w:val="en-US"/>
+        </w:rPr>
+        <w:br/>
+      </w:r>
+      <w:r>
+        <w:rPr>
+          <w:lang w:val="en-US"/>
+        </w:rPr>
+        <w:t>i</w:t>
+      </w:r>
+      <w:r>
+        <w:rPr>
+          <w:lang w:val="en-US"/>
+        </w:rPr>
+        <w:t>n this project, I used three distributions to answer different questions. With the binomial model, I calculated the probability that at least 12 out of 10 comparable working</w:t>
+      </w:r>
+      <w:r>
+        <w:rPr>
+          <w:lang w:val="en-US"/>
+        </w:rPr>
+        <w:t xml:space="preserve"> </w:t>
+      </w:r>
+      <w:r>
+        <w:rPr>
+          <w:lang w:val="en-US"/>
+        </w:rPr>
+        <w:t xml:space="preserve">day would record 526 rentals or more at 17:00. </w:t>
+      </w:r>
+      <w:r>
+        <w:rPr>
+          <w:lang w:val="en-US"/>
+        </w:rPr>
+        <w:t>When I increased the num</w:t>
+      </w:r>
+      <w:r>
+        <w:rPr>
+          <w:lang w:val="en-US"/>
+        </w:rPr>
+        <w:t>b</w:t>
+      </w:r>
+      <w:r>
+        <w:rPr>
+          <w:lang w:val="en-US"/>
+        </w:rPr>
+        <w:t xml:space="preserve">er of the </w:t>
+      </w:r>
+      <w:r>
+        <w:rPr>
+          <w:lang w:val="en-US"/>
+        </w:rPr>
+        <w:t>trials from 20 t</w:t>
+      </w:r>
+      <w:r>
+        <w:rPr>
+          <w:lang w:val="en-US"/>
+        </w:rPr>
+        <w:t xml:space="preserve">o 50 while keeping the probability of success constant, I observed a shape that was more o less normal. </w:t>
+      </w:r>
+    </w:p>
+    <w:p>
+      <w:pPr>
+        <w:rPr>
+          <w:lang w:val="en-US"/>
+        </w:rPr>
+      </w:pPr>
+      <w:r>
+        <w:rPr>
+          <w:lang w:val="en-US"/>
+        </w:rPr>
+        <w:t xml:space="preserve">In the Poisson analysis, the observed variance was much higher than the mean, which indicated overdispersion and showed that the model represented less variability than actually existed. When comparing lambda values of 5, 20 and 525.29, I noticed that the distributions became more symmetrical as lambda increased. </w:t>
+      </w:r>
+      <w:r>
+        <w:rPr>
+          <w:lang w:val="en-US"/>
+        </w:rPr>
+        <w:t xml:space="preserve">However, this change in shape didn’t solve the overdispersion  </w:t>
+      </w:r>
+    </w:p>
+    <w:p>
+      <w:pPr>
+        <w:rPr>
+          <w:lang w:val="en-US"/>
+        </w:rPr>
+      </w:pPr>
+      <w:r>
+        <w:rPr>
+          <w:lang w:val="en-US"/>
+        </w:rPr>
+        <w:t>To a</w:t>
+      </w:r>
+      <w:r>
+        <w:rPr>
+          <w:lang w:val="en-US"/>
+        </w:rPr>
+        <w:t xml:space="preserve">pply the Normal model, I selected the normalized temperature, a continuous variable relevant to the bike rental context. The histogram, the Q-Q plot and the probability comparison showed limitations of this approach. Although Binomial and Poisson can approximate a normal distribution under certain </w:t>
+      </w:r>
+      <w:proofErr w:type="gramStart"/>
+      <w:r>
+        <w:rPr>
+          <w:lang w:val="en-US"/>
+        </w:rPr>
+        <w:t>condition</w:t>
+      </w:r>
+      <w:proofErr w:type="gramEnd"/>
+      <w:r>
+        <w:rPr>
+          <w:lang w:val="en-US"/>
+        </w:rPr>
+        <w:t xml:space="preserve"> they are still discrete count models, so this approximation does nor prove that the result actual data are normal. Overall, the result actual show that we need to evaluate the assumption and compare the models with the real data before interpreting their probabilities </w:t>
+      </w:r>
+    </w:p>
     <w:sectPr>
       <w:pgSz w:w="12240" w:h="15840"/>
       <w:pgMar w:top="1417" w:right="1701" w:bottom="1417" w:left="1701" w:header="708" w:footer="708" w:gutter="0"/>
@@ -3694,6 +5737,7 @@
   <w:style w:type="character" w:default="1" w:styleId="Fuentedeprrafopredeter">
     <w:name w:val="Default Paragraph Font"/>
     <w:uiPriority w:val="1"/>
+    <w:semiHidden/>
     <w:unhideWhenUsed/>
   </w:style>
   <w:style w:type="table" w:default="1" w:styleId="Tablanormal">
